--- a/report_template/template_dynamic/dyn_1_Overview_ResultSummary_cdx.docx
+++ b/report_template/template_dynamic/dyn_1_Overview_ResultSummary_cdx.docx
@@ -200,31 +200,7 @@
           <w:sz w:val="18"/>
           <w:szCs w:val="18"/>
         </w:rPr>
-        <w:t>，作用</w:t>
-      </w:r>
-      <w:proofErr w:type="gramStart"/>
-      <w:r>
-        <w:rPr>
-          <w:rFonts w:ascii="微软雅黑" w:eastAsia="微软雅黑" w:hAnsi="微软雅黑" w:hint="eastAsia"/>
-          <w:b/>
-          <w:bCs/>
-          <w:color w:val="000000" w:themeColor="text1"/>
-          <w:sz w:val="18"/>
-          <w:szCs w:val="18"/>
-        </w:rPr>
-        <w:t>仅防止</w:t>
-      </w:r>
-      <w:proofErr w:type="gramEnd"/>
-      <w:r>
-        <w:rPr>
-          <w:rFonts w:ascii="微软雅黑" w:eastAsia="微软雅黑" w:hAnsi="微软雅黑" w:hint="eastAsia"/>
-          <w:b/>
-          <w:bCs/>
-          <w:color w:val="000000" w:themeColor="text1"/>
-          <w:sz w:val="18"/>
-          <w:szCs w:val="18"/>
-        </w:rPr>
-        <w:t>标准模块介绍内容被填充到报告中</w:t>
+        <w:t>，作用仅防止标准模块介绍内容被填充到报告中</w:t>
       </w:r>
     </w:p>
     <w:p>
@@ -508,6 +484,70 @@
     </w:p>
     <w:p>
       <w:pPr>
+        <w:pStyle w:val="a8"/>
+        <w:widowControl/>
+        <w:numPr>
+          <w:ilvl w:val="0"/>
+          <w:numId w:val="4"/>
+        </w:numPr>
+        <w:ind w:firstLineChars="0"/>
+        <w:jc w:val="left"/>
+        <w:rPr>
+          <w:rFonts w:ascii="微软雅黑" w:eastAsia="微软雅黑" w:hAnsi="微软雅黑"/>
+          <w:b/>
+          <w:bCs/>
+          <w:color w:val="000000" w:themeColor="text1"/>
+          <w:sz w:val="18"/>
+          <w:szCs w:val="18"/>
+        </w:rPr>
+      </w:pPr>
+      <w:r>
+        <w:rPr>
+          <w:rFonts w:ascii="微软雅黑" w:eastAsia="微软雅黑" w:hAnsi="微软雅黑"/>
+          <w:b/>
+          <w:bCs/>
+          <w:color w:val="000000" w:themeColor="text1"/>
+          <w:sz w:val="18"/>
+          <w:szCs w:val="18"/>
+        </w:rPr>
+        <w:t>2026.06.26</w:t>
+      </w:r>
+      <w:r>
+        <w:rPr>
+          <w:rFonts w:ascii="微软雅黑" w:eastAsia="微软雅黑" w:hAnsi="微软雅黑" w:hint="eastAsia"/>
+          <w:b/>
+          <w:bCs/>
+          <w:color w:val="000000" w:themeColor="text1"/>
+          <w:sz w:val="18"/>
+          <w:szCs w:val="18"/>
+        </w:rPr>
+        <w:t>：样式2，</w:t>
+      </w:r>
+      <w:r>
+        <w:rPr>
+          <w:rFonts w:ascii="微软雅黑" w:eastAsia="微软雅黑" w:hAnsi="微软雅黑" w:hint="eastAsia"/>
+          <w:b/>
+          <w:bCs/>
+          <w:color w:val="000000" w:themeColor="text1"/>
+          <w:sz w:val="18"/>
+          <w:szCs w:val="18"/>
+        </w:rPr>
+        <w:t>伴随诊断推荐基因检测结果汇总表</w:t>
+      </w:r>
+      <w:r>
+        <w:rPr>
+          <w:rFonts w:ascii="微软雅黑" w:eastAsia="微软雅黑" w:hAnsi="微软雅黑"/>
+          <w:b/>
+          <w:bCs/>
+          <w:color w:val="000000" w:themeColor="text1"/>
+          <w:sz w:val="18"/>
+          <w:szCs w:val="18"/>
+        </w:rPr>
+        <w:t>MSI相关肿瘤改从配置表获取（实体瘤）</w:t>
+      </w:r>
+    </w:p>
+    <w:p>
+      <w:pPr>
         <w:widowControl/>
         <w:jc w:val="left"/>
         <w:rPr>
@@ -641,20 +681,7 @@
           <w:szCs w:val="18"/>
           <w:highlight w:val="yellow"/>
         </w:rPr>
-        <w:t>type</w:t>
-      </w:r>
-      <w:proofErr w:type="gramStart"/>
-      <w:r>
-        <w:rPr>
-          <w:rFonts w:ascii="微软雅黑" w:eastAsia="微软雅黑" w:hAnsi="微软雅黑" w:hint="eastAsia"/>
-          <w:b/>
-          <w:bCs/>
-          <w:color w:val="1E7648"/>
-          <w:sz w:val="18"/>
-          <w:szCs w:val="18"/>
-          <w:highlight w:val="yellow"/>
-        </w:rPr>
-        <w:t>1</w:t>
+        <w:t>type1</w:t>
       </w:r>
       <w:r>
         <w:rPr>
@@ -666,20 +693,7 @@
           <w:szCs w:val="18"/>
           <w:highlight w:val="yellow"/>
         </w:rPr>
-        <w:t>”%</w:t>
-      </w:r>
-      <w:proofErr w:type="gramEnd"/>
-      <w:r>
-        <w:rPr>
-          <w:rFonts w:ascii="微软雅黑" w:eastAsia="微软雅黑" w:hAnsi="微软雅黑"/>
-          <w:b/>
-          <w:bCs/>
-          <w:color w:val="1E7648"/>
-          <w:sz w:val="18"/>
-          <w:szCs w:val="18"/>
-          <w:highlight w:val="yellow"/>
-        </w:rPr>
-        <w:t>}</w:t>
+        <w:t>”%}</w:t>
       </w:r>
     </w:p>
     <w:tbl>
@@ -924,27 +938,7 @@
                 <w:sz w:val="17"/>
                 <w:szCs w:val="17"/>
               </w:rPr>
-              <w:t xml:space="preserve">{%p if </w:t>
-            </w:r>
-            <w:proofErr w:type="gramStart"/>
-            <w:r>
-              <w:rPr>
-                <w:rFonts w:ascii="思源黑体 CN Normal" w:eastAsia="思源黑体 CN Normal" w:hAnsi="思源黑体 CN Normal"/>
-                <w:kern w:val="0"/>
-                <w:sz w:val="17"/>
-                <w:szCs w:val="17"/>
-              </w:rPr>
-              <w:t>var.cdx.format</w:t>
-            </w:r>
-            <w:proofErr w:type="gramEnd"/>
-            <w:r>
-              <w:rPr>
-                <w:rFonts w:ascii="思源黑体 CN Normal" w:eastAsia="思源黑体 CN Normal" w:hAnsi="思源黑体 CN Normal"/>
-                <w:kern w:val="0"/>
-                <w:sz w:val="17"/>
-                <w:szCs w:val="17"/>
-              </w:rPr>
-              <w:t>1_forMP.EGFR_snvindel%}</w:t>
+              <w:t>{%p if var.cdx.format1_forMP.EGFR_snvindel%}</w:t>
             </w:r>
           </w:p>
           <w:p>
@@ -968,27 +962,15 @@
               </w:rPr>
               <w:t>{{[</w:t>
             </w:r>
-            <w:proofErr w:type="gramStart"/>
-            <w:r>
-              <w:rPr>
-                <w:rFonts w:ascii="思源黑体 CN Normal" w:eastAsia="思源黑体 CN Normal" w:hAnsi="思源黑体 CN Normal"/>
-                <w:color w:val="FF0000"/>
-                <w:kern w:val="0"/>
-                <w:sz w:val="17"/>
-                <w:szCs w:val="17"/>
-              </w:rPr>
-              <w:t>var.cdx.format</w:t>
-            </w:r>
-            <w:proofErr w:type="gramEnd"/>
-            <w:r>
-              <w:rPr>
-                <w:rFonts w:ascii="思源黑体 CN Normal" w:eastAsia="思源黑体 CN Normal" w:hAnsi="思源黑体 CN Normal"/>
-                <w:color w:val="FF0000"/>
-                <w:kern w:val="0"/>
-                <w:sz w:val="17"/>
-                <w:szCs w:val="17"/>
-              </w:rPr>
-              <w:t>1_forMP.EGFR_snvinde</w:t>
+            <w:r>
+              <w:rPr>
+                <w:rFonts w:ascii="思源黑体 CN Normal" w:eastAsia="思源黑体 CN Normal" w:hAnsi="思源黑体 CN Normal"/>
+                <w:color w:val="FF0000"/>
+                <w:kern w:val="0"/>
+                <w:sz w:val="17"/>
+                <w:szCs w:val="17"/>
+              </w:rPr>
+              <w:t>var.cdx.format1_forMP.EGFR_snvinde</w:t>
             </w:r>
             <w:r>
               <w:rPr>
@@ -1299,18 +1281,7 @@
                 <w:sz w:val="17"/>
                 <w:szCs w:val="17"/>
               </w:rPr>
-              <w:t>_</w:t>
-            </w:r>
-            <w:proofErr w:type="gramStart"/>
-            <w:r>
-              <w:rPr>
-                <w:rFonts w:ascii="思源黑体 CN Normal" w:eastAsia="思源黑体 CN Normal" w:hAnsi="思源黑体 CN Normal"/>
-                <w:color w:val="FF0000"/>
-                <w:kern w:val="0"/>
-                <w:sz w:val="17"/>
-                <w:szCs w:val="17"/>
-              </w:rPr>
-              <w:t>s</w:t>
+              <w:t>_s</w:t>
             </w:r>
             <w:r>
               <w:rPr>
@@ -1330,18 +1301,7 @@
                 <w:sz w:val="17"/>
                 <w:szCs w:val="17"/>
               </w:rPr>
-              <w:t>sample</w:t>
-            </w:r>
-            <w:proofErr w:type="gramEnd"/>
-            <w:r>
-              <w:rPr>
-                <w:rFonts w:ascii="思源黑体 CN Normal" w:eastAsia="思源黑体 CN Normal" w:hAnsi="思源黑体 CN Normal"/>
-                <w:color w:val="FF0000"/>
-                <w:kern w:val="0"/>
-                <w:sz w:val="17"/>
-                <w:szCs w:val="17"/>
-              </w:rPr>
-              <w:t>]|cdx_type1</w:t>
+              <w:t>sample]|cdx_type1</w:t>
             </w:r>
             <w:r>
               <w:rPr>
@@ -1589,18 +1549,7 @@
                 <w:sz w:val="17"/>
                 <w:szCs w:val="17"/>
               </w:rPr>
-              <w:t>_</w:t>
-            </w:r>
-            <w:proofErr w:type="gramStart"/>
-            <w:r>
-              <w:rPr>
-                <w:rFonts w:ascii="思源黑体 CN Normal" w:eastAsia="思源黑体 CN Normal" w:hAnsi="思源黑体 CN Normal"/>
-                <w:color w:val="FF0000"/>
-                <w:kern w:val="0"/>
-                <w:sz w:val="17"/>
-                <w:szCs w:val="17"/>
-              </w:rPr>
-              <w:t>s</w:t>
+              <w:t>_s</w:t>
             </w:r>
             <w:r>
               <w:rPr>
@@ -1620,18 +1569,7 @@
                 <w:sz w:val="17"/>
                 <w:szCs w:val="17"/>
               </w:rPr>
-              <w:t>sample</w:t>
-            </w:r>
-            <w:proofErr w:type="gramEnd"/>
-            <w:r>
-              <w:rPr>
-                <w:rFonts w:ascii="思源黑体 CN Normal" w:eastAsia="思源黑体 CN Normal" w:hAnsi="思源黑体 CN Normal"/>
-                <w:color w:val="FF0000"/>
-                <w:kern w:val="0"/>
-                <w:sz w:val="17"/>
-                <w:szCs w:val="17"/>
-              </w:rPr>
-              <w:t>]|cdx_type1</w:t>
+              <w:t>sample]|cdx_type1</w:t>
             </w:r>
             <w:r>
               <w:rPr>
@@ -1838,27 +1776,7 @@
                 <w:sz w:val="17"/>
                 <w:szCs w:val="17"/>
               </w:rPr>
-              <w:t xml:space="preserve">{%p if </w:t>
-            </w:r>
-            <w:proofErr w:type="gramStart"/>
-            <w:r>
-              <w:rPr>
-                <w:rFonts w:ascii="思源黑体 CN Normal" w:eastAsia="思源黑体 CN Normal" w:hAnsi="思源黑体 CN Normal"/>
-                <w:kern w:val="0"/>
-                <w:sz w:val="17"/>
-                <w:szCs w:val="17"/>
-              </w:rPr>
-              <w:t>var.cdx.format</w:t>
-            </w:r>
-            <w:proofErr w:type="gramEnd"/>
-            <w:r>
-              <w:rPr>
-                <w:rFonts w:ascii="思源黑体 CN Normal" w:eastAsia="思源黑体 CN Normal" w:hAnsi="思源黑体 CN Normal"/>
-                <w:kern w:val="0"/>
-                <w:sz w:val="17"/>
-                <w:szCs w:val="17"/>
-              </w:rPr>
-              <w:t>1_forMP.ROS1_sv%}</w:t>
+              <w:t>{%p if var.cdx.format1_forMP.ROS1_sv%}</w:t>
             </w:r>
           </w:p>
           <w:p>
@@ -1882,27 +1800,15 @@
               </w:rPr>
               <w:t>{{[</w:t>
             </w:r>
-            <w:proofErr w:type="gramStart"/>
-            <w:r>
-              <w:rPr>
-                <w:rFonts w:ascii="思源黑体 CN Normal" w:eastAsia="思源黑体 CN Normal" w:hAnsi="思源黑体 CN Normal"/>
-                <w:color w:val="FF0000"/>
-                <w:kern w:val="0"/>
-                <w:sz w:val="17"/>
-                <w:szCs w:val="17"/>
-              </w:rPr>
-              <w:t>var.cdx.format</w:t>
-            </w:r>
-            <w:proofErr w:type="gramEnd"/>
-            <w:r>
-              <w:rPr>
-                <w:rFonts w:ascii="思源黑体 CN Normal" w:eastAsia="思源黑体 CN Normal" w:hAnsi="思源黑体 CN Normal"/>
-                <w:color w:val="FF0000"/>
-                <w:kern w:val="0"/>
-                <w:sz w:val="17"/>
-                <w:szCs w:val="17"/>
-              </w:rPr>
-              <w:t>1_forMP.ROS1_sv</w:t>
+            <w:r>
+              <w:rPr>
+                <w:rFonts w:ascii="思源黑体 CN Normal" w:eastAsia="思源黑体 CN Normal" w:hAnsi="思源黑体 CN Normal"/>
+                <w:color w:val="FF0000"/>
+                <w:kern w:val="0"/>
+                <w:sz w:val="17"/>
+                <w:szCs w:val="17"/>
+              </w:rPr>
+              <w:t>var.cdx.format1_forMP.ROS1_sv</w:t>
             </w:r>
             <w:r>
               <w:rPr>
@@ -2118,27 +2024,7 @@
                 <w:sz w:val="17"/>
                 <w:szCs w:val="17"/>
               </w:rPr>
-              <w:t xml:space="preserve">{%p if </w:t>
-            </w:r>
-            <w:proofErr w:type="gramStart"/>
-            <w:r>
-              <w:rPr>
-                <w:rFonts w:ascii="思源黑体 CN Normal" w:eastAsia="思源黑体 CN Normal" w:hAnsi="思源黑体 CN Normal"/>
-                <w:kern w:val="0"/>
-                <w:sz w:val="17"/>
-                <w:szCs w:val="17"/>
-              </w:rPr>
-              <w:t>var.cdx.format</w:t>
-            </w:r>
-            <w:proofErr w:type="gramEnd"/>
-            <w:r>
-              <w:rPr>
-                <w:rFonts w:ascii="思源黑体 CN Normal" w:eastAsia="思源黑体 CN Normal" w:hAnsi="思源黑体 CN Normal"/>
-                <w:kern w:val="0"/>
-                <w:sz w:val="17"/>
-                <w:szCs w:val="17"/>
-              </w:rPr>
-              <w:t>1_forMP.ROS1_snv%}</w:t>
+              <w:t>{%p if var.cdx.format1_forMP.ROS1_snv%}</w:t>
             </w:r>
           </w:p>
           <w:p>
@@ -2162,27 +2048,15 @@
               </w:rPr>
               <w:t>{{[</w:t>
             </w:r>
-            <w:proofErr w:type="gramStart"/>
-            <w:r>
-              <w:rPr>
-                <w:rFonts w:ascii="思源黑体 CN Normal" w:eastAsia="思源黑体 CN Normal" w:hAnsi="思源黑体 CN Normal"/>
-                <w:color w:val="FF0000"/>
-                <w:kern w:val="0"/>
-                <w:sz w:val="17"/>
-                <w:szCs w:val="17"/>
-              </w:rPr>
-              <w:t>var.cdx.format</w:t>
-            </w:r>
-            <w:proofErr w:type="gramEnd"/>
-            <w:r>
-              <w:rPr>
-                <w:rFonts w:ascii="思源黑体 CN Normal" w:eastAsia="思源黑体 CN Normal" w:hAnsi="思源黑体 CN Normal"/>
-                <w:color w:val="FF0000"/>
-                <w:kern w:val="0"/>
-                <w:sz w:val="17"/>
-                <w:szCs w:val="17"/>
-              </w:rPr>
-              <w:t>1_forMP.</w:t>
+            <w:r>
+              <w:rPr>
+                <w:rFonts w:ascii="思源黑体 CN Normal" w:eastAsia="思源黑体 CN Normal" w:hAnsi="思源黑体 CN Normal"/>
+                <w:color w:val="FF0000"/>
+                <w:kern w:val="0"/>
+                <w:sz w:val="17"/>
+                <w:szCs w:val="17"/>
+              </w:rPr>
+              <w:t>var.cdx.format1_forMP.</w:t>
             </w:r>
             <w:r>
               <w:rPr>
@@ -2364,6 +2238,7 @@
                 <w:sz w:val="17"/>
                 <w:szCs w:val="17"/>
               </w:rPr>
+              <w:lastRenderedPageBreak/>
               <w:t>RET</w:t>
             </w:r>
           </w:p>
@@ -2451,7 +2326,6 @@
                 <w:sz w:val="17"/>
                 <w:szCs w:val="17"/>
               </w:rPr>
-              <w:lastRenderedPageBreak/>
               <w:t>{{[</w:t>
             </w:r>
             <w:r>
@@ -2482,18 +2356,7 @@
                 <w:sz w:val="17"/>
                 <w:szCs w:val="17"/>
               </w:rPr>
-              <w:t>_</w:t>
-            </w:r>
-            <w:proofErr w:type="gramStart"/>
-            <w:r>
-              <w:rPr>
-                <w:rFonts w:ascii="思源黑体 CN Normal" w:eastAsia="思源黑体 CN Normal" w:hAnsi="思源黑体 CN Normal"/>
-                <w:color w:val="FF0000"/>
-                <w:kern w:val="0"/>
-                <w:sz w:val="17"/>
-                <w:szCs w:val="17"/>
-              </w:rPr>
-              <w:t>sv</w:t>
+              <w:t>_sv</w:t>
             </w:r>
             <w:r>
               <w:rPr>
@@ -2513,18 +2376,7 @@
                 <w:sz w:val="17"/>
                 <w:szCs w:val="17"/>
               </w:rPr>
-              <w:t>sample</w:t>
-            </w:r>
-            <w:proofErr w:type="gramEnd"/>
-            <w:r>
-              <w:rPr>
-                <w:rFonts w:ascii="思源黑体 CN Normal" w:eastAsia="思源黑体 CN Normal" w:hAnsi="思源黑体 CN Normal"/>
-                <w:color w:val="FF0000"/>
-                <w:kern w:val="0"/>
-                <w:sz w:val="17"/>
-                <w:szCs w:val="17"/>
-              </w:rPr>
-              <w:t>]|cdx_type1</w:t>
+              <w:t>sample]|cdx_type1</w:t>
             </w:r>
             <w:r>
               <w:rPr>
@@ -2772,18 +2624,7 @@
                 <w:sz w:val="17"/>
                 <w:szCs w:val="17"/>
               </w:rPr>
-              <w:t>_</w:t>
-            </w:r>
-            <w:proofErr w:type="gramStart"/>
-            <w:r>
-              <w:rPr>
-                <w:rFonts w:ascii="思源黑体 CN Normal" w:eastAsia="思源黑体 CN Normal" w:hAnsi="思源黑体 CN Normal"/>
-                <w:color w:val="FF0000"/>
-                <w:kern w:val="0"/>
-                <w:sz w:val="17"/>
-                <w:szCs w:val="17"/>
-              </w:rPr>
-              <w:t>s</w:t>
+              <w:t>_s</w:t>
             </w:r>
             <w:r>
               <w:rPr>
@@ -2803,18 +2644,7 @@
                 <w:sz w:val="17"/>
                 <w:szCs w:val="17"/>
               </w:rPr>
-              <w:t>sample</w:t>
-            </w:r>
-            <w:proofErr w:type="gramEnd"/>
-            <w:r>
-              <w:rPr>
-                <w:rFonts w:ascii="思源黑体 CN Normal" w:eastAsia="思源黑体 CN Normal" w:hAnsi="思源黑体 CN Normal"/>
-                <w:color w:val="FF0000"/>
-                <w:kern w:val="0"/>
-                <w:sz w:val="17"/>
-                <w:szCs w:val="17"/>
-              </w:rPr>
-              <w:t>]|cdx_type1</w:t>
+              <w:t>sample]|cdx_type1</w:t>
             </w:r>
             <w:r>
               <w:rPr>
@@ -3031,27 +2861,7 @@
                 <w:sz w:val="17"/>
                 <w:szCs w:val="17"/>
               </w:rPr>
-              <w:t xml:space="preserve">{%p if </w:t>
-            </w:r>
-            <w:proofErr w:type="gramStart"/>
-            <w:r>
-              <w:rPr>
-                <w:rFonts w:ascii="思源黑体 CN Normal" w:eastAsia="思源黑体 CN Normal" w:hAnsi="思源黑体 CN Normal"/>
-                <w:kern w:val="0"/>
-                <w:sz w:val="17"/>
-                <w:szCs w:val="17"/>
-              </w:rPr>
-              <w:t>var.cdx.format</w:t>
-            </w:r>
-            <w:proofErr w:type="gramEnd"/>
-            <w:r>
-              <w:rPr>
-                <w:rFonts w:ascii="思源黑体 CN Normal" w:eastAsia="思源黑体 CN Normal" w:hAnsi="思源黑体 CN Normal"/>
-                <w:kern w:val="0"/>
-                <w:sz w:val="17"/>
-                <w:szCs w:val="17"/>
-              </w:rPr>
-              <w:t>1_forMP.BRAF_snv%}</w:t>
+              <w:t>{%p if var.cdx.format1_forMP.BRAF_snv%}</w:t>
             </w:r>
           </w:p>
           <w:p>
@@ -3075,27 +2885,15 @@
               </w:rPr>
               <w:t>{{[</w:t>
             </w:r>
-            <w:proofErr w:type="gramStart"/>
-            <w:r>
-              <w:rPr>
-                <w:rFonts w:ascii="思源黑体 CN Normal" w:eastAsia="思源黑体 CN Normal" w:hAnsi="思源黑体 CN Normal"/>
-                <w:color w:val="FF0000"/>
-                <w:kern w:val="0"/>
-                <w:sz w:val="17"/>
-                <w:szCs w:val="17"/>
-              </w:rPr>
-              <w:t>var.cdx.format</w:t>
-            </w:r>
-            <w:proofErr w:type="gramEnd"/>
-            <w:r>
-              <w:rPr>
-                <w:rFonts w:ascii="思源黑体 CN Normal" w:eastAsia="思源黑体 CN Normal" w:hAnsi="思源黑体 CN Normal"/>
-                <w:color w:val="FF0000"/>
-                <w:kern w:val="0"/>
-                <w:sz w:val="17"/>
-                <w:szCs w:val="17"/>
-              </w:rPr>
-              <w:t>1_forMP.</w:t>
+            <w:r>
+              <w:rPr>
+                <w:rFonts w:ascii="思源黑体 CN Normal" w:eastAsia="思源黑体 CN Normal" w:hAnsi="思源黑体 CN Normal"/>
+                <w:color w:val="FF0000"/>
+                <w:kern w:val="0"/>
+                <w:sz w:val="17"/>
+                <w:szCs w:val="17"/>
+              </w:rPr>
+              <w:t>var.cdx.format1_forMP.</w:t>
             </w:r>
             <w:r>
               <w:rPr>
@@ -3423,18 +3221,7 @@
                 <w:sz w:val="17"/>
                 <w:szCs w:val="17"/>
               </w:rPr>
-              <w:t>_</w:t>
-            </w:r>
-            <w:proofErr w:type="gramStart"/>
-            <w:r>
-              <w:rPr>
-                <w:rFonts w:ascii="思源黑体 CN Normal" w:eastAsia="思源黑体 CN Normal" w:hAnsi="思源黑体 CN Normal"/>
-                <w:color w:val="FF0000"/>
-                <w:kern w:val="0"/>
-                <w:sz w:val="17"/>
-                <w:szCs w:val="17"/>
-              </w:rPr>
-              <w:t>s</w:t>
+              <w:t>_s</w:t>
             </w:r>
             <w:r>
               <w:rPr>
@@ -3454,18 +3241,7 @@
                 <w:sz w:val="17"/>
                 <w:szCs w:val="17"/>
               </w:rPr>
-              <w:t>sample</w:t>
-            </w:r>
-            <w:proofErr w:type="gramEnd"/>
-            <w:r>
-              <w:rPr>
-                <w:rFonts w:ascii="思源黑体 CN Normal" w:eastAsia="思源黑体 CN Normal" w:hAnsi="思源黑体 CN Normal"/>
-                <w:color w:val="FF0000"/>
-                <w:kern w:val="0"/>
-                <w:sz w:val="17"/>
-                <w:szCs w:val="17"/>
-              </w:rPr>
-              <w:t>]|cdx_type1</w:t>
+              <w:t>sample]|cdx_type1</w:t>
             </w:r>
             <w:r>
               <w:rPr>
@@ -3715,7 +3491,6 @@
               </w:rPr>
               <w:t>_</w:t>
             </w:r>
-            <w:proofErr w:type="gramStart"/>
             <w:r>
               <w:rPr>
                 <w:rFonts w:ascii="思源黑体 CN Normal" w:eastAsia="思源黑体 CN Normal" w:hAnsi="思源黑体 CN Normal" w:hint="eastAsia"/>
@@ -3734,18 +3509,7 @@
                 <w:sz w:val="17"/>
                 <w:szCs w:val="17"/>
               </w:rPr>
-              <w:t>sample</w:t>
-            </w:r>
-            <w:proofErr w:type="gramEnd"/>
-            <w:r>
-              <w:rPr>
-                <w:rFonts w:ascii="思源黑体 CN Normal" w:eastAsia="思源黑体 CN Normal" w:hAnsi="思源黑体 CN Normal"/>
-                <w:color w:val="FF0000"/>
-                <w:kern w:val="0"/>
-                <w:sz w:val="17"/>
-                <w:szCs w:val="17"/>
-              </w:rPr>
-              <w:t>]|cdx_type1</w:t>
+              <w:t>sample]|cdx_type1</w:t>
             </w:r>
             <w:r>
               <w:rPr>
@@ -4035,27 +3799,7 @@
                 <w:sz w:val="17"/>
                 <w:szCs w:val="17"/>
               </w:rPr>
-              <w:t xml:space="preserve">{%p if </w:t>
-            </w:r>
-            <w:proofErr w:type="gramStart"/>
-            <w:r>
-              <w:rPr>
-                <w:rFonts w:ascii="思源黑体 CN Normal" w:eastAsia="思源黑体 CN Normal" w:hAnsi="思源黑体 CN Normal"/>
-                <w:kern w:val="0"/>
-                <w:sz w:val="17"/>
-                <w:szCs w:val="17"/>
-              </w:rPr>
-              <w:t>var.cdx.format</w:t>
-            </w:r>
-            <w:proofErr w:type="gramEnd"/>
-            <w:r>
-              <w:rPr>
-                <w:rFonts w:ascii="思源黑体 CN Normal" w:eastAsia="思源黑体 CN Normal" w:hAnsi="思源黑体 CN Normal"/>
-                <w:kern w:val="0"/>
-                <w:sz w:val="17"/>
-                <w:szCs w:val="17"/>
-              </w:rPr>
-              <w:t>1_forMP.KRAS_sp%}</w:t>
+              <w:t>{%p if var.cdx.format1_forMP.KRAS_sp%}</w:t>
             </w:r>
           </w:p>
           <w:p>
@@ -4079,27 +3823,15 @@
               </w:rPr>
               <w:t>{{[</w:t>
             </w:r>
-            <w:proofErr w:type="gramStart"/>
-            <w:r>
-              <w:rPr>
-                <w:rFonts w:ascii="思源黑体 CN Normal" w:eastAsia="思源黑体 CN Normal" w:hAnsi="思源黑体 CN Normal"/>
-                <w:color w:val="FF0000"/>
-                <w:kern w:val="0"/>
-                <w:sz w:val="17"/>
-                <w:szCs w:val="17"/>
-              </w:rPr>
-              <w:t>var.cdx.format</w:t>
-            </w:r>
-            <w:proofErr w:type="gramEnd"/>
-            <w:r>
-              <w:rPr>
-                <w:rFonts w:ascii="思源黑体 CN Normal" w:eastAsia="思源黑体 CN Normal" w:hAnsi="思源黑体 CN Normal"/>
-                <w:color w:val="FF0000"/>
-                <w:kern w:val="0"/>
-                <w:sz w:val="17"/>
-                <w:szCs w:val="17"/>
-              </w:rPr>
-              <w:t>1_forMP.</w:t>
+            <w:r>
+              <w:rPr>
+                <w:rFonts w:ascii="思源黑体 CN Normal" w:eastAsia="思源黑体 CN Normal" w:hAnsi="思源黑体 CN Normal"/>
+                <w:color w:val="FF0000"/>
+                <w:kern w:val="0"/>
+                <w:sz w:val="17"/>
+                <w:szCs w:val="17"/>
+              </w:rPr>
+              <w:t>var.cdx.format1_forMP.</w:t>
             </w:r>
             <w:r>
               <w:rPr>
@@ -4359,27 +4091,15 @@
               </w:rPr>
               <w:t>{{[</w:t>
             </w:r>
-            <w:proofErr w:type="gramStart"/>
-            <w:r>
-              <w:rPr>
-                <w:rFonts w:ascii="思源黑体 CN Normal" w:eastAsia="思源黑体 CN Normal" w:hAnsi="思源黑体 CN Normal"/>
-                <w:color w:val="FF0000"/>
-                <w:kern w:val="0"/>
-                <w:sz w:val="17"/>
-                <w:szCs w:val="17"/>
-              </w:rPr>
-              <w:t>var.cdx.format</w:t>
-            </w:r>
-            <w:proofErr w:type="gramEnd"/>
-            <w:r>
-              <w:rPr>
-                <w:rFonts w:ascii="思源黑体 CN Normal" w:eastAsia="思源黑体 CN Normal" w:hAnsi="思源黑体 CN Normal"/>
-                <w:color w:val="FF0000"/>
-                <w:kern w:val="0"/>
-                <w:sz w:val="17"/>
-                <w:szCs w:val="17"/>
-              </w:rPr>
-              <w:t>1_forMP.</w:t>
+            <w:r>
+              <w:rPr>
+                <w:rFonts w:ascii="思源黑体 CN Normal" w:eastAsia="思源黑体 CN Normal" w:hAnsi="思源黑体 CN Normal"/>
+                <w:color w:val="FF0000"/>
+                <w:kern w:val="0"/>
+                <w:sz w:val="17"/>
+                <w:szCs w:val="17"/>
+              </w:rPr>
+              <w:t>var.cdx.format1_forMP.</w:t>
             </w:r>
             <w:r>
               <w:rPr>
@@ -4711,70 +4431,47 @@
               </w:rPr>
               <w:t xml:space="preserve">{%p if </w:t>
             </w:r>
-            <w:proofErr w:type="gramStart"/>
-            <w:r>
-              <w:rPr>
-                <w:rFonts w:ascii="思源黑体 CN Normal" w:eastAsia="思源黑体 CN Normal" w:hAnsi="思源黑体 CN Normal"/>
-                <w:kern w:val="0"/>
-                <w:sz w:val="17"/>
-                <w:szCs w:val="17"/>
-              </w:rPr>
-              <w:t>var.cdx.format</w:t>
-            </w:r>
-            <w:proofErr w:type="gramEnd"/>
-            <w:r>
-              <w:rPr>
-                <w:rFonts w:ascii="思源黑体 CN Normal" w:eastAsia="思源黑体 CN Normal" w:hAnsi="思源黑体 CN Normal"/>
-                <w:kern w:val="0"/>
-                <w:sz w:val="17"/>
-                <w:szCs w:val="17"/>
-              </w:rPr>
-              <w:t>1_forMP.NRAS_sp%}</w:t>
-            </w:r>
-          </w:p>
-          <w:p>
-            <w:pPr>
-              <w:jc w:val="center"/>
-              <w:rPr>
-                <w:rFonts w:ascii="思源黑体 CN Normal" w:eastAsia="思源黑体 CN Normal" w:hAnsi="思源黑体 CN Normal"/>
-                <w:color w:val="FF0000"/>
-                <w:kern w:val="0"/>
-                <w:sz w:val="17"/>
-                <w:szCs w:val="17"/>
-              </w:rPr>
-            </w:pPr>
-            <w:r>
-              <w:rPr>
-                <w:rFonts w:ascii="思源黑体 CN Normal" w:eastAsia="思源黑体 CN Normal" w:hAnsi="思源黑体 CN Normal" w:hint="eastAsia"/>
-                <w:color w:val="FF0000"/>
+            <w:r>
+              <w:rPr>
+                <w:rFonts w:ascii="思源黑体 CN Normal" w:eastAsia="思源黑体 CN Normal" w:hAnsi="思源黑体 CN Normal"/>
                 <w:kern w:val="0"/>
                 <w:sz w:val="17"/>
                 <w:szCs w:val="17"/>
               </w:rPr>
               <w:lastRenderedPageBreak/>
+              <w:t>var.cdx.format1_forMP.NRAS_sp%}</w:t>
+            </w:r>
+          </w:p>
+          <w:p>
+            <w:pPr>
+              <w:jc w:val="center"/>
+              <w:rPr>
+                <w:rFonts w:ascii="思源黑体 CN Normal" w:eastAsia="思源黑体 CN Normal" w:hAnsi="思源黑体 CN Normal"/>
+                <w:color w:val="FF0000"/>
+                <w:kern w:val="0"/>
+                <w:sz w:val="17"/>
+                <w:szCs w:val="17"/>
+              </w:rPr>
+            </w:pPr>
+            <w:r>
+              <w:rPr>
+                <w:rFonts w:ascii="思源黑体 CN Normal" w:eastAsia="思源黑体 CN Normal" w:hAnsi="思源黑体 CN Normal" w:hint="eastAsia"/>
+                <w:color w:val="FF0000"/>
+                <w:kern w:val="0"/>
+                <w:sz w:val="17"/>
+                <w:szCs w:val="17"/>
+              </w:rPr>
               <w:t>{{[</w:t>
             </w:r>
-            <w:proofErr w:type="gramStart"/>
-            <w:r>
-              <w:rPr>
-                <w:rFonts w:ascii="思源黑体 CN Normal" w:eastAsia="思源黑体 CN Normal" w:hAnsi="思源黑体 CN Normal"/>
-                <w:color w:val="FF0000"/>
-                <w:kern w:val="0"/>
-                <w:sz w:val="17"/>
-                <w:szCs w:val="17"/>
-              </w:rPr>
-              <w:t>var.cdx.format</w:t>
-            </w:r>
-            <w:proofErr w:type="gramEnd"/>
-            <w:r>
-              <w:rPr>
-                <w:rFonts w:ascii="思源黑体 CN Normal" w:eastAsia="思源黑体 CN Normal" w:hAnsi="思源黑体 CN Normal"/>
-                <w:color w:val="FF0000"/>
-                <w:kern w:val="0"/>
-                <w:sz w:val="17"/>
-                <w:szCs w:val="17"/>
-              </w:rPr>
-              <w:t>1_forMP.</w:t>
+            <w:r>
+              <w:rPr>
+                <w:rFonts w:ascii="思源黑体 CN Normal" w:eastAsia="思源黑体 CN Normal" w:hAnsi="思源黑体 CN Normal"/>
+                <w:color w:val="FF0000"/>
+                <w:kern w:val="0"/>
+                <w:sz w:val="17"/>
+                <w:szCs w:val="17"/>
+              </w:rPr>
+              <w:t>var.cdx.format1_forMP.</w:t>
             </w:r>
             <w:r>
               <w:rPr>
@@ -5010,27 +4707,7 @@
                 <w:sz w:val="17"/>
                 <w:szCs w:val="17"/>
               </w:rPr>
-              <w:t xml:space="preserve">{%p if </w:t>
-            </w:r>
-            <w:proofErr w:type="gramStart"/>
-            <w:r>
-              <w:rPr>
-                <w:rFonts w:ascii="思源黑体 CN Normal" w:eastAsia="思源黑体 CN Normal" w:hAnsi="思源黑体 CN Normal"/>
-                <w:kern w:val="0"/>
-                <w:sz w:val="17"/>
-                <w:szCs w:val="17"/>
-              </w:rPr>
-              <w:t>var.cdx.format</w:t>
-            </w:r>
-            <w:proofErr w:type="gramEnd"/>
-            <w:r>
-              <w:rPr>
-                <w:rFonts w:ascii="思源黑体 CN Normal" w:eastAsia="思源黑体 CN Normal" w:hAnsi="思源黑体 CN Normal"/>
-                <w:kern w:val="0"/>
-                <w:sz w:val="17"/>
-                <w:szCs w:val="17"/>
-              </w:rPr>
-              <w:t>1_forMP.NRAS_ot%}</w:t>
+              <w:t>{%p if var.cdx.format1_forMP.NRAS_ot%}</w:t>
             </w:r>
           </w:p>
           <w:p>
@@ -5054,27 +4731,15 @@
               </w:rPr>
               <w:t>{{[</w:t>
             </w:r>
-            <w:proofErr w:type="gramStart"/>
-            <w:r>
-              <w:rPr>
-                <w:rFonts w:ascii="思源黑体 CN Normal" w:eastAsia="思源黑体 CN Normal" w:hAnsi="思源黑体 CN Normal"/>
-                <w:color w:val="FF0000"/>
-                <w:kern w:val="0"/>
-                <w:sz w:val="17"/>
-                <w:szCs w:val="17"/>
-              </w:rPr>
-              <w:t>var.cdx.format</w:t>
-            </w:r>
-            <w:proofErr w:type="gramEnd"/>
-            <w:r>
-              <w:rPr>
-                <w:rFonts w:ascii="思源黑体 CN Normal" w:eastAsia="思源黑体 CN Normal" w:hAnsi="思源黑体 CN Normal"/>
-                <w:color w:val="FF0000"/>
-                <w:kern w:val="0"/>
-                <w:sz w:val="17"/>
-                <w:szCs w:val="17"/>
-              </w:rPr>
-              <w:t>1_forMP.</w:t>
+            <w:r>
+              <w:rPr>
+                <w:rFonts w:ascii="思源黑体 CN Normal" w:eastAsia="思源黑体 CN Normal" w:hAnsi="思源黑体 CN Normal"/>
+                <w:color w:val="FF0000"/>
+                <w:kern w:val="0"/>
+                <w:sz w:val="17"/>
+                <w:szCs w:val="17"/>
+              </w:rPr>
+              <w:t>var.cdx.format1_forMP.</w:t>
             </w:r>
             <w:r>
               <w:rPr>
@@ -5354,27 +5019,7 @@
                 <w:sz w:val="17"/>
                 <w:szCs w:val="17"/>
               </w:rPr>
-              <w:t xml:space="preserve">{%p if </w:t>
-            </w:r>
-            <w:proofErr w:type="gramStart"/>
-            <w:r>
-              <w:rPr>
-                <w:rFonts w:ascii="思源黑体 CN Normal" w:eastAsia="思源黑体 CN Normal" w:hAnsi="思源黑体 CN Normal"/>
-                <w:kern w:val="0"/>
-                <w:sz w:val="17"/>
-                <w:szCs w:val="17"/>
-              </w:rPr>
-              <w:t>var.cdx.format</w:t>
-            </w:r>
-            <w:proofErr w:type="gramEnd"/>
-            <w:r>
-              <w:rPr>
-                <w:rFonts w:ascii="思源黑体 CN Normal" w:eastAsia="思源黑体 CN Normal" w:hAnsi="思源黑体 CN Normal"/>
-                <w:kern w:val="0"/>
-                <w:sz w:val="17"/>
-                <w:szCs w:val="17"/>
-              </w:rPr>
-              <w:t>1_forMP.ERBB2_cn%}</w:t>
+              <w:t>{%p if var.cdx.format1_forMP.ERBB2_cn%}</w:t>
             </w:r>
           </w:p>
           <w:p>
@@ -5398,27 +5043,15 @@
               </w:rPr>
               <w:t>{{[</w:t>
             </w:r>
-            <w:proofErr w:type="gramStart"/>
-            <w:r>
-              <w:rPr>
-                <w:rFonts w:ascii="思源黑体 CN Normal" w:eastAsia="思源黑体 CN Normal" w:hAnsi="思源黑体 CN Normal"/>
-                <w:color w:val="FF0000"/>
-                <w:kern w:val="0"/>
-                <w:sz w:val="17"/>
-                <w:szCs w:val="17"/>
-              </w:rPr>
-              <w:t>var.cdx.format</w:t>
-            </w:r>
-            <w:proofErr w:type="gramEnd"/>
-            <w:r>
-              <w:rPr>
-                <w:rFonts w:ascii="思源黑体 CN Normal" w:eastAsia="思源黑体 CN Normal" w:hAnsi="思源黑体 CN Normal"/>
-                <w:color w:val="FF0000"/>
-                <w:kern w:val="0"/>
-                <w:sz w:val="17"/>
-                <w:szCs w:val="17"/>
-              </w:rPr>
-              <w:t>1_forMP.</w:t>
+            <w:r>
+              <w:rPr>
+                <w:rFonts w:ascii="思源黑体 CN Normal" w:eastAsia="思源黑体 CN Normal" w:hAnsi="思源黑体 CN Normal"/>
+                <w:color w:val="FF0000"/>
+                <w:kern w:val="0"/>
+                <w:sz w:val="17"/>
+                <w:szCs w:val="17"/>
+              </w:rPr>
+              <w:t>var.cdx.format1_forMP.</w:t>
             </w:r>
             <w:r>
               <w:rPr>
@@ -5666,27 +5299,7 @@
                 <w:sz w:val="17"/>
                 <w:szCs w:val="17"/>
               </w:rPr>
-              <w:t xml:space="preserve">{%p if </w:t>
-            </w:r>
-            <w:proofErr w:type="gramStart"/>
-            <w:r>
-              <w:rPr>
-                <w:rFonts w:ascii="思源黑体 CN Normal" w:eastAsia="思源黑体 CN Normal" w:hAnsi="思源黑体 CN Normal"/>
-                <w:kern w:val="0"/>
-                <w:sz w:val="17"/>
-                <w:szCs w:val="17"/>
-              </w:rPr>
-              <w:t>var.cdx.format</w:t>
-            </w:r>
-            <w:proofErr w:type="gramEnd"/>
-            <w:r>
-              <w:rPr>
-                <w:rFonts w:ascii="思源黑体 CN Normal" w:eastAsia="思源黑体 CN Normal" w:hAnsi="思源黑体 CN Normal"/>
-                <w:kern w:val="0"/>
-                <w:sz w:val="17"/>
-                <w:szCs w:val="17"/>
-              </w:rPr>
-              <w:t>1_forMP.ERBB2_snvindel%}</w:t>
+              <w:t>{%p if var.cdx.format1_forMP.ERBB2_snvindel%}</w:t>
             </w:r>
           </w:p>
           <w:p>
@@ -5710,27 +5323,15 @@
               </w:rPr>
               <w:t>{{[</w:t>
             </w:r>
-            <w:proofErr w:type="gramStart"/>
-            <w:r>
-              <w:rPr>
-                <w:rFonts w:ascii="思源黑体 CN Normal" w:eastAsia="思源黑体 CN Normal" w:hAnsi="思源黑体 CN Normal"/>
-                <w:color w:val="FF0000"/>
-                <w:kern w:val="0"/>
-                <w:sz w:val="17"/>
-                <w:szCs w:val="17"/>
-              </w:rPr>
-              <w:t>var.cdx.format</w:t>
-            </w:r>
-            <w:proofErr w:type="gramEnd"/>
-            <w:r>
-              <w:rPr>
-                <w:rFonts w:ascii="思源黑体 CN Normal" w:eastAsia="思源黑体 CN Normal" w:hAnsi="思源黑体 CN Normal"/>
-                <w:color w:val="FF0000"/>
-                <w:kern w:val="0"/>
-                <w:sz w:val="17"/>
-                <w:szCs w:val="17"/>
-              </w:rPr>
-              <w:t>1_forMP.E</w:t>
+            <w:r>
+              <w:rPr>
+                <w:rFonts w:ascii="思源黑体 CN Normal" w:eastAsia="思源黑体 CN Normal" w:hAnsi="思源黑体 CN Normal"/>
+                <w:color w:val="FF0000"/>
+                <w:kern w:val="0"/>
+                <w:sz w:val="17"/>
+                <w:szCs w:val="17"/>
+              </w:rPr>
+              <w:t>var.cdx.format1_forMP.E</w:t>
             </w:r>
             <w:r>
               <w:rPr>
@@ -5997,27 +5598,7 @@
                 <w:sz w:val="17"/>
                 <w:szCs w:val="17"/>
               </w:rPr>
-              <w:t xml:space="preserve">{%p if </w:t>
-            </w:r>
-            <w:proofErr w:type="gramStart"/>
-            <w:r>
-              <w:rPr>
-                <w:rFonts w:ascii="思源黑体 CN Normal" w:eastAsia="思源黑体 CN Normal" w:hAnsi="思源黑体 CN Normal"/>
-                <w:kern w:val="0"/>
-                <w:sz w:val="17"/>
-                <w:szCs w:val="17"/>
-              </w:rPr>
-              <w:t>var.cdx.format</w:t>
-            </w:r>
-            <w:proofErr w:type="gramEnd"/>
-            <w:r>
-              <w:rPr>
-                <w:rFonts w:ascii="思源黑体 CN Normal" w:eastAsia="思源黑体 CN Normal" w:hAnsi="思源黑体 CN Normal"/>
-                <w:kern w:val="0"/>
-                <w:sz w:val="17"/>
-                <w:szCs w:val="17"/>
-              </w:rPr>
-              <w:t>1_forMP.PIK3CA_snv%}</w:t>
+              <w:t>{%p if var.cdx.format1_forMP.PIK3CA_snv%}</w:t>
             </w:r>
           </w:p>
           <w:p>
@@ -6041,27 +5622,15 @@
               </w:rPr>
               <w:t>{{[</w:t>
             </w:r>
-            <w:proofErr w:type="gramStart"/>
-            <w:r>
-              <w:rPr>
-                <w:rFonts w:ascii="思源黑体 CN Normal" w:eastAsia="思源黑体 CN Normal" w:hAnsi="思源黑体 CN Normal"/>
-                <w:color w:val="FF0000"/>
-                <w:kern w:val="0"/>
-                <w:sz w:val="17"/>
-                <w:szCs w:val="17"/>
-              </w:rPr>
-              <w:t>var.cdx.format</w:t>
-            </w:r>
-            <w:proofErr w:type="gramEnd"/>
-            <w:r>
-              <w:rPr>
-                <w:rFonts w:ascii="思源黑体 CN Normal" w:eastAsia="思源黑体 CN Normal" w:hAnsi="思源黑体 CN Normal"/>
-                <w:color w:val="FF0000"/>
-                <w:kern w:val="0"/>
-                <w:sz w:val="17"/>
-                <w:szCs w:val="17"/>
-              </w:rPr>
-              <w:t>1_forMP.</w:t>
+            <w:r>
+              <w:rPr>
+                <w:rFonts w:ascii="思源黑体 CN Normal" w:eastAsia="思源黑体 CN Normal" w:hAnsi="思源黑体 CN Normal"/>
+                <w:color w:val="FF0000"/>
+                <w:kern w:val="0"/>
+                <w:sz w:val="17"/>
+                <w:szCs w:val="17"/>
+              </w:rPr>
+              <w:t>var.cdx.format1_forMP.</w:t>
             </w:r>
             <w:r>
               <w:rPr>
@@ -6370,18 +5939,7 @@
                 <w:sz w:val="17"/>
                 <w:szCs w:val="17"/>
               </w:rPr>
-              <w:t>_</w:t>
-            </w:r>
-            <w:proofErr w:type="gramStart"/>
-            <w:r>
-              <w:rPr>
-                <w:rFonts w:ascii="思源黑体 CN Normal" w:eastAsia="思源黑体 CN Normal" w:hAnsi="思源黑体 CN Normal"/>
-                <w:color w:val="FF0000"/>
-                <w:kern w:val="0"/>
-                <w:sz w:val="17"/>
-                <w:szCs w:val="17"/>
-              </w:rPr>
-              <w:t>snvinde</w:t>
+              <w:t>_snvinde</w:t>
             </w:r>
             <w:r>
               <w:rPr>
@@ -6411,18 +5969,7 @@
                 <w:sz w:val="17"/>
                 <w:szCs w:val="17"/>
               </w:rPr>
-              <w:t>sample</w:t>
-            </w:r>
-            <w:proofErr w:type="gramEnd"/>
-            <w:r>
-              <w:rPr>
-                <w:rFonts w:ascii="思源黑体 CN Normal" w:eastAsia="思源黑体 CN Normal" w:hAnsi="思源黑体 CN Normal"/>
-                <w:color w:val="FF0000"/>
-                <w:kern w:val="0"/>
-                <w:sz w:val="17"/>
-                <w:szCs w:val="17"/>
-              </w:rPr>
-              <w:t>]|cdx_type1</w:t>
+              <w:t>sample]|cdx_type1</w:t>
             </w:r>
             <w:r>
               <w:rPr>
@@ -6639,27 +6186,7 @@
                 <w:sz w:val="17"/>
                 <w:szCs w:val="17"/>
               </w:rPr>
-              <w:t xml:space="preserve">{%p if </w:t>
-            </w:r>
-            <w:proofErr w:type="gramStart"/>
-            <w:r>
-              <w:rPr>
-                <w:rFonts w:ascii="思源黑体 CN Normal" w:eastAsia="思源黑体 CN Normal" w:hAnsi="思源黑体 CN Normal"/>
-                <w:kern w:val="0"/>
-                <w:sz w:val="17"/>
-                <w:szCs w:val="17"/>
-              </w:rPr>
-              <w:t>var.cdx.format</w:t>
-            </w:r>
-            <w:proofErr w:type="gramEnd"/>
-            <w:r>
-              <w:rPr>
-                <w:rFonts w:ascii="思源黑体 CN Normal" w:eastAsia="思源黑体 CN Normal" w:hAnsi="思源黑体 CN Normal"/>
-                <w:kern w:val="0"/>
-                <w:sz w:val="17"/>
-                <w:szCs w:val="17"/>
-              </w:rPr>
-              <w:t>1_forMP.</w:t>
+              <w:t>{%p if var.cdx.format1_forMP.</w:t>
             </w:r>
             <w:r>
               <w:rPr>
@@ -6701,27 +6228,26 @@
               </w:rPr>
               <w:t>{{[</w:t>
             </w:r>
-            <w:proofErr w:type="gramStart"/>
-            <w:r>
-              <w:rPr>
-                <w:rFonts w:ascii="思源黑体 CN Normal" w:eastAsia="思源黑体 CN Normal" w:hAnsi="思源黑体 CN Normal"/>
-                <w:color w:val="FF0000"/>
-                <w:kern w:val="0"/>
-                <w:sz w:val="17"/>
-                <w:szCs w:val="17"/>
-              </w:rPr>
-              <w:t>var.cdx.format</w:t>
-            </w:r>
-            <w:proofErr w:type="gramEnd"/>
-            <w:r>
-              <w:rPr>
-                <w:rFonts w:ascii="思源黑体 CN Normal" w:eastAsia="思源黑体 CN Normal" w:hAnsi="思源黑体 CN Normal"/>
-                <w:color w:val="FF0000"/>
-                <w:kern w:val="0"/>
-                <w:sz w:val="17"/>
-                <w:szCs w:val="17"/>
-              </w:rPr>
-              <w:t>1_forMP.PDGFRA_snvinde</w:t>
+            <w:r>
+              <w:rPr>
+                <w:rFonts w:ascii="思源黑体 CN Normal" w:eastAsia="思源黑体 CN Normal" w:hAnsi="思源黑体 CN Normal"/>
+                <w:color w:val="FF0000"/>
+                <w:kern w:val="0"/>
+                <w:sz w:val="17"/>
+                <w:szCs w:val="17"/>
+              </w:rPr>
+              <w:t>var.cdx.format1_forMP.PDGFRA_snvin</w:t>
+            </w:r>
+            <w:r>
+              <w:rPr>
+                <w:rFonts w:ascii="思源黑体 CN Normal" w:eastAsia="思源黑体 CN Normal" w:hAnsi="思源黑体 CN Normal"/>
+                <w:color w:val="FF0000"/>
+                <w:kern w:val="0"/>
+                <w:sz w:val="17"/>
+                <w:szCs w:val="17"/>
+              </w:rPr>
+              <w:lastRenderedPageBreak/>
+              <w:t>de</w:t>
             </w:r>
             <w:r>
               <w:rPr>
@@ -6781,7 +6307,6 @@
                 <w:sz w:val="17"/>
                 <w:szCs w:val="17"/>
               </w:rPr>
-              <w:lastRenderedPageBreak/>
               <w:t>{</w:t>
             </w:r>
             <w:r>
@@ -6995,27 +6520,15 @@
               </w:rPr>
               <w:t>{{[</w:t>
             </w:r>
-            <w:proofErr w:type="gramStart"/>
-            <w:r>
-              <w:rPr>
-                <w:rFonts w:ascii="思源黑体 CN Normal" w:eastAsia="思源黑体 CN Normal" w:hAnsi="思源黑体 CN Normal"/>
-                <w:color w:val="FF0000"/>
-                <w:kern w:val="0"/>
-                <w:sz w:val="17"/>
-                <w:szCs w:val="17"/>
-              </w:rPr>
-              <w:t>var.cdx.format</w:t>
-            </w:r>
-            <w:proofErr w:type="gramEnd"/>
-            <w:r>
-              <w:rPr>
-                <w:rFonts w:ascii="思源黑体 CN Normal" w:eastAsia="思源黑体 CN Normal" w:hAnsi="思源黑体 CN Normal"/>
-                <w:color w:val="FF0000"/>
-                <w:kern w:val="0"/>
-                <w:sz w:val="17"/>
-                <w:szCs w:val="17"/>
-              </w:rPr>
-              <w:t>1_forMP.</w:t>
+            <w:r>
+              <w:rPr>
+                <w:rFonts w:ascii="思源黑体 CN Normal" w:eastAsia="思源黑体 CN Normal" w:hAnsi="思源黑体 CN Normal"/>
+                <w:color w:val="FF0000"/>
+                <w:kern w:val="0"/>
+                <w:sz w:val="17"/>
+                <w:szCs w:val="17"/>
+              </w:rPr>
+              <w:t>var.cdx.format1_forMP.</w:t>
             </w:r>
             <w:r>
               <w:rPr>
@@ -7275,27 +6788,15 @@
               </w:rPr>
               <w:t>{{[</w:t>
             </w:r>
-            <w:proofErr w:type="gramStart"/>
-            <w:r>
-              <w:rPr>
-                <w:rFonts w:ascii="思源黑体 CN Normal" w:eastAsia="思源黑体 CN Normal" w:hAnsi="思源黑体 CN Normal"/>
-                <w:color w:val="FF0000"/>
-                <w:kern w:val="0"/>
-                <w:sz w:val="17"/>
-                <w:szCs w:val="17"/>
-              </w:rPr>
-              <w:t>var.cdx.format</w:t>
-            </w:r>
-            <w:proofErr w:type="gramEnd"/>
-            <w:r>
-              <w:rPr>
-                <w:rFonts w:ascii="思源黑体 CN Normal" w:eastAsia="思源黑体 CN Normal" w:hAnsi="思源黑体 CN Normal"/>
-                <w:color w:val="FF0000"/>
-                <w:kern w:val="0"/>
-                <w:sz w:val="17"/>
-                <w:szCs w:val="17"/>
-              </w:rPr>
-              <w:t>1_forMP.</w:t>
+            <w:r>
+              <w:rPr>
+                <w:rFonts w:ascii="思源黑体 CN Normal" w:eastAsia="思源黑体 CN Normal" w:hAnsi="思源黑体 CN Normal"/>
+                <w:color w:val="FF0000"/>
+                <w:kern w:val="0"/>
+                <w:sz w:val="17"/>
+                <w:szCs w:val="17"/>
+              </w:rPr>
+              <w:t>var.cdx.format1_forMP.</w:t>
             </w:r>
             <w:r>
               <w:rPr>
@@ -7553,27 +7054,7 @@
                 <w:sz w:val="17"/>
                 <w:szCs w:val="17"/>
               </w:rPr>
-              <w:t xml:space="preserve">{%p if </w:t>
-            </w:r>
-            <w:proofErr w:type="gramStart"/>
-            <w:r>
-              <w:rPr>
-                <w:rFonts w:ascii="思源黑体 CN Normal" w:eastAsia="思源黑体 CN Normal" w:hAnsi="思源黑体 CN Normal"/>
-                <w:kern w:val="0"/>
-                <w:sz w:val="17"/>
-                <w:szCs w:val="17"/>
-              </w:rPr>
-              <w:t>var.cdx.format</w:t>
-            </w:r>
-            <w:proofErr w:type="gramEnd"/>
-            <w:r>
-              <w:rPr>
-                <w:rFonts w:ascii="思源黑体 CN Normal" w:eastAsia="思源黑体 CN Normal" w:hAnsi="思源黑体 CN Normal"/>
-                <w:kern w:val="0"/>
-                <w:sz w:val="17"/>
-                <w:szCs w:val="17"/>
-              </w:rPr>
-              <w:t>1_forMP.FGFR3_sv%}</w:t>
+              <w:t>{%p if var.cdx.format1_forMP.FGFR3_sv%}</w:t>
             </w:r>
           </w:p>
           <w:p>
@@ -7597,27 +7078,15 @@
               </w:rPr>
               <w:t>{{[</w:t>
             </w:r>
-            <w:proofErr w:type="gramStart"/>
-            <w:r>
-              <w:rPr>
-                <w:rFonts w:ascii="思源黑体 CN Normal" w:eastAsia="思源黑体 CN Normal" w:hAnsi="思源黑体 CN Normal"/>
-                <w:color w:val="FF0000"/>
-                <w:kern w:val="0"/>
-                <w:sz w:val="17"/>
-                <w:szCs w:val="17"/>
-              </w:rPr>
-              <w:t>var.cdx.format</w:t>
-            </w:r>
-            <w:proofErr w:type="gramEnd"/>
-            <w:r>
-              <w:rPr>
-                <w:rFonts w:ascii="思源黑体 CN Normal" w:eastAsia="思源黑体 CN Normal" w:hAnsi="思源黑体 CN Normal"/>
-                <w:color w:val="FF0000"/>
-                <w:kern w:val="0"/>
-                <w:sz w:val="17"/>
-                <w:szCs w:val="17"/>
-              </w:rPr>
-              <w:t>1_forMP.</w:t>
+            <w:r>
+              <w:rPr>
+                <w:rFonts w:ascii="思源黑体 CN Normal" w:eastAsia="思源黑体 CN Normal" w:hAnsi="思源黑体 CN Normal"/>
+                <w:color w:val="FF0000"/>
+                <w:kern w:val="0"/>
+                <w:sz w:val="17"/>
+                <w:szCs w:val="17"/>
+              </w:rPr>
+              <w:t>var.cdx.format1_forMP.</w:t>
             </w:r>
             <w:r>
               <w:rPr>
@@ -7853,27 +7322,7 @@
                 <w:sz w:val="17"/>
                 <w:szCs w:val="17"/>
               </w:rPr>
-              <w:t xml:space="preserve">{%p if </w:t>
-            </w:r>
-            <w:proofErr w:type="gramStart"/>
-            <w:r>
-              <w:rPr>
-                <w:rFonts w:ascii="思源黑体 CN Normal" w:eastAsia="思源黑体 CN Normal" w:hAnsi="思源黑体 CN Normal"/>
-                <w:kern w:val="0"/>
-                <w:sz w:val="17"/>
-                <w:szCs w:val="17"/>
-              </w:rPr>
-              <w:t>var.cdx.format</w:t>
-            </w:r>
-            <w:proofErr w:type="gramEnd"/>
-            <w:r>
-              <w:rPr>
-                <w:rFonts w:ascii="思源黑体 CN Normal" w:eastAsia="思源黑体 CN Normal" w:hAnsi="思源黑体 CN Normal"/>
-                <w:kern w:val="0"/>
-                <w:sz w:val="17"/>
-                <w:szCs w:val="17"/>
-              </w:rPr>
-              <w:t>1_forMP.FGFR3_snv%}</w:t>
+              <w:t>{%p if var.cdx.format1_forMP.FGFR3_snv%}</w:t>
             </w:r>
           </w:p>
           <w:p>
@@ -7897,27 +7346,15 @@
               </w:rPr>
               <w:t>{{[</w:t>
             </w:r>
-            <w:proofErr w:type="gramStart"/>
-            <w:r>
-              <w:rPr>
-                <w:rFonts w:ascii="思源黑体 CN Normal" w:eastAsia="思源黑体 CN Normal" w:hAnsi="思源黑体 CN Normal"/>
-                <w:color w:val="FF0000"/>
-                <w:kern w:val="0"/>
-                <w:sz w:val="17"/>
-                <w:szCs w:val="17"/>
-              </w:rPr>
-              <w:t>var.cdx.format</w:t>
-            </w:r>
-            <w:proofErr w:type="gramEnd"/>
-            <w:r>
-              <w:rPr>
-                <w:rFonts w:ascii="思源黑体 CN Normal" w:eastAsia="思源黑体 CN Normal" w:hAnsi="思源黑体 CN Normal"/>
-                <w:color w:val="FF0000"/>
-                <w:kern w:val="0"/>
-                <w:sz w:val="17"/>
-                <w:szCs w:val="17"/>
-              </w:rPr>
-              <w:t>1_forMP.</w:t>
+            <w:r>
+              <w:rPr>
+                <w:rFonts w:ascii="思源黑体 CN Normal" w:eastAsia="思源黑体 CN Normal" w:hAnsi="思源黑体 CN Normal"/>
+                <w:color w:val="FF0000"/>
+                <w:kern w:val="0"/>
+                <w:sz w:val="17"/>
+                <w:szCs w:val="17"/>
+              </w:rPr>
+              <w:t>var.cdx.format1_forMP.</w:t>
             </w:r>
             <w:r>
               <w:rPr>
@@ -8163,27 +7600,7 @@
                 <w:sz w:val="17"/>
                 <w:szCs w:val="17"/>
               </w:rPr>
-              <w:t xml:space="preserve">{%p if </w:t>
-            </w:r>
-            <w:proofErr w:type="gramStart"/>
-            <w:r>
-              <w:rPr>
-                <w:rFonts w:ascii="思源黑体 CN Normal" w:eastAsia="思源黑体 CN Normal" w:hAnsi="思源黑体 CN Normal"/>
-                <w:kern w:val="0"/>
-                <w:sz w:val="17"/>
-                <w:szCs w:val="17"/>
-              </w:rPr>
-              <w:t>var.cdx.format</w:t>
-            </w:r>
-            <w:proofErr w:type="gramEnd"/>
-            <w:r>
-              <w:rPr>
-                <w:rFonts w:ascii="思源黑体 CN Normal" w:eastAsia="思源黑体 CN Normal" w:hAnsi="思源黑体 CN Normal"/>
-                <w:kern w:val="0"/>
-                <w:sz w:val="17"/>
-                <w:szCs w:val="17"/>
-              </w:rPr>
-              <w:t>1_forMP.NTRK1_sv%}</w:t>
+              <w:t>{%p if var.cdx.format1_forMP.NTRK1_sv%}</w:t>
             </w:r>
           </w:p>
           <w:p>
@@ -8207,27 +7624,15 @@
               </w:rPr>
               <w:t>{{[</w:t>
             </w:r>
-            <w:proofErr w:type="gramStart"/>
-            <w:r>
-              <w:rPr>
-                <w:rFonts w:ascii="思源黑体 CN Normal" w:eastAsia="思源黑体 CN Normal" w:hAnsi="思源黑体 CN Normal"/>
-                <w:color w:val="FF0000"/>
-                <w:kern w:val="0"/>
-                <w:sz w:val="17"/>
-                <w:szCs w:val="17"/>
-              </w:rPr>
-              <w:t>var.cdx.format</w:t>
-            </w:r>
-            <w:proofErr w:type="gramEnd"/>
-            <w:r>
-              <w:rPr>
-                <w:rFonts w:ascii="思源黑体 CN Normal" w:eastAsia="思源黑体 CN Normal" w:hAnsi="思源黑体 CN Normal"/>
-                <w:color w:val="FF0000"/>
-                <w:kern w:val="0"/>
-                <w:sz w:val="17"/>
-                <w:szCs w:val="17"/>
-              </w:rPr>
-              <w:t>1_forMP.</w:t>
+            <w:r>
+              <w:rPr>
+                <w:rFonts w:ascii="思源黑体 CN Normal" w:eastAsia="思源黑体 CN Normal" w:hAnsi="思源黑体 CN Normal"/>
+                <w:color w:val="FF0000"/>
+                <w:kern w:val="0"/>
+                <w:sz w:val="17"/>
+                <w:szCs w:val="17"/>
+              </w:rPr>
+              <w:t>var.cdx.format1_forMP.</w:t>
             </w:r>
             <w:r>
               <w:rPr>
@@ -8474,27 +7879,7 @@
                 <w:sz w:val="17"/>
                 <w:szCs w:val="17"/>
               </w:rPr>
-              <w:t xml:space="preserve">{%p if </w:t>
-            </w:r>
-            <w:proofErr w:type="gramStart"/>
-            <w:r>
-              <w:rPr>
-                <w:rFonts w:ascii="思源黑体 CN Normal" w:eastAsia="思源黑体 CN Normal" w:hAnsi="思源黑体 CN Normal"/>
-                <w:kern w:val="0"/>
-                <w:sz w:val="17"/>
-                <w:szCs w:val="17"/>
-              </w:rPr>
-              <w:t>var.cdx.format</w:t>
-            </w:r>
-            <w:proofErr w:type="gramEnd"/>
-            <w:r>
-              <w:rPr>
-                <w:rFonts w:ascii="思源黑体 CN Normal" w:eastAsia="思源黑体 CN Normal" w:hAnsi="思源黑体 CN Normal"/>
-                <w:kern w:val="0"/>
-                <w:sz w:val="17"/>
-                <w:szCs w:val="17"/>
-              </w:rPr>
-              <w:t>1_forMP.NTRK2_sv%}</w:t>
+              <w:t>{%p if var.cdx.format1_forMP.NTRK2_sv%}</w:t>
             </w:r>
           </w:p>
           <w:p>
@@ -8518,27 +7903,15 @@
               </w:rPr>
               <w:t>{{[</w:t>
             </w:r>
-            <w:proofErr w:type="gramStart"/>
-            <w:r>
-              <w:rPr>
-                <w:rFonts w:ascii="思源黑体 CN Normal" w:eastAsia="思源黑体 CN Normal" w:hAnsi="思源黑体 CN Normal"/>
-                <w:color w:val="FF0000"/>
-                <w:kern w:val="0"/>
-                <w:sz w:val="17"/>
-                <w:szCs w:val="17"/>
-              </w:rPr>
-              <w:t>var.cdx.format</w:t>
-            </w:r>
-            <w:proofErr w:type="gramEnd"/>
-            <w:r>
-              <w:rPr>
-                <w:rFonts w:ascii="思源黑体 CN Normal" w:eastAsia="思源黑体 CN Normal" w:hAnsi="思源黑体 CN Normal"/>
-                <w:color w:val="FF0000"/>
-                <w:kern w:val="0"/>
-                <w:sz w:val="17"/>
-                <w:szCs w:val="17"/>
-              </w:rPr>
-              <w:t>1_forMP.</w:t>
+            <w:r>
+              <w:rPr>
+                <w:rFonts w:ascii="思源黑体 CN Normal" w:eastAsia="思源黑体 CN Normal" w:hAnsi="思源黑体 CN Normal"/>
+                <w:color w:val="FF0000"/>
+                <w:kern w:val="0"/>
+                <w:sz w:val="17"/>
+                <w:szCs w:val="17"/>
+              </w:rPr>
+              <w:t>var.cdx.format1_forMP.</w:t>
             </w:r>
             <w:r>
               <w:rPr>
@@ -8719,6 +8092,7 @@
                 <w:sz w:val="17"/>
                 <w:szCs w:val="17"/>
               </w:rPr>
+              <w:lastRenderedPageBreak/>
               <w:t>NTRK3</w:t>
             </w:r>
           </w:p>
@@ -8784,17 +8158,7 @@
                 <w:sz w:val="17"/>
                 <w:szCs w:val="17"/>
               </w:rPr>
-              <w:t xml:space="preserve">{%p if </w:t>
-            </w:r>
-            <w:r>
-              <w:rPr>
-                <w:rFonts w:ascii="思源黑体 CN Normal" w:eastAsia="思源黑体 CN Normal" w:hAnsi="思源黑体 CN Normal"/>
-                <w:kern w:val="0"/>
-                <w:sz w:val="17"/>
-                <w:szCs w:val="17"/>
-              </w:rPr>
-              <w:lastRenderedPageBreak/>
-              <w:t>var.cdx.format1_forMP.NTRK3_sv%}</w:t>
+              <w:t>{%p if var.cdx.format1_forMP.NTRK3_sv%}</w:t>
             </w:r>
           </w:p>
           <w:p>
@@ -8818,27 +8182,15 @@
               </w:rPr>
               <w:t>{{[</w:t>
             </w:r>
-            <w:proofErr w:type="gramStart"/>
-            <w:r>
-              <w:rPr>
-                <w:rFonts w:ascii="思源黑体 CN Normal" w:eastAsia="思源黑体 CN Normal" w:hAnsi="思源黑体 CN Normal"/>
-                <w:color w:val="FF0000"/>
-                <w:kern w:val="0"/>
-                <w:sz w:val="17"/>
-                <w:szCs w:val="17"/>
-              </w:rPr>
-              <w:t>var.cdx.format</w:t>
-            </w:r>
-            <w:proofErr w:type="gramEnd"/>
-            <w:r>
-              <w:rPr>
-                <w:rFonts w:ascii="思源黑体 CN Normal" w:eastAsia="思源黑体 CN Normal" w:hAnsi="思源黑体 CN Normal"/>
-                <w:color w:val="FF0000"/>
-                <w:kern w:val="0"/>
-                <w:sz w:val="17"/>
-                <w:szCs w:val="17"/>
-              </w:rPr>
-              <w:t>1_forMP.</w:t>
+            <w:r>
+              <w:rPr>
+                <w:rFonts w:ascii="思源黑体 CN Normal" w:eastAsia="思源黑体 CN Normal" w:hAnsi="思源黑体 CN Normal"/>
+                <w:color w:val="FF0000"/>
+                <w:kern w:val="0"/>
+                <w:sz w:val="17"/>
+                <w:szCs w:val="17"/>
+              </w:rPr>
+              <w:t>var.cdx.format1_forMP.</w:t>
             </w:r>
             <w:r>
               <w:rPr>
@@ -9019,7 +8371,6 @@
                 <w:sz w:val="17"/>
                 <w:szCs w:val="17"/>
               </w:rPr>
-              <w:lastRenderedPageBreak/>
               <w:t>I</w:t>
             </w:r>
             <w:r>
@@ -9120,27 +8471,15 @@
               </w:rPr>
               <w:t>{{[</w:t>
             </w:r>
-            <w:proofErr w:type="gramStart"/>
-            <w:r>
-              <w:rPr>
-                <w:rFonts w:ascii="思源黑体 CN Normal" w:eastAsia="思源黑体 CN Normal" w:hAnsi="思源黑体 CN Normal"/>
-                <w:color w:val="FF0000"/>
-                <w:kern w:val="0"/>
-                <w:sz w:val="17"/>
-                <w:szCs w:val="17"/>
-              </w:rPr>
-              <w:t>var.cdx.format</w:t>
-            </w:r>
-            <w:proofErr w:type="gramEnd"/>
-            <w:r>
-              <w:rPr>
-                <w:rFonts w:ascii="思源黑体 CN Normal" w:eastAsia="思源黑体 CN Normal" w:hAnsi="思源黑体 CN Normal"/>
-                <w:color w:val="FF0000"/>
-                <w:kern w:val="0"/>
-                <w:sz w:val="17"/>
-                <w:szCs w:val="17"/>
-              </w:rPr>
-              <w:t>1_forMP.</w:t>
+            <w:r>
+              <w:rPr>
+                <w:rFonts w:ascii="思源黑体 CN Normal" w:eastAsia="思源黑体 CN Normal" w:hAnsi="思源黑体 CN Normal"/>
+                <w:color w:val="FF0000"/>
+                <w:kern w:val="0"/>
+                <w:sz w:val="17"/>
+                <w:szCs w:val="17"/>
+              </w:rPr>
+              <w:t>var.cdx.format1_forMP.</w:t>
             </w:r>
             <w:r>
               <w:rPr>
@@ -9397,27 +8736,7 @@
                 <w:sz w:val="17"/>
                 <w:szCs w:val="17"/>
               </w:rPr>
-              <w:t xml:space="preserve">{%p if </w:t>
-            </w:r>
-            <w:proofErr w:type="gramStart"/>
-            <w:r>
-              <w:rPr>
-                <w:rFonts w:ascii="思源黑体 CN Normal" w:eastAsia="思源黑体 CN Normal" w:hAnsi="思源黑体 CN Normal"/>
-                <w:kern w:val="0"/>
-                <w:sz w:val="17"/>
-                <w:szCs w:val="17"/>
-              </w:rPr>
-              <w:t>var.cdx.format</w:t>
-            </w:r>
-            <w:proofErr w:type="gramEnd"/>
-            <w:r>
-              <w:rPr>
-                <w:rFonts w:ascii="思源黑体 CN Normal" w:eastAsia="思源黑体 CN Normal" w:hAnsi="思源黑体 CN Normal"/>
-                <w:kern w:val="0"/>
-                <w:sz w:val="17"/>
-                <w:szCs w:val="17"/>
-              </w:rPr>
-              <w:t>1_forMP.IDH2_snv%}</w:t>
+              <w:t>{%p if var.cdx.format1_forMP.IDH2_snv%}</w:t>
             </w:r>
           </w:p>
           <w:p>
@@ -9441,27 +8760,15 @@
               </w:rPr>
               <w:t>{{[</w:t>
             </w:r>
-            <w:proofErr w:type="gramStart"/>
-            <w:r>
-              <w:rPr>
-                <w:rFonts w:ascii="思源黑体 CN Normal" w:eastAsia="思源黑体 CN Normal" w:hAnsi="思源黑体 CN Normal"/>
-                <w:color w:val="FF0000"/>
-                <w:kern w:val="0"/>
-                <w:sz w:val="17"/>
-                <w:szCs w:val="17"/>
-              </w:rPr>
-              <w:t>var.cdx.format</w:t>
-            </w:r>
-            <w:proofErr w:type="gramEnd"/>
-            <w:r>
-              <w:rPr>
-                <w:rFonts w:ascii="思源黑体 CN Normal" w:eastAsia="思源黑体 CN Normal" w:hAnsi="思源黑体 CN Normal"/>
-                <w:color w:val="FF0000"/>
-                <w:kern w:val="0"/>
-                <w:sz w:val="17"/>
-                <w:szCs w:val="17"/>
-              </w:rPr>
-              <w:t>1_forMP.</w:t>
+            <w:r>
+              <w:rPr>
+                <w:rFonts w:ascii="思源黑体 CN Normal" w:eastAsia="思源黑体 CN Normal" w:hAnsi="思源黑体 CN Normal"/>
+                <w:color w:val="FF0000"/>
+                <w:kern w:val="0"/>
+                <w:sz w:val="17"/>
+                <w:szCs w:val="17"/>
+              </w:rPr>
+              <w:t>var.cdx.format1_forMP.</w:t>
             </w:r>
             <w:r>
               <w:rPr>
@@ -9718,27 +9025,7 @@
                 <w:sz w:val="17"/>
                 <w:szCs w:val="17"/>
               </w:rPr>
-              <w:t xml:space="preserve">{%p if </w:t>
-            </w:r>
-            <w:proofErr w:type="gramStart"/>
-            <w:r>
-              <w:rPr>
-                <w:rFonts w:ascii="思源黑体 CN Normal" w:eastAsia="思源黑体 CN Normal" w:hAnsi="思源黑体 CN Normal"/>
-                <w:kern w:val="0"/>
-                <w:sz w:val="17"/>
-                <w:szCs w:val="17"/>
-              </w:rPr>
-              <w:t>var.cdx.format</w:t>
-            </w:r>
-            <w:proofErr w:type="gramEnd"/>
-            <w:r>
-              <w:rPr>
-                <w:rFonts w:ascii="思源黑体 CN Normal" w:eastAsia="思源黑体 CN Normal" w:hAnsi="思源黑体 CN Normal"/>
-                <w:kern w:val="0"/>
-                <w:sz w:val="17"/>
-                <w:szCs w:val="17"/>
-              </w:rPr>
-              <w:t>1_forMP.BRCA1_snvindel%}</w:t>
+              <w:t>{%p if var.cdx.format1_forMP.BRCA1_snvindel%}</w:t>
             </w:r>
           </w:p>
           <w:p>
@@ -9762,27 +9049,15 @@
               </w:rPr>
               <w:t>{{[</w:t>
             </w:r>
-            <w:proofErr w:type="gramStart"/>
-            <w:r>
-              <w:rPr>
-                <w:rFonts w:ascii="思源黑体 CN Normal" w:eastAsia="思源黑体 CN Normal" w:hAnsi="思源黑体 CN Normal"/>
-                <w:color w:val="FF0000"/>
-                <w:kern w:val="0"/>
-                <w:sz w:val="17"/>
-                <w:szCs w:val="17"/>
-              </w:rPr>
-              <w:t>var.cdx.format</w:t>
-            </w:r>
-            <w:proofErr w:type="gramEnd"/>
-            <w:r>
-              <w:rPr>
-                <w:rFonts w:ascii="思源黑体 CN Normal" w:eastAsia="思源黑体 CN Normal" w:hAnsi="思源黑体 CN Normal"/>
-                <w:color w:val="FF0000"/>
-                <w:kern w:val="0"/>
-                <w:sz w:val="17"/>
-                <w:szCs w:val="17"/>
-              </w:rPr>
-              <w:t>1_forMP.</w:t>
+            <w:r>
+              <w:rPr>
+                <w:rFonts w:ascii="思源黑体 CN Normal" w:eastAsia="思源黑体 CN Normal" w:hAnsi="思源黑体 CN Normal"/>
+                <w:color w:val="FF0000"/>
+                <w:kern w:val="0"/>
+                <w:sz w:val="17"/>
+                <w:szCs w:val="17"/>
+              </w:rPr>
+              <w:t>var.cdx.format1_forMP.</w:t>
             </w:r>
             <w:r>
               <w:rPr>
@@ -10049,27 +9324,7 @@
                 <w:sz w:val="17"/>
                 <w:szCs w:val="17"/>
               </w:rPr>
-              <w:t xml:space="preserve">{%p if </w:t>
-            </w:r>
-            <w:proofErr w:type="gramStart"/>
-            <w:r>
-              <w:rPr>
-                <w:rFonts w:ascii="思源黑体 CN Normal" w:eastAsia="思源黑体 CN Normal" w:hAnsi="思源黑体 CN Normal"/>
-                <w:kern w:val="0"/>
-                <w:sz w:val="17"/>
-                <w:szCs w:val="17"/>
-              </w:rPr>
-              <w:t>var.cdx.format</w:t>
-            </w:r>
-            <w:proofErr w:type="gramEnd"/>
-            <w:r>
-              <w:rPr>
-                <w:rFonts w:ascii="思源黑体 CN Normal" w:eastAsia="思源黑体 CN Normal" w:hAnsi="思源黑体 CN Normal"/>
-                <w:kern w:val="0"/>
-                <w:sz w:val="17"/>
-                <w:szCs w:val="17"/>
-              </w:rPr>
-              <w:t>1_forMP.BRCA2_snvindel%}</w:t>
+              <w:t>{%p if var.cdx.format1_forMP.BRCA2_snvindel%}</w:t>
             </w:r>
           </w:p>
           <w:p>
@@ -10093,27 +9348,15 @@
               </w:rPr>
               <w:t>{{[</w:t>
             </w:r>
-            <w:proofErr w:type="gramStart"/>
-            <w:r>
-              <w:rPr>
-                <w:rFonts w:ascii="思源黑体 CN Normal" w:eastAsia="思源黑体 CN Normal" w:hAnsi="思源黑体 CN Normal"/>
-                <w:color w:val="FF0000"/>
-                <w:kern w:val="0"/>
-                <w:sz w:val="17"/>
-                <w:szCs w:val="17"/>
-              </w:rPr>
-              <w:t>var.cdx.format</w:t>
-            </w:r>
-            <w:proofErr w:type="gramEnd"/>
-            <w:r>
-              <w:rPr>
-                <w:rFonts w:ascii="思源黑体 CN Normal" w:eastAsia="思源黑体 CN Normal" w:hAnsi="思源黑体 CN Normal"/>
-                <w:color w:val="FF0000"/>
-                <w:kern w:val="0"/>
-                <w:sz w:val="17"/>
-                <w:szCs w:val="17"/>
-              </w:rPr>
-              <w:t>1_forMP.BRCA2_snvinde</w:t>
+            <w:r>
+              <w:rPr>
+                <w:rFonts w:ascii="思源黑体 CN Normal" w:eastAsia="思源黑体 CN Normal" w:hAnsi="思源黑体 CN Normal"/>
+                <w:color w:val="FF0000"/>
+                <w:kern w:val="0"/>
+                <w:sz w:val="17"/>
+                <w:szCs w:val="17"/>
+              </w:rPr>
+              <w:t>var.cdx.format1_forMP.BRCA2_snvinde</w:t>
             </w:r>
             <w:r>
               <w:rPr>
@@ -10315,7 +9558,6 @@
         </w:rPr>
         <w:t xml:space="preserve">{%p </w:t>
       </w:r>
-      <w:proofErr w:type="spellStart"/>
       <w:r>
         <w:rPr>
           <w:rFonts w:ascii="微软雅黑" w:eastAsia="微软雅黑" w:hAnsi="微软雅黑"/>
@@ -10338,20 +9580,7 @@
           <w:szCs w:val="18"/>
           <w:highlight w:val="yellow"/>
         </w:rPr>
-        <w:t>if</w:t>
-      </w:r>
-      <w:proofErr w:type="spellEnd"/>
-      <w:r>
-        <w:rPr>
-          <w:rFonts w:ascii="微软雅黑" w:eastAsia="微软雅黑" w:hAnsi="微软雅黑"/>
-          <w:b/>
-          <w:bCs/>
-          <w:color w:val="1E7648"/>
-          <w:sz w:val="18"/>
-          <w:szCs w:val="18"/>
-          <w:highlight w:val="yellow"/>
-        </w:rPr>
-        <w:t xml:space="preserve"> bas</w:t>
+        <w:t>if bas</w:t>
       </w:r>
       <w:r>
         <w:rPr>
@@ -10389,7 +9618,6 @@
         </w:rPr>
         <w:t>type</w:t>
       </w:r>
-      <w:proofErr w:type="gramStart"/>
       <w:r>
         <w:rPr>
           <w:rFonts w:ascii="微软雅黑" w:eastAsia="微软雅黑" w:hAnsi="微软雅黑"/>
@@ -10412,20 +9640,7 @@
           <w:szCs w:val="18"/>
           <w:highlight w:val="yellow"/>
         </w:rPr>
-        <w:t>”%</w:t>
-      </w:r>
-      <w:proofErr w:type="gramEnd"/>
-      <w:r>
-        <w:rPr>
-          <w:rFonts w:ascii="微软雅黑" w:eastAsia="微软雅黑" w:hAnsi="微软雅黑"/>
-          <w:b/>
-          <w:bCs/>
-          <w:color w:val="1E7648"/>
-          <w:sz w:val="18"/>
-          <w:szCs w:val="18"/>
-          <w:highlight w:val="yellow"/>
-        </w:rPr>
-        <w:t>}</w:t>
+        <w:t>”%}</w:t>
       </w:r>
     </w:p>
     <w:tbl>
@@ -10563,7 +9778,6 @@
               </w:rPr>
               <w:t>{{</w:t>
             </w:r>
-            <w:proofErr w:type="spellStart"/>
             <w:r>
               <w:rPr>
                 <w:rFonts w:ascii="思源黑体 CN Bold" w:eastAsia="思源黑体 CN Bold" w:hAnsi="思源黑体 CN Bold" w:cs="思源黑体 CN Light"/>
@@ -10574,7 +9788,6 @@
               </w:rPr>
               <w:t>sample|title_freq_targetRegimen</w:t>
             </w:r>
-            <w:proofErr w:type="spellEnd"/>
             <w:r>
               <w:rPr>
                 <w:rFonts w:ascii="思源黑体 CN Bold" w:eastAsia="思源黑体 CN Bold" w:hAnsi="思源黑体 CN Bold" w:cs="思源黑体 CN Light" w:hint="eastAsia"/>
@@ -10657,29 +9870,7 @@
                 <w:sz w:val="17"/>
                 <w:szCs w:val="17"/>
               </w:rPr>
-              <w:t xml:space="preserve">r for a in </w:t>
-            </w:r>
-            <w:proofErr w:type="gramStart"/>
-            <w:r>
-              <w:rPr>
-                <w:rFonts w:ascii="思源黑体 CN Normal" w:eastAsia="思源黑体 CN Normal" w:hAnsi="思源黑体 CN Normal" w:cs="思源黑体 CN Light"/>
-                <w:color w:val="000000" w:themeColor="text1"/>
-                <w:kern w:val="0"/>
-                <w:sz w:val="17"/>
-                <w:szCs w:val="17"/>
-              </w:rPr>
-              <w:t>var.cdx.format</w:t>
-            </w:r>
-            <w:proofErr w:type="gramEnd"/>
-            <w:r>
-              <w:rPr>
-                <w:rFonts w:ascii="思源黑体 CN Normal" w:eastAsia="思源黑体 CN Normal" w:hAnsi="思源黑体 CN Normal" w:cs="思源黑体 CN Light"/>
-                <w:color w:val="000000" w:themeColor="text1"/>
-                <w:kern w:val="0"/>
-                <w:sz w:val="17"/>
-                <w:szCs w:val="17"/>
-              </w:rPr>
-              <w:t>6_for116</w:t>
+              <w:t>r for a in var.cdx.format6_for116</w:t>
             </w:r>
             <w:r>
               <w:rPr>
@@ -10731,53 +9922,7 @@
                 <w:sz w:val="17"/>
                 <w:szCs w:val="17"/>
               </w:rPr>
-              <w:t>{{</w:t>
-            </w:r>
-            <w:proofErr w:type="spellStart"/>
-            <w:proofErr w:type="gramStart"/>
-            <w:r>
-              <w:rPr>
-                <w:rFonts w:ascii="思源黑体 CN Normal" w:eastAsia="思源黑体 CN Normal" w:hAnsi="思源黑体 CN Normal" w:cs="思源黑体 CN Light"/>
-                <w:b/>
-                <w:bCs/>
-                <w:i/>
-                <w:iCs/>
-                <w:color w:val="000000" w:themeColor="text1"/>
-                <w:kern w:val="0"/>
-                <w:sz w:val="17"/>
-                <w:szCs w:val="17"/>
-              </w:rPr>
-              <w:t>a.gene</w:t>
-            </w:r>
-            <w:proofErr w:type="gramEnd"/>
-            <w:r>
-              <w:rPr>
-                <w:rFonts w:ascii="思源黑体 CN Normal" w:eastAsia="思源黑体 CN Normal" w:hAnsi="思源黑体 CN Normal" w:cs="思源黑体 CN Light"/>
-                <w:b/>
-                <w:bCs/>
-                <w:i/>
-                <w:iCs/>
-                <w:color w:val="000000" w:themeColor="text1"/>
-                <w:kern w:val="0"/>
-                <w:sz w:val="17"/>
-                <w:szCs w:val="17"/>
-              </w:rPr>
-              <w:t>_symbol</w:t>
-            </w:r>
-            <w:proofErr w:type="spellEnd"/>
-            <w:r>
-              <w:rPr>
-                <w:rFonts w:ascii="思源黑体 CN Normal" w:eastAsia="思源黑体 CN Normal" w:hAnsi="思源黑体 CN Normal" w:cs="思源黑体 CN Light"/>
-                <w:b/>
-                <w:bCs/>
-                <w:i/>
-                <w:iCs/>
-                <w:color w:val="000000" w:themeColor="text1"/>
-                <w:kern w:val="0"/>
-                <w:sz w:val="17"/>
-                <w:szCs w:val="17"/>
-              </w:rPr>
-              <w:t>}}</w:t>
+              <w:t>{{a.gene_symbol}}</w:t>
             </w:r>
           </w:p>
         </w:tc>
@@ -10806,31 +9951,7 @@
                 <w:sz w:val="17"/>
                 <w:szCs w:val="17"/>
               </w:rPr>
-              <w:t>{{</w:t>
-            </w:r>
-            <w:proofErr w:type="spellStart"/>
-            <w:proofErr w:type="gramStart"/>
-            <w:r>
-              <w:rPr>
-                <w:rFonts w:ascii="思源黑体 CN Normal" w:eastAsia="思源黑体 CN Normal" w:hAnsi="思源黑体 CN Normal" w:cs="思源黑体 CN Light"/>
-                <w:color w:val="000000" w:themeColor="text1"/>
-                <w:kern w:val="0"/>
-                <w:sz w:val="17"/>
-                <w:szCs w:val="17"/>
-              </w:rPr>
-              <w:t>a.disease</w:t>
-            </w:r>
-            <w:proofErr w:type="spellEnd"/>
-            <w:proofErr w:type="gramEnd"/>
-            <w:r>
-              <w:rPr>
-                <w:rFonts w:ascii="思源黑体 CN Normal" w:eastAsia="思源黑体 CN Normal" w:hAnsi="思源黑体 CN Normal" w:cs="思源黑体 CN Light"/>
-                <w:color w:val="000000" w:themeColor="text1"/>
-                <w:kern w:val="0"/>
-                <w:sz w:val="17"/>
-                <w:szCs w:val="17"/>
-              </w:rPr>
-              <w:t>}}</w:t>
+              <w:t>{{a.disease}}</w:t>
             </w:r>
           </w:p>
         </w:tc>
@@ -10898,31 +10019,7 @@
                 <w:sz w:val="17"/>
                 <w:szCs w:val="17"/>
               </w:rPr>
-              <w:t>{[</w:t>
-            </w:r>
-            <w:proofErr w:type="spellStart"/>
-            <w:proofErr w:type="gramStart"/>
-            <w:r>
-              <w:rPr>
-                <w:rFonts w:ascii="思源黑体 CN Normal" w:eastAsia="思源黑体 CN Normal" w:hAnsi="思源黑体 CN Normal" w:cs="思源黑体 CN Light"/>
-                <w:color w:val="000000" w:themeColor="text1"/>
-                <w:kern w:val="0"/>
-                <w:sz w:val="17"/>
-                <w:szCs w:val="17"/>
-              </w:rPr>
-              <w:t>a,sample</w:t>
-            </w:r>
-            <w:proofErr w:type="spellEnd"/>
-            <w:proofErr w:type="gramEnd"/>
-            <w:r>
-              <w:rPr>
-                <w:rFonts w:ascii="思源黑体 CN Normal" w:eastAsia="思源黑体 CN Normal" w:hAnsi="思源黑体 CN Normal" w:cs="思源黑体 CN Light"/>
-                <w:color w:val="000000" w:themeColor="text1"/>
-                <w:kern w:val="0"/>
-                <w:sz w:val="17"/>
-                <w:szCs w:val="17"/>
-              </w:rPr>
-              <w:t>]|cdx_type2_freq}}</w:t>
+              <w:t>{[a,sample]|cdx_type2_freq}}</w:t>
             </w:r>
           </w:p>
         </w:tc>
@@ -11006,29 +10103,7 @@
                 <w:sz w:val="17"/>
                 <w:szCs w:val="17"/>
               </w:rPr>
-              <w:t xml:space="preserve">%tr </w:t>
-            </w:r>
-            <w:proofErr w:type="spellStart"/>
-            <w:r>
-              <w:rPr>
-                <w:rFonts w:ascii="思源黑体 CN Normal" w:eastAsia="思源黑体 CN Normal" w:hAnsi="思源黑体 CN Normal" w:cs="思源黑体 CN Light"/>
-                <w:color w:val="000000" w:themeColor="text1"/>
-                <w:kern w:val="0"/>
-                <w:sz w:val="17"/>
-                <w:szCs w:val="17"/>
-              </w:rPr>
-              <w:t>endfor</w:t>
-            </w:r>
-            <w:proofErr w:type="spellEnd"/>
-            <w:r>
-              <w:rPr>
-                <w:rFonts w:ascii="思源黑体 CN Normal" w:eastAsia="思源黑体 CN Normal" w:hAnsi="思源黑体 CN Normal" w:cs="思源黑体 CN Light"/>
-                <w:color w:val="000000" w:themeColor="text1"/>
-                <w:kern w:val="0"/>
-                <w:sz w:val="17"/>
-                <w:szCs w:val="17"/>
-              </w:rPr>
-              <w:t>%}</w:t>
+              <w:t>%tr endfor%}</w:t>
             </w:r>
           </w:p>
         </w:tc>
@@ -11063,6 +10138,7 @@
                 <w:sz w:val="17"/>
                 <w:szCs w:val="17"/>
               </w:rPr>
+              <w:lastRenderedPageBreak/>
               <w:t>{%</w:t>
             </w:r>
             <w:r>
@@ -11093,20 +10169,8 @@
                 <w:sz w:val="17"/>
                 <w:szCs w:val="17"/>
               </w:rPr>
-              <w:t xml:space="preserve">” in </w:t>
-            </w:r>
-            <w:proofErr w:type="spellStart"/>
-            <w:r>
-              <w:rPr>
-                <w:rFonts w:ascii="思源黑体 CN Normal" w:eastAsia="思源黑体 CN Normal" w:hAnsi="思源黑体 CN Normal" w:cs="思源黑体 CN Light"/>
-                <w:color w:val="000000" w:themeColor="text1"/>
-                <w:kern w:val="0"/>
-                <w:sz w:val="17"/>
-                <w:szCs w:val="17"/>
-              </w:rPr>
-              <w:t>sample.prod_names</w:t>
-            </w:r>
-            <w:proofErr w:type="spellEnd"/>
+              <w:t>” in sample.prod_names</w:t>
+            </w:r>
             <w:r>
               <w:rPr>
                 <w:rFonts w:ascii="思源黑体 CN Normal" w:eastAsia="思源黑体 CN Normal" w:hAnsi="思源黑体 CN Normal" w:cs="思源黑体 CN Light" w:hint="eastAsia"/>
@@ -11153,7 +10217,6 @@
                 <w:sz w:val="17"/>
                 <w:szCs w:val="17"/>
               </w:rPr>
-              <w:lastRenderedPageBreak/>
               <w:t>M</w:t>
             </w:r>
             <w:r>
@@ -11189,13 +10252,13 @@
             </w:pPr>
             <w:r>
               <w:rPr>
-                <w:rFonts w:ascii="思源黑体 CN Normal" w:eastAsia="思源黑体 CN Normal" w:hAnsi="思源黑体 CN Normal" w:cs="思源黑体 CN Light" w:hint="eastAsia"/>
+                <w:rFonts w:ascii="思源黑体 CN Normal" w:eastAsia="思源黑体 CN Normal" w:hAnsi="思源黑体 CN Normal" w:cs="思源黑体 CN Light"/>
                 <w:color w:val="000000" w:themeColor="text1"/>
                 <w:kern w:val="0"/>
                 <w:sz w:val="17"/>
                 <w:szCs w:val="17"/>
               </w:rPr>
-              <w:t>结直肠癌、实体瘤</w:t>
+              <w:t>{{var.cdx.msi_tumor}}</w:t>
             </w:r>
           </w:p>
         </w:tc>
@@ -11224,51 +10287,7 @@
                 <w:sz w:val="17"/>
                 <w:szCs w:val="17"/>
               </w:rPr>
-              <w:t xml:space="preserve">{%p if </w:t>
-            </w:r>
-            <w:proofErr w:type="spellStart"/>
-            <w:r>
-              <w:rPr>
-                <w:rFonts w:ascii="思源黑体 CN Normal" w:eastAsia="思源黑体 CN Normal" w:hAnsi="思源黑体 CN Normal" w:cs="思源黑体 CN Light"/>
-                <w:color w:val="000000" w:themeColor="text1"/>
-                <w:kern w:val="0"/>
-                <w:sz w:val="17"/>
-                <w:szCs w:val="17"/>
-              </w:rPr>
-              <w:t>msi.var_id</w:t>
-            </w:r>
-            <w:proofErr w:type="spellEnd"/>
-            <w:r>
-              <w:rPr>
-                <w:rFonts w:ascii="思源黑体 CN Normal" w:eastAsia="思源黑体 CN Normal" w:hAnsi="思源黑体 CN Normal" w:cs="思源黑体 CN Light"/>
-                <w:color w:val="000000" w:themeColor="text1"/>
-                <w:kern w:val="0"/>
-                <w:sz w:val="17"/>
-                <w:szCs w:val="17"/>
-              </w:rPr>
-              <w:t>=</w:t>
-            </w:r>
-            <w:proofErr w:type="gramStart"/>
-            <w:r>
-              <w:rPr>
-                <w:rFonts w:ascii="思源黑体 CN Normal" w:eastAsia="思源黑体 CN Normal" w:hAnsi="思源黑体 CN Normal" w:cs="思源黑体 CN Light"/>
-                <w:color w:val="000000" w:themeColor="text1"/>
-                <w:kern w:val="0"/>
-                <w:sz w:val="17"/>
-                <w:szCs w:val="17"/>
-              </w:rPr>
-              <w:t>=”MSS</w:t>
-            </w:r>
-            <w:proofErr w:type="gramEnd"/>
-            <w:r>
-              <w:rPr>
-                <w:rFonts w:ascii="思源黑体 CN Normal" w:eastAsia="思源黑体 CN Normal" w:hAnsi="思源黑体 CN Normal" w:cs="思源黑体 CN Light"/>
-                <w:color w:val="000000" w:themeColor="text1"/>
-                <w:kern w:val="0"/>
-                <w:sz w:val="17"/>
-                <w:szCs w:val="17"/>
-              </w:rPr>
-              <w:t>”%}</w:t>
+              <w:t>{%p if msi.var_id==”MSS”%}</w:t>
             </w:r>
           </w:p>
           <w:p>
@@ -11422,51 +10441,7 @@
                 <w:sz w:val="17"/>
                 <w:szCs w:val="17"/>
               </w:rPr>
-              <w:t xml:space="preserve">{%p if </w:t>
-            </w:r>
-            <w:proofErr w:type="spellStart"/>
-            <w:r>
-              <w:rPr>
-                <w:rFonts w:ascii="思源黑体 CN Normal" w:eastAsia="思源黑体 CN Normal" w:hAnsi="思源黑体 CN Normal" w:cs="思源黑体 CN Light"/>
-                <w:color w:val="000000" w:themeColor="text1"/>
-                <w:kern w:val="0"/>
-                <w:sz w:val="17"/>
-                <w:szCs w:val="17"/>
-              </w:rPr>
-              <w:t>msi.var_id</w:t>
-            </w:r>
-            <w:proofErr w:type="spellEnd"/>
-            <w:r>
-              <w:rPr>
-                <w:rFonts w:ascii="思源黑体 CN Normal" w:eastAsia="思源黑体 CN Normal" w:hAnsi="思源黑体 CN Normal" w:cs="思源黑体 CN Light"/>
-                <w:color w:val="000000" w:themeColor="text1"/>
-                <w:kern w:val="0"/>
-                <w:sz w:val="17"/>
-                <w:szCs w:val="17"/>
-              </w:rPr>
-              <w:t>=</w:t>
-            </w:r>
-            <w:proofErr w:type="gramStart"/>
-            <w:r>
-              <w:rPr>
-                <w:rFonts w:ascii="思源黑体 CN Normal" w:eastAsia="思源黑体 CN Normal" w:hAnsi="思源黑体 CN Normal" w:cs="思源黑体 CN Light"/>
-                <w:color w:val="000000" w:themeColor="text1"/>
-                <w:kern w:val="0"/>
-                <w:sz w:val="17"/>
-                <w:szCs w:val="17"/>
-              </w:rPr>
-              <w:t>=”MSS</w:t>
-            </w:r>
-            <w:proofErr w:type="gramEnd"/>
-            <w:r>
-              <w:rPr>
-                <w:rFonts w:ascii="思源黑体 CN Normal" w:eastAsia="思源黑体 CN Normal" w:hAnsi="思源黑体 CN Normal" w:cs="思源黑体 CN Light"/>
-                <w:color w:val="000000" w:themeColor="text1"/>
-                <w:kern w:val="0"/>
-                <w:sz w:val="17"/>
-                <w:szCs w:val="17"/>
-              </w:rPr>
-              <w:t>”%}</w:t>
+              <w:t>{%p if msi.var_id==”MSS”%}</w:t>
             </w:r>
           </w:p>
           <w:p>
@@ -11682,7 +10657,6 @@
         </w:rPr>
         <w:t xml:space="preserve">{%p </w:t>
       </w:r>
-      <w:proofErr w:type="spellStart"/>
       <w:r>
         <w:rPr>
           <w:rFonts w:ascii="微软雅黑" w:eastAsia="微软雅黑" w:hAnsi="微软雅黑"/>
@@ -11705,20 +10679,7 @@
           <w:szCs w:val="18"/>
           <w:highlight w:val="yellow"/>
         </w:rPr>
-        <w:t>if</w:t>
-      </w:r>
-      <w:proofErr w:type="spellEnd"/>
-      <w:r>
-        <w:rPr>
-          <w:rFonts w:ascii="微软雅黑" w:eastAsia="微软雅黑" w:hAnsi="微软雅黑"/>
-          <w:b/>
-          <w:bCs/>
-          <w:color w:val="1E7648"/>
-          <w:sz w:val="18"/>
-          <w:szCs w:val="18"/>
-          <w:highlight w:val="yellow"/>
-        </w:rPr>
-        <w:t xml:space="preserve"> bas</w:t>
+        <w:t>if bas</w:t>
       </w:r>
       <w:r>
         <w:rPr>
@@ -11756,7 +10717,6 @@
         </w:rPr>
         <w:t>type</w:t>
       </w:r>
-      <w:proofErr w:type="gramStart"/>
       <w:r>
         <w:rPr>
           <w:rFonts w:ascii="微软雅黑" w:eastAsia="微软雅黑" w:hAnsi="微软雅黑"/>
@@ -11779,20 +10739,7 @@
           <w:szCs w:val="18"/>
           <w:highlight w:val="yellow"/>
         </w:rPr>
-        <w:t>”%</w:t>
-      </w:r>
-      <w:proofErr w:type="gramEnd"/>
-      <w:r>
-        <w:rPr>
-          <w:rFonts w:ascii="微软雅黑" w:eastAsia="微软雅黑" w:hAnsi="微软雅黑"/>
-          <w:b/>
-          <w:bCs/>
-          <w:color w:val="1E7648"/>
-          <w:sz w:val="18"/>
-          <w:szCs w:val="18"/>
-          <w:highlight w:val="yellow"/>
-        </w:rPr>
-        <w:t>}</w:t>
+        <w:t>”%}</w:t>
       </w:r>
     </w:p>
     <w:tbl>
@@ -12057,9 +11004,8 @@
                 <w:sz w:val="17"/>
                 <w:szCs w:val="17"/>
               </w:rPr>
-              <w:t xml:space="preserve">{%tr for a in </w:t>
-            </w:r>
-            <w:proofErr w:type="gramStart"/>
+              <w:t>{%tr for a in var.cdx.</w:t>
+            </w:r>
             <w:r>
               <w:rPr>
                 <w:rFonts w:ascii="思源黑体 CN Normal" w:eastAsia="思源黑体 CN Normal" w:hAnsi="思源黑体 CN Normal" w:cs="思源黑体 CN Light"/>
@@ -12067,26 +11013,7 @@
                 <w:sz w:val="17"/>
                 <w:szCs w:val="17"/>
               </w:rPr>
-              <w:t>var.cdx.</w:t>
-            </w:r>
-            <w:r>
-              <w:rPr>
-                <w:rFonts w:ascii="思源黑体 CN Normal" w:eastAsia="思源黑体 CN Normal" w:hAnsi="思源黑体 CN Normal" w:cs="思源黑体 CN Light"/>
-                <w:color w:val="000000" w:themeColor="text1"/>
-                <w:sz w:val="17"/>
-                <w:szCs w:val="17"/>
-              </w:rPr>
-              <w:t>format</w:t>
-            </w:r>
-            <w:proofErr w:type="gramEnd"/>
-            <w:r>
-              <w:rPr>
-                <w:rFonts w:ascii="思源黑体 CN Normal" w:eastAsia="思源黑体 CN Normal" w:hAnsi="思源黑体 CN Normal" w:cs="思源黑体 CN Light"/>
-                <w:color w:val="000000" w:themeColor="text1"/>
-                <w:sz w:val="17"/>
-                <w:szCs w:val="17"/>
-              </w:rPr>
-              <w:t>3_forCP_splittumor</w:t>
+              <w:t>format3_forCP_splittumor</w:t>
             </w:r>
             <w:r>
               <w:rPr>
@@ -12131,93 +11058,43 @@
                 <w:sz w:val="17"/>
                 <w:szCs w:val="17"/>
               </w:rPr>
-              <w:t>{{</w:t>
-            </w:r>
-            <w:proofErr w:type="spellStart"/>
-            <w:proofErr w:type="gramStart"/>
-            <w:r>
-              <w:rPr>
-                <w:rFonts w:ascii="思源黑体 CN Normal" w:eastAsia="思源黑体 CN Normal" w:hAnsi="思源黑体 CN Normal" w:cs="思源黑体 CN Light"/>
-                <w:i/>
-                <w:iCs/>
+              <w:t>{{a.gene_symbol}}</w:t>
+            </w:r>
+          </w:p>
+        </w:tc>
+        <w:tc>
+          <w:tcPr>
+            <w:tcW w:w="1842" w:type="dxa"/>
+          </w:tcPr>
+          <w:p>
+            <w:pPr>
+              <w:spacing w:beforeLines="10" w:before="31" w:afterLines="10" w:after="31"/>
+              <w:jc w:val="center"/>
+              <w:rPr>
+                <w:rFonts w:ascii="思源黑体 CN Normal" w:eastAsia="思源黑体 CN Normal" w:hAnsi="思源黑体 CN Normal" w:cs="思源黑体 CN Light"/>
                 <w:color w:val="000000" w:themeColor="text1"/>
                 <w:sz w:val="17"/>
                 <w:szCs w:val="17"/>
               </w:rPr>
-              <w:t>a.gene</w:t>
-            </w:r>
-            <w:proofErr w:type="gramEnd"/>
-            <w:r>
-              <w:rPr>
-                <w:rFonts w:ascii="思源黑体 CN Normal" w:eastAsia="思源黑体 CN Normal" w:hAnsi="思源黑体 CN Normal" w:cs="思源黑体 CN Light"/>
-                <w:i/>
-                <w:iCs/>
+            </w:pPr>
+            <w:r>
+              <w:rPr>
+                <w:rFonts w:ascii="思源黑体 CN Normal" w:eastAsia="思源黑体 CN Normal" w:hAnsi="思源黑体 CN Normal" w:cs="思源黑体 CN Light"/>
                 <w:color w:val="000000" w:themeColor="text1"/>
                 <w:sz w:val="17"/>
                 <w:szCs w:val="17"/>
               </w:rPr>
-              <w:t>_symbol</w:t>
-            </w:r>
-            <w:proofErr w:type="spellEnd"/>
-            <w:r>
-              <w:rPr>
-                <w:rFonts w:ascii="思源黑体 CN Normal" w:eastAsia="思源黑体 CN Normal" w:hAnsi="思源黑体 CN Normal" w:cs="思源黑体 CN Light"/>
-                <w:i/>
-                <w:iCs/>
+              <w:t>{{a.</w:t>
+            </w:r>
+            <w:r>
+              <w:rPr>
+                <w:rFonts w:ascii="思源黑体 CN Normal" w:eastAsia="思源黑体 CN Normal" w:hAnsi="思源黑体 CN Normal" w:cs="思源黑体 CN Light"/>
                 <w:color w:val="000000" w:themeColor="text1"/>
                 <w:sz w:val="17"/>
                 <w:szCs w:val="17"/>
               </w:rPr>
-              <w:t>}}</w:t>
-            </w:r>
-          </w:p>
-        </w:tc>
-        <w:tc>
-          <w:tcPr>
-            <w:tcW w:w="1842" w:type="dxa"/>
-          </w:tcPr>
-          <w:p>
-            <w:pPr>
-              <w:spacing w:beforeLines="10" w:before="31" w:afterLines="10" w:after="31"/>
-              <w:jc w:val="center"/>
-              <w:rPr>
-                <w:rFonts w:ascii="思源黑体 CN Normal" w:eastAsia="思源黑体 CN Normal" w:hAnsi="思源黑体 CN Normal" w:cs="思源黑体 CN Light"/>
-                <w:color w:val="000000" w:themeColor="text1"/>
-                <w:sz w:val="17"/>
-                <w:szCs w:val="17"/>
-              </w:rPr>
-            </w:pPr>
-            <w:r>
-              <w:rPr>
-                <w:rFonts w:ascii="思源黑体 CN Normal" w:eastAsia="思源黑体 CN Normal" w:hAnsi="思源黑体 CN Normal" w:cs="思源黑体 CN Light"/>
-                <w:color w:val="000000" w:themeColor="text1"/>
-                <w:sz w:val="17"/>
-                <w:szCs w:val="17"/>
-              </w:rPr>
-              <w:t>{{</w:t>
-            </w:r>
-            <w:proofErr w:type="spellStart"/>
-            <w:proofErr w:type="gramStart"/>
-            <w:r>
-              <w:rPr>
-                <w:rFonts w:ascii="思源黑体 CN Normal" w:eastAsia="思源黑体 CN Normal" w:hAnsi="思源黑体 CN Normal" w:cs="思源黑体 CN Light"/>
-                <w:color w:val="000000" w:themeColor="text1"/>
-                <w:sz w:val="17"/>
-                <w:szCs w:val="17"/>
-              </w:rPr>
-              <w:t>a.</w:t>
-            </w:r>
-            <w:r>
-              <w:rPr>
-                <w:rFonts w:ascii="思源黑体 CN Normal" w:eastAsia="思源黑体 CN Normal" w:hAnsi="思源黑体 CN Normal" w:cs="思源黑体 CN Light"/>
-                <w:color w:val="000000" w:themeColor="text1"/>
-                <w:sz w:val="17"/>
-                <w:szCs w:val="17"/>
-              </w:rPr>
               <w:t>transcript</w:t>
             </w:r>
-            <w:proofErr w:type="spellEnd"/>
-            <w:proofErr w:type="gramEnd"/>
             <w:r>
               <w:rPr>
                 <w:rFonts w:ascii="思源黑体 CN Normal" w:eastAsia="思源黑体 CN Normal" w:hAnsi="思源黑体 CN Normal" w:cs="思源黑体 CN Light"/>
@@ -12260,38 +11137,7 @@
                 <w:sz w:val="17"/>
                 <w:szCs w:val="17"/>
               </w:rPr>
-              <w:t>{</w:t>
-            </w:r>
-            <w:proofErr w:type="spellStart"/>
-            <w:proofErr w:type="gramStart"/>
-            <w:r>
-              <w:rPr>
-                <w:rFonts w:ascii="思源黑体 CN Normal" w:eastAsia="思源黑体 CN Normal" w:hAnsi="思源黑体 CN Normal" w:cs="思源黑体 CN Light"/>
-                <w:color w:val="000000" w:themeColor="text1"/>
-                <w:sz w:val="17"/>
-                <w:szCs w:val="17"/>
-              </w:rPr>
-              <w:t>a.gene</w:t>
-            </w:r>
-            <w:proofErr w:type="gramEnd"/>
-            <w:r>
-              <w:rPr>
-                <w:rFonts w:ascii="思源黑体 CN Normal" w:eastAsia="思源黑体 CN Normal" w:hAnsi="思源黑体 CN Normal" w:cs="思源黑体 CN Light"/>
-                <w:color w:val="000000" w:themeColor="text1"/>
-                <w:sz w:val="17"/>
-                <w:szCs w:val="17"/>
-              </w:rPr>
-              <w:t>_tumor</w:t>
-            </w:r>
-            <w:proofErr w:type="spellEnd"/>
-            <w:r>
-              <w:rPr>
-                <w:rFonts w:ascii="思源黑体 CN Normal" w:eastAsia="思源黑体 CN Normal" w:hAnsi="思源黑体 CN Normal" w:cs="思源黑体 CN Light"/>
-                <w:color w:val="000000" w:themeColor="text1"/>
-                <w:sz w:val="17"/>
-                <w:szCs w:val="17"/>
-              </w:rPr>
-              <w:t>}}</w:t>
+              <w:t>{a.gene_tumor}}</w:t>
             </w:r>
           </w:p>
         </w:tc>
@@ -12447,27 +11293,7 @@
                 <w:sz w:val="17"/>
                 <w:szCs w:val="17"/>
               </w:rPr>
-              <w:t xml:space="preserve">%tr </w:t>
-            </w:r>
-            <w:proofErr w:type="spellStart"/>
-            <w:r>
-              <w:rPr>
-                <w:rFonts w:ascii="思源黑体 CN Normal" w:eastAsia="思源黑体 CN Normal" w:hAnsi="思源黑体 CN Normal" w:cs="思源黑体 CN Light"/>
-                <w:color w:val="000000" w:themeColor="text1"/>
-                <w:sz w:val="17"/>
-                <w:szCs w:val="17"/>
-              </w:rPr>
-              <w:t>endfor</w:t>
-            </w:r>
-            <w:proofErr w:type="spellEnd"/>
-            <w:r>
-              <w:rPr>
-                <w:rFonts w:ascii="思源黑体 CN Normal" w:eastAsia="思源黑体 CN Normal" w:hAnsi="思源黑体 CN Normal" w:cs="思源黑体 CN Light"/>
-                <w:color w:val="000000" w:themeColor="text1"/>
-                <w:sz w:val="17"/>
-                <w:szCs w:val="17"/>
-              </w:rPr>
-              <w:t>%}</w:t>
+              <w:t>%tr endfor%}</w:t>
             </w:r>
           </w:p>
         </w:tc>
@@ -12499,7 +11325,6 @@
         </w:rPr>
         <w:t xml:space="preserve">{%p </w:t>
       </w:r>
-      <w:proofErr w:type="spellStart"/>
       <w:r>
         <w:rPr>
           <w:rFonts w:ascii="微软雅黑" w:eastAsia="微软雅黑" w:hAnsi="微软雅黑"/>
@@ -12522,9 +11347,8 @@
           <w:szCs w:val="18"/>
           <w:highlight w:val="yellow"/>
         </w:rPr>
-        <w:t>if</w:t>
+        <w:t>if bas</w:t>
       </w:r>
-      <w:proofErr w:type="spellEnd"/>
       <w:r>
         <w:rPr>
           <w:rFonts w:ascii="微软雅黑" w:eastAsia="微软雅黑" w:hAnsi="微软雅黑"/>
@@ -12535,7 +11359,1537 @@
           <w:szCs w:val="18"/>
           <w:highlight w:val="yellow"/>
         </w:rPr>
-        <w:t xml:space="preserve"> bas</w:t>
+        <w:t>e_report.dyn_1_Overview_ResultSummary_cdx_type</w:t>
+      </w:r>
+      <w:r>
+        <w:rPr>
+          <w:rFonts w:ascii="微软雅黑" w:eastAsia="微软雅黑" w:hAnsi="微软雅黑"/>
+          <w:b/>
+          <w:bCs/>
+          <w:color w:val="1E7648"/>
+          <w:sz w:val="18"/>
+          <w:szCs w:val="18"/>
+          <w:highlight w:val="yellow"/>
+        </w:rPr>
+        <w:t xml:space="preserve"> == “</w:t>
+      </w:r>
+      <w:r>
+        <w:rPr>
+          <w:rFonts w:ascii="微软雅黑" w:eastAsia="微软雅黑" w:hAnsi="微软雅黑" w:hint="eastAsia"/>
+          <w:b/>
+          <w:bCs/>
+          <w:color w:val="1E7648"/>
+          <w:sz w:val="18"/>
+          <w:szCs w:val="18"/>
+          <w:highlight w:val="yellow"/>
+        </w:rPr>
+        <w:t>type4</w:t>
+      </w:r>
+      <w:r>
+        <w:rPr>
+          <w:rFonts w:ascii="微软雅黑" w:eastAsia="微软雅黑" w:hAnsi="微软雅黑"/>
+          <w:b/>
+          <w:bCs/>
+          <w:color w:val="1E7648"/>
+          <w:sz w:val="18"/>
+          <w:szCs w:val="18"/>
+          <w:highlight w:val="yellow"/>
+        </w:rPr>
+        <w:t>”%}</w:t>
+      </w:r>
+    </w:p>
+    <w:tbl>
+      <w:tblPr>
+        <w:tblStyle w:val="PTMv3"/>
+        <w:tblW w:w="10340" w:type="dxa"/>
+        <w:tblLayout w:type="fixed"/>
+        <w:tblLook w:val="04A0" w:firstRow="1" w:lastRow="0" w:firstColumn="1" w:lastColumn="0" w:noHBand="0" w:noVBand="1"/>
+      </w:tblPr>
+      <w:tblGrid>
+        <w:gridCol w:w="993"/>
+        <w:gridCol w:w="1842"/>
+        <w:gridCol w:w="2835"/>
+        <w:gridCol w:w="2268"/>
+        <w:gridCol w:w="1418"/>
+        <w:gridCol w:w="984"/>
+      </w:tblGrid>
+      <w:tr>
+        <w:trPr>
+          <w:cnfStyle w:val="100000000000" w:firstRow="1" w:lastRow="0" w:firstColumn="0" w:lastColumn="0" w:oddVBand="0" w:evenVBand="0" w:oddHBand="0" w:evenHBand="0" w:firstRowFirstColumn="0" w:firstRowLastColumn="0" w:lastRowFirstColumn="0" w:lastRowLastColumn="0"/>
+          <w:trHeight w:val="567"/>
+        </w:trPr>
+        <w:tc>
+          <w:tcPr>
+            <w:tcW w:w="993" w:type="dxa"/>
+            <w:tcBorders>
+              <w:top w:val="nil"/>
+              <w:right w:val="single" w:sz="4" w:space="0" w:color="FFFFFF" w:themeColor="background1"/>
+            </w:tcBorders>
+          </w:tcPr>
+          <w:p>
+            <w:pPr>
+              <w:adjustRightInd w:val="0"/>
+              <w:snapToGrid w:val="0"/>
+              <w:jc w:val="center"/>
+              <w:rPr>
+                <w:rFonts w:ascii="思源黑体 CN Bold" w:eastAsia="思源黑体 CN Bold" w:hAnsi="思源黑体 CN Bold"/>
+                <w:b/>
+                <w:color w:val="FFFFFF" w:themeColor="background1"/>
+                <w:sz w:val="18"/>
+                <w:szCs w:val="18"/>
+              </w:rPr>
+            </w:pPr>
+            <w:r>
+              <w:rPr>
+                <w:rFonts w:ascii="思源黑体 CN Bold" w:eastAsia="思源黑体 CN Bold" w:hAnsi="思源黑体 CN Bold" w:hint="eastAsia"/>
+                <w:b/>
+                <w:color w:val="FFFFFF" w:themeColor="background1"/>
+                <w:sz w:val="18"/>
+                <w:szCs w:val="18"/>
+              </w:rPr>
+              <w:t>标志物</w:t>
+            </w:r>
+          </w:p>
+        </w:tc>
+        <w:tc>
+          <w:tcPr>
+            <w:tcW w:w="1842" w:type="dxa"/>
+            <w:tcBorders>
+              <w:top w:val="nil"/>
+              <w:left w:val="single" w:sz="4" w:space="0" w:color="FFFFFF" w:themeColor="background1"/>
+              <w:right w:val="single" w:sz="4" w:space="0" w:color="FFFFFF" w:themeColor="background1"/>
+            </w:tcBorders>
+          </w:tcPr>
+          <w:p>
+            <w:pPr>
+              <w:adjustRightInd w:val="0"/>
+              <w:snapToGrid w:val="0"/>
+              <w:jc w:val="center"/>
+              <w:rPr>
+                <w:rFonts w:ascii="思源黑体 CN Bold" w:eastAsia="思源黑体 CN Bold" w:hAnsi="思源黑体 CN Bold"/>
+                <w:b/>
+                <w:color w:val="FFFFFF" w:themeColor="background1"/>
+                <w:sz w:val="18"/>
+                <w:szCs w:val="18"/>
+              </w:rPr>
+            </w:pPr>
+            <w:r>
+              <w:rPr>
+                <w:rFonts w:ascii="思源黑体 CN Bold" w:eastAsia="思源黑体 CN Bold" w:hAnsi="思源黑体 CN Bold" w:hint="eastAsia"/>
+                <w:b/>
+                <w:color w:val="FFFFFF" w:themeColor="background1"/>
+                <w:sz w:val="18"/>
+                <w:szCs w:val="18"/>
+              </w:rPr>
+              <w:t>转录本参考序列</w:t>
+            </w:r>
+          </w:p>
+        </w:tc>
+        <w:tc>
+          <w:tcPr>
+            <w:tcW w:w="2835" w:type="dxa"/>
+            <w:tcBorders>
+              <w:top w:val="nil"/>
+              <w:left w:val="single" w:sz="4" w:space="0" w:color="FFFFFF" w:themeColor="background1"/>
+              <w:right w:val="single" w:sz="4" w:space="0" w:color="FFFFFF" w:themeColor="background1"/>
+            </w:tcBorders>
+          </w:tcPr>
+          <w:p>
+            <w:pPr>
+              <w:adjustRightInd w:val="0"/>
+              <w:snapToGrid w:val="0"/>
+              <w:jc w:val="center"/>
+              <w:rPr>
+                <w:rFonts w:ascii="思源黑体 CN Bold" w:eastAsia="思源黑体 CN Bold" w:hAnsi="思源黑体 CN Bold"/>
+                <w:b/>
+                <w:color w:val="FFFFFF" w:themeColor="background1"/>
+                <w:sz w:val="18"/>
+                <w:szCs w:val="18"/>
+              </w:rPr>
+            </w:pPr>
+            <w:r>
+              <w:rPr>
+                <w:rFonts w:ascii="思源黑体 CN Bold" w:eastAsia="思源黑体 CN Bold" w:hAnsi="思源黑体 CN Bold" w:hint="eastAsia"/>
+                <w:b/>
+                <w:color w:val="FFFFFF" w:themeColor="background1"/>
+                <w:sz w:val="18"/>
+                <w:szCs w:val="18"/>
+              </w:rPr>
+              <w:t>相关肿瘤</w:t>
+            </w:r>
+          </w:p>
+        </w:tc>
+        <w:tc>
+          <w:tcPr>
+            <w:tcW w:w="2268" w:type="dxa"/>
+            <w:tcBorders>
+              <w:top w:val="nil"/>
+              <w:left w:val="single" w:sz="4" w:space="0" w:color="FFFFFF" w:themeColor="background1"/>
+              <w:right w:val="single" w:sz="4" w:space="0" w:color="FFFFFF" w:themeColor="background1"/>
+            </w:tcBorders>
+          </w:tcPr>
+          <w:p>
+            <w:pPr>
+              <w:adjustRightInd w:val="0"/>
+              <w:snapToGrid w:val="0"/>
+              <w:jc w:val="center"/>
+              <w:rPr>
+                <w:rFonts w:ascii="思源黑体 CN Bold" w:eastAsia="思源黑体 CN Bold" w:hAnsi="思源黑体 CN Bold"/>
+                <w:b/>
+                <w:color w:val="FFFFFF" w:themeColor="background1"/>
+                <w:sz w:val="18"/>
+                <w:szCs w:val="18"/>
+              </w:rPr>
+            </w:pPr>
+            <w:r>
+              <w:rPr>
+                <w:rFonts w:ascii="思源黑体 CN Bold" w:eastAsia="思源黑体 CN Bold" w:hAnsi="思源黑体 CN Bold" w:hint="eastAsia"/>
+                <w:b/>
+                <w:color w:val="FFFFFF" w:themeColor="background1"/>
+                <w:sz w:val="18"/>
+                <w:szCs w:val="18"/>
+              </w:rPr>
+              <w:t>结果</w:t>
+            </w:r>
+          </w:p>
+        </w:tc>
+        <w:tc>
+          <w:tcPr>
+            <w:tcW w:w="1418" w:type="dxa"/>
+            <w:tcBorders>
+              <w:top w:val="nil"/>
+              <w:left w:val="single" w:sz="4" w:space="0" w:color="FFFFFF" w:themeColor="background1"/>
+              <w:right w:val="single" w:sz="4" w:space="0" w:color="FFFFFF" w:themeColor="background1"/>
+            </w:tcBorders>
+          </w:tcPr>
+          <w:p>
+            <w:pPr>
+              <w:adjustRightInd w:val="0"/>
+              <w:snapToGrid w:val="0"/>
+              <w:jc w:val="center"/>
+              <w:rPr>
+                <w:rFonts w:ascii="思源黑体 CN Bold" w:eastAsia="思源黑体 CN Bold" w:hAnsi="思源黑体 CN Bold"/>
+                <w:b/>
+                <w:color w:val="FFFFFF" w:themeColor="background1"/>
+                <w:sz w:val="18"/>
+                <w:szCs w:val="18"/>
+              </w:rPr>
+            </w:pPr>
+            <w:r>
+              <w:rPr>
+                <w:rFonts w:ascii="思源黑体 CN Bold" w:eastAsia="思源黑体 CN Bold" w:hAnsi="思源黑体 CN Bold" w:cs="思源黑体 CN Light" w:hint="eastAsia"/>
+                <w:b/>
+                <w:color w:val="FFFFFF" w:themeColor="background1"/>
+                <w:sz w:val="18"/>
+                <w:szCs w:val="18"/>
+              </w:rPr>
+              <w:t>丰度</w:t>
+            </w:r>
+            <w:r>
+              <w:rPr>
+                <w:rFonts w:ascii="思源黑体 CN Bold" w:eastAsia="思源黑体 CN Bold" w:hAnsi="思源黑体 CN Bold" w:cs="思源黑体 CN Light"/>
+                <w:b/>
+                <w:color w:val="FFFFFF" w:themeColor="background1"/>
+                <w:sz w:val="18"/>
+                <w:szCs w:val="18"/>
+              </w:rPr>
+              <w:t>/拷贝数</w:t>
+            </w:r>
+          </w:p>
+        </w:tc>
+        <w:tc>
+          <w:tcPr>
+            <w:tcW w:w="984" w:type="dxa"/>
+            <w:tcBorders>
+              <w:top w:val="nil"/>
+              <w:left w:val="single" w:sz="4" w:space="0" w:color="FFFFFF" w:themeColor="background1"/>
+            </w:tcBorders>
+          </w:tcPr>
+          <w:p>
+            <w:pPr>
+              <w:adjustRightInd w:val="0"/>
+              <w:snapToGrid w:val="0"/>
+              <w:jc w:val="center"/>
+              <w:rPr>
+                <w:rFonts w:ascii="思源黑体 CN Bold" w:eastAsia="思源黑体 CN Bold" w:hAnsi="思源黑体 CN Bold"/>
+                <w:b/>
+                <w:color w:val="FFFFFF" w:themeColor="background1"/>
+                <w:sz w:val="18"/>
+                <w:szCs w:val="18"/>
+              </w:rPr>
+            </w:pPr>
+            <w:r>
+              <w:rPr>
+                <w:rFonts w:ascii="思源黑体 CN Bold" w:eastAsia="思源黑体 CN Bold" w:hAnsi="思源黑体 CN Bold" w:hint="eastAsia"/>
+                <w:b/>
+                <w:color w:val="FFFFFF" w:themeColor="background1"/>
+                <w:sz w:val="18"/>
+                <w:szCs w:val="18"/>
+              </w:rPr>
+              <w:t>临床意义</w:t>
+            </w:r>
+          </w:p>
+        </w:tc>
+      </w:tr>
+      <w:tr>
+        <w:trPr>
+          <w:trHeight w:val="397"/>
+        </w:trPr>
+        <w:tc>
+          <w:tcPr>
+            <w:tcW w:w="10340" w:type="dxa"/>
+            <w:gridSpan w:val="6"/>
+          </w:tcPr>
+          <w:p>
+            <w:pPr>
+              <w:spacing w:beforeLines="10" w:before="31" w:afterLines="10" w:after="31"/>
+              <w:jc w:val="center"/>
+              <w:rPr>
+                <w:rFonts w:ascii="思源黑体 CN Normal" w:eastAsia="思源黑体 CN Normal" w:hAnsi="思源黑体 CN Normal"/>
+                <w:bCs/>
+                <w:iCs/>
+                <w:color w:val="000000" w:themeColor="text1"/>
+                <w:sz w:val="17"/>
+                <w:szCs w:val="17"/>
+              </w:rPr>
+            </w:pPr>
+            <w:r>
+              <w:rPr>
+                <w:rFonts w:ascii="思源黑体 CN Normal" w:eastAsia="思源黑体 CN Normal" w:hAnsi="思源黑体 CN Normal" w:cs="思源黑体 CN Light"/>
+                <w:color w:val="000000" w:themeColor="text1"/>
+                <w:sz w:val="17"/>
+                <w:szCs w:val="17"/>
+              </w:rPr>
+              <w:t>{%tr for a in var.cdx.</w:t>
+            </w:r>
+            <w:r>
+              <w:rPr>
+                <w:rFonts w:ascii="思源黑体 CN Normal" w:eastAsia="思源黑体 CN Normal" w:hAnsi="思源黑体 CN Normal" w:cs="思源黑体 CN Light"/>
+                <w:color w:val="000000" w:themeColor="text1"/>
+                <w:sz w:val="17"/>
+                <w:szCs w:val="17"/>
+              </w:rPr>
+              <w:t>format3_forCP_splittumor</w:t>
+            </w:r>
+            <w:r>
+              <w:rPr>
+                <w:rFonts w:ascii="思源黑体 CN Normal" w:eastAsia="思源黑体 CN Normal" w:hAnsi="思源黑体 CN Normal" w:cs="思源黑体 CN Light"/>
+                <w:color w:val="000000" w:themeColor="text1"/>
+                <w:sz w:val="17"/>
+                <w:szCs w:val="17"/>
+              </w:rPr>
+              <w:t>%}</w:t>
+            </w:r>
+          </w:p>
+        </w:tc>
+      </w:tr>
+      <w:tr>
+        <w:trPr>
+          <w:trHeight w:val="397"/>
+        </w:trPr>
+        <w:tc>
+          <w:tcPr>
+            <w:tcW w:w="993" w:type="dxa"/>
+          </w:tcPr>
+          <w:p>
+            <w:pPr>
+              <w:adjustRightInd w:val="0"/>
+              <w:snapToGrid w:val="0"/>
+              <w:jc w:val="center"/>
+              <w:rPr>
+                <w:rFonts w:ascii="思源黑体 CN Normal" w:eastAsia="思源黑体 CN Normal" w:hAnsi="思源黑体 CN Normal" w:cs="思源黑体 CN Light"/>
+                <w:i/>
+                <w:iCs/>
+                <w:color w:val="000000" w:themeColor="text1"/>
+                <w:sz w:val="17"/>
+                <w:szCs w:val="17"/>
+              </w:rPr>
+            </w:pPr>
+            <w:r>
+              <w:rPr>
+                <w:rFonts w:ascii="思源黑体 CN Normal" w:eastAsia="思源黑体 CN Normal" w:hAnsi="思源黑体 CN Normal" w:cs="思源黑体 CN Light"/>
+                <w:i/>
+                <w:iCs/>
+                <w:color w:val="000000" w:themeColor="text1"/>
+                <w:sz w:val="17"/>
+                <w:szCs w:val="17"/>
+              </w:rPr>
+              <w:t>{{a.gene_symbol}}</w:t>
+            </w:r>
+          </w:p>
+        </w:tc>
+        <w:tc>
+          <w:tcPr>
+            <w:tcW w:w="1842" w:type="dxa"/>
+          </w:tcPr>
+          <w:p>
+            <w:pPr>
+              <w:spacing w:beforeLines="10" w:before="31" w:afterLines="10" w:after="31"/>
+              <w:jc w:val="center"/>
+              <w:rPr>
+                <w:rFonts w:ascii="思源黑体 CN Normal" w:eastAsia="思源黑体 CN Normal" w:hAnsi="思源黑体 CN Normal" w:cs="思源黑体 CN Light"/>
+                <w:color w:val="000000" w:themeColor="text1"/>
+                <w:sz w:val="17"/>
+                <w:szCs w:val="17"/>
+              </w:rPr>
+            </w:pPr>
+            <w:r>
+              <w:rPr>
+                <w:rFonts w:ascii="思源黑体 CN Normal" w:eastAsia="思源黑体 CN Normal" w:hAnsi="思源黑体 CN Normal" w:cs="思源黑体 CN Light"/>
+                <w:color w:val="000000" w:themeColor="text1"/>
+                <w:sz w:val="17"/>
+                <w:szCs w:val="17"/>
+              </w:rPr>
+              <w:t>{%p if a.gene_symbol == “ERBB2”%}</w:t>
+            </w:r>
+          </w:p>
+          <w:p>
+            <w:pPr>
+              <w:spacing w:beforeLines="10" w:before="31" w:afterLines="10" w:after="31"/>
+              <w:jc w:val="center"/>
+              <w:rPr>
+                <w:rFonts w:ascii="思源黑体 CN Normal" w:eastAsia="思源黑体 CN Normal" w:hAnsi="思源黑体 CN Normal" w:cs="思源黑体 CN Light"/>
+                <w:color w:val="000000" w:themeColor="text1"/>
+                <w:sz w:val="17"/>
+                <w:szCs w:val="17"/>
+              </w:rPr>
+            </w:pPr>
+            <w:r>
+              <w:rPr>
+                <w:rFonts w:ascii="思源黑体 CN Normal" w:eastAsia="思源黑体 CN Normal" w:hAnsi="思源黑体 CN Normal" w:cs="思源黑体 CN Light"/>
+                <w:color w:val="000000" w:themeColor="text1"/>
+                <w:sz w:val="17"/>
+                <w:szCs w:val="17"/>
+              </w:rPr>
+              <w:t>NM_004448.4</w:t>
+            </w:r>
+          </w:p>
+          <w:p>
+            <w:pPr>
+              <w:spacing w:beforeLines="10" w:before="31" w:afterLines="10" w:after="31"/>
+              <w:jc w:val="center"/>
+              <w:rPr>
+                <w:rFonts w:ascii="思源黑体 CN Normal" w:eastAsia="思源黑体 CN Normal" w:hAnsi="思源黑体 CN Normal" w:cs="思源黑体 CN Light"/>
+                <w:color w:val="000000" w:themeColor="text1"/>
+                <w:sz w:val="17"/>
+                <w:szCs w:val="17"/>
+              </w:rPr>
+            </w:pPr>
+            <w:r>
+              <w:rPr>
+                <w:rFonts w:ascii="思源黑体 CN Normal" w:eastAsia="思源黑体 CN Normal" w:hAnsi="思源黑体 CN Normal" w:cs="思源黑体 CN Light"/>
+                <w:color w:val="000000" w:themeColor="text1"/>
+                <w:sz w:val="17"/>
+                <w:szCs w:val="17"/>
+              </w:rPr>
+              <w:t>{%p elif a.gene_symbol == “FGFR2”%}</w:t>
+            </w:r>
+          </w:p>
+          <w:p>
+            <w:pPr>
+              <w:spacing w:beforeLines="10" w:before="31" w:afterLines="10" w:after="31"/>
+              <w:jc w:val="center"/>
+              <w:rPr>
+                <w:rFonts w:ascii="思源黑体 CN Normal" w:eastAsia="思源黑体 CN Normal" w:hAnsi="思源黑体 CN Normal" w:cs="思源黑体 CN Light"/>
+                <w:color w:val="000000" w:themeColor="text1"/>
+                <w:sz w:val="17"/>
+                <w:szCs w:val="17"/>
+              </w:rPr>
+            </w:pPr>
+            <w:r>
+              <w:rPr>
+                <w:rFonts w:ascii="思源黑体 CN Normal" w:eastAsia="思源黑体 CN Normal" w:hAnsi="思源黑体 CN Normal" w:cs="思源黑体 CN Light"/>
+                <w:color w:val="000000" w:themeColor="text1"/>
+                <w:sz w:val="17"/>
+                <w:szCs w:val="17"/>
+              </w:rPr>
+              <w:t>NM_000141.5</w:t>
+            </w:r>
+          </w:p>
+          <w:p>
+            <w:pPr>
+              <w:spacing w:beforeLines="10" w:before="31" w:afterLines="10" w:after="31"/>
+              <w:jc w:val="center"/>
+              <w:rPr>
+                <w:rFonts w:ascii="思源黑体 CN Normal" w:eastAsia="思源黑体 CN Normal" w:hAnsi="思源黑体 CN Normal" w:cs="思源黑体 CN Light"/>
+                <w:color w:val="000000" w:themeColor="text1"/>
+                <w:sz w:val="17"/>
+                <w:szCs w:val="17"/>
+              </w:rPr>
+            </w:pPr>
+            <w:r>
+              <w:rPr>
+                <w:rFonts w:ascii="思源黑体 CN Normal" w:eastAsia="思源黑体 CN Normal" w:hAnsi="思源黑体 CN Normal" w:cs="思源黑体 CN Light"/>
+                <w:color w:val="000000" w:themeColor="text1"/>
+                <w:sz w:val="17"/>
+                <w:szCs w:val="17"/>
+              </w:rPr>
+              <w:t>{%p elif a.gene_symbol == “FGFR3”%}</w:t>
+            </w:r>
+          </w:p>
+          <w:p>
+            <w:pPr>
+              <w:spacing w:beforeLines="10" w:before="31" w:afterLines="10" w:after="31"/>
+              <w:jc w:val="center"/>
+              <w:rPr>
+                <w:rFonts w:ascii="思源黑体 CN Normal" w:eastAsia="思源黑体 CN Normal" w:hAnsi="思源黑体 CN Normal" w:cs="思源黑体 CN Light"/>
+                <w:color w:val="000000" w:themeColor="text1"/>
+                <w:sz w:val="17"/>
+                <w:szCs w:val="17"/>
+              </w:rPr>
+            </w:pPr>
+            <w:r>
+              <w:rPr>
+                <w:rFonts w:ascii="思源黑体 CN Normal" w:eastAsia="思源黑体 CN Normal" w:hAnsi="思源黑体 CN Normal" w:cs="思源黑体 CN Light"/>
+                <w:color w:val="000000" w:themeColor="text1"/>
+                <w:sz w:val="17"/>
+                <w:szCs w:val="17"/>
+              </w:rPr>
+              <w:t>NM_000142.5</w:t>
+            </w:r>
+          </w:p>
+          <w:p>
+            <w:pPr>
+              <w:spacing w:beforeLines="10" w:before="31" w:afterLines="10" w:after="31"/>
+              <w:jc w:val="center"/>
+              <w:rPr>
+                <w:rFonts w:ascii="思源黑体 CN Normal" w:eastAsia="思源黑体 CN Normal" w:hAnsi="思源黑体 CN Normal" w:cs="思源黑体 CN Light"/>
+                <w:color w:val="000000" w:themeColor="text1"/>
+                <w:sz w:val="17"/>
+                <w:szCs w:val="17"/>
+              </w:rPr>
+            </w:pPr>
+            <w:r>
+              <w:rPr>
+                <w:rFonts w:ascii="思源黑体 CN Normal" w:eastAsia="思源黑体 CN Normal" w:hAnsi="思源黑体 CN Normal" w:cs="思源黑体 CN Light"/>
+                <w:color w:val="000000" w:themeColor="text1"/>
+                <w:sz w:val="17"/>
+                <w:szCs w:val="17"/>
+              </w:rPr>
+              <w:t>{%p elif a.gene_symbol == “IDH1”%}</w:t>
+            </w:r>
+          </w:p>
+          <w:p>
+            <w:pPr>
+              <w:spacing w:beforeLines="10" w:before="31" w:afterLines="10" w:after="31"/>
+              <w:jc w:val="center"/>
+              <w:rPr>
+                <w:rFonts w:ascii="思源黑体 CN Normal" w:eastAsia="思源黑体 CN Normal" w:hAnsi="思源黑体 CN Normal" w:cs="思源黑体 CN Light"/>
+                <w:color w:val="000000" w:themeColor="text1"/>
+                <w:sz w:val="17"/>
+                <w:szCs w:val="17"/>
+              </w:rPr>
+            </w:pPr>
+            <w:r>
+              <w:rPr>
+                <w:rFonts w:ascii="思源黑体 CN Normal" w:eastAsia="思源黑体 CN Normal" w:hAnsi="思源黑体 CN Normal" w:cs="思源黑体 CN Light"/>
+                <w:color w:val="000000" w:themeColor="text1"/>
+                <w:sz w:val="17"/>
+                <w:szCs w:val="17"/>
+              </w:rPr>
+              <w:t>NM_005896.4</w:t>
+            </w:r>
+          </w:p>
+          <w:p>
+            <w:pPr>
+              <w:spacing w:beforeLines="10" w:before="31" w:afterLines="10" w:after="31"/>
+              <w:jc w:val="center"/>
+              <w:rPr>
+                <w:rFonts w:ascii="思源黑体 CN Normal" w:eastAsia="思源黑体 CN Normal" w:hAnsi="思源黑体 CN Normal" w:cs="思源黑体 CN Light"/>
+                <w:color w:val="000000" w:themeColor="text1"/>
+                <w:sz w:val="17"/>
+                <w:szCs w:val="17"/>
+              </w:rPr>
+            </w:pPr>
+            <w:r>
+              <w:rPr>
+                <w:rFonts w:ascii="思源黑体 CN Normal" w:eastAsia="思源黑体 CN Normal" w:hAnsi="思源黑体 CN Normal" w:cs="思源黑体 CN Light"/>
+                <w:color w:val="000000" w:themeColor="text1"/>
+                <w:sz w:val="17"/>
+                <w:szCs w:val="17"/>
+              </w:rPr>
+              <w:t>{%p elif a.gene_symbol == “IDH2”%}</w:t>
+            </w:r>
+          </w:p>
+          <w:p>
+            <w:pPr>
+              <w:spacing w:beforeLines="10" w:before="31" w:afterLines="10" w:after="31"/>
+              <w:jc w:val="center"/>
+              <w:rPr>
+                <w:rFonts w:ascii="思源黑体 CN Normal" w:eastAsia="思源黑体 CN Normal" w:hAnsi="思源黑体 CN Normal" w:cs="思源黑体 CN Light"/>
+                <w:color w:val="000000" w:themeColor="text1"/>
+                <w:sz w:val="17"/>
+                <w:szCs w:val="17"/>
+              </w:rPr>
+            </w:pPr>
+            <w:r>
+              <w:rPr>
+                <w:rFonts w:ascii="思源黑体 CN Normal" w:eastAsia="思源黑体 CN Normal" w:hAnsi="思源黑体 CN Normal" w:cs="思源黑体 CN Light"/>
+                <w:color w:val="000000" w:themeColor="text1"/>
+                <w:sz w:val="17"/>
+                <w:szCs w:val="17"/>
+              </w:rPr>
+              <w:t>NM_002168.4</w:t>
+            </w:r>
+          </w:p>
+          <w:p>
+            <w:pPr>
+              <w:spacing w:beforeLines="10" w:before="31" w:afterLines="10" w:after="31"/>
+              <w:jc w:val="center"/>
+              <w:rPr>
+                <w:rFonts w:ascii="思源黑体 CN Normal" w:eastAsia="思源黑体 CN Normal" w:hAnsi="思源黑体 CN Normal" w:cs="思源黑体 CN Light"/>
+                <w:color w:val="000000" w:themeColor="text1"/>
+                <w:sz w:val="17"/>
+                <w:szCs w:val="17"/>
+              </w:rPr>
+            </w:pPr>
+            <w:r>
+              <w:rPr>
+                <w:rFonts w:ascii="思源黑体 CN Normal" w:eastAsia="思源黑体 CN Normal" w:hAnsi="思源黑体 CN Normal" w:cs="思源黑体 CN Light"/>
+                <w:color w:val="000000" w:themeColor="text1"/>
+                <w:sz w:val="17"/>
+                <w:szCs w:val="17"/>
+              </w:rPr>
+              <w:t xml:space="preserve">{%p elif a.gene_symbol == </w:t>
+            </w:r>
+            <w:r>
+              <w:rPr>
+                <w:rFonts w:ascii="思源黑体 CN Normal" w:eastAsia="思源黑体 CN Normal" w:hAnsi="思源黑体 CN Normal" w:cs="思源黑体 CN Light"/>
+                <w:color w:val="000000" w:themeColor="text1"/>
+                <w:sz w:val="17"/>
+                <w:szCs w:val="17"/>
+              </w:rPr>
+              <w:lastRenderedPageBreak/>
+              <w:t>“KIT”%}</w:t>
+            </w:r>
+          </w:p>
+          <w:p>
+            <w:pPr>
+              <w:spacing w:beforeLines="10" w:before="31" w:afterLines="10" w:after="31"/>
+              <w:jc w:val="center"/>
+              <w:rPr>
+                <w:rFonts w:ascii="思源黑体 CN Normal" w:eastAsia="思源黑体 CN Normal" w:hAnsi="思源黑体 CN Normal" w:cs="思源黑体 CN Light"/>
+                <w:color w:val="000000" w:themeColor="text1"/>
+                <w:sz w:val="17"/>
+                <w:szCs w:val="17"/>
+              </w:rPr>
+            </w:pPr>
+            <w:r>
+              <w:rPr>
+                <w:rFonts w:ascii="思源黑体 CN Normal" w:eastAsia="思源黑体 CN Normal" w:hAnsi="思源黑体 CN Normal" w:cs="思源黑体 CN Light"/>
+                <w:color w:val="000000" w:themeColor="text1"/>
+                <w:sz w:val="17"/>
+                <w:szCs w:val="17"/>
+              </w:rPr>
+              <w:t>NM_000222.3</w:t>
+            </w:r>
+          </w:p>
+          <w:p>
+            <w:pPr>
+              <w:spacing w:beforeLines="10" w:before="31" w:afterLines="10" w:after="31"/>
+              <w:jc w:val="center"/>
+              <w:rPr>
+                <w:rFonts w:ascii="思源黑体 CN Normal" w:eastAsia="思源黑体 CN Normal" w:hAnsi="思源黑体 CN Normal" w:cs="思源黑体 CN Light"/>
+                <w:color w:val="000000" w:themeColor="text1"/>
+                <w:sz w:val="17"/>
+                <w:szCs w:val="17"/>
+              </w:rPr>
+            </w:pPr>
+            <w:r>
+              <w:rPr>
+                <w:rFonts w:ascii="思源黑体 CN Normal" w:eastAsia="思源黑体 CN Normal" w:hAnsi="思源黑体 CN Normal" w:cs="思源黑体 CN Light"/>
+                <w:color w:val="000000" w:themeColor="text1"/>
+                <w:sz w:val="17"/>
+                <w:szCs w:val="17"/>
+              </w:rPr>
+              <w:t>{%p elif a.gene_symbol == “KRAS”%}</w:t>
+            </w:r>
+          </w:p>
+          <w:p>
+            <w:pPr>
+              <w:spacing w:beforeLines="10" w:before="31" w:afterLines="10" w:after="31"/>
+              <w:jc w:val="center"/>
+              <w:rPr>
+                <w:rFonts w:ascii="思源黑体 CN Normal" w:eastAsia="思源黑体 CN Normal" w:hAnsi="思源黑体 CN Normal" w:cs="思源黑体 CN Light"/>
+                <w:color w:val="000000" w:themeColor="text1"/>
+                <w:sz w:val="17"/>
+                <w:szCs w:val="17"/>
+              </w:rPr>
+            </w:pPr>
+            <w:r>
+              <w:rPr>
+                <w:rFonts w:ascii="思源黑体 CN Normal" w:eastAsia="思源黑体 CN Normal" w:hAnsi="思源黑体 CN Normal" w:cs="思源黑体 CN Light"/>
+                <w:color w:val="000000" w:themeColor="text1"/>
+                <w:sz w:val="17"/>
+                <w:szCs w:val="17"/>
+              </w:rPr>
+              <w:t>NM_004985.5</w:t>
+            </w:r>
+          </w:p>
+          <w:p>
+            <w:pPr>
+              <w:spacing w:beforeLines="10" w:before="31" w:afterLines="10" w:after="31"/>
+              <w:jc w:val="center"/>
+              <w:rPr>
+                <w:rFonts w:ascii="思源黑体 CN Normal" w:eastAsia="思源黑体 CN Normal" w:hAnsi="思源黑体 CN Normal" w:cs="思源黑体 CN Light"/>
+                <w:color w:val="000000" w:themeColor="text1"/>
+                <w:sz w:val="17"/>
+                <w:szCs w:val="17"/>
+              </w:rPr>
+            </w:pPr>
+            <w:r>
+              <w:rPr>
+                <w:rFonts w:ascii="思源黑体 CN Normal" w:eastAsia="思源黑体 CN Normal" w:hAnsi="思源黑体 CN Normal" w:cs="思源黑体 CN Light"/>
+                <w:color w:val="000000" w:themeColor="text1"/>
+                <w:sz w:val="17"/>
+                <w:szCs w:val="17"/>
+              </w:rPr>
+              <w:t>{%p elif a.gene_symbol == “NTRK1”%}</w:t>
+            </w:r>
+          </w:p>
+          <w:p>
+            <w:pPr>
+              <w:spacing w:beforeLines="10" w:before="31" w:afterLines="10" w:after="31"/>
+              <w:jc w:val="center"/>
+              <w:rPr>
+                <w:rFonts w:ascii="思源黑体 CN Normal" w:eastAsia="思源黑体 CN Normal" w:hAnsi="思源黑体 CN Normal" w:cs="思源黑体 CN Light"/>
+                <w:color w:val="000000" w:themeColor="text1"/>
+                <w:sz w:val="17"/>
+                <w:szCs w:val="17"/>
+              </w:rPr>
+            </w:pPr>
+            <w:r>
+              <w:rPr>
+                <w:rFonts w:ascii="思源黑体 CN Normal" w:eastAsia="思源黑体 CN Normal" w:hAnsi="思源黑体 CN Normal" w:cs="思源黑体 CN Light"/>
+                <w:color w:val="000000" w:themeColor="text1"/>
+                <w:sz w:val="17"/>
+                <w:szCs w:val="17"/>
+              </w:rPr>
+              <w:t>NM_002529.4</w:t>
+            </w:r>
+          </w:p>
+          <w:p>
+            <w:pPr>
+              <w:spacing w:beforeLines="10" w:before="31" w:afterLines="10" w:after="31"/>
+              <w:jc w:val="center"/>
+              <w:rPr>
+                <w:rFonts w:ascii="思源黑体 CN Normal" w:eastAsia="思源黑体 CN Normal" w:hAnsi="思源黑体 CN Normal" w:cs="思源黑体 CN Light"/>
+                <w:color w:val="000000" w:themeColor="text1"/>
+                <w:sz w:val="17"/>
+                <w:szCs w:val="17"/>
+              </w:rPr>
+            </w:pPr>
+            <w:r>
+              <w:rPr>
+                <w:rFonts w:ascii="思源黑体 CN Normal" w:eastAsia="思源黑体 CN Normal" w:hAnsi="思源黑体 CN Normal" w:cs="思源黑体 CN Light"/>
+                <w:color w:val="000000" w:themeColor="text1"/>
+                <w:sz w:val="17"/>
+                <w:szCs w:val="17"/>
+              </w:rPr>
+              <w:t>{%p elif a.gene_symbol == “NTRK2”%}</w:t>
+            </w:r>
+          </w:p>
+          <w:p>
+            <w:pPr>
+              <w:spacing w:beforeLines="10" w:before="31" w:afterLines="10" w:after="31"/>
+              <w:jc w:val="center"/>
+              <w:rPr>
+                <w:rFonts w:ascii="思源黑体 CN Normal" w:eastAsia="思源黑体 CN Normal" w:hAnsi="思源黑体 CN Normal" w:cs="思源黑体 CN Light"/>
+                <w:color w:val="000000" w:themeColor="text1"/>
+                <w:sz w:val="17"/>
+                <w:szCs w:val="17"/>
+              </w:rPr>
+            </w:pPr>
+            <w:r>
+              <w:rPr>
+                <w:rFonts w:ascii="思源黑体 CN Normal" w:eastAsia="思源黑体 CN Normal" w:hAnsi="思源黑体 CN Normal" w:cs="思源黑体 CN Light"/>
+                <w:color w:val="000000" w:themeColor="text1"/>
+                <w:sz w:val="17"/>
+                <w:szCs w:val="17"/>
+              </w:rPr>
+              <w:t>NM_006180.6</w:t>
+            </w:r>
+          </w:p>
+          <w:p>
+            <w:pPr>
+              <w:spacing w:beforeLines="10" w:before="31" w:afterLines="10" w:after="31"/>
+              <w:jc w:val="center"/>
+              <w:rPr>
+                <w:rFonts w:ascii="思源黑体 CN Normal" w:eastAsia="思源黑体 CN Normal" w:hAnsi="思源黑体 CN Normal" w:cs="思源黑体 CN Light"/>
+                <w:color w:val="000000" w:themeColor="text1"/>
+                <w:sz w:val="17"/>
+                <w:szCs w:val="17"/>
+              </w:rPr>
+            </w:pPr>
+            <w:r>
+              <w:rPr>
+                <w:rFonts w:ascii="思源黑体 CN Normal" w:eastAsia="思源黑体 CN Normal" w:hAnsi="思源黑体 CN Normal" w:cs="思源黑体 CN Light"/>
+                <w:color w:val="000000" w:themeColor="text1"/>
+                <w:sz w:val="17"/>
+                <w:szCs w:val="17"/>
+              </w:rPr>
+              <w:t>{%p elif a.gene_symbol == “NTRK3”%}</w:t>
+            </w:r>
+          </w:p>
+          <w:p>
+            <w:pPr>
+              <w:spacing w:beforeLines="10" w:before="31" w:afterLines="10" w:after="31"/>
+              <w:jc w:val="center"/>
+              <w:rPr>
+                <w:rFonts w:ascii="思源黑体 CN Normal" w:eastAsia="思源黑体 CN Normal" w:hAnsi="思源黑体 CN Normal" w:cs="思源黑体 CN Light"/>
+                <w:color w:val="000000" w:themeColor="text1"/>
+                <w:sz w:val="17"/>
+                <w:szCs w:val="17"/>
+              </w:rPr>
+            </w:pPr>
+            <w:r>
+              <w:rPr>
+                <w:rFonts w:ascii="思源黑体 CN Normal" w:eastAsia="思源黑体 CN Normal" w:hAnsi="思源黑体 CN Normal" w:cs="思源黑体 CN Light"/>
+                <w:color w:val="000000" w:themeColor="text1"/>
+                <w:sz w:val="17"/>
+                <w:szCs w:val="17"/>
+              </w:rPr>
+              <w:t>NM_001012338.3</w:t>
+            </w:r>
+          </w:p>
+          <w:p>
+            <w:pPr>
+              <w:spacing w:beforeLines="10" w:before="31" w:afterLines="10" w:after="31"/>
+              <w:jc w:val="center"/>
+              <w:rPr>
+                <w:rFonts w:ascii="思源黑体 CN Normal" w:eastAsia="思源黑体 CN Normal" w:hAnsi="思源黑体 CN Normal" w:cs="思源黑体 CN Light"/>
+                <w:color w:val="000000" w:themeColor="text1"/>
+                <w:sz w:val="17"/>
+                <w:szCs w:val="17"/>
+              </w:rPr>
+            </w:pPr>
+            <w:r>
+              <w:rPr>
+                <w:rFonts w:ascii="思源黑体 CN Normal" w:eastAsia="思源黑体 CN Normal" w:hAnsi="思源黑体 CN Normal" w:cs="思源黑体 CN Light"/>
+                <w:color w:val="000000" w:themeColor="text1"/>
+                <w:sz w:val="17"/>
+                <w:szCs w:val="17"/>
+              </w:rPr>
+              <w:t>{%p elif a.gene_symbol == “ESR1”%}</w:t>
+            </w:r>
+          </w:p>
+          <w:p>
+            <w:pPr>
+              <w:spacing w:beforeLines="10" w:before="31" w:afterLines="10" w:after="31"/>
+              <w:jc w:val="center"/>
+              <w:rPr>
+                <w:rFonts w:ascii="思源黑体 CN Normal" w:eastAsia="思源黑体 CN Normal" w:hAnsi="思源黑体 CN Normal" w:cs="思源黑体 CN Light"/>
+                <w:color w:val="000000" w:themeColor="text1"/>
+                <w:sz w:val="17"/>
+                <w:szCs w:val="17"/>
+              </w:rPr>
+            </w:pPr>
+            <w:r>
+              <w:rPr>
+                <w:rFonts w:ascii="思源黑体 CN Normal" w:eastAsia="思源黑体 CN Normal" w:hAnsi="思源黑体 CN Normal" w:cs="思源黑体 CN Light"/>
+                <w:color w:val="000000" w:themeColor="text1"/>
+                <w:sz w:val="17"/>
+                <w:szCs w:val="17"/>
+              </w:rPr>
+              <w:t>NM_000125.4</w:t>
+            </w:r>
+          </w:p>
+          <w:p>
+            <w:pPr>
+              <w:spacing w:beforeLines="10" w:before="31" w:afterLines="10" w:after="31"/>
+              <w:jc w:val="center"/>
+              <w:rPr>
+                <w:rFonts w:ascii="思源黑体 CN Normal" w:eastAsia="思源黑体 CN Normal" w:hAnsi="思源黑体 CN Normal" w:cs="思源黑体 CN Light"/>
+                <w:color w:val="000000" w:themeColor="text1"/>
+                <w:sz w:val="17"/>
+                <w:szCs w:val="17"/>
+              </w:rPr>
+            </w:pPr>
+            <w:r>
+              <w:rPr>
+                <w:rFonts w:ascii="思源黑体 CN Normal" w:eastAsia="思源黑体 CN Normal" w:hAnsi="思源黑体 CN Normal" w:cs="思源黑体 CN Light"/>
+                <w:color w:val="000000" w:themeColor="text1"/>
+                <w:sz w:val="17"/>
+                <w:szCs w:val="17"/>
+              </w:rPr>
+              <w:t>{%p elif a.gene_symbol == “ALK”%}</w:t>
+            </w:r>
+          </w:p>
+          <w:p>
+            <w:pPr>
+              <w:spacing w:beforeLines="10" w:before="31" w:afterLines="10" w:after="31"/>
+              <w:jc w:val="center"/>
+              <w:rPr>
+                <w:rFonts w:ascii="思源黑体 CN Normal" w:eastAsia="思源黑体 CN Normal" w:hAnsi="思源黑体 CN Normal" w:cs="思源黑体 CN Light"/>
+                <w:color w:val="000000" w:themeColor="text1"/>
+                <w:sz w:val="17"/>
+                <w:szCs w:val="17"/>
+              </w:rPr>
+            </w:pPr>
+            <w:r>
+              <w:rPr>
+                <w:rFonts w:ascii="思源黑体 CN Normal" w:eastAsia="思源黑体 CN Normal" w:hAnsi="思源黑体 CN Normal" w:cs="思源黑体 CN Light"/>
+                <w:color w:val="000000" w:themeColor="text1"/>
+                <w:sz w:val="17"/>
+                <w:szCs w:val="17"/>
+              </w:rPr>
+              <w:t>NM_004304.5</w:t>
+            </w:r>
+          </w:p>
+          <w:p>
+            <w:pPr>
+              <w:spacing w:beforeLines="10" w:before="31" w:afterLines="10" w:after="31"/>
+              <w:jc w:val="center"/>
+              <w:rPr>
+                <w:rFonts w:ascii="思源黑体 CN Normal" w:eastAsia="思源黑体 CN Normal" w:hAnsi="思源黑体 CN Normal" w:cs="思源黑体 CN Light"/>
+                <w:color w:val="000000" w:themeColor="text1"/>
+                <w:sz w:val="17"/>
+                <w:szCs w:val="17"/>
+              </w:rPr>
+            </w:pPr>
+            <w:r>
+              <w:rPr>
+                <w:rFonts w:ascii="思源黑体 CN Normal" w:eastAsia="思源黑体 CN Normal" w:hAnsi="思源黑体 CN Normal" w:cs="思源黑体 CN Light"/>
+                <w:color w:val="000000" w:themeColor="text1"/>
+                <w:sz w:val="17"/>
+                <w:szCs w:val="17"/>
+              </w:rPr>
+              <w:t>{%p elif a.gene_symbol == “BRAF”%}</w:t>
+            </w:r>
+          </w:p>
+          <w:p>
+            <w:pPr>
+              <w:spacing w:beforeLines="10" w:before="31" w:afterLines="10" w:after="31"/>
+              <w:jc w:val="center"/>
+              <w:rPr>
+                <w:rFonts w:ascii="思源黑体 CN Normal" w:eastAsia="思源黑体 CN Normal" w:hAnsi="思源黑体 CN Normal" w:cs="思源黑体 CN Light"/>
+                <w:color w:val="000000" w:themeColor="text1"/>
+                <w:sz w:val="17"/>
+                <w:szCs w:val="17"/>
+              </w:rPr>
+            </w:pPr>
+            <w:r>
+              <w:rPr>
+                <w:rFonts w:ascii="思源黑体 CN Normal" w:eastAsia="思源黑体 CN Normal" w:hAnsi="思源黑体 CN Normal" w:cs="思源黑体 CN Light"/>
+                <w:color w:val="000000" w:themeColor="text1"/>
+                <w:sz w:val="17"/>
+                <w:szCs w:val="17"/>
+              </w:rPr>
+              <w:t>NM_004333.6</w:t>
+            </w:r>
+          </w:p>
+          <w:p>
+            <w:pPr>
+              <w:spacing w:beforeLines="10" w:before="31" w:afterLines="10" w:after="31"/>
+              <w:jc w:val="center"/>
+              <w:rPr>
+                <w:rFonts w:ascii="思源黑体 CN Normal" w:eastAsia="思源黑体 CN Normal" w:hAnsi="思源黑体 CN Normal" w:cs="思源黑体 CN Light"/>
+                <w:color w:val="000000" w:themeColor="text1"/>
+                <w:sz w:val="17"/>
+                <w:szCs w:val="17"/>
+              </w:rPr>
+            </w:pPr>
+            <w:r>
+              <w:rPr>
+                <w:rFonts w:ascii="思源黑体 CN Normal" w:eastAsia="思源黑体 CN Normal" w:hAnsi="思源黑体 CN Normal" w:cs="思源黑体 CN Light"/>
+                <w:color w:val="000000" w:themeColor="text1"/>
+                <w:sz w:val="17"/>
+                <w:szCs w:val="17"/>
+              </w:rPr>
+              <w:t>{%p elif a.gene_symbol == “EGFR”%}</w:t>
+            </w:r>
+          </w:p>
+          <w:p>
+            <w:pPr>
+              <w:spacing w:beforeLines="10" w:before="31" w:afterLines="10" w:after="31"/>
+              <w:jc w:val="center"/>
+              <w:rPr>
+                <w:rFonts w:ascii="思源黑体 CN Normal" w:eastAsia="思源黑体 CN Normal" w:hAnsi="思源黑体 CN Normal" w:cs="思源黑体 CN Light"/>
+                <w:color w:val="000000" w:themeColor="text1"/>
+                <w:sz w:val="17"/>
+                <w:szCs w:val="17"/>
+              </w:rPr>
+            </w:pPr>
+            <w:r>
+              <w:rPr>
+                <w:rFonts w:ascii="思源黑体 CN Normal" w:eastAsia="思源黑体 CN Normal" w:hAnsi="思源黑体 CN Normal" w:cs="思源黑体 CN Light"/>
+                <w:color w:val="000000" w:themeColor="text1"/>
+                <w:sz w:val="17"/>
+                <w:szCs w:val="17"/>
+              </w:rPr>
+              <w:t>NM_005228.5</w:t>
+            </w:r>
+          </w:p>
+          <w:p>
+            <w:pPr>
+              <w:spacing w:beforeLines="10" w:before="31" w:afterLines="10" w:after="31"/>
+              <w:jc w:val="center"/>
+              <w:rPr>
+                <w:rFonts w:ascii="思源黑体 CN Normal" w:eastAsia="思源黑体 CN Normal" w:hAnsi="思源黑体 CN Normal" w:cs="思源黑体 CN Light"/>
+                <w:color w:val="000000" w:themeColor="text1"/>
+                <w:sz w:val="17"/>
+                <w:szCs w:val="17"/>
+              </w:rPr>
+            </w:pPr>
+            <w:r>
+              <w:rPr>
+                <w:rFonts w:ascii="思源黑体 CN Normal" w:eastAsia="思源黑体 CN Normal" w:hAnsi="思源黑体 CN Normal" w:cs="思源黑体 CN Light"/>
+                <w:color w:val="000000" w:themeColor="text1"/>
+                <w:sz w:val="17"/>
+                <w:szCs w:val="17"/>
+              </w:rPr>
+              <w:t>{%p elif a.gene_symbol == “MET”%}</w:t>
+            </w:r>
+          </w:p>
+          <w:p>
+            <w:pPr>
+              <w:spacing w:beforeLines="10" w:before="31" w:afterLines="10" w:after="31"/>
+              <w:jc w:val="center"/>
+              <w:rPr>
+                <w:rFonts w:ascii="思源黑体 CN Normal" w:eastAsia="思源黑体 CN Normal" w:hAnsi="思源黑体 CN Normal" w:cs="思源黑体 CN Light"/>
+                <w:color w:val="000000" w:themeColor="text1"/>
+                <w:sz w:val="17"/>
+                <w:szCs w:val="17"/>
+              </w:rPr>
+            </w:pPr>
+            <w:r>
+              <w:rPr>
+                <w:rFonts w:ascii="思源黑体 CN Normal" w:eastAsia="思源黑体 CN Normal" w:hAnsi="思源黑体 CN Normal" w:cs="思源黑体 CN Light"/>
+                <w:color w:val="000000" w:themeColor="text1"/>
+                <w:sz w:val="17"/>
+                <w:szCs w:val="17"/>
+              </w:rPr>
+              <w:t>NM_000245.4</w:t>
+            </w:r>
+          </w:p>
+          <w:p>
+            <w:pPr>
+              <w:spacing w:beforeLines="10" w:before="31" w:afterLines="10" w:after="31"/>
+              <w:jc w:val="center"/>
+              <w:rPr>
+                <w:rFonts w:ascii="思源黑体 CN Normal" w:eastAsia="思源黑体 CN Normal" w:hAnsi="思源黑体 CN Normal" w:cs="思源黑体 CN Light"/>
+                <w:color w:val="000000" w:themeColor="text1"/>
+                <w:sz w:val="17"/>
+                <w:szCs w:val="17"/>
+              </w:rPr>
+            </w:pPr>
+            <w:r>
+              <w:rPr>
+                <w:rFonts w:ascii="思源黑体 CN Normal" w:eastAsia="思源黑体 CN Normal" w:hAnsi="思源黑体 CN Normal" w:cs="思源黑体 CN Light"/>
+                <w:color w:val="000000" w:themeColor="text1"/>
+                <w:sz w:val="17"/>
+                <w:szCs w:val="17"/>
+              </w:rPr>
+              <w:t>{%p elif a.gene_symbol == “NRAS”%}</w:t>
+            </w:r>
+          </w:p>
+          <w:p>
+            <w:pPr>
+              <w:spacing w:beforeLines="10" w:before="31" w:afterLines="10" w:after="31"/>
+              <w:jc w:val="center"/>
+              <w:rPr>
+                <w:rFonts w:ascii="思源黑体 CN Normal" w:eastAsia="思源黑体 CN Normal" w:hAnsi="思源黑体 CN Normal" w:cs="思源黑体 CN Light"/>
+                <w:color w:val="000000" w:themeColor="text1"/>
+                <w:sz w:val="17"/>
+                <w:szCs w:val="17"/>
+              </w:rPr>
+            </w:pPr>
+            <w:r>
+              <w:rPr>
+                <w:rFonts w:ascii="思源黑体 CN Normal" w:eastAsia="思源黑体 CN Normal" w:hAnsi="思源黑体 CN Normal" w:cs="思源黑体 CN Light"/>
+                <w:color w:val="000000" w:themeColor="text1"/>
+                <w:sz w:val="17"/>
+                <w:szCs w:val="17"/>
+              </w:rPr>
+              <w:t>NM_002524.5</w:t>
+            </w:r>
+          </w:p>
+          <w:p>
+            <w:pPr>
+              <w:spacing w:beforeLines="10" w:before="31" w:afterLines="10" w:after="31"/>
+              <w:jc w:val="center"/>
+              <w:rPr>
+                <w:rFonts w:ascii="思源黑体 CN Normal" w:eastAsia="思源黑体 CN Normal" w:hAnsi="思源黑体 CN Normal" w:cs="思源黑体 CN Light"/>
+                <w:color w:val="000000" w:themeColor="text1"/>
+                <w:sz w:val="17"/>
+                <w:szCs w:val="17"/>
+              </w:rPr>
+            </w:pPr>
+            <w:r>
+              <w:rPr>
+                <w:rFonts w:ascii="思源黑体 CN Normal" w:eastAsia="思源黑体 CN Normal" w:hAnsi="思源黑体 CN Normal" w:cs="思源黑体 CN Light"/>
+                <w:color w:val="000000" w:themeColor="text1"/>
+                <w:sz w:val="17"/>
+                <w:szCs w:val="17"/>
+              </w:rPr>
+              <w:t xml:space="preserve">{%p elif a.gene_symbol == </w:t>
+            </w:r>
+            <w:r>
+              <w:rPr>
+                <w:rFonts w:ascii="思源黑体 CN Normal" w:eastAsia="思源黑体 CN Normal" w:hAnsi="思源黑体 CN Normal" w:cs="思源黑体 CN Light"/>
+                <w:color w:val="000000" w:themeColor="text1"/>
+                <w:sz w:val="17"/>
+                <w:szCs w:val="17"/>
+              </w:rPr>
+              <w:lastRenderedPageBreak/>
+              <w:t>“PDGFRA”%}</w:t>
+            </w:r>
+          </w:p>
+          <w:p>
+            <w:pPr>
+              <w:spacing w:beforeLines="10" w:before="31" w:afterLines="10" w:after="31"/>
+              <w:jc w:val="center"/>
+              <w:rPr>
+                <w:rFonts w:ascii="思源黑体 CN Normal" w:eastAsia="思源黑体 CN Normal" w:hAnsi="思源黑体 CN Normal" w:cs="思源黑体 CN Light"/>
+                <w:color w:val="000000" w:themeColor="text1"/>
+                <w:sz w:val="17"/>
+                <w:szCs w:val="17"/>
+              </w:rPr>
+            </w:pPr>
+            <w:r>
+              <w:rPr>
+                <w:rFonts w:ascii="思源黑体 CN Normal" w:eastAsia="思源黑体 CN Normal" w:hAnsi="思源黑体 CN Normal" w:cs="思源黑体 CN Light"/>
+                <w:color w:val="000000" w:themeColor="text1"/>
+                <w:sz w:val="17"/>
+                <w:szCs w:val="17"/>
+              </w:rPr>
+              <w:t>NM_006206.6</w:t>
+            </w:r>
+          </w:p>
+          <w:p>
+            <w:pPr>
+              <w:spacing w:beforeLines="10" w:before="31" w:afterLines="10" w:after="31"/>
+              <w:jc w:val="center"/>
+              <w:rPr>
+                <w:rFonts w:ascii="思源黑体 CN Normal" w:eastAsia="思源黑体 CN Normal" w:hAnsi="思源黑体 CN Normal" w:cs="思源黑体 CN Light"/>
+                <w:color w:val="000000" w:themeColor="text1"/>
+                <w:sz w:val="17"/>
+                <w:szCs w:val="17"/>
+              </w:rPr>
+            </w:pPr>
+            <w:r>
+              <w:rPr>
+                <w:rFonts w:ascii="思源黑体 CN Normal" w:eastAsia="思源黑体 CN Normal" w:hAnsi="思源黑体 CN Normal" w:cs="思源黑体 CN Light"/>
+                <w:color w:val="000000" w:themeColor="text1"/>
+                <w:sz w:val="17"/>
+                <w:szCs w:val="17"/>
+              </w:rPr>
+              <w:t>{%p elif a.gene_symbol == “PIK3CA”%}</w:t>
+            </w:r>
+          </w:p>
+          <w:p>
+            <w:pPr>
+              <w:spacing w:beforeLines="10" w:before="31" w:afterLines="10" w:after="31"/>
+              <w:jc w:val="center"/>
+              <w:rPr>
+                <w:rFonts w:ascii="思源黑体 CN Normal" w:eastAsia="思源黑体 CN Normal" w:hAnsi="思源黑体 CN Normal" w:cs="思源黑体 CN Light"/>
+                <w:color w:val="000000" w:themeColor="text1"/>
+                <w:sz w:val="17"/>
+                <w:szCs w:val="17"/>
+              </w:rPr>
+            </w:pPr>
+            <w:r>
+              <w:rPr>
+                <w:rFonts w:ascii="思源黑体 CN Normal" w:eastAsia="思源黑体 CN Normal" w:hAnsi="思源黑体 CN Normal" w:cs="思源黑体 CN Light"/>
+                <w:color w:val="000000" w:themeColor="text1"/>
+                <w:sz w:val="17"/>
+                <w:szCs w:val="17"/>
+              </w:rPr>
+              <w:t>NM_006218.4</w:t>
+            </w:r>
+          </w:p>
+          <w:p>
+            <w:pPr>
+              <w:spacing w:beforeLines="10" w:before="31" w:afterLines="10" w:after="31"/>
+              <w:jc w:val="center"/>
+              <w:rPr>
+                <w:rFonts w:ascii="思源黑体 CN Normal" w:eastAsia="思源黑体 CN Normal" w:hAnsi="思源黑体 CN Normal" w:cs="思源黑体 CN Light"/>
+                <w:color w:val="000000" w:themeColor="text1"/>
+                <w:sz w:val="17"/>
+                <w:szCs w:val="17"/>
+              </w:rPr>
+            </w:pPr>
+            <w:r>
+              <w:rPr>
+                <w:rFonts w:ascii="思源黑体 CN Normal" w:eastAsia="思源黑体 CN Normal" w:hAnsi="思源黑体 CN Normal" w:cs="思源黑体 CN Light"/>
+                <w:color w:val="000000" w:themeColor="text1"/>
+                <w:sz w:val="17"/>
+                <w:szCs w:val="17"/>
+              </w:rPr>
+              <w:t>{%p elif a.gene_symbol == “RET”%}</w:t>
+            </w:r>
+          </w:p>
+          <w:p>
+            <w:pPr>
+              <w:spacing w:beforeLines="10" w:before="31" w:afterLines="10" w:after="31"/>
+              <w:jc w:val="center"/>
+              <w:rPr>
+                <w:rFonts w:ascii="思源黑体 CN Normal" w:eastAsia="思源黑体 CN Normal" w:hAnsi="思源黑体 CN Normal" w:cs="思源黑体 CN Light"/>
+                <w:color w:val="000000" w:themeColor="text1"/>
+                <w:sz w:val="17"/>
+                <w:szCs w:val="17"/>
+              </w:rPr>
+            </w:pPr>
+            <w:r>
+              <w:rPr>
+                <w:rFonts w:ascii="思源黑体 CN Normal" w:eastAsia="思源黑体 CN Normal" w:hAnsi="思源黑体 CN Normal" w:cs="思源黑体 CN Light"/>
+                <w:color w:val="000000" w:themeColor="text1"/>
+                <w:sz w:val="17"/>
+                <w:szCs w:val="17"/>
+              </w:rPr>
+              <w:t>NM_020975.6</w:t>
+            </w:r>
+          </w:p>
+          <w:p>
+            <w:pPr>
+              <w:spacing w:beforeLines="10" w:before="31" w:afterLines="10" w:after="31"/>
+              <w:jc w:val="center"/>
+              <w:rPr>
+                <w:rFonts w:ascii="思源黑体 CN Normal" w:eastAsia="思源黑体 CN Normal" w:hAnsi="思源黑体 CN Normal" w:cs="思源黑体 CN Light"/>
+                <w:color w:val="000000" w:themeColor="text1"/>
+                <w:sz w:val="17"/>
+                <w:szCs w:val="17"/>
+              </w:rPr>
+            </w:pPr>
+            <w:r>
+              <w:rPr>
+                <w:rFonts w:ascii="思源黑体 CN Normal" w:eastAsia="思源黑体 CN Normal" w:hAnsi="思源黑体 CN Normal" w:cs="思源黑体 CN Light"/>
+                <w:color w:val="000000" w:themeColor="text1"/>
+                <w:sz w:val="17"/>
+                <w:szCs w:val="17"/>
+              </w:rPr>
+              <w:t>{%p elif a.gene_symbol == “ROS1”%}</w:t>
+            </w:r>
+          </w:p>
+          <w:p>
+            <w:pPr>
+              <w:spacing w:beforeLines="10" w:before="31" w:afterLines="10" w:after="31"/>
+              <w:jc w:val="center"/>
+              <w:rPr>
+                <w:rFonts w:ascii="思源黑体 CN Normal" w:eastAsia="思源黑体 CN Normal" w:hAnsi="思源黑体 CN Normal" w:cs="思源黑体 CN Light"/>
+                <w:color w:val="000000" w:themeColor="text1"/>
+                <w:sz w:val="17"/>
+                <w:szCs w:val="17"/>
+              </w:rPr>
+            </w:pPr>
+            <w:r>
+              <w:rPr>
+                <w:rFonts w:ascii="思源黑体 CN Normal" w:eastAsia="思源黑体 CN Normal" w:hAnsi="思源黑体 CN Normal" w:cs="思源黑体 CN Light"/>
+                <w:color w:val="000000" w:themeColor="text1"/>
+                <w:sz w:val="17"/>
+                <w:szCs w:val="17"/>
+              </w:rPr>
+              <w:t>NM_002944.2</w:t>
+            </w:r>
+          </w:p>
+          <w:p>
+            <w:pPr>
+              <w:spacing w:beforeLines="10" w:before="31" w:afterLines="10" w:after="31"/>
+              <w:jc w:val="center"/>
+              <w:rPr>
+                <w:rFonts w:ascii="思源黑体 CN Normal" w:eastAsia="思源黑体 CN Normal" w:hAnsi="思源黑体 CN Normal" w:cs="思源黑体 CN Light"/>
+                <w:color w:val="000000" w:themeColor="text1"/>
+                <w:sz w:val="17"/>
+                <w:szCs w:val="17"/>
+              </w:rPr>
+            </w:pPr>
+            <w:r>
+              <w:rPr>
+                <w:rFonts w:ascii="思源黑体 CN Normal" w:eastAsia="思源黑体 CN Normal" w:hAnsi="思源黑体 CN Normal" w:cs="思源黑体 CN Light"/>
+                <w:color w:val="000000" w:themeColor="text1"/>
+                <w:sz w:val="17"/>
+                <w:szCs w:val="17"/>
+              </w:rPr>
+              <w:t>{%p else%}</w:t>
+            </w:r>
+          </w:p>
+          <w:p>
+            <w:pPr>
+              <w:spacing w:beforeLines="10" w:before="31" w:afterLines="10" w:after="31"/>
+              <w:jc w:val="center"/>
+              <w:rPr>
+                <w:rFonts w:ascii="思源黑体 CN Normal" w:eastAsia="思源黑体 CN Normal" w:hAnsi="思源黑体 CN Normal" w:cs="思源黑体 CN Light"/>
+                <w:color w:val="000000" w:themeColor="text1"/>
+                <w:sz w:val="17"/>
+                <w:szCs w:val="17"/>
+              </w:rPr>
+            </w:pPr>
+            <w:r>
+              <w:rPr>
+                <w:rFonts w:ascii="思源黑体 CN Normal" w:eastAsia="思源黑体 CN Normal" w:hAnsi="思源黑体 CN Normal" w:cs="思源黑体 CN Light"/>
+                <w:color w:val="000000" w:themeColor="text1"/>
+                <w:sz w:val="17"/>
+                <w:szCs w:val="17"/>
+              </w:rPr>
+              <w:t>{{a.transcript}}</w:t>
+            </w:r>
+          </w:p>
+          <w:p>
+            <w:pPr>
+              <w:spacing w:beforeLines="10" w:before="31" w:afterLines="10" w:after="31"/>
+              <w:jc w:val="center"/>
+              <w:rPr>
+                <w:rFonts w:ascii="思源黑体 CN Normal" w:eastAsia="思源黑体 CN Normal" w:hAnsi="思源黑体 CN Normal" w:cs="思源黑体 CN Light"/>
+                <w:color w:val="000000" w:themeColor="text1"/>
+                <w:sz w:val="17"/>
+                <w:szCs w:val="17"/>
+              </w:rPr>
+            </w:pPr>
+            <w:r>
+              <w:rPr>
+                <w:rFonts w:ascii="思源黑体 CN Normal" w:eastAsia="思源黑体 CN Normal" w:hAnsi="思源黑体 CN Normal" w:cs="思源黑体 CN Light"/>
+                <w:color w:val="000000" w:themeColor="text1"/>
+                <w:sz w:val="17"/>
+                <w:szCs w:val="17"/>
+              </w:rPr>
+              <w:t>{%p endif%}</w:t>
+            </w:r>
+          </w:p>
+        </w:tc>
+        <w:tc>
+          <w:tcPr>
+            <w:tcW w:w="2835" w:type="dxa"/>
+          </w:tcPr>
+          <w:p>
+            <w:pPr>
+              <w:spacing w:beforeLines="10" w:before="31" w:afterLines="10" w:after="31"/>
+              <w:jc w:val="center"/>
+              <w:rPr>
+                <w:rFonts w:ascii="思源黑体 CN Normal" w:eastAsia="思源黑体 CN Normal" w:hAnsi="思源黑体 CN Normal" w:cs="思源黑体 CN Light"/>
+                <w:color w:val="000000" w:themeColor="text1"/>
+                <w:sz w:val="17"/>
+                <w:szCs w:val="17"/>
+              </w:rPr>
+            </w:pPr>
+            <w:r>
+              <w:rPr>
+                <w:rFonts w:ascii="思源黑体 CN Normal" w:eastAsia="思源黑体 CN Normal" w:hAnsi="思源黑体 CN Normal" w:cs="思源黑体 CN Light" w:hint="eastAsia"/>
+                <w:color w:val="000000" w:themeColor="text1"/>
+                <w:sz w:val="17"/>
+                <w:szCs w:val="17"/>
+              </w:rPr>
+              <w:lastRenderedPageBreak/>
+              <w:t>{</w:t>
+            </w:r>
+            <w:r>
+              <w:rPr>
+                <w:rFonts w:ascii="思源黑体 CN Normal" w:eastAsia="思源黑体 CN Normal" w:hAnsi="思源黑体 CN Normal" w:cs="思源黑体 CN Light"/>
+                <w:color w:val="000000" w:themeColor="text1"/>
+                <w:sz w:val="17"/>
+                <w:szCs w:val="17"/>
+              </w:rPr>
+              <w:t>{a.gene_tumor}}</w:t>
+            </w:r>
+          </w:p>
+        </w:tc>
+        <w:tc>
+          <w:tcPr>
+            <w:tcW w:w="2268" w:type="dxa"/>
+          </w:tcPr>
+          <w:p>
+            <w:pPr>
+              <w:spacing w:beforeLines="10" w:before="31" w:afterLines="10" w:after="31"/>
+              <w:jc w:val="center"/>
+              <w:rPr>
+                <w:rFonts w:ascii="思源黑体 CN Normal" w:eastAsia="思源黑体 CN Normal" w:hAnsi="思源黑体 CN Normal" w:cs="思源黑体 CN Light"/>
+                <w:color w:val="000000" w:themeColor="text1"/>
+                <w:sz w:val="17"/>
+                <w:szCs w:val="17"/>
+              </w:rPr>
+            </w:pPr>
+            <w:r>
+              <w:rPr>
+                <w:rFonts w:ascii="思源黑体 CN Normal" w:eastAsia="思源黑体 CN Normal" w:hAnsi="思源黑体 CN Normal" w:cs="思源黑体 CN Light" w:hint="eastAsia"/>
+                <w:color w:val="000000" w:themeColor="text1"/>
+                <w:sz w:val="17"/>
+                <w:szCs w:val="17"/>
+              </w:rPr>
+              <w:t>{{a</w:t>
+            </w:r>
+            <w:r>
+              <w:rPr>
+                <w:rFonts w:ascii="思源黑体 CN Normal" w:eastAsia="思源黑体 CN Normal" w:hAnsi="思源黑体 CN Normal" w:cs="思源黑体 CN Light"/>
+                <w:color w:val="000000" w:themeColor="text1"/>
+                <w:sz w:val="17"/>
+                <w:szCs w:val="17"/>
+              </w:rPr>
+              <w:t>|cdx_type3_var_info</w:t>
+            </w:r>
+            <w:r>
+              <w:rPr>
+                <w:rFonts w:ascii="思源黑体 CN Normal" w:eastAsia="思源黑体 CN Normal" w:hAnsi="思源黑体 CN Normal" w:cs="思源黑体 CN Light" w:hint="eastAsia"/>
+                <w:color w:val="000000" w:themeColor="text1"/>
+                <w:sz w:val="17"/>
+                <w:szCs w:val="17"/>
+              </w:rPr>
+              <w:t>}}</w:t>
+            </w:r>
+          </w:p>
+        </w:tc>
+        <w:tc>
+          <w:tcPr>
+            <w:tcW w:w="1418" w:type="dxa"/>
+          </w:tcPr>
+          <w:p>
+            <w:pPr>
+              <w:spacing w:beforeLines="10" w:before="31" w:afterLines="10" w:after="31"/>
+              <w:jc w:val="center"/>
+              <w:rPr>
+                <w:rFonts w:ascii="思源黑体 CN Normal" w:eastAsia="思源黑体 CN Normal" w:hAnsi="思源黑体 CN Normal" w:cs="思源黑体 CN Light"/>
+                <w:color w:val="000000" w:themeColor="text1"/>
+                <w:sz w:val="17"/>
+                <w:szCs w:val="17"/>
+              </w:rPr>
+            </w:pPr>
+            <w:r>
+              <w:rPr>
+                <w:rFonts w:ascii="思源黑体 CN Normal" w:eastAsia="思源黑体 CN Normal" w:hAnsi="思源黑体 CN Normal" w:cs="思源黑体 CN Light" w:hint="eastAsia"/>
+                <w:color w:val="000000" w:themeColor="text1"/>
+                <w:sz w:val="17"/>
+                <w:szCs w:val="17"/>
+              </w:rPr>
+              <w:t>{</w:t>
+            </w:r>
+            <w:r>
+              <w:rPr>
+                <w:rFonts w:ascii="思源黑体 CN Normal" w:eastAsia="思源黑体 CN Normal" w:hAnsi="思源黑体 CN Normal" w:cs="思源黑体 CN Light"/>
+                <w:color w:val="000000" w:themeColor="text1"/>
+                <w:sz w:val="17"/>
+                <w:szCs w:val="17"/>
+              </w:rPr>
+              <w:t>{a|cdx_type3_freq}}</w:t>
+            </w:r>
+          </w:p>
+        </w:tc>
+        <w:tc>
+          <w:tcPr>
+            <w:tcW w:w="984" w:type="dxa"/>
+          </w:tcPr>
+          <w:p>
+            <w:pPr>
+              <w:adjustRightInd w:val="0"/>
+              <w:snapToGrid w:val="0"/>
+              <w:jc w:val="center"/>
+              <w:rPr>
+                <w:rFonts w:ascii="思源黑体 CN Normal" w:eastAsia="思源黑体 CN Normal" w:hAnsi="思源黑体 CN Normal" w:cs="思源黑体 CN Light"/>
+                <w:color w:val="000000" w:themeColor="text1"/>
+                <w:sz w:val="17"/>
+                <w:szCs w:val="17"/>
+              </w:rPr>
+            </w:pPr>
+            <w:r>
+              <w:rPr>
+                <w:rFonts w:ascii="思源黑体 CN Normal" w:eastAsia="思源黑体 CN Normal" w:hAnsi="思源黑体 CN Normal" w:cs="思源黑体 CN Light" w:hint="eastAsia"/>
+                <w:color w:val="000000" w:themeColor="text1"/>
+                <w:sz w:val="17"/>
+                <w:szCs w:val="17"/>
+              </w:rPr>
+              <w:t>{</w:t>
+            </w:r>
+            <w:r>
+              <w:rPr>
+                <w:rFonts w:ascii="思源黑体 CN Normal" w:eastAsia="思源黑体 CN Normal" w:hAnsi="思源黑体 CN Normal" w:cs="思源黑体 CN Light"/>
+                <w:color w:val="000000" w:themeColor="text1"/>
+                <w:sz w:val="17"/>
+                <w:szCs w:val="17"/>
+              </w:rPr>
+              <w:t>{a|cdx_type3_class}}</w:t>
+            </w:r>
+          </w:p>
+        </w:tc>
+      </w:tr>
+      <w:tr>
+        <w:trPr>
+          <w:trHeight w:val="397"/>
+        </w:trPr>
+        <w:tc>
+          <w:tcPr>
+            <w:tcW w:w="10340" w:type="dxa"/>
+            <w:gridSpan w:val="6"/>
+          </w:tcPr>
+          <w:p>
+            <w:pPr>
+              <w:spacing w:beforeLines="10" w:before="31" w:afterLines="10" w:after="31"/>
+              <w:jc w:val="center"/>
+              <w:rPr>
+                <w:rFonts w:ascii="思源黑体 CN Normal" w:eastAsia="思源黑体 CN Normal" w:hAnsi="思源黑体 CN Normal" w:cs="思源黑体 CN Light"/>
+                <w:color w:val="000000" w:themeColor="text1"/>
+                <w:sz w:val="17"/>
+                <w:szCs w:val="17"/>
+              </w:rPr>
+            </w:pPr>
+            <w:r>
+              <w:rPr>
+                <w:rFonts w:ascii="思源黑体 CN Normal" w:eastAsia="思源黑体 CN Normal" w:hAnsi="思源黑体 CN Normal" w:cs="思源黑体 CN Light" w:hint="eastAsia"/>
+                <w:color w:val="000000" w:themeColor="text1"/>
+                <w:sz w:val="17"/>
+                <w:szCs w:val="17"/>
+              </w:rPr>
+              <w:lastRenderedPageBreak/>
+              <w:t>{</w:t>
+            </w:r>
+            <w:r>
+              <w:rPr>
+                <w:rFonts w:ascii="思源黑体 CN Normal" w:eastAsia="思源黑体 CN Normal" w:hAnsi="思源黑体 CN Normal" w:cs="思源黑体 CN Light"/>
+                <w:color w:val="000000" w:themeColor="text1"/>
+                <w:sz w:val="17"/>
+                <w:szCs w:val="17"/>
+              </w:rPr>
+              <w:t>%tr endfor%}</w:t>
+            </w:r>
+          </w:p>
+        </w:tc>
+      </w:tr>
+    </w:tbl>
+    <w:p>
+      <w:pPr>
+        <w:widowControl/>
+        <w:jc w:val="left"/>
+        <w:rPr>
+          <w:rFonts w:ascii="微软雅黑" w:eastAsia="微软雅黑" w:hAnsi="微软雅黑"/>
+          <w:b/>
+          <w:bCs/>
+          <w:color w:val="1E7648"/>
+          <w:sz w:val="18"/>
+          <w:szCs w:val="18"/>
+          <w:highlight w:val="yellow"/>
+        </w:rPr>
+      </w:pPr>
+      <w:r>
+        <w:rPr>
+          <w:rFonts w:ascii="微软雅黑" w:eastAsia="微软雅黑" w:hAnsi="微软雅黑"/>
+          <w:b/>
+          <w:bCs/>
+          <w:color w:val="1E7648"/>
+          <w:sz w:val="18"/>
+          <w:szCs w:val="18"/>
+          <w:highlight w:val="yellow"/>
+        </w:rPr>
+        <w:t xml:space="preserve">{%p </w:t>
+      </w:r>
+      <w:r>
+        <w:rPr>
+          <w:rFonts w:ascii="微软雅黑" w:eastAsia="微软雅黑" w:hAnsi="微软雅黑" w:hint="eastAsia"/>
+          <w:b/>
+          <w:bCs/>
+          <w:color w:val="1E7648"/>
+          <w:sz w:val="18"/>
+          <w:szCs w:val="18"/>
+          <w:highlight w:val="yellow"/>
+        </w:rPr>
+        <w:t>el</w:t>
+      </w:r>
+      <w:r>
+        <w:rPr>
+          <w:rFonts w:ascii="微软雅黑" w:eastAsia="微软雅黑" w:hAnsi="微软雅黑"/>
+          <w:b/>
+          <w:bCs/>
+          <w:color w:val="1E7648"/>
+          <w:sz w:val="18"/>
+          <w:szCs w:val="18"/>
+          <w:highlight w:val="yellow"/>
+        </w:rPr>
+        <w:t>if bas</w:t>
       </w:r>
       <w:r>
         <w:rPr>
@@ -12573,2701 +12927,6 @@
         </w:rPr>
         <w:t>type</w:t>
       </w:r>
-      <w:proofErr w:type="gramStart"/>
-      <w:r>
-        <w:rPr>
-          <w:rFonts w:ascii="微软雅黑" w:eastAsia="微软雅黑" w:hAnsi="微软雅黑" w:hint="eastAsia"/>
-          <w:b/>
-          <w:bCs/>
-          <w:color w:val="1E7648"/>
-          <w:sz w:val="18"/>
-          <w:szCs w:val="18"/>
-          <w:highlight w:val="yellow"/>
-        </w:rPr>
-        <w:t>4</w:t>
-      </w:r>
-      <w:r>
-        <w:rPr>
-          <w:rFonts w:ascii="微软雅黑" w:eastAsia="微软雅黑" w:hAnsi="微软雅黑"/>
-          <w:b/>
-          <w:bCs/>
-          <w:color w:val="1E7648"/>
-          <w:sz w:val="18"/>
-          <w:szCs w:val="18"/>
-          <w:highlight w:val="yellow"/>
-        </w:rPr>
-        <w:t>”%</w:t>
-      </w:r>
-      <w:proofErr w:type="gramEnd"/>
-      <w:r>
-        <w:rPr>
-          <w:rFonts w:ascii="微软雅黑" w:eastAsia="微软雅黑" w:hAnsi="微软雅黑"/>
-          <w:b/>
-          <w:bCs/>
-          <w:color w:val="1E7648"/>
-          <w:sz w:val="18"/>
-          <w:szCs w:val="18"/>
-          <w:highlight w:val="yellow"/>
-        </w:rPr>
-        <w:t>}</w:t>
-      </w:r>
-    </w:p>
-    <w:tbl>
-      <w:tblPr>
-        <w:tblStyle w:val="PTMv3"/>
-        <w:tblW w:w="10340" w:type="dxa"/>
-        <w:tblLayout w:type="fixed"/>
-        <w:tblLook w:val="04A0" w:firstRow="1" w:lastRow="0" w:firstColumn="1" w:lastColumn="0" w:noHBand="0" w:noVBand="1"/>
-      </w:tblPr>
-      <w:tblGrid>
-        <w:gridCol w:w="993"/>
-        <w:gridCol w:w="1842"/>
-        <w:gridCol w:w="2835"/>
-        <w:gridCol w:w="2268"/>
-        <w:gridCol w:w="1418"/>
-        <w:gridCol w:w="984"/>
-      </w:tblGrid>
-      <w:tr>
-        <w:trPr>
-          <w:cnfStyle w:val="100000000000" w:firstRow="1" w:lastRow="0" w:firstColumn="0" w:lastColumn="0" w:oddVBand="0" w:evenVBand="0" w:oddHBand="0" w:evenHBand="0" w:firstRowFirstColumn="0" w:firstRowLastColumn="0" w:lastRowFirstColumn="0" w:lastRowLastColumn="0"/>
-          <w:trHeight w:val="567"/>
-        </w:trPr>
-        <w:tc>
-          <w:tcPr>
-            <w:tcW w:w="993" w:type="dxa"/>
-            <w:tcBorders>
-              <w:top w:val="nil"/>
-              <w:right w:val="single" w:sz="4" w:space="0" w:color="FFFFFF" w:themeColor="background1"/>
-            </w:tcBorders>
-          </w:tcPr>
-          <w:p>
-            <w:pPr>
-              <w:adjustRightInd w:val="0"/>
-              <w:snapToGrid w:val="0"/>
-              <w:jc w:val="center"/>
-              <w:rPr>
-                <w:rFonts w:ascii="思源黑体 CN Bold" w:eastAsia="思源黑体 CN Bold" w:hAnsi="思源黑体 CN Bold"/>
-                <w:b/>
-                <w:color w:val="FFFFFF" w:themeColor="background1"/>
-                <w:sz w:val="18"/>
-                <w:szCs w:val="18"/>
-              </w:rPr>
-            </w:pPr>
-            <w:r>
-              <w:rPr>
-                <w:rFonts w:ascii="思源黑体 CN Bold" w:eastAsia="思源黑体 CN Bold" w:hAnsi="思源黑体 CN Bold" w:hint="eastAsia"/>
-                <w:b/>
-                <w:color w:val="FFFFFF" w:themeColor="background1"/>
-                <w:sz w:val="18"/>
-                <w:szCs w:val="18"/>
-              </w:rPr>
-              <w:t>标志物</w:t>
-            </w:r>
-          </w:p>
-        </w:tc>
-        <w:tc>
-          <w:tcPr>
-            <w:tcW w:w="1842" w:type="dxa"/>
-            <w:tcBorders>
-              <w:top w:val="nil"/>
-              <w:left w:val="single" w:sz="4" w:space="0" w:color="FFFFFF" w:themeColor="background1"/>
-              <w:right w:val="single" w:sz="4" w:space="0" w:color="FFFFFF" w:themeColor="background1"/>
-            </w:tcBorders>
-          </w:tcPr>
-          <w:p>
-            <w:pPr>
-              <w:adjustRightInd w:val="0"/>
-              <w:snapToGrid w:val="0"/>
-              <w:jc w:val="center"/>
-              <w:rPr>
-                <w:rFonts w:ascii="思源黑体 CN Bold" w:eastAsia="思源黑体 CN Bold" w:hAnsi="思源黑体 CN Bold"/>
-                <w:b/>
-                <w:color w:val="FFFFFF" w:themeColor="background1"/>
-                <w:sz w:val="18"/>
-                <w:szCs w:val="18"/>
-              </w:rPr>
-            </w:pPr>
-            <w:r>
-              <w:rPr>
-                <w:rFonts w:ascii="思源黑体 CN Bold" w:eastAsia="思源黑体 CN Bold" w:hAnsi="思源黑体 CN Bold" w:hint="eastAsia"/>
-                <w:b/>
-                <w:color w:val="FFFFFF" w:themeColor="background1"/>
-                <w:sz w:val="18"/>
-                <w:szCs w:val="18"/>
-              </w:rPr>
-              <w:t>转录本参考序列</w:t>
-            </w:r>
-          </w:p>
-        </w:tc>
-        <w:tc>
-          <w:tcPr>
-            <w:tcW w:w="2835" w:type="dxa"/>
-            <w:tcBorders>
-              <w:top w:val="nil"/>
-              <w:left w:val="single" w:sz="4" w:space="0" w:color="FFFFFF" w:themeColor="background1"/>
-              <w:right w:val="single" w:sz="4" w:space="0" w:color="FFFFFF" w:themeColor="background1"/>
-            </w:tcBorders>
-          </w:tcPr>
-          <w:p>
-            <w:pPr>
-              <w:adjustRightInd w:val="0"/>
-              <w:snapToGrid w:val="0"/>
-              <w:jc w:val="center"/>
-              <w:rPr>
-                <w:rFonts w:ascii="思源黑体 CN Bold" w:eastAsia="思源黑体 CN Bold" w:hAnsi="思源黑体 CN Bold"/>
-                <w:b/>
-                <w:color w:val="FFFFFF" w:themeColor="background1"/>
-                <w:sz w:val="18"/>
-                <w:szCs w:val="18"/>
-              </w:rPr>
-            </w:pPr>
-            <w:r>
-              <w:rPr>
-                <w:rFonts w:ascii="思源黑体 CN Bold" w:eastAsia="思源黑体 CN Bold" w:hAnsi="思源黑体 CN Bold" w:hint="eastAsia"/>
-                <w:b/>
-                <w:color w:val="FFFFFF" w:themeColor="background1"/>
-                <w:sz w:val="18"/>
-                <w:szCs w:val="18"/>
-              </w:rPr>
-              <w:t>相关肿瘤</w:t>
-            </w:r>
-          </w:p>
-        </w:tc>
-        <w:tc>
-          <w:tcPr>
-            <w:tcW w:w="2268" w:type="dxa"/>
-            <w:tcBorders>
-              <w:top w:val="nil"/>
-              <w:left w:val="single" w:sz="4" w:space="0" w:color="FFFFFF" w:themeColor="background1"/>
-              <w:right w:val="single" w:sz="4" w:space="0" w:color="FFFFFF" w:themeColor="background1"/>
-            </w:tcBorders>
-          </w:tcPr>
-          <w:p>
-            <w:pPr>
-              <w:adjustRightInd w:val="0"/>
-              <w:snapToGrid w:val="0"/>
-              <w:jc w:val="center"/>
-              <w:rPr>
-                <w:rFonts w:ascii="思源黑体 CN Bold" w:eastAsia="思源黑体 CN Bold" w:hAnsi="思源黑体 CN Bold"/>
-                <w:b/>
-                <w:color w:val="FFFFFF" w:themeColor="background1"/>
-                <w:sz w:val="18"/>
-                <w:szCs w:val="18"/>
-              </w:rPr>
-            </w:pPr>
-            <w:r>
-              <w:rPr>
-                <w:rFonts w:ascii="思源黑体 CN Bold" w:eastAsia="思源黑体 CN Bold" w:hAnsi="思源黑体 CN Bold" w:hint="eastAsia"/>
-                <w:b/>
-                <w:color w:val="FFFFFF" w:themeColor="background1"/>
-                <w:sz w:val="18"/>
-                <w:szCs w:val="18"/>
-              </w:rPr>
-              <w:t>结果</w:t>
-            </w:r>
-          </w:p>
-        </w:tc>
-        <w:tc>
-          <w:tcPr>
-            <w:tcW w:w="1418" w:type="dxa"/>
-            <w:tcBorders>
-              <w:top w:val="nil"/>
-              <w:left w:val="single" w:sz="4" w:space="0" w:color="FFFFFF" w:themeColor="background1"/>
-              <w:right w:val="single" w:sz="4" w:space="0" w:color="FFFFFF" w:themeColor="background1"/>
-            </w:tcBorders>
-          </w:tcPr>
-          <w:p>
-            <w:pPr>
-              <w:adjustRightInd w:val="0"/>
-              <w:snapToGrid w:val="0"/>
-              <w:jc w:val="center"/>
-              <w:rPr>
-                <w:rFonts w:ascii="思源黑体 CN Bold" w:eastAsia="思源黑体 CN Bold" w:hAnsi="思源黑体 CN Bold"/>
-                <w:b/>
-                <w:color w:val="FFFFFF" w:themeColor="background1"/>
-                <w:sz w:val="18"/>
-                <w:szCs w:val="18"/>
-              </w:rPr>
-            </w:pPr>
-            <w:r>
-              <w:rPr>
-                <w:rFonts w:ascii="思源黑体 CN Bold" w:eastAsia="思源黑体 CN Bold" w:hAnsi="思源黑体 CN Bold" w:cs="思源黑体 CN Light" w:hint="eastAsia"/>
-                <w:b/>
-                <w:color w:val="FFFFFF" w:themeColor="background1"/>
-                <w:sz w:val="18"/>
-                <w:szCs w:val="18"/>
-              </w:rPr>
-              <w:t>丰度</w:t>
-            </w:r>
-            <w:r>
-              <w:rPr>
-                <w:rFonts w:ascii="思源黑体 CN Bold" w:eastAsia="思源黑体 CN Bold" w:hAnsi="思源黑体 CN Bold" w:cs="思源黑体 CN Light"/>
-                <w:b/>
-                <w:color w:val="FFFFFF" w:themeColor="background1"/>
-                <w:sz w:val="18"/>
-                <w:szCs w:val="18"/>
-              </w:rPr>
-              <w:t>/拷贝数</w:t>
-            </w:r>
-          </w:p>
-        </w:tc>
-        <w:tc>
-          <w:tcPr>
-            <w:tcW w:w="984" w:type="dxa"/>
-            <w:tcBorders>
-              <w:top w:val="nil"/>
-              <w:left w:val="single" w:sz="4" w:space="0" w:color="FFFFFF" w:themeColor="background1"/>
-            </w:tcBorders>
-          </w:tcPr>
-          <w:p>
-            <w:pPr>
-              <w:adjustRightInd w:val="0"/>
-              <w:snapToGrid w:val="0"/>
-              <w:jc w:val="center"/>
-              <w:rPr>
-                <w:rFonts w:ascii="思源黑体 CN Bold" w:eastAsia="思源黑体 CN Bold" w:hAnsi="思源黑体 CN Bold"/>
-                <w:b/>
-                <w:color w:val="FFFFFF" w:themeColor="background1"/>
-                <w:sz w:val="18"/>
-                <w:szCs w:val="18"/>
-              </w:rPr>
-            </w:pPr>
-            <w:r>
-              <w:rPr>
-                <w:rFonts w:ascii="思源黑体 CN Bold" w:eastAsia="思源黑体 CN Bold" w:hAnsi="思源黑体 CN Bold" w:hint="eastAsia"/>
-                <w:b/>
-                <w:color w:val="FFFFFF" w:themeColor="background1"/>
-                <w:sz w:val="18"/>
-                <w:szCs w:val="18"/>
-              </w:rPr>
-              <w:t>临床意义</w:t>
-            </w:r>
-          </w:p>
-        </w:tc>
-      </w:tr>
-      <w:tr>
-        <w:trPr>
-          <w:trHeight w:val="397"/>
-        </w:trPr>
-        <w:tc>
-          <w:tcPr>
-            <w:tcW w:w="10340" w:type="dxa"/>
-            <w:gridSpan w:val="6"/>
-          </w:tcPr>
-          <w:p>
-            <w:pPr>
-              <w:spacing w:beforeLines="10" w:before="31" w:afterLines="10" w:after="31"/>
-              <w:jc w:val="center"/>
-              <w:rPr>
-                <w:rFonts w:ascii="思源黑体 CN Normal" w:eastAsia="思源黑体 CN Normal" w:hAnsi="思源黑体 CN Normal"/>
-                <w:bCs/>
-                <w:iCs/>
-                <w:color w:val="000000" w:themeColor="text1"/>
-                <w:sz w:val="17"/>
-                <w:szCs w:val="17"/>
-              </w:rPr>
-            </w:pPr>
-            <w:r>
-              <w:rPr>
-                <w:rFonts w:ascii="思源黑体 CN Normal" w:eastAsia="思源黑体 CN Normal" w:hAnsi="思源黑体 CN Normal" w:cs="思源黑体 CN Light"/>
-                <w:color w:val="000000" w:themeColor="text1"/>
-                <w:sz w:val="17"/>
-                <w:szCs w:val="17"/>
-              </w:rPr>
-              <w:t xml:space="preserve">{%tr for a in </w:t>
-            </w:r>
-            <w:proofErr w:type="gramStart"/>
-            <w:r>
-              <w:rPr>
-                <w:rFonts w:ascii="思源黑体 CN Normal" w:eastAsia="思源黑体 CN Normal" w:hAnsi="思源黑体 CN Normal" w:cs="思源黑体 CN Light"/>
-                <w:color w:val="000000" w:themeColor="text1"/>
-                <w:sz w:val="17"/>
-                <w:szCs w:val="17"/>
-              </w:rPr>
-              <w:t>var.cdx.</w:t>
-            </w:r>
-            <w:r>
-              <w:rPr>
-                <w:rFonts w:ascii="思源黑体 CN Normal" w:eastAsia="思源黑体 CN Normal" w:hAnsi="思源黑体 CN Normal" w:cs="思源黑体 CN Light"/>
-                <w:color w:val="000000" w:themeColor="text1"/>
-                <w:sz w:val="17"/>
-                <w:szCs w:val="17"/>
-              </w:rPr>
-              <w:t>format</w:t>
-            </w:r>
-            <w:proofErr w:type="gramEnd"/>
-            <w:r>
-              <w:rPr>
-                <w:rFonts w:ascii="思源黑体 CN Normal" w:eastAsia="思源黑体 CN Normal" w:hAnsi="思源黑体 CN Normal" w:cs="思源黑体 CN Light"/>
-                <w:color w:val="000000" w:themeColor="text1"/>
-                <w:sz w:val="17"/>
-                <w:szCs w:val="17"/>
-              </w:rPr>
-              <w:t>3_forCP_splittumor</w:t>
-            </w:r>
-            <w:r>
-              <w:rPr>
-                <w:rFonts w:ascii="思源黑体 CN Normal" w:eastAsia="思源黑体 CN Normal" w:hAnsi="思源黑体 CN Normal" w:cs="思源黑体 CN Light"/>
-                <w:color w:val="000000" w:themeColor="text1"/>
-                <w:sz w:val="17"/>
-                <w:szCs w:val="17"/>
-              </w:rPr>
-              <w:t>%}</w:t>
-            </w:r>
-          </w:p>
-        </w:tc>
-      </w:tr>
-      <w:tr>
-        <w:trPr>
-          <w:trHeight w:val="397"/>
-        </w:trPr>
-        <w:tc>
-          <w:tcPr>
-            <w:tcW w:w="993" w:type="dxa"/>
-          </w:tcPr>
-          <w:p>
-            <w:pPr>
-              <w:adjustRightInd w:val="0"/>
-              <w:snapToGrid w:val="0"/>
-              <w:jc w:val="center"/>
-              <w:rPr>
-                <w:rFonts w:ascii="思源黑体 CN Normal" w:eastAsia="思源黑体 CN Normal" w:hAnsi="思源黑体 CN Normal" w:cs="思源黑体 CN Light"/>
-                <w:i/>
-                <w:iCs/>
-                <w:color w:val="000000" w:themeColor="text1"/>
-                <w:sz w:val="17"/>
-                <w:szCs w:val="17"/>
-              </w:rPr>
-            </w:pPr>
-            <w:r>
-              <w:rPr>
-                <w:rFonts w:ascii="思源黑体 CN Normal" w:eastAsia="思源黑体 CN Normal" w:hAnsi="思源黑体 CN Normal" w:cs="思源黑体 CN Light"/>
-                <w:i/>
-                <w:iCs/>
-                <w:color w:val="000000" w:themeColor="text1"/>
-                <w:sz w:val="17"/>
-                <w:szCs w:val="17"/>
-              </w:rPr>
-              <w:t>{{</w:t>
-            </w:r>
-            <w:proofErr w:type="spellStart"/>
-            <w:proofErr w:type="gramStart"/>
-            <w:r>
-              <w:rPr>
-                <w:rFonts w:ascii="思源黑体 CN Normal" w:eastAsia="思源黑体 CN Normal" w:hAnsi="思源黑体 CN Normal" w:cs="思源黑体 CN Light"/>
-                <w:i/>
-                <w:iCs/>
-                <w:color w:val="000000" w:themeColor="text1"/>
-                <w:sz w:val="17"/>
-                <w:szCs w:val="17"/>
-              </w:rPr>
-              <w:t>a.gene</w:t>
-            </w:r>
-            <w:proofErr w:type="gramEnd"/>
-            <w:r>
-              <w:rPr>
-                <w:rFonts w:ascii="思源黑体 CN Normal" w:eastAsia="思源黑体 CN Normal" w:hAnsi="思源黑体 CN Normal" w:cs="思源黑体 CN Light"/>
-                <w:i/>
-                <w:iCs/>
-                <w:color w:val="000000" w:themeColor="text1"/>
-                <w:sz w:val="17"/>
-                <w:szCs w:val="17"/>
-              </w:rPr>
-              <w:t>_symbol</w:t>
-            </w:r>
-            <w:proofErr w:type="spellEnd"/>
-            <w:r>
-              <w:rPr>
-                <w:rFonts w:ascii="思源黑体 CN Normal" w:eastAsia="思源黑体 CN Normal" w:hAnsi="思源黑体 CN Normal" w:cs="思源黑体 CN Light"/>
-                <w:i/>
-                <w:iCs/>
-                <w:color w:val="000000" w:themeColor="text1"/>
-                <w:sz w:val="17"/>
-                <w:szCs w:val="17"/>
-              </w:rPr>
-              <w:t>}}</w:t>
-            </w:r>
-          </w:p>
-        </w:tc>
-        <w:tc>
-          <w:tcPr>
-            <w:tcW w:w="1842" w:type="dxa"/>
-          </w:tcPr>
-          <w:p>
-            <w:pPr>
-              <w:spacing w:beforeLines="10" w:before="31" w:afterLines="10" w:after="31"/>
-              <w:jc w:val="center"/>
-              <w:rPr>
-                <w:rFonts w:ascii="思源黑体 CN Normal" w:eastAsia="思源黑体 CN Normal" w:hAnsi="思源黑体 CN Normal" w:cs="思源黑体 CN Light"/>
-                <w:color w:val="000000" w:themeColor="text1"/>
-                <w:sz w:val="17"/>
-                <w:szCs w:val="17"/>
-              </w:rPr>
-            </w:pPr>
-            <w:r>
-              <w:rPr>
-                <w:rFonts w:ascii="思源黑体 CN Normal" w:eastAsia="思源黑体 CN Normal" w:hAnsi="思源黑体 CN Normal" w:cs="思源黑体 CN Light"/>
-                <w:color w:val="000000" w:themeColor="text1"/>
-                <w:sz w:val="17"/>
-                <w:szCs w:val="17"/>
-              </w:rPr>
-              <w:t xml:space="preserve">{%p if </w:t>
-            </w:r>
-            <w:proofErr w:type="spellStart"/>
-            <w:proofErr w:type="gramStart"/>
-            <w:r>
-              <w:rPr>
-                <w:rFonts w:ascii="思源黑体 CN Normal" w:eastAsia="思源黑体 CN Normal" w:hAnsi="思源黑体 CN Normal" w:cs="思源黑体 CN Light"/>
-                <w:color w:val="000000" w:themeColor="text1"/>
-                <w:sz w:val="17"/>
-                <w:szCs w:val="17"/>
-              </w:rPr>
-              <w:t>a.gene</w:t>
-            </w:r>
-            <w:proofErr w:type="gramEnd"/>
-            <w:r>
-              <w:rPr>
-                <w:rFonts w:ascii="思源黑体 CN Normal" w:eastAsia="思源黑体 CN Normal" w:hAnsi="思源黑体 CN Normal" w:cs="思源黑体 CN Light"/>
-                <w:color w:val="000000" w:themeColor="text1"/>
-                <w:sz w:val="17"/>
-                <w:szCs w:val="17"/>
-              </w:rPr>
-              <w:t>_symbol</w:t>
-            </w:r>
-            <w:proofErr w:type="spellEnd"/>
-            <w:r>
-              <w:rPr>
-                <w:rFonts w:ascii="思源黑体 CN Normal" w:eastAsia="思源黑体 CN Normal" w:hAnsi="思源黑体 CN Normal" w:cs="思源黑体 CN Light"/>
-                <w:color w:val="000000" w:themeColor="text1"/>
-                <w:sz w:val="17"/>
-                <w:szCs w:val="17"/>
-              </w:rPr>
-              <w:t xml:space="preserve"> == “ERBB2”%}</w:t>
-            </w:r>
-          </w:p>
-          <w:p>
-            <w:pPr>
-              <w:spacing w:beforeLines="10" w:before="31" w:afterLines="10" w:after="31"/>
-              <w:jc w:val="center"/>
-              <w:rPr>
-                <w:rFonts w:ascii="思源黑体 CN Normal" w:eastAsia="思源黑体 CN Normal" w:hAnsi="思源黑体 CN Normal" w:cs="思源黑体 CN Light"/>
-                <w:color w:val="000000" w:themeColor="text1"/>
-                <w:sz w:val="17"/>
-                <w:szCs w:val="17"/>
-              </w:rPr>
-            </w:pPr>
-            <w:r>
-              <w:rPr>
-                <w:rFonts w:ascii="思源黑体 CN Normal" w:eastAsia="思源黑体 CN Normal" w:hAnsi="思源黑体 CN Normal" w:cs="思源黑体 CN Light"/>
-                <w:color w:val="000000" w:themeColor="text1"/>
-                <w:sz w:val="17"/>
-                <w:szCs w:val="17"/>
-              </w:rPr>
-              <w:t>NM_004448.4</w:t>
-            </w:r>
-          </w:p>
-          <w:p>
-            <w:pPr>
-              <w:spacing w:beforeLines="10" w:before="31" w:afterLines="10" w:after="31"/>
-              <w:jc w:val="center"/>
-              <w:rPr>
-                <w:rFonts w:ascii="思源黑体 CN Normal" w:eastAsia="思源黑体 CN Normal" w:hAnsi="思源黑体 CN Normal" w:cs="思源黑体 CN Light"/>
-                <w:color w:val="000000" w:themeColor="text1"/>
-                <w:sz w:val="17"/>
-                <w:szCs w:val="17"/>
-              </w:rPr>
-            </w:pPr>
-            <w:r>
-              <w:rPr>
-                <w:rFonts w:ascii="思源黑体 CN Normal" w:eastAsia="思源黑体 CN Normal" w:hAnsi="思源黑体 CN Normal" w:cs="思源黑体 CN Light"/>
-                <w:color w:val="000000" w:themeColor="text1"/>
-                <w:sz w:val="17"/>
-                <w:szCs w:val="17"/>
-              </w:rPr>
-              <w:t xml:space="preserve">{%p </w:t>
-            </w:r>
-            <w:proofErr w:type="spellStart"/>
-            <w:r>
-              <w:rPr>
-                <w:rFonts w:ascii="思源黑体 CN Normal" w:eastAsia="思源黑体 CN Normal" w:hAnsi="思源黑体 CN Normal" w:cs="思源黑体 CN Light"/>
-                <w:color w:val="000000" w:themeColor="text1"/>
-                <w:sz w:val="17"/>
-                <w:szCs w:val="17"/>
-              </w:rPr>
-              <w:t>elif</w:t>
-            </w:r>
-            <w:proofErr w:type="spellEnd"/>
-            <w:r>
-              <w:rPr>
-                <w:rFonts w:ascii="思源黑体 CN Normal" w:eastAsia="思源黑体 CN Normal" w:hAnsi="思源黑体 CN Normal" w:cs="思源黑体 CN Light"/>
-                <w:color w:val="000000" w:themeColor="text1"/>
-                <w:sz w:val="17"/>
-                <w:szCs w:val="17"/>
-              </w:rPr>
-              <w:t xml:space="preserve"> </w:t>
-            </w:r>
-            <w:proofErr w:type="spellStart"/>
-            <w:proofErr w:type="gramStart"/>
-            <w:r>
-              <w:rPr>
-                <w:rFonts w:ascii="思源黑体 CN Normal" w:eastAsia="思源黑体 CN Normal" w:hAnsi="思源黑体 CN Normal" w:cs="思源黑体 CN Light"/>
-                <w:color w:val="000000" w:themeColor="text1"/>
-                <w:sz w:val="17"/>
-                <w:szCs w:val="17"/>
-              </w:rPr>
-              <w:t>a.gene</w:t>
-            </w:r>
-            <w:proofErr w:type="gramEnd"/>
-            <w:r>
-              <w:rPr>
-                <w:rFonts w:ascii="思源黑体 CN Normal" w:eastAsia="思源黑体 CN Normal" w:hAnsi="思源黑体 CN Normal" w:cs="思源黑体 CN Light"/>
-                <w:color w:val="000000" w:themeColor="text1"/>
-                <w:sz w:val="17"/>
-                <w:szCs w:val="17"/>
-              </w:rPr>
-              <w:t>_symbol</w:t>
-            </w:r>
-            <w:proofErr w:type="spellEnd"/>
-            <w:r>
-              <w:rPr>
-                <w:rFonts w:ascii="思源黑体 CN Normal" w:eastAsia="思源黑体 CN Normal" w:hAnsi="思源黑体 CN Normal" w:cs="思源黑体 CN Light"/>
-                <w:color w:val="000000" w:themeColor="text1"/>
-                <w:sz w:val="17"/>
-                <w:szCs w:val="17"/>
-              </w:rPr>
-              <w:t xml:space="preserve"> == “FGFR2”%}</w:t>
-            </w:r>
-          </w:p>
-          <w:p>
-            <w:pPr>
-              <w:spacing w:beforeLines="10" w:before="31" w:afterLines="10" w:after="31"/>
-              <w:jc w:val="center"/>
-              <w:rPr>
-                <w:rFonts w:ascii="思源黑体 CN Normal" w:eastAsia="思源黑体 CN Normal" w:hAnsi="思源黑体 CN Normal" w:cs="思源黑体 CN Light"/>
-                <w:color w:val="000000" w:themeColor="text1"/>
-                <w:sz w:val="17"/>
-                <w:szCs w:val="17"/>
-              </w:rPr>
-            </w:pPr>
-            <w:r>
-              <w:rPr>
-                <w:rFonts w:ascii="思源黑体 CN Normal" w:eastAsia="思源黑体 CN Normal" w:hAnsi="思源黑体 CN Normal" w:cs="思源黑体 CN Light"/>
-                <w:color w:val="000000" w:themeColor="text1"/>
-                <w:sz w:val="17"/>
-                <w:szCs w:val="17"/>
-              </w:rPr>
-              <w:t>NM_000141.5</w:t>
-            </w:r>
-          </w:p>
-          <w:p>
-            <w:pPr>
-              <w:spacing w:beforeLines="10" w:before="31" w:afterLines="10" w:after="31"/>
-              <w:jc w:val="center"/>
-              <w:rPr>
-                <w:rFonts w:ascii="思源黑体 CN Normal" w:eastAsia="思源黑体 CN Normal" w:hAnsi="思源黑体 CN Normal" w:cs="思源黑体 CN Light"/>
-                <w:color w:val="000000" w:themeColor="text1"/>
-                <w:sz w:val="17"/>
-                <w:szCs w:val="17"/>
-              </w:rPr>
-            </w:pPr>
-            <w:r>
-              <w:rPr>
-                <w:rFonts w:ascii="思源黑体 CN Normal" w:eastAsia="思源黑体 CN Normal" w:hAnsi="思源黑体 CN Normal" w:cs="思源黑体 CN Light"/>
-                <w:color w:val="000000" w:themeColor="text1"/>
-                <w:sz w:val="17"/>
-                <w:szCs w:val="17"/>
-              </w:rPr>
-              <w:t xml:space="preserve">{%p </w:t>
-            </w:r>
-            <w:proofErr w:type="spellStart"/>
-            <w:r>
-              <w:rPr>
-                <w:rFonts w:ascii="思源黑体 CN Normal" w:eastAsia="思源黑体 CN Normal" w:hAnsi="思源黑体 CN Normal" w:cs="思源黑体 CN Light"/>
-                <w:color w:val="000000" w:themeColor="text1"/>
-                <w:sz w:val="17"/>
-                <w:szCs w:val="17"/>
-              </w:rPr>
-              <w:t>elif</w:t>
-            </w:r>
-            <w:proofErr w:type="spellEnd"/>
-            <w:r>
-              <w:rPr>
-                <w:rFonts w:ascii="思源黑体 CN Normal" w:eastAsia="思源黑体 CN Normal" w:hAnsi="思源黑体 CN Normal" w:cs="思源黑体 CN Light"/>
-                <w:color w:val="000000" w:themeColor="text1"/>
-                <w:sz w:val="17"/>
-                <w:szCs w:val="17"/>
-              </w:rPr>
-              <w:t xml:space="preserve"> </w:t>
-            </w:r>
-            <w:proofErr w:type="spellStart"/>
-            <w:proofErr w:type="gramStart"/>
-            <w:r>
-              <w:rPr>
-                <w:rFonts w:ascii="思源黑体 CN Normal" w:eastAsia="思源黑体 CN Normal" w:hAnsi="思源黑体 CN Normal" w:cs="思源黑体 CN Light"/>
-                <w:color w:val="000000" w:themeColor="text1"/>
-                <w:sz w:val="17"/>
-                <w:szCs w:val="17"/>
-              </w:rPr>
-              <w:t>a.gene</w:t>
-            </w:r>
-            <w:proofErr w:type="gramEnd"/>
-            <w:r>
-              <w:rPr>
-                <w:rFonts w:ascii="思源黑体 CN Normal" w:eastAsia="思源黑体 CN Normal" w:hAnsi="思源黑体 CN Normal" w:cs="思源黑体 CN Light"/>
-                <w:color w:val="000000" w:themeColor="text1"/>
-                <w:sz w:val="17"/>
-                <w:szCs w:val="17"/>
-              </w:rPr>
-              <w:t>_symbol</w:t>
-            </w:r>
-            <w:proofErr w:type="spellEnd"/>
-            <w:r>
-              <w:rPr>
-                <w:rFonts w:ascii="思源黑体 CN Normal" w:eastAsia="思源黑体 CN Normal" w:hAnsi="思源黑体 CN Normal" w:cs="思源黑体 CN Light"/>
-                <w:color w:val="000000" w:themeColor="text1"/>
-                <w:sz w:val="17"/>
-                <w:szCs w:val="17"/>
-              </w:rPr>
-              <w:t xml:space="preserve"> == “FGFR3”%}</w:t>
-            </w:r>
-          </w:p>
-          <w:p>
-            <w:pPr>
-              <w:spacing w:beforeLines="10" w:before="31" w:afterLines="10" w:after="31"/>
-              <w:jc w:val="center"/>
-              <w:rPr>
-                <w:rFonts w:ascii="思源黑体 CN Normal" w:eastAsia="思源黑体 CN Normal" w:hAnsi="思源黑体 CN Normal" w:cs="思源黑体 CN Light"/>
-                <w:color w:val="000000" w:themeColor="text1"/>
-                <w:sz w:val="17"/>
-                <w:szCs w:val="17"/>
-              </w:rPr>
-            </w:pPr>
-            <w:r>
-              <w:rPr>
-                <w:rFonts w:ascii="思源黑体 CN Normal" w:eastAsia="思源黑体 CN Normal" w:hAnsi="思源黑体 CN Normal" w:cs="思源黑体 CN Light"/>
-                <w:color w:val="000000" w:themeColor="text1"/>
-                <w:sz w:val="17"/>
-                <w:szCs w:val="17"/>
-              </w:rPr>
-              <w:t>NM_000142.5</w:t>
-            </w:r>
-          </w:p>
-          <w:p>
-            <w:pPr>
-              <w:spacing w:beforeLines="10" w:before="31" w:afterLines="10" w:after="31"/>
-              <w:jc w:val="center"/>
-              <w:rPr>
-                <w:rFonts w:ascii="思源黑体 CN Normal" w:eastAsia="思源黑体 CN Normal" w:hAnsi="思源黑体 CN Normal" w:cs="思源黑体 CN Light"/>
-                <w:color w:val="000000" w:themeColor="text1"/>
-                <w:sz w:val="17"/>
-                <w:szCs w:val="17"/>
-              </w:rPr>
-            </w:pPr>
-            <w:r>
-              <w:rPr>
-                <w:rFonts w:ascii="思源黑体 CN Normal" w:eastAsia="思源黑体 CN Normal" w:hAnsi="思源黑体 CN Normal" w:cs="思源黑体 CN Light"/>
-                <w:color w:val="000000" w:themeColor="text1"/>
-                <w:sz w:val="17"/>
-                <w:szCs w:val="17"/>
-              </w:rPr>
-              <w:t xml:space="preserve">{%p </w:t>
-            </w:r>
-            <w:proofErr w:type="spellStart"/>
-            <w:r>
-              <w:rPr>
-                <w:rFonts w:ascii="思源黑体 CN Normal" w:eastAsia="思源黑体 CN Normal" w:hAnsi="思源黑体 CN Normal" w:cs="思源黑体 CN Light"/>
-                <w:color w:val="000000" w:themeColor="text1"/>
-                <w:sz w:val="17"/>
-                <w:szCs w:val="17"/>
-              </w:rPr>
-              <w:t>elif</w:t>
-            </w:r>
-            <w:proofErr w:type="spellEnd"/>
-            <w:r>
-              <w:rPr>
-                <w:rFonts w:ascii="思源黑体 CN Normal" w:eastAsia="思源黑体 CN Normal" w:hAnsi="思源黑体 CN Normal" w:cs="思源黑体 CN Light"/>
-                <w:color w:val="000000" w:themeColor="text1"/>
-                <w:sz w:val="17"/>
-                <w:szCs w:val="17"/>
-              </w:rPr>
-              <w:t xml:space="preserve"> </w:t>
-            </w:r>
-            <w:proofErr w:type="spellStart"/>
-            <w:proofErr w:type="gramStart"/>
-            <w:r>
-              <w:rPr>
-                <w:rFonts w:ascii="思源黑体 CN Normal" w:eastAsia="思源黑体 CN Normal" w:hAnsi="思源黑体 CN Normal" w:cs="思源黑体 CN Light"/>
-                <w:color w:val="000000" w:themeColor="text1"/>
-                <w:sz w:val="17"/>
-                <w:szCs w:val="17"/>
-              </w:rPr>
-              <w:t>a.gene</w:t>
-            </w:r>
-            <w:proofErr w:type="gramEnd"/>
-            <w:r>
-              <w:rPr>
-                <w:rFonts w:ascii="思源黑体 CN Normal" w:eastAsia="思源黑体 CN Normal" w:hAnsi="思源黑体 CN Normal" w:cs="思源黑体 CN Light"/>
-                <w:color w:val="000000" w:themeColor="text1"/>
-                <w:sz w:val="17"/>
-                <w:szCs w:val="17"/>
-              </w:rPr>
-              <w:t>_symbol</w:t>
-            </w:r>
-            <w:proofErr w:type="spellEnd"/>
-            <w:r>
-              <w:rPr>
-                <w:rFonts w:ascii="思源黑体 CN Normal" w:eastAsia="思源黑体 CN Normal" w:hAnsi="思源黑体 CN Normal" w:cs="思源黑体 CN Light"/>
-                <w:color w:val="000000" w:themeColor="text1"/>
-                <w:sz w:val="17"/>
-                <w:szCs w:val="17"/>
-              </w:rPr>
-              <w:t xml:space="preserve"> == “IDH1”%}</w:t>
-            </w:r>
-          </w:p>
-          <w:p>
-            <w:pPr>
-              <w:spacing w:beforeLines="10" w:before="31" w:afterLines="10" w:after="31"/>
-              <w:jc w:val="center"/>
-              <w:rPr>
-                <w:rFonts w:ascii="思源黑体 CN Normal" w:eastAsia="思源黑体 CN Normal" w:hAnsi="思源黑体 CN Normal" w:cs="思源黑体 CN Light"/>
-                <w:color w:val="000000" w:themeColor="text1"/>
-                <w:sz w:val="17"/>
-                <w:szCs w:val="17"/>
-              </w:rPr>
-            </w:pPr>
-            <w:r>
-              <w:rPr>
-                <w:rFonts w:ascii="思源黑体 CN Normal" w:eastAsia="思源黑体 CN Normal" w:hAnsi="思源黑体 CN Normal" w:cs="思源黑体 CN Light"/>
-                <w:color w:val="000000" w:themeColor="text1"/>
-                <w:sz w:val="17"/>
-                <w:szCs w:val="17"/>
-              </w:rPr>
-              <w:t>NM_005896.4</w:t>
-            </w:r>
-          </w:p>
-          <w:p>
-            <w:pPr>
-              <w:spacing w:beforeLines="10" w:before="31" w:afterLines="10" w:after="31"/>
-              <w:jc w:val="center"/>
-              <w:rPr>
-                <w:rFonts w:ascii="思源黑体 CN Normal" w:eastAsia="思源黑体 CN Normal" w:hAnsi="思源黑体 CN Normal" w:cs="思源黑体 CN Light"/>
-                <w:color w:val="000000" w:themeColor="text1"/>
-                <w:sz w:val="17"/>
-                <w:szCs w:val="17"/>
-              </w:rPr>
-            </w:pPr>
-            <w:r>
-              <w:rPr>
-                <w:rFonts w:ascii="思源黑体 CN Normal" w:eastAsia="思源黑体 CN Normal" w:hAnsi="思源黑体 CN Normal" w:cs="思源黑体 CN Light"/>
-                <w:color w:val="000000" w:themeColor="text1"/>
-                <w:sz w:val="17"/>
-                <w:szCs w:val="17"/>
-              </w:rPr>
-              <w:t xml:space="preserve">{%p </w:t>
-            </w:r>
-            <w:proofErr w:type="spellStart"/>
-            <w:r>
-              <w:rPr>
-                <w:rFonts w:ascii="思源黑体 CN Normal" w:eastAsia="思源黑体 CN Normal" w:hAnsi="思源黑体 CN Normal" w:cs="思源黑体 CN Light"/>
-                <w:color w:val="000000" w:themeColor="text1"/>
-                <w:sz w:val="17"/>
-                <w:szCs w:val="17"/>
-              </w:rPr>
-              <w:t>elif</w:t>
-            </w:r>
-            <w:proofErr w:type="spellEnd"/>
-            <w:r>
-              <w:rPr>
-                <w:rFonts w:ascii="思源黑体 CN Normal" w:eastAsia="思源黑体 CN Normal" w:hAnsi="思源黑体 CN Normal" w:cs="思源黑体 CN Light"/>
-                <w:color w:val="000000" w:themeColor="text1"/>
-                <w:sz w:val="17"/>
-                <w:szCs w:val="17"/>
-              </w:rPr>
-              <w:t xml:space="preserve"> </w:t>
-            </w:r>
-            <w:proofErr w:type="spellStart"/>
-            <w:proofErr w:type="gramStart"/>
-            <w:r>
-              <w:rPr>
-                <w:rFonts w:ascii="思源黑体 CN Normal" w:eastAsia="思源黑体 CN Normal" w:hAnsi="思源黑体 CN Normal" w:cs="思源黑体 CN Light"/>
-                <w:color w:val="000000" w:themeColor="text1"/>
-                <w:sz w:val="17"/>
-                <w:szCs w:val="17"/>
-              </w:rPr>
-              <w:t>a.gene</w:t>
-            </w:r>
-            <w:proofErr w:type="gramEnd"/>
-            <w:r>
-              <w:rPr>
-                <w:rFonts w:ascii="思源黑体 CN Normal" w:eastAsia="思源黑体 CN Normal" w:hAnsi="思源黑体 CN Normal" w:cs="思源黑体 CN Light"/>
-                <w:color w:val="000000" w:themeColor="text1"/>
-                <w:sz w:val="17"/>
-                <w:szCs w:val="17"/>
-              </w:rPr>
-              <w:t>_symbol</w:t>
-            </w:r>
-            <w:proofErr w:type="spellEnd"/>
-            <w:r>
-              <w:rPr>
-                <w:rFonts w:ascii="思源黑体 CN Normal" w:eastAsia="思源黑体 CN Normal" w:hAnsi="思源黑体 CN Normal" w:cs="思源黑体 CN Light"/>
-                <w:color w:val="000000" w:themeColor="text1"/>
-                <w:sz w:val="17"/>
-                <w:szCs w:val="17"/>
-              </w:rPr>
-              <w:t xml:space="preserve"> == “IDH2”%}</w:t>
-            </w:r>
-          </w:p>
-          <w:p>
-            <w:pPr>
-              <w:spacing w:beforeLines="10" w:before="31" w:afterLines="10" w:after="31"/>
-              <w:jc w:val="center"/>
-              <w:rPr>
-                <w:rFonts w:ascii="思源黑体 CN Normal" w:eastAsia="思源黑体 CN Normal" w:hAnsi="思源黑体 CN Normal" w:cs="思源黑体 CN Light"/>
-                <w:color w:val="000000" w:themeColor="text1"/>
-                <w:sz w:val="17"/>
-                <w:szCs w:val="17"/>
-              </w:rPr>
-            </w:pPr>
-            <w:r>
-              <w:rPr>
-                <w:rFonts w:ascii="思源黑体 CN Normal" w:eastAsia="思源黑体 CN Normal" w:hAnsi="思源黑体 CN Normal" w:cs="思源黑体 CN Light"/>
-                <w:color w:val="000000" w:themeColor="text1"/>
-                <w:sz w:val="17"/>
-                <w:szCs w:val="17"/>
-              </w:rPr>
-              <w:t>NM_002168.4</w:t>
-            </w:r>
-          </w:p>
-          <w:p>
-            <w:pPr>
-              <w:spacing w:beforeLines="10" w:before="31" w:afterLines="10" w:after="31"/>
-              <w:jc w:val="center"/>
-              <w:rPr>
-                <w:rFonts w:ascii="思源黑体 CN Normal" w:eastAsia="思源黑体 CN Normal" w:hAnsi="思源黑体 CN Normal" w:cs="思源黑体 CN Light"/>
-                <w:color w:val="000000" w:themeColor="text1"/>
-                <w:sz w:val="17"/>
-                <w:szCs w:val="17"/>
-              </w:rPr>
-            </w:pPr>
-            <w:r>
-              <w:rPr>
-                <w:rFonts w:ascii="思源黑体 CN Normal" w:eastAsia="思源黑体 CN Normal" w:hAnsi="思源黑体 CN Normal" w:cs="思源黑体 CN Light"/>
-                <w:color w:val="000000" w:themeColor="text1"/>
-                <w:sz w:val="17"/>
-                <w:szCs w:val="17"/>
-              </w:rPr>
-              <w:t xml:space="preserve">{%p </w:t>
-            </w:r>
-            <w:proofErr w:type="spellStart"/>
-            <w:r>
-              <w:rPr>
-                <w:rFonts w:ascii="思源黑体 CN Normal" w:eastAsia="思源黑体 CN Normal" w:hAnsi="思源黑体 CN Normal" w:cs="思源黑体 CN Light"/>
-                <w:color w:val="000000" w:themeColor="text1"/>
-                <w:sz w:val="17"/>
-                <w:szCs w:val="17"/>
-              </w:rPr>
-              <w:t>elif</w:t>
-            </w:r>
-            <w:proofErr w:type="spellEnd"/>
-            <w:r>
-              <w:rPr>
-                <w:rFonts w:ascii="思源黑体 CN Normal" w:eastAsia="思源黑体 CN Normal" w:hAnsi="思源黑体 CN Normal" w:cs="思源黑体 CN Light"/>
-                <w:color w:val="000000" w:themeColor="text1"/>
-                <w:sz w:val="17"/>
-                <w:szCs w:val="17"/>
-              </w:rPr>
-              <w:t xml:space="preserve"> </w:t>
-            </w:r>
-            <w:proofErr w:type="spellStart"/>
-            <w:proofErr w:type="gramStart"/>
-            <w:r>
-              <w:rPr>
-                <w:rFonts w:ascii="思源黑体 CN Normal" w:eastAsia="思源黑体 CN Normal" w:hAnsi="思源黑体 CN Normal" w:cs="思源黑体 CN Light"/>
-                <w:color w:val="000000" w:themeColor="text1"/>
-                <w:sz w:val="17"/>
-                <w:szCs w:val="17"/>
-              </w:rPr>
-              <w:t>a.gene</w:t>
-            </w:r>
-            <w:proofErr w:type="gramEnd"/>
-            <w:r>
-              <w:rPr>
-                <w:rFonts w:ascii="思源黑体 CN Normal" w:eastAsia="思源黑体 CN Normal" w:hAnsi="思源黑体 CN Normal" w:cs="思源黑体 CN Light"/>
-                <w:color w:val="000000" w:themeColor="text1"/>
-                <w:sz w:val="17"/>
-                <w:szCs w:val="17"/>
-              </w:rPr>
-              <w:t>_symbol</w:t>
-            </w:r>
-            <w:proofErr w:type="spellEnd"/>
-            <w:r>
-              <w:rPr>
-                <w:rFonts w:ascii="思源黑体 CN Normal" w:eastAsia="思源黑体 CN Normal" w:hAnsi="思源黑体 CN Normal" w:cs="思源黑体 CN Light"/>
-                <w:color w:val="000000" w:themeColor="text1"/>
-                <w:sz w:val="17"/>
-                <w:szCs w:val="17"/>
-              </w:rPr>
-              <w:t xml:space="preserve"> == “KIT”%}</w:t>
-            </w:r>
-          </w:p>
-          <w:p>
-            <w:pPr>
-              <w:spacing w:beforeLines="10" w:before="31" w:afterLines="10" w:after="31"/>
-              <w:jc w:val="center"/>
-              <w:rPr>
-                <w:rFonts w:ascii="思源黑体 CN Normal" w:eastAsia="思源黑体 CN Normal" w:hAnsi="思源黑体 CN Normal" w:cs="思源黑体 CN Light"/>
-                <w:color w:val="000000" w:themeColor="text1"/>
-                <w:sz w:val="17"/>
-                <w:szCs w:val="17"/>
-              </w:rPr>
-            </w:pPr>
-            <w:r>
-              <w:rPr>
-                <w:rFonts w:ascii="思源黑体 CN Normal" w:eastAsia="思源黑体 CN Normal" w:hAnsi="思源黑体 CN Normal" w:cs="思源黑体 CN Light"/>
-                <w:color w:val="000000" w:themeColor="text1"/>
-                <w:sz w:val="17"/>
-                <w:szCs w:val="17"/>
-              </w:rPr>
-              <w:lastRenderedPageBreak/>
-              <w:t>NM_000222.3</w:t>
-            </w:r>
-          </w:p>
-          <w:p>
-            <w:pPr>
-              <w:spacing w:beforeLines="10" w:before="31" w:afterLines="10" w:after="31"/>
-              <w:jc w:val="center"/>
-              <w:rPr>
-                <w:rFonts w:ascii="思源黑体 CN Normal" w:eastAsia="思源黑体 CN Normal" w:hAnsi="思源黑体 CN Normal" w:cs="思源黑体 CN Light"/>
-                <w:color w:val="000000" w:themeColor="text1"/>
-                <w:sz w:val="17"/>
-                <w:szCs w:val="17"/>
-              </w:rPr>
-            </w:pPr>
-            <w:r>
-              <w:rPr>
-                <w:rFonts w:ascii="思源黑体 CN Normal" w:eastAsia="思源黑体 CN Normal" w:hAnsi="思源黑体 CN Normal" w:cs="思源黑体 CN Light"/>
-                <w:color w:val="000000" w:themeColor="text1"/>
-                <w:sz w:val="17"/>
-                <w:szCs w:val="17"/>
-              </w:rPr>
-              <w:t xml:space="preserve">{%p </w:t>
-            </w:r>
-            <w:proofErr w:type="spellStart"/>
-            <w:r>
-              <w:rPr>
-                <w:rFonts w:ascii="思源黑体 CN Normal" w:eastAsia="思源黑体 CN Normal" w:hAnsi="思源黑体 CN Normal" w:cs="思源黑体 CN Light"/>
-                <w:color w:val="000000" w:themeColor="text1"/>
-                <w:sz w:val="17"/>
-                <w:szCs w:val="17"/>
-              </w:rPr>
-              <w:t>elif</w:t>
-            </w:r>
-            <w:proofErr w:type="spellEnd"/>
-            <w:r>
-              <w:rPr>
-                <w:rFonts w:ascii="思源黑体 CN Normal" w:eastAsia="思源黑体 CN Normal" w:hAnsi="思源黑体 CN Normal" w:cs="思源黑体 CN Light"/>
-                <w:color w:val="000000" w:themeColor="text1"/>
-                <w:sz w:val="17"/>
-                <w:szCs w:val="17"/>
-              </w:rPr>
-              <w:t xml:space="preserve"> </w:t>
-            </w:r>
-            <w:proofErr w:type="spellStart"/>
-            <w:proofErr w:type="gramStart"/>
-            <w:r>
-              <w:rPr>
-                <w:rFonts w:ascii="思源黑体 CN Normal" w:eastAsia="思源黑体 CN Normal" w:hAnsi="思源黑体 CN Normal" w:cs="思源黑体 CN Light"/>
-                <w:color w:val="000000" w:themeColor="text1"/>
-                <w:sz w:val="17"/>
-                <w:szCs w:val="17"/>
-              </w:rPr>
-              <w:t>a.gene</w:t>
-            </w:r>
-            <w:proofErr w:type="gramEnd"/>
-            <w:r>
-              <w:rPr>
-                <w:rFonts w:ascii="思源黑体 CN Normal" w:eastAsia="思源黑体 CN Normal" w:hAnsi="思源黑体 CN Normal" w:cs="思源黑体 CN Light"/>
-                <w:color w:val="000000" w:themeColor="text1"/>
-                <w:sz w:val="17"/>
-                <w:szCs w:val="17"/>
-              </w:rPr>
-              <w:t>_symbol</w:t>
-            </w:r>
-            <w:proofErr w:type="spellEnd"/>
-            <w:r>
-              <w:rPr>
-                <w:rFonts w:ascii="思源黑体 CN Normal" w:eastAsia="思源黑体 CN Normal" w:hAnsi="思源黑体 CN Normal" w:cs="思源黑体 CN Light"/>
-                <w:color w:val="000000" w:themeColor="text1"/>
-                <w:sz w:val="17"/>
-                <w:szCs w:val="17"/>
-              </w:rPr>
-              <w:t xml:space="preserve"> == “KRAS”%}</w:t>
-            </w:r>
-          </w:p>
-          <w:p>
-            <w:pPr>
-              <w:spacing w:beforeLines="10" w:before="31" w:afterLines="10" w:after="31"/>
-              <w:jc w:val="center"/>
-              <w:rPr>
-                <w:rFonts w:ascii="思源黑体 CN Normal" w:eastAsia="思源黑体 CN Normal" w:hAnsi="思源黑体 CN Normal" w:cs="思源黑体 CN Light"/>
-                <w:color w:val="000000" w:themeColor="text1"/>
-                <w:sz w:val="17"/>
-                <w:szCs w:val="17"/>
-              </w:rPr>
-            </w:pPr>
-            <w:r>
-              <w:rPr>
-                <w:rFonts w:ascii="思源黑体 CN Normal" w:eastAsia="思源黑体 CN Normal" w:hAnsi="思源黑体 CN Normal" w:cs="思源黑体 CN Light"/>
-                <w:color w:val="000000" w:themeColor="text1"/>
-                <w:sz w:val="17"/>
-                <w:szCs w:val="17"/>
-              </w:rPr>
-              <w:t>NM_004985.5</w:t>
-            </w:r>
-          </w:p>
-          <w:p>
-            <w:pPr>
-              <w:spacing w:beforeLines="10" w:before="31" w:afterLines="10" w:after="31"/>
-              <w:jc w:val="center"/>
-              <w:rPr>
-                <w:rFonts w:ascii="思源黑体 CN Normal" w:eastAsia="思源黑体 CN Normal" w:hAnsi="思源黑体 CN Normal" w:cs="思源黑体 CN Light"/>
-                <w:color w:val="000000" w:themeColor="text1"/>
-                <w:sz w:val="17"/>
-                <w:szCs w:val="17"/>
-              </w:rPr>
-            </w:pPr>
-            <w:r>
-              <w:rPr>
-                <w:rFonts w:ascii="思源黑体 CN Normal" w:eastAsia="思源黑体 CN Normal" w:hAnsi="思源黑体 CN Normal" w:cs="思源黑体 CN Light"/>
-                <w:color w:val="000000" w:themeColor="text1"/>
-                <w:sz w:val="17"/>
-                <w:szCs w:val="17"/>
-              </w:rPr>
-              <w:t xml:space="preserve">{%p </w:t>
-            </w:r>
-            <w:proofErr w:type="spellStart"/>
-            <w:r>
-              <w:rPr>
-                <w:rFonts w:ascii="思源黑体 CN Normal" w:eastAsia="思源黑体 CN Normal" w:hAnsi="思源黑体 CN Normal" w:cs="思源黑体 CN Light"/>
-                <w:color w:val="000000" w:themeColor="text1"/>
-                <w:sz w:val="17"/>
-                <w:szCs w:val="17"/>
-              </w:rPr>
-              <w:t>elif</w:t>
-            </w:r>
-            <w:proofErr w:type="spellEnd"/>
-            <w:r>
-              <w:rPr>
-                <w:rFonts w:ascii="思源黑体 CN Normal" w:eastAsia="思源黑体 CN Normal" w:hAnsi="思源黑体 CN Normal" w:cs="思源黑体 CN Light"/>
-                <w:color w:val="000000" w:themeColor="text1"/>
-                <w:sz w:val="17"/>
-                <w:szCs w:val="17"/>
-              </w:rPr>
-              <w:t xml:space="preserve"> </w:t>
-            </w:r>
-            <w:proofErr w:type="spellStart"/>
-            <w:proofErr w:type="gramStart"/>
-            <w:r>
-              <w:rPr>
-                <w:rFonts w:ascii="思源黑体 CN Normal" w:eastAsia="思源黑体 CN Normal" w:hAnsi="思源黑体 CN Normal" w:cs="思源黑体 CN Light"/>
-                <w:color w:val="000000" w:themeColor="text1"/>
-                <w:sz w:val="17"/>
-                <w:szCs w:val="17"/>
-              </w:rPr>
-              <w:t>a.gene</w:t>
-            </w:r>
-            <w:proofErr w:type="gramEnd"/>
-            <w:r>
-              <w:rPr>
-                <w:rFonts w:ascii="思源黑体 CN Normal" w:eastAsia="思源黑体 CN Normal" w:hAnsi="思源黑体 CN Normal" w:cs="思源黑体 CN Light"/>
-                <w:color w:val="000000" w:themeColor="text1"/>
-                <w:sz w:val="17"/>
-                <w:szCs w:val="17"/>
-              </w:rPr>
-              <w:t>_symbol</w:t>
-            </w:r>
-            <w:proofErr w:type="spellEnd"/>
-            <w:r>
-              <w:rPr>
-                <w:rFonts w:ascii="思源黑体 CN Normal" w:eastAsia="思源黑体 CN Normal" w:hAnsi="思源黑体 CN Normal" w:cs="思源黑体 CN Light"/>
-                <w:color w:val="000000" w:themeColor="text1"/>
-                <w:sz w:val="17"/>
-                <w:szCs w:val="17"/>
-              </w:rPr>
-              <w:t xml:space="preserve"> == “NTRK1”%}</w:t>
-            </w:r>
-          </w:p>
-          <w:p>
-            <w:pPr>
-              <w:spacing w:beforeLines="10" w:before="31" w:afterLines="10" w:after="31"/>
-              <w:jc w:val="center"/>
-              <w:rPr>
-                <w:rFonts w:ascii="思源黑体 CN Normal" w:eastAsia="思源黑体 CN Normal" w:hAnsi="思源黑体 CN Normal" w:cs="思源黑体 CN Light"/>
-                <w:color w:val="000000" w:themeColor="text1"/>
-                <w:sz w:val="17"/>
-                <w:szCs w:val="17"/>
-              </w:rPr>
-            </w:pPr>
-            <w:r>
-              <w:rPr>
-                <w:rFonts w:ascii="思源黑体 CN Normal" w:eastAsia="思源黑体 CN Normal" w:hAnsi="思源黑体 CN Normal" w:cs="思源黑体 CN Light"/>
-                <w:color w:val="000000" w:themeColor="text1"/>
-                <w:sz w:val="17"/>
-                <w:szCs w:val="17"/>
-              </w:rPr>
-              <w:t>NM_002529.4</w:t>
-            </w:r>
-          </w:p>
-          <w:p>
-            <w:pPr>
-              <w:spacing w:beforeLines="10" w:before="31" w:afterLines="10" w:after="31"/>
-              <w:jc w:val="center"/>
-              <w:rPr>
-                <w:rFonts w:ascii="思源黑体 CN Normal" w:eastAsia="思源黑体 CN Normal" w:hAnsi="思源黑体 CN Normal" w:cs="思源黑体 CN Light"/>
-                <w:color w:val="000000" w:themeColor="text1"/>
-                <w:sz w:val="17"/>
-                <w:szCs w:val="17"/>
-              </w:rPr>
-            </w:pPr>
-            <w:r>
-              <w:rPr>
-                <w:rFonts w:ascii="思源黑体 CN Normal" w:eastAsia="思源黑体 CN Normal" w:hAnsi="思源黑体 CN Normal" w:cs="思源黑体 CN Light"/>
-                <w:color w:val="000000" w:themeColor="text1"/>
-                <w:sz w:val="17"/>
-                <w:szCs w:val="17"/>
-              </w:rPr>
-              <w:t xml:space="preserve">{%p </w:t>
-            </w:r>
-            <w:proofErr w:type="spellStart"/>
-            <w:r>
-              <w:rPr>
-                <w:rFonts w:ascii="思源黑体 CN Normal" w:eastAsia="思源黑体 CN Normal" w:hAnsi="思源黑体 CN Normal" w:cs="思源黑体 CN Light"/>
-                <w:color w:val="000000" w:themeColor="text1"/>
-                <w:sz w:val="17"/>
-                <w:szCs w:val="17"/>
-              </w:rPr>
-              <w:t>elif</w:t>
-            </w:r>
-            <w:proofErr w:type="spellEnd"/>
-            <w:r>
-              <w:rPr>
-                <w:rFonts w:ascii="思源黑体 CN Normal" w:eastAsia="思源黑体 CN Normal" w:hAnsi="思源黑体 CN Normal" w:cs="思源黑体 CN Light"/>
-                <w:color w:val="000000" w:themeColor="text1"/>
-                <w:sz w:val="17"/>
-                <w:szCs w:val="17"/>
-              </w:rPr>
-              <w:t xml:space="preserve"> </w:t>
-            </w:r>
-            <w:proofErr w:type="spellStart"/>
-            <w:proofErr w:type="gramStart"/>
-            <w:r>
-              <w:rPr>
-                <w:rFonts w:ascii="思源黑体 CN Normal" w:eastAsia="思源黑体 CN Normal" w:hAnsi="思源黑体 CN Normal" w:cs="思源黑体 CN Light"/>
-                <w:color w:val="000000" w:themeColor="text1"/>
-                <w:sz w:val="17"/>
-                <w:szCs w:val="17"/>
-              </w:rPr>
-              <w:t>a.gene</w:t>
-            </w:r>
-            <w:proofErr w:type="gramEnd"/>
-            <w:r>
-              <w:rPr>
-                <w:rFonts w:ascii="思源黑体 CN Normal" w:eastAsia="思源黑体 CN Normal" w:hAnsi="思源黑体 CN Normal" w:cs="思源黑体 CN Light"/>
-                <w:color w:val="000000" w:themeColor="text1"/>
-                <w:sz w:val="17"/>
-                <w:szCs w:val="17"/>
-              </w:rPr>
-              <w:t>_symbol</w:t>
-            </w:r>
-            <w:proofErr w:type="spellEnd"/>
-            <w:r>
-              <w:rPr>
-                <w:rFonts w:ascii="思源黑体 CN Normal" w:eastAsia="思源黑体 CN Normal" w:hAnsi="思源黑体 CN Normal" w:cs="思源黑体 CN Light"/>
-                <w:color w:val="000000" w:themeColor="text1"/>
-                <w:sz w:val="17"/>
-                <w:szCs w:val="17"/>
-              </w:rPr>
-              <w:t xml:space="preserve"> == “NTRK2”%}</w:t>
-            </w:r>
-          </w:p>
-          <w:p>
-            <w:pPr>
-              <w:spacing w:beforeLines="10" w:before="31" w:afterLines="10" w:after="31"/>
-              <w:jc w:val="center"/>
-              <w:rPr>
-                <w:rFonts w:ascii="思源黑体 CN Normal" w:eastAsia="思源黑体 CN Normal" w:hAnsi="思源黑体 CN Normal" w:cs="思源黑体 CN Light"/>
-                <w:color w:val="000000" w:themeColor="text1"/>
-                <w:sz w:val="17"/>
-                <w:szCs w:val="17"/>
-              </w:rPr>
-            </w:pPr>
-            <w:r>
-              <w:rPr>
-                <w:rFonts w:ascii="思源黑体 CN Normal" w:eastAsia="思源黑体 CN Normal" w:hAnsi="思源黑体 CN Normal" w:cs="思源黑体 CN Light"/>
-                <w:color w:val="000000" w:themeColor="text1"/>
-                <w:sz w:val="17"/>
-                <w:szCs w:val="17"/>
-              </w:rPr>
-              <w:t>NM_006180.6</w:t>
-            </w:r>
-          </w:p>
-          <w:p>
-            <w:pPr>
-              <w:spacing w:beforeLines="10" w:before="31" w:afterLines="10" w:after="31"/>
-              <w:jc w:val="center"/>
-              <w:rPr>
-                <w:rFonts w:ascii="思源黑体 CN Normal" w:eastAsia="思源黑体 CN Normal" w:hAnsi="思源黑体 CN Normal" w:cs="思源黑体 CN Light"/>
-                <w:color w:val="000000" w:themeColor="text1"/>
-                <w:sz w:val="17"/>
-                <w:szCs w:val="17"/>
-              </w:rPr>
-            </w:pPr>
-            <w:r>
-              <w:rPr>
-                <w:rFonts w:ascii="思源黑体 CN Normal" w:eastAsia="思源黑体 CN Normal" w:hAnsi="思源黑体 CN Normal" w:cs="思源黑体 CN Light"/>
-                <w:color w:val="000000" w:themeColor="text1"/>
-                <w:sz w:val="17"/>
-                <w:szCs w:val="17"/>
-              </w:rPr>
-              <w:t xml:space="preserve">{%p </w:t>
-            </w:r>
-            <w:proofErr w:type="spellStart"/>
-            <w:r>
-              <w:rPr>
-                <w:rFonts w:ascii="思源黑体 CN Normal" w:eastAsia="思源黑体 CN Normal" w:hAnsi="思源黑体 CN Normal" w:cs="思源黑体 CN Light"/>
-                <w:color w:val="000000" w:themeColor="text1"/>
-                <w:sz w:val="17"/>
-                <w:szCs w:val="17"/>
-              </w:rPr>
-              <w:t>elif</w:t>
-            </w:r>
-            <w:proofErr w:type="spellEnd"/>
-            <w:r>
-              <w:rPr>
-                <w:rFonts w:ascii="思源黑体 CN Normal" w:eastAsia="思源黑体 CN Normal" w:hAnsi="思源黑体 CN Normal" w:cs="思源黑体 CN Light"/>
-                <w:color w:val="000000" w:themeColor="text1"/>
-                <w:sz w:val="17"/>
-                <w:szCs w:val="17"/>
-              </w:rPr>
-              <w:t xml:space="preserve"> </w:t>
-            </w:r>
-            <w:proofErr w:type="spellStart"/>
-            <w:proofErr w:type="gramStart"/>
-            <w:r>
-              <w:rPr>
-                <w:rFonts w:ascii="思源黑体 CN Normal" w:eastAsia="思源黑体 CN Normal" w:hAnsi="思源黑体 CN Normal" w:cs="思源黑体 CN Light"/>
-                <w:color w:val="000000" w:themeColor="text1"/>
-                <w:sz w:val="17"/>
-                <w:szCs w:val="17"/>
-              </w:rPr>
-              <w:t>a.gene</w:t>
-            </w:r>
-            <w:proofErr w:type="gramEnd"/>
-            <w:r>
-              <w:rPr>
-                <w:rFonts w:ascii="思源黑体 CN Normal" w:eastAsia="思源黑体 CN Normal" w:hAnsi="思源黑体 CN Normal" w:cs="思源黑体 CN Light"/>
-                <w:color w:val="000000" w:themeColor="text1"/>
-                <w:sz w:val="17"/>
-                <w:szCs w:val="17"/>
-              </w:rPr>
-              <w:t>_symbol</w:t>
-            </w:r>
-            <w:proofErr w:type="spellEnd"/>
-            <w:r>
-              <w:rPr>
-                <w:rFonts w:ascii="思源黑体 CN Normal" w:eastAsia="思源黑体 CN Normal" w:hAnsi="思源黑体 CN Normal" w:cs="思源黑体 CN Light"/>
-                <w:color w:val="000000" w:themeColor="text1"/>
-                <w:sz w:val="17"/>
-                <w:szCs w:val="17"/>
-              </w:rPr>
-              <w:t xml:space="preserve"> == “NTRK3”%}</w:t>
-            </w:r>
-          </w:p>
-          <w:p>
-            <w:pPr>
-              <w:spacing w:beforeLines="10" w:before="31" w:afterLines="10" w:after="31"/>
-              <w:jc w:val="center"/>
-              <w:rPr>
-                <w:rFonts w:ascii="思源黑体 CN Normal" w:eastAsia="思源黑体 CN Normal" w:hAnsi="思源黑体 CN Normal" w:cs="思源黑体 CN Light"/>
-                <w:color w:val="000000" w:themeColor="text1"/>
-                <w:sz w:val="17"/>
-                <w:szCs w:val="17"/>
-              </w:rPr>
-            </w:pPr>
-            <w:r>
-              <w:rPr>
-                <w:rFonts w:ascii="思源黑体 CN Normal" w:eastAsia="思源黑体 CN Normal" w:hAnsi="思源黑体 CN Normal" w:cs="思源黑体 CN Light"/>
-                <w:color w:val="000000" w:themeColor="text1"/>
-                <w:sz w:val="17"/>
-                <w:szCs w:val="17"/>
-              </w:rPr>
-              <w:t>NM_001012338.3</w:t>
-            </w:r>
-          </w:p>
-          <w:p>
-            <w:pPr>
-              <w:spacing w:beforeLines="10" w:before="31" w:afterLines="10" w:after="31"/>
-              <w:jc w:val="center"/>
-              <w:rPr>
-                <w:rFonts w:ascii="思源黑体 CN Normal" w:eastAsia="思源黑体 CN Normal" w:hAnsi="思源黑体 CN Normal" w:cs="思源黑体 CN Light"/>
-                <w:color w:val="000000" w:themeColor="text1"/>
-                <w:sz w:val="17"/>
-                <w:szCs w:val="17"/>
-              </w:rPr>
-            </w:pPr>
-            <w:r>
-              <w:rPr>
-                <w:rFonts w:ascii="思源黑体 CN Normal" w:eastAsia="思源黑体 CN Normal" w:hAnsi="思源黑体 CN Normal" w:cs="思源黑体 CN Light"/>
-                <w:color w:val="000000" w:themeColor="text1"/>
-                <w:sz w:val="17"/>
-                <w:szCs w:val="17"/>
-              </w:rPr>
-              <w:t xml:space="preserve">{%p </w:t>
-            </w:r>
-            <w:proofErr w:type="spellStart"/>
-            <w:r>
-              <w:rPr>
-                <w:rFonts w:ascii="思源黑体 CN Normal" w:eastAsia="思源黑体 CN Normal" w:hAnsi="思源黑体 CN Normal" w:cs="思源黑体 CN Light"/>
-                <w:color w:val="000000" w:themeColor="text1"/>
-                <w:sz w:val="17"/>
-                <w:szCs w:val="17"/>
-              </w:rPr>
-              <w:t>elif</w:t>
-            </w:r>
-            <w:proofErr w:type="spellEnd"/>
-            <w:r>
-              <w:rPr>
-                <w:rFonts w:ascii="思源黑体 CN Normal" w:eastAsia="思源黑体 CN Normal" w:hAnsi="思源黑体 CN Normal" w:cs="思源黑体 CN Light"/>
-                <w:color w:val="000000" w:themeColor="text1"/>
-                <w:sz w:val="17"/>
-                <w:szCs w:val="17"/>
-              </w:rPr>
-              <w:t xml:space="preserve"> </w:t>
-            </w:r>
-            <w:proofErr w:type="spellStart"/>
-            <w:proofErr w:type="gramStart"/>
-            <w:r>
-              <w:rPr>
-                <w:rFonts w:ascii="思源黑体 CN Normal" w:eastAsia="思源黑体 CN Normal" w:hAnsi="思源黑体 CN Normal" w:cs="思源黑体 CN Light"/>
-                <w:color w:val="000000" w:themeColor="text1"/>
-                <w:sz w:val="17"/>
-                <w:szCs w:val="17"/>
-              </w:rPr>
-              <w:t>a.gene</w:t>
-            </w:r>
-            <w:proofErr w:type="gramEnd"/>
-            <w:r>
-              <w:rPr>
-                <w:rFonts w:ascii="思源黑体 CN Normal" w:eastAsia="思源黑体 CN Normal" w:hAnsi="思源黑体 CN Normal" w:cs="思源黑体 CN Light"/>
-                <w:color w:val="000000" w:themeColor="text1"/>
-                <w:sz w:val="17"/>
-                <w:szCs w:val="17"/>
-              </w:rPr>
-              <w:t>_symbol</w:t>
-            </w:r>
-            <w:proofErr w:type="spellEnd"/>
-            <w:r>
-              <w:rPr>
-                <w:rFonts w:ascii="思源黑体 CN Normal" w:eastAsia="思源黑体 CN Normal" w:hAnsi="思源黑体 CN Normal" w:cs="思源黑体 CN Light"/>
-                <w:color w:val="000000" w:themeColor="text1"/>
-                <w:sz w:val="17"/>
-                <w:szCs w:val="17"/>
-              </w:rPr>
-              <w:t xml:space="preserve"> == “ESR1”%}</w:t>
-            </w:r>
-          </w:p>
-          <w:p>
-            <w:pPr>
-              <w:spacing w:beforeLines="10" w:before="31" w:afterLines="10" w:after="31"/>
-              <w:jc w:val="center"/>
-              <w:rPr>
-                <w:rFonts w:ascii="思源黑体 CN Normal" w:eastAsia="思源黑体 CN Normal" w:hAnsi="思源黑体 CN Normal" w:cs="思源黑体 CN Light"/>
-                <w:color w:val="000000" w:themeColor="text1"/>
-                <w:sz w:val="17"/>
-                <w:szCs w:val="17"/>
-              </w:rPr>
-            </w:pPr>
-            <w:r>
-              <w:rPr>
-                <w:rFonts w:ascii="思源黑体 CN Normal" w:eastAsia="思源黑体 CN Normal" w:hAnsi="思源黑体 CN Normal" w:cs="思源黑体 CN Light"/>
-                <w:color w:val="000000" w:themeColor="text1"/>
-                <w:sz w:val="17"/>
-                <w:szCs w:val="17"/>
-              </w:rPr>
-              <w:t>NM_000125.4</w:t>
-            </w:r>
-          </w:p>
-          <w:p>
-            <w:pPr>
-              <w:spacing w:beforeLines="10" w:before="31" w:afterLines="10" w:after="31"/>
-              <w:jc w:val="center"/>
-              <w:rPr>
-                <w:rFonts w:ascii="思源黑体 CN Normal" w:eastAsia="思源黑体 CN Normal" w:hAnsi="思源黑体 CN Normal" w:cs="思源黑体 CN Light"/>
-                <w:color w:val="000000" w:themeColor="text1"/>
-                <w:sz w:val="17"/>
-                <w:szCs w:val="17"/>
-              </w:rPr>
-            </w:pPr>
-            <w:r>
-              <w:rPr>
-                <w:rFonts w:ascii="思源黑体 CN Normal" w:eastAsia="思源黑体 CN Normal" w:hAnsi="思源黑体 CN Normal" w:cs="思源黑体 CN Light"/>
-                <w:color w:val="000000" w:themeColor="text1"/>
-                <w:sz w:val="17"/>
-                <w:szCs w:val="17"/>
-              </w:rPr>
-              <w:t xml:space="preserve">{%p </w:t>
-            </w:r>
-            <w:proofErr w:type="spellStart"/>
-            <w:r>
-              <w:rPr>
-                <w:rFonts w:ascii="思源黑体 CN Normal" w:eastAsia="思源黑体 CN Normal" w:hAnsi="思源黑体 CN Normal" w:cs="思源黑体 CN Light"/>
-                <w:color w:val="000000" w:themeColor="text1"/>
-                <w:sz w:val="17"/>
-                <w:szCs w:val="17"/>
-              </w:rPr>
-              <w:t>elif</w:t>
-            </w:r>
-            <w:proofErr w:type="spellEnd"/>
-            <w:r>
-              <w:rPr>
-                <w:rFonts w:ascii="思源黑体 CN Normal" w:eastAsia="思源黑体 CN Normal" w:hAnsi="思源黑体 CN Normal" w:cs="思源黑体 CN Light"/>
-                <w:color w:val="000000" w:themeColor="text1"/>
-                <w:sz w:val="17"/>
-                <w:szCs w:val="17"/>
-              </w:rPr>
-              <w:t xml:space="preserve"> </w:t>
-            </w:r>
-            <w:proofErr w:type="spellStart"/>
-            <w:proofErr w:type="gramStart"/>
-            <w:r>
-              <w:rPr>
-                <w:rFonts w:ascii="思源黑体 CN Normal" w:eastAsia="思源黑体 CN Normal" w:hAnsi="思源黑体 CN Normal" w:cs="思源黑体 CN Light"/>
-                <w:color w:val="000000" w:themeColor="text1"/>
-                <w:sz w:val="17"/>
-                <w:szCs w:val="17"/>
-              </w:rPr>
-              <w:t>a.gene</w:t>
-            </w:r>
-            <w:proofErr w:type="gramEnd"/>
-            <w:r>
-              <w:rPr>
-                <w:rFonts w:ascii="思源黑体 CN Normal" w:eastAsia="思源黑体 CN Normal" w:hAnsi="思源黑体 CN Normal" w:cs="思源黑体 CN Light"/>
-                <w:color w:val="000000" w:themeColor="text1"/>
-                <w:sz w:val="17"/>
-                <w:szCs w:val="17"/>
-              </w:rPr>
-              <w:t>_symbol</w:t>
-            </w:r>
-            <w:proofErr w:type="spellEnd"/>
-            <w:r>
-              <w:rPr>
-                <w:rFonts w:ascii="思源黑体 CN Normal" w:eastAsia="思源黑体 CN Normal" w:hAnsi="思源黑体 CN Normal" w:cs="思源黑体 CN Light"/>
-                <w:color w:val="000000" w:themeColor="text1"/>
-                <w:sz w:val="17"/>
-                <w:szCs w:val="17"/>
-              </w:rPr>
-              <w:t xml:space="preserve"> == “ALK”%}</w:t>
-            </w:r>
-          </w:p>
-          <w:p>
-            <w:pPr>
-              <w:spacing w:beforeLines="10" w:before="31" w:afterLines="10" w:after="31"/>
-              <w:jc w:val="center"/>
-              <w:rPr>
-                <w:rFonts w:ascii="思源黑体 CN Normal" w:eastAsia="思源黑体 CN Normal" w:hAnsi="思源黑体 CN Normal" w:cs="思源黑体 CN Light"/>
-                <w:color w:val="000000" w:themeColor="text1"/>
-                <w:sz w:val="17"/>
-                <w:szCs w:val="17"/>
-              </w:rPr>
-            </w:pPr>
-            <w:r>
-              <w:rPr>
-                <w:rFonts w:ascii="思源黑体 CN Normal" w:eastAsia="思源黑体 CN Normal" w:hAnsi="思源黑体 CN Normal" w:cs="思源黑体 CN Light"/>
-                <w:color w:val="000000" w:themeColor="text1"/>
-                <w:sz w:val="17"/>
-                <w:szCs w:val="17"/>
-              </w:rPr>
-              <w:t>NM_004304.5</w:t>
-            </w:r>
-          </w:p>
-          <w:p>
-            <w:pPr>
-              <w:spacing w:beforeLines="10" w:before="31" w:afterLines="10" w:after="31"/>
-              <w:jc w:val="center"/>
-              <w:rPr>
-                <w:rFonts w:ascii="思源黑体 CN Normal" w:eastAsia="思源黑体 CN Normal" w:hAnsi="思源黑体 CN Normal" w:cs="思源黑体 CN Light"/>
-                <w:color w:val="000000" w:themeColor="text1"/>
-                <w:sz w:val="17"/>
-                <w:szCs w:val="17"/>
-              </w:rPr>
-            </w:pPr>
-            <w:r>
-              <w:rPr>
-                <w:rFonts w:ascii="思源黑体 CN Normal" w:eastAsia="思源黑体 CN Normal" w:hAnsi="思源黑体 CN Normal" w:cs="思源黑体 CN Light"/>
-                <w:color w:val="000000" w:themeColor="text1"/>
-                <w:sz w:val="17"/>
-                <w:szCs w:val="17"/>
-              </w:rPr>
-              <w:t xml:space="preserve">{%p </w:t>
-            </w:r>
-            <w:proofErr w:type="spellStart"/>
-            <w:r>
-              <w:rPr>
-                <w:rFonts w:ascii="思源黑体 CN Normal" w:eastAsia="思源黑体 CN Normal" w:hAnsi="思源黑体 CN Normal" w:cs="思源黑体 CN Light"/>
-                <w:color w:val="000000" w:themeColor="text1"/>
-                <w:sz w:val="17"/>
-                <w:szCs w:val="17"/>
-              </w:rPr>
-              <w:t>elif</w:t>
-            </w:r>
-            <w:proofErr w:type="spellEnd"/>
-            <w:r>
-              <w:rPr>
-                <w:rFonts w:ascii="思源黑体 CN Normal" w:eastAsia="思源黑体 CN Normal" w:hAnsi="思源黑体 CN Normal" w:cs="思源黑体 CN Light"/>
-                <w:color w:val="000000" w:themeColor="text1"/>
-                <w:sz w:val="17"/>
-                <w:szCs w:val="17"/>
-              </w:rPr>
-              <w:t xml:space="preserve"> </w:t>
-            </w:r>
-            <w:proofErr w:type="spellStart"/>
-            <w:proofErr w:type="gramStart"/>
-            <w:r>
-              <w:rPr>
-                <w:rFonts w:ascii="思源黑体 CN Normal" w:eastAsia="思源黑体 CN Normal" w:hAnsi="思源黑体 CN Normal" w:cs="思源黑体 CN Light"/>
-                <w:color w:val="000000" w:themeColor="text1"/>
-                <w:sz w:val="17"/>
-                <w:szCs w:val="17"/>
-              </w:rPr>
-              <w:t>a.gene</w:t>
-            </w:r>
-            <w:proofErr w:type="gramEnd"/>
-            <w:r>
-              <w:rPr>
-                <w:rFonts w:ascii="思源黑体 CN Normal" w:eastAsia="思源黑体 CN Normal" w:hAnsi="思源黑体 CN Normal" w:cs="思源黑体 CN Light"/>
-                <w:color w:val="000000" w:themeColor="text1"/>
-                <w:sz w:val="17"/>
-                <w:szCs w:val="17"/>
-              </w:rPr>
-              <w:t>_symbol</w:t>
-            </w:r>
-            <w:proofErr w:type="spellEnd"/>
-            <w:r>
-              <w:rPr>
-                <w:rFonts w:ascii="思源黑体 CN Normal" w:eastAsia="思源黑体 CN Normal" w:hAnsi="思源黑体 CN Normal" w:cs="思源黑体 CN Light"/>
-                <w:color w:val="000000" w:themeColor="text1"/>
-                <w:sz w:val="17"/>
-                <w:szCs w:val="17"/>
-              </w:rPr>
-              <w:t xml:space="preserve"> == “BRAF”%}</w:t>
-            </w:r>
-          </w:p>
-          <w:p>
-            <w:pPr>
-              <w:spacing w:beforeLines="10" w:before="31" w:afterLines="10" w:after="31"/>
-              <w:jc w:val="center"/>
-              <w:rPr>
-                <w:rFonts w:ascii="思源黑体 CN Normal" w:eastAsia="思源黑体 CN Normal" w:hAnsi="思源黑体 CN Normal" w:cs="思源黑体 CN Light"/>
-                <w:color w:val="000000" w:themeColor="text1"/>
-                <w:sz w:val="17"/>
-                <w:szCs w:val="17"/>
-              </w:rPr>
-            </w:pPr>
-            <w:r>
-              <w:rPr>
-                <w:rFonts w:ascii="思源黑体 CN Normal" w:eastAsia="思源黑体 CN Normal" w:hAnsi="思源黑体 CN Normal" w:cs="思源黑体 CN Light"/>
-                <w:color w:val="000000" w:themeColor="text1"/>
-                <w:sz w:val="17"/>
-                <w:szCs w:val="17"/>
-              </w:rPr>
-              <w:t>NM_004333.6</w:t>
-            </w:r>
-          </w:p>
-          <w:p>
-            <w:pPr>
-              <w:spacing w:beforeLines="10" w:before="31" w:afterLines="10" w:after="31"/>
-              <w:jc w:val="center"/>
-              <w:rPr>
-                <w:rFonts w:ascii="思源黑体 CN Normal" w:eastAsia="思源黑体 CN Normal" w:hAnsi="思源黑体 CN Normal" w:cs="思源黑体 CN Light"/>
-                <w:color w:val="000000" w:themeColor="text1"/>
-                <w:sz w:val="17"/>
-                <w:szCs w:val="17"/>
-              </w:rPr>
-            </w:pPr>
-            <w:r>
-              <w:rPr>
-                <w:rFonts w:ascii="思源黑体 CN Normal" w:eastAsia="思源黑体 CN Normal" w:hAnsi="思源黑体 CN Normal" w:cs="思源黑体 CN Light"/>
-                <w:color w:val="000000" w:themeColor="text1"/>
-                <w:sz w:val="17"/>
-                <w:szCs w:val="17"/>
-              </w:rPr>
-              <w:t xml:space="preserve">{%p </w:t>
-            </w:r>
-            <w:proofErr w:type="spellStart"/>
-            <w:r>
-              <w:rPr>
-                <w:rFonts w:ascii="思源黑体 CN Normal" w:eastAsia="思源黑体 CN Normal" w:hAnsi="思源黑体 CN Normal" w:cs="思源黑体 CN Light"/>
-                <w:color w:val="000000" w:themeColor="text1"/>
-                <w:sz w:val="17"/>
-                <w:szCs w:val="17"/>
-              </w:rPr>
-              <w:t>elif</w:t>
-            </w:r>
-            <w:proofErr w:type="spellEnd"/>
-            <w:r>
-              <w:rPr>
-                <w:rFonts w:ascii="思源黑体 CN Normal" w:eastAsia="思源黑体 CN Normal" w:hAnsi="思源黑体 CN Normal" w:cs="思源黑体 CN Light"/>
-                <w:color w:val="000000" w:themeColor="text1"/>
-                <w:sz w:val="17"/>
-                <w:szCs w:val="17"/>
-              </w:rPr>
-              <w:t xml:space="preserve"> </w:t>
-            </w:r>
-            <w:proofErr w:type="spellStart"/>
-            <w:proofErr w:type="gramStart"/>
-            <w:r>
-              <w:rPr>
-                <w:rFonts w:ascii="思源黑体 CN Normal" w:eastAsia="思源黑体 CN Normal" w:hAnsi="思源黑体 CN Normal" w:cs="思源黑体 CN Light"/>
-                <w:color w:val="000000" w:themeColor="text1"/>
-                <w:sz w:val="17"/>
-                <w:szCs w:val="17"/>
-              </w:rPr>
-              <w:t>a.gene</w:t>
-            </w:r>
-            <w:proofErr w:type="gramEnd"/>
-            <w:r>
-              <w:rPr>
-                <w:rFonts w:ascii="思源黑体 CN Normal" w:eastAsia="思源黑体 CN Normal" w:hAnsi="思源黑体 CN Normal" w:cs="思源黑体 CN Light"/>
-                <w:color w:val="000000" w:themeColor="text1"/>
-                <w:sz w:val="17"/>
-                <w:szCs w:val="17"/>
-              </w:rPr>
-              <w:t>_symbol</w:t>
-            </w:r>
-            <w:proofErr w:type="spellEnd"/>
-            <w:r>
-              <w:rPr>
-                <w:rFonts w:ascii="思源黑体 CN Normal" w:eastAsia="思源黑体 CN Normal" w:hAnsi="思源黑体 CN Normal" w:cs="思源黑体 CN Light"/>
-                <w:color w:val="000000" w:themeColor="text1"/>
-                <w:sz w:val="17"/>
-                <w:szCs w:val="17"/>
-              </w:rPr>
-              <w:t xml:space="preserve"> == “EGFR”%}</w:t>
-            </w:r>
-          </w:p>
-          <w:p>
-            <w:pPr>
-              <w:spacing w:beforeLines="10" w:before="31" w:afterLines="10" w:after="31"/>
-              <w:jc w:val="center"/>
-              <w:rPr>
-                <w:rFonts w:ascii="思源黑体 CN Normal" w:eastAsia="思源黑体 CN Normal" w:hAnsi="思源黑体 CN Normal" w:cs="思源黑体 CN Light"/>
-                <w:color w:val="000000" w:themeColor="text1"/>
-                <w:sz w:val="17"/>
-                <w:szCs w:val="17"/>
-              </w:rPr>
-            </w:pPr>
-            <w:r>
-              <w:rPr>
-                <w:rFonts w:ascii="思源黑体 CN Normal" w:eastAsia="思源黑体 CN Normal" w:hAnsi="思源黑体 CN Normal" w:cs="思源黑体 CN Light"/>
-                <w:color w:val="000000" w:themeColor="text1"/>
-                <w:sz w:val="17"/>
-                <w:szCs w:val="17"/>
-              </w:rPr>
-              <w:t>NM_005228.5</w:t>
-            </w:r>
-          </w:p>
-          <w:p>
-            <w:pPr>
-              <w:spacing w:beforeLines="10" w:before="31" w:afterLines="10" w:after="31"/>
-              <w:jc w:val="center"/>
-              <w:rPr>
-                <w:rFonts w:ascii="思源黑体 CN Normal" w:eastAsia="思源黑体 CN Normal" w:hAnsi="思源黑体 CN Normal" w:cs="思源黑体 CN Light"/>
-                <w:color w:val="000000" w:themeColor="text1"/>
-                <w:sz w:val="17"/>
-                <w:szCs w:val="17"/>
-              </w:rPr>
-            </w:pPr>
-            <w:r>
-              <w:rPr>
-                <w:rFonts w:ascii="思源黑体 CN Normal" w:eastAsia="思源黑体 CN Normal" w:hAnsi="思源黑体 CN Normal" w:cs="思源黑体 CN Light"/>
-                <w:color w:val="000000" w:themeColor="text1"/>
-                <w:sz w:val="17"/>
-                <w:szCs w:val="17"/>
-              </w:rPr>
-              <w:t xml:space="preserve">{%p </w:t>
-            </w:r>
-            <w:proofErr w:type="spellStart"/>
-            <w:r>
-              <w:rPr>
-                <w:rFonts w:ascii="思源黑体 CN Normal" w:eastAsia="思源黑体 CN Normal" w:hAnsi="思源黑体 CN Normal" w:cs="思源黑体 CN Light"/>
-                <w:color w:val="000000" w:themeColor="text1"/>
-                <w:sz w:val="17"/>
-                <w:szCs w:val="17"/>
-              </w:rPr>
-              <w:t>elif</w:t>
-            </w:r>
-            <w:proofErr w:type="spellEnd"/>
-            <w:r>
-              <w:rPr>
-                <w:rFonts w:ascii="思源黑体 CN Normal" w:eastAsia="思源黑体 CN Normal" w:hAnsi="思源黑体 CN Normal" w:cs="思源黑体 CN Light"/>
-                <w:color w:val="000000" w:themeColor="text1"/>
-                <w:sz w:val="17"/>
-                <w:szCs w:val="17"/>
-              </w:rPr>
-              <w:t xml:space="preserve"> </w:t>
-            </w:r>
-            <w:proofErr w:type="spellStart"/>
-            <w:proofErr w:type="gramStart"/>
-            <w:r>
-              <w:rPr>
-                <w:rFonts w:ascii="思源黑体 CN Normal" w:eastAsia="思源黑体 CN Normal" w:hAnsi="思源黑体 CN Normal" w:cs="思源黑体 CN Light"/>
-                <w:color w:val="000000" w:themeColor="text1"/>
-                <w:sz w:val="17"/>
-                <w:szCs w:val="17"/>
-              </w:rPr>
-              <w:t>a.gene</w:t>
-            </w:r>
-            <w:proofErr w:type="gramEnd"/>
-            <w:r>
-              <w:rPr>
-                <w:rFonts w:ascii="思源黑体 CN Normal" w:eastAsia="思源黑体 CN Normal" w:hAnsi="思源黑体 CN Normal" w:cs="思源黑体 CN Light"/>
-                <w:color w:val="000000" w:themeColor="text1"/>
-                <w:sz w:val="17"/>
-                <w:szCs w:val="17"/>
-              </w:rPr>
-              <w:t>_symbol</w:t>
-            </w:r>
-            <w:proofErr w:type="spellEnd"/>
-            <w:r>
-              <w:rPr>
-                <w:rFonts w:ascii="思源黑体 CN Normal" w:eastAsia="思源黑体 CN Normal" w:hAnsi="思源黑体 CN Normal" w:cs="思源黑体 CN Light"/>
-                <w:color w:val="000000" w:themeColor="text1"/>
-                <w:sz w:val="17"/>
-                <w:szCs w:val="17"/>
-              </w:rPr>
-              <w:t xml:space="preserve"> == “MET”%}</w:t>
-            </w:r>
-          </w:p>
-          <w:p>
-            <w:pPr>
-              <w:spacing w:beforeLines="10" w:before="31" w:afterLines="10" w:after="31"/>
-              <w:jc w:val="center"/>
-              <w:rPr>
-                <w:rFonts w:ascii="思源黑体 CN Normal" w:eastAsia="思源黑体 CN Normal" w:hAnsi="思源黑体 CN Normal" w:cs="思源黑体 CN Light"/>
-                <w:color w:val="000000" w:themeColor="text1"/>
-                <w:sz w:val="17"/>
-                <w:szCs w:val="17"/>
-              </w:rPr>
-            </w:pPr>
-            <w:r>
-              <w:rPr>
-                <w:rFonts w:ascii="思源黑体 CN Normal" w:eastAsia="思源黑体 CN Normal" w:hAnsi="思源黑体 CN Normal" w:cs="思源黑体 CN Light"/>
-                <w:color w:val="000000" w:themeColor="text1"/>
-                <w:sz w:val="17"/>
-                <w:szCs w:val="17"/>
-              </w:rPr>
-              <w:t>NM_000245.4</w:t>
-            </w:r>
-          </w:p>
-          <w:p>
-            <w:pPr>
-              <w:spacing w:beforeLines="10" w:before="31" w:afterLines="10" w:after="31"/>
-              <w:jc w:val="center"/>
-              <w:rPr>
-                <w:rFonts w:ascii="思源黑体 CN Normal" w:eastAsia="思源黑体 CN Normal" w:hAnsi="思源黑体 CN Normal" w:cs="思源黑体 CN Light"/>
-                <w:color w:val="000000" w:themeColor="text1"/>
-                <w:sz w:val="17"/>
-                <w:szCs w:val="17"/>
-              </w:rPr>
-            </w:pPr>
-            <w:r>
-              <w:rPr>
-                <w:rFonts w:ascii="思源黑体 CN Normal" w:eastAsia="思源黑体 CN Normal" w:hAnsi="思源黑体 CN Normal" w:cs="思源黑体 CN Light"/>
-                <w:color w:val="000000" w:themeColor="text1"/>
-                <w:sz w:val="17"/>
-                <w:szCs w:val="17"/>
-              </w:rPr>
-              <w:t xml:space="preserve">{%p </w:t>
-            </w:r>
-            <w:proofErr w:type="spellStart"/>
-            <w:r>
-              <w:rPr>
-                <w:rFonts w:ascii="思源黑体 CN Normal" w:eastAsia="思源黑体 CN Normal" w:hAnsi="思源黑体 CN Normal" w:cs="思源黑体 CN Light"/>
-                <w:color w:val="000000" w:themeColor="text1"/>
-                <w:sz w:val="17"/>
-                <w:szCs w:val="17"/>
-              </w:rPr>
-              <w:t>elif</w:t>
-            </w:r>
-            <w:proofErr w:type="spellEnd"/>
-            <w:r>
-              <w:rPr>
-                <w:rFonts w:ascii="思源黑体 CN Normal" w:eastAsia="思源黑体 CN Normal" w:hAnsi="思源黑体 CN Normal" w:cs="思源黑体 CN Light"/>
-                <w:color w:val="000000" w:themeColor="text1"/>
-                <w:sz w:val="17"/>
-                <w:szCs w:val="17"/>
-              </w:rPr>
-              <w:t xml:space="preserve"> </w:t>
-            </w:r>
-            <w:proofErr w:type="spellStart"/>
-            <w:proofErr w:type="gramStart"/>
-            <w:r>
-              <w:rPr>
-                <w:rFonts w:ascii="思源黑体 CN Normal" w:eastAsia="思源黑体 CN Normal" w:hAnsi="思源黑体 CN Normal" w:cs="思源黑体 CN Light"/>
-                <w:color w:val="000000" w:themeColor="text1"/>
-                <w:sz w:val="17"/>
-                <w:szCs w:val="17"/>
-              </w:rPr>
-              <w:t>a.gene</w:t>
-            </w:r>
-            <w:proofErr w:type="gramEnd"/>
-            <w:r>
-              <w:rPr>
-                <w:rFonts w:ascii="思源黑体 CN Normal" w:eastAsia="思源黑体 CN Normal" w:hAnsi="思源黑体 CN Normal" w:cs="思源黑体 CN Light"/>
-                <w:color w:val="000000" w:themeColor="text1"/>
-                <w:sz w:val="17"/>
-                <w:szCs w:val="17"/>
-              </w:rPr>
-              <w:t>_symbol</w:t>
-            </w:r>
-            <w:proofErr w:type="spellEnd"/>
-            <w:r>
-              <w:rPr>
-                <w:rFonts w:ascii="思源黑体 CN Normal" w:eastAsia="思源黑体 CN Normal" w:hAnsi="思源黑体 CN Normal" w:cs="思源黑体 CN Light"/>
-                <w:color w:val="000000" w:themeColor="text1"/>
-                <w:sz w:val="17"/>
-                <w:szCs w:val="17"/>
-              </w:rPr>
-              <w:t xml:space="preserve"> == “NRAS”%}</w:t>
-            </w:r>
-          </w:p>
-          <w:p>
-            <w:pPr>
-              <w:spacing w:beforeLines="10" w:before="31" w:afterLines="10" w:after="31"/>
-              <w:jc w:val="center"/>
-              <w:rPr>
-                <w:rFonts w:ascii="思源黑体 CN Normal" w:eastAsia="思源黑体 CN Normal" w:hAnsi="思源黑体 CN Normal" w:cs="思源黑体 CN Light"/>
-                <w:color w:val="000000" w:themeColor="text1"/>
-                <w:sz w:val="17"/>
-                <w:szCs w:val="17"/>
-              </w:rPr>
-            </w:pPr>
-            <w:r>
-              <w:rPr>
-                <w:rFonts w:ascii="思源黑体 CN Normal" w:eastAsia="思源黑体 CN Normal" w:hAnsi="思源黑体 CN Normal" w:cs="思源黑体 CN Light"/>
-                <w:color w:val="000000" w:themeColor="text1"/>
-                <w:sz w:val="17"/>
-                <w:szCs w:val="17"/>
-              </w:rPr>
-              <w:t>NM_002524.5</w:t>
-            </w:r>
-          </w:p>
-          <w:p>
-            <w:pPr>
-              <w:spacing w:beforeLines="10" w:before="31" w:afterLines="10" w:after="31"/>
-              <w:jc w:val="center"/>
-              <w:rPr>
-                <w:rFonts w:ascii="思源黑体 CN Normal" w:eastAsia="思源黑体 CN Normal" w:hAnsi="思源黑体 CN Normal" w:cs="思源黑体 CN Light"/>
-                <w:color w:val="000000" w:themeColor="text1"/>
-                <w:sz w:val="17"/>
-                <w:szCs w:val="17"/>
-              </w:rPr>
-            </w:pPr>
-            <w:r>
-              <w:rPr>
-                <w:rFonts w:ascii="思源黑体 CN Normal" w:eastAsia="思源黑体 CN Normal" w:hAnsi="思源黑体 CN Normal" w:cs="思源黑体 CN Light"/>
-                <w:color w:val="000000" w:themeColor="text1"/>
-                <w:sz w:val="17"/>
-                <w:szCs w:val="17"/>
-              </w:rPr>
-              <w:t xml:space="preserve">{%p </w:t>
-            </w:r>
-            <w:proofErr w:type="spellStart"/>
-            <w:r>
-              <w:rPr>
-                <w:rFonts w:ascii="思源黑体 CN Normal" w:eastAsia="思源黑体 CN Normal" w:hAnsi="思源黑体 CN Normal" w:cs="思源黑体 CN Light"/>
-                <w:color w:val="000000" w:themeColor="text1"/>
-                <w:sz w:val="17"/>
-                <w:szCs w:val="17"/>
-              </w:rPr>
-              <w:t>elif</w:t>
-            </w:r>
-            <w:proofErr w:type="spellEnd"/>
-            <w:r>
-              <w:rPr>
-                <w:rFonts w:ascii="思源黑体 CN Normal" w:eastAsia="思源黑体 CN Normal" w:hAnsi="思源黑体 CN Normal" w:cs="思源黑体 CN Light"/>
-                <w:color w:val="000000" w:themeColor="text1"/>
-                <w:sz w:val="17"/>
-                <w:szCs w:val="17"/>
-              </w:rPr>
-              <w:t xml:space="preserve"> </w:t>
-            </w:r>
-            <w:proofErr w:type="spellStart"/>
-            <w:proofErr w:type="gramStart"/>
-            <w:r>
-              <w:rPr>
-                <w:rFonts w:ascii="思源黑体 CN Normal" w:eastAsia="思源黑体 CN Normal" w:hAnsi="思源黑体 CN Normal" w:cs="思源黑体 CN Light"/>
-                <w:color w:val="000000" w:themeColor="text1"/>
-                <w:sz w:val="17"/>
-                <w:szCs w:val="17"/>
-              </w:rPr>
-              <w:t>a.gene</w:t>
-            </w:r>
-            <w:proofErr w:type="gramEnd"/>
-            <w:r>
-              <w:rPr>
-                <w:rFonts w:ascii="思源黑体 CN Normal" w:eastAsia="思源黑体 CN Normal" w:hAnsi="思源黑体 CN Normal" w:cs="思源黑体 CN Light"/>
-                <w:color w:val="000000" w:themeColor="text1"/>
-                <w:sz w:val="17"/>
-                <w:szCs w:val="17"/>
-              </w:rPr>
-              <w:t>_symbol</w:t>
-            </w:r>
-            <w:proofErr w:type="spellEnd"/>
-            <w:r>
-              <w:rPr>
-                <w:rFonts w:ascii="思源黑体 CN Normal" w:eastAsia="思源黑体 CN Normal" w:hAnsi="思源黑体 CN Normal" w:cs="思源黑体 CN Light"/>
-                <w:color w:val="000000" w:themeColor="text1"/>
-                <w:sz w:val="17"/>
-                <w:szCs w:val="17"/>
-              </w:rPr>
-              <w:t xml:space="preserve"> == “PDGFRA”%}</w:t>
-            </w:r>
-          </w:p>
-          <w:p>
-            <w:pPr>
-              <w:spacing w:beforeLines="10" w:before="31" w:afterLines="10" w:after="31"/>
-              <w:jc w:val="center"/>
-              <w:rPr>
-                <w:rFonts w:ascii="思源黑体 CN Normal" w:eastAsia="思源黑体 CN Normal" w:hAnsi="思源黑体 CN Normal" w:cs="思源黑体 CN Light"/>
-                <w:color w:val="000000" w:themeColor="text1"/>
-                <w:sz w:val="17"/>
-                <w:szCs w:val="17"/>
-              </w:rPr>
-            </w:pPr>
-            <w:r>
-              <w:rPr>
-                <w:rFonts w:ascii="思源黑体 CN Normal" w:eastAsia="思源黑体 CN Normal" w:hAnsi="思源黑体 CN Normal" w:cs="思源黑体 CN Light"/>
-                <w:color w:val="000000" w:themeColor="text1"/>
-                <w:sz w:val="17"/>
-                <w:szCs w:val="17"/>
-              </w:rPr>
-              <w:lastRenderedPageBreak/>
-              <w:t>NM_006206.6</w:t>
-            </w:r>
-          </w:p>
-          <w:p>
-            <w:pPr>
-              <w:spacing w:beforeLines="10" w:before="31" w:afterLines="10" w:after="31"/>
-              <w:jc w:val="center"/>
-              <w:rPr>
-                <w:rFonts w:ascii="思源黑体 CN Normal" w:eastAsia="思源黑体 CN Normal" w:hAnsi="思源黑体 CN Normal" w:cs="思源黑体 CN Light"/>
-                <w:color w:val="000000" w:themeColor="text1"/>
-                <w:sz w:val="17"/>
-                <w:szCs w:val="17"/>
-              </w:rPr>
-            </w:pPr>
-            <w:r>
-              <w:rPr>
-                <w:rFonts w:ascii="思源黑体 CN Normal" w:eastAsia="思源黑体 CN Normal" w:hAnsi="思源黑体 CN Normal" w:cs="思源黑体 CN Light"/>
-                <w:color w:val="000000" w:themeColor="text1"/>
-                <w:sz w:val="17"/>
-                <w:szCs w:val="17"/>
-              </w:rPr>
-              <w:t xml:space="preserve">{%p </w:t>
-            </w:r>
-            <w:proofErr w:type="spellStart"/>
-            <w:r>
-              <w:rPr>
-                <w:rFonts w:ascii="思源黑体 CN Normal" w:eastAsia="思源黑体 CN Normal" w:hAnsi="思源黑体 CN Normal" w:cs="思源黑体 CN Light"/>
-                <w:color w:val="000000" w:themeColor="text1"/>
-                <w:sz w:val="17"/>
-                <w:szCs w:val="17"/>
-              </w:rPr>
-              <w:t>elif</w:t>
-            </w:r>
-            <w:proofErr w:type="spellEnd"/>
-            <w:r>
-              <w:rPr>
-                <w:rFonts w:ascii="思源黑体 CN Normal" w:eastAsia="思源黑体 CN Normal" w:hAnsi="思源黑体 CN Normal" w:cs="思源黑体 CN Light"/>
-                <w:color w:val="000000" w:themeColor="text1"/>
-                <w:sz w:val="17"/>
-                <w:szCs w:val="17"/>
-              </w:rPr>
-              <w:t xml:space="preserve"> </w:t>
-            </w:r>
-            <w:proofErr w:type="spellStart"/>
-            <w:proofErr w:type="gramStart"/>
-            <w:r>
-              <w:rPr>
-                <w:rFonts w:ascii="思源黑体 CN Normal" w:eastAsia="思源黑体 CN Normal" w:hAnsi="思源黑体 CN Normal" w:cs="思源黑体 CN Light"/>
-                <w:color w:val="000000" w:themeColor="text1"/>
-                <w:sz w:val="17"/>
-                <w:szCs w:val="17"/>
-              </w:rPr>
-              <w:t>a.gene</w:t>
-            </w:r>
-            <w:proofErr w:type="gramEnd"/>
-            <w:r>
-              <w:rPr>
-                <w:rFonts w:ascii="思源黑体 CN Normal" w:eastAsia="思源黑体 CN Normal" w:hAnsi="思源黑体 CN Normal" w:cs="思源黑体 CN Light"/>
-                <w:color w:val="000000" w:themeColor="text1"/>
-                <w:sz w:val="17"/>
-                <w:szCs w:val="17"/>
-              </w:rPr>
-              <w:t>_symbol</w:t>
-            </w:r>
-            <w:proofErr w:type="spellEnd"/>
-            <w:r>
-              <w:rPr>
-                <w:rFonts w:ascii="思源黑体 CN Normal" w:eastAsia="思源黑体 CN Normal" w:hAnsi="思源黑体 CN Normal" w:cs="思源黑体 CN Light"/>
-                <w:color w:val="000000" w:themeColor="text1"/>
-                <w:sz w:val="17"/>
-                <w:szCs w:val="17"/>
-              </w:rPr>
-              <w:t xml:space="preserve"> == “PIK3CA”%}</w:t>
-            </w:r>
-          </w:p>
-          <w:p>
-            <w:pPr>
-              <w:spacing w:beforeLines="10" w:before="31" w:afterLines="10" w:after="31"/>
-              <w:jc w:val="center"/>
-              <w:rPr>
-                <w:rFonts w:ascii="思源黑体 CN Normal" w:eastAsia="思源黑体 CN Normal" w:hAnsi="思源黑体 CN Normal" w:cs="思源黑体 CN Light"/>
-                <w:color w:val="000000" w:themeColor="text1"/>
-                <w:sz w:val="17"/>
-                <w:szCs w:val="17"/>
-              </w:rPr>
-            </w:pPr>
-            <w:r>
-              <w:rPr>
-                <w:rFonts w:ascii="思源黑体 CN Normal" w:eastAsia="思源黑体 CN Normal" w:hAnsi="思源黑体 CN Normal" w:cs="思源黑体 CN Light"/>
-                <w:color w:val="000000" w:themeColor="text1"/>
-                <w:sz w:val="17"/>
-                <w:szCs w:val="17"/>
-              </w:rPr>
-              <w:t>NM_006218.4</w:t>
-            </w:r>
-          </w:p>
-          <w:p>
-            <w:pPr>
-              <w:spacing w:beforeLines="10" w:before="31" w:afterLines="10" w:after="31"/>
-              <w:jc w:val="center"/>
-              <w:rPr>
-                <w:rFonts w:ascii="思源黑体 CN Normal" w:eastAsia="思源黑体 CN Normal" w:hAnsi="思源黑体 CN Normal" w:cs="思源黑体 CN Light"/>
-                <w:color w:val="000000" w:themeColor="text1"/>
-                <w:sz w:val="17"/>
-                <w:szCs w:val="17"/>
-              </w:rPr>
-            </w:pPr>
-            <w:r>
-              <w:rPr>
-                <w:rFonts w:ascii="思源黑体 CN Normal" w:eastAsia="思源黑体 CN Normal" w:hAnsi="思源黑体 CN Normal" w:cs="思源黑体 CN Light"/>
-                <w:color w:val="000000" w:themeColor="text1"/>
-                <w:sz w:val="17"/>
-                <w:szCs w:val="17"/>
-              </w:rPr>
-              <w:t xml:space="preserve">{%p </w:t>
-            </w:r>
-            <w:proofErr w:type="spellStart"/>
-            <w:r>
-              <w:rPr>
-                <w:rFonts w:ascii="思源黑体 CN Normal" w:eastAsia="思源黑体 CN Normal" w:hAnsi="思源黑体 CN Normal" w:cs="思源黑体 CN Light"/>
-                <w:color w:val="000000" w:themeColor="text1"/>
-                <w:sz w:val="17"/>
-                <w:szCs w:val="17"/>
-              </w:rPr>
-              <w:t>elif</w:t>
-            </w:r>
-            <w:proofErr w:type="spellEnd"/>
-            <w:r>
-              <w:rPr>
-                <w:rFonts w:ascii="思源黑体 CN Normal" w:eastAsia="思源黑体 CN Normal" w:hAnsi="思源黑体 CN Normal" w:cs="思源黑体 CN Light"/>
-                <w:color w:val="000000" w:themeColor="text1"/>
-                <w:sz w:val="17"/>
-                <w:szCs w:val="17"/>
-              </w:rPr>
-              <w:t xml:space="preserve"> </w:t>
-            </w:r>
-            <w:proofErr w:type="spellStart"/>
-            <w:proofErr w:type="gramStart"/>
-            <w:r>
-              <w:rPr>
-                <w:rFonts w:ascii="思源黑体 CN Normal" w:eastAsia="思源黑体 CN Normal" w:hAnsi="思源黑体 CN Normal" w:cs="思源黑体 CN Light"/>
-                <w:color w:val="000000" w:themeColor="text1"/>
-                <w:sz w:val="17"/>
-                <w:szCs w:val="17"/>
-              </w:rPr>
-              <w:t>a.gene</w:t>
-            </w:r>
-            <w:proofErr w:type="gramEnd"/>
-            <w:r>
-              <w:rPr>
-                <w:rFonts w:ascii="思源黑体 CN Normal" w:eastAsia="思源黑体 CN Normal" w:hAnsi="思源黑体 CN Normal" w:cs="思源黑体 CN Light"/>
-                <w:color w:val="000000" w:themeColor="text1"/>
-                <w:sz w:val="17"/>
-                <w:szCs w:val="17"/>
-              </w:rPr>
-              <w:t>_symbol</w:t>
-            </w:r>
-            <w:proofErr w:type="spellEnd"/>
-            <w:r>
-              <w:rPr>
-                <w:rFonts w:ascii="思源黑体 CN Normal" w:eastAsia="思源黑体 CN Normal" w:hAnsi="思源黑体 CN Normal" w:cs="思源黑体 CN Light"/>
-                <w:color w:val="000000" w:themeColor="text1"/>
-                <w:sz w:val="17"/>
-                <w:szCs w:val="17"/>
-              </w:rPr>
-              <w:t xml:space="preserve"> == “RET”%}</w:t>
-            </w:r>
-          </w:p>
-          <w:p>
-            <w:pPr>
-              <w:spacing w:beforeLines="10" w:before="31" w:afterLines="10" w:after="31"/>
-              <w:jc w:val="center"/>
-              <w:rPr>
-                <w:rFonts w:ascii="思源黑体 CN Normal" w:eastAsia="思源黑体 CN Normal" w:hAnsi="思源黑体 CN Normal" w:cs="思源黑体 CN Light"/>
-                <w:color w:val="000000" w:themeColor="text1"/>
-                <w:sz w:val="17"/>
-                <w:szCs w:val="17"/>
-              </w:rPr>
-            </w:pPr>
-            <w:r>
-              <w:rPr>
-                <w:rFonts w:ascii="思源黑体 CN Normal" w:eastAsia="思源黑体 CN Normal" w:hAnsi="思源黑体 CN Normal" w:cs="思源黑体 CN Light"/>
-                <w:color w:val="000000" w:themeColor="text1"/>
-                <w:sz w:val="17"/>
-                <w:szCs w:val="17"/>
-              </w:rPr>
-              <w:t>NM_020975.6</w:t>
-            </w:r>
-          </w:p>
-          <w:p>
-            <w:pPr>
-              <w:spacing w:beforeLines="10" w:before="31" w:afterLines="10" w:after="31"/>
-              <w:jc w:val="center"/>
-              <w:rPr>
-                <w:rFonts w:ascii="思源黑体 CN Normal" w:eastAsia="思源黑体 CN Normal" w:hAnsi="思源黑体 CN Normal" w:cs="思源黑体 CN Light"/>
-                <w:color w:val="000000" w:themeColor="text1"/>
-                <w:sz w:val="17"/>
-                <w:szCs w:val="17"/>
-              </w:rPr>
-            </w:pPr>
-            <w:r>
-              <w:rPr>
-                <w:rFonts w:ascii="思源黑体 CN Normal" w:eastAsia="思源黑体 CN Normal" w:hAnsi="思源黑体 CN Normal" w:cs="思源黑体 CN Light"/>
-                <w:color w:val="000000" w:themeColor="text1"/>
-                <w:sz w:val="17"/>
-                <w:szCs w:val="17"/>
-              </w:rPr>
-              <w:t xml:space="preserve">{%p </w:t>
-            </w:r>
-            <w:proofErr w:type="spellStart"/>
-            <w:r>
-              <w:rPr>
-                <w:rFonts w:ascii="思源黑体 CN Normal" w:eastAsia="思源黑体 CN Normal" w:hAnsi="思源黑体 CN Normal" w:cs="思源黑体 CN Light"/>
-                <w:color w:val="000000" w:themeColor="text1"/>
-                <w:sz w:val="17"/>
-                <w:szCs w:val="17"/>
-              </w:rPr>
-              <w:t>elif</w:t>
-            </w:r>
-            <w:proofErr w:type="spellEnd"/>
-            <w:r>
-              <w:rPr>
-                <w:rFonts w:ascii="思源黑体 CN Normal" w:eastAsia="思源黑体 CN Normal" w:hAnsi="思源黑体 CN Normal" w:cs="思源黑体 CN Light"/>
-                <w:color w:val="000000" w:themeColor="text1"/>
-                <w:sz w:val="17"/>
-                <w:szCs w:val="17"/>
-              </w:rPr>
-              <w:t xml:space="preserve"> </w:t>
-            </w:r>
-            <w:proofErr w:type="spellStart"/>
-            <w:proofErr w:type="gramStart"/>
-            <w:r>
-              <w:rPr>
-                <w:rFonts w:ascii="思源黑体 CN Normal" w:eastAsia="思源黑体 CN Normal" w:hAnsi="思源黑体 CN Normal" w:cs="思源黑体 CN Light"/>
-                <w:color w:val="000000" w:themeColor="text1"/>
-                <w:sz w:val="17"/>
-                <w:szCs w:val="17"/>
-              </w:rPr>
-              <w:t>a.gene</w:t>
-            </w:r>
-            <w:proofErr w:type="gramEnd"/>
-            <w:r>
-              <w:rPr>
-                <w:rFonts w:ascii="思源黑体 CN Normal" w:eastAsia="思源黑体 CN Normal" w:hAnsi="思源黑体 CN Normal" w:cs="思源黑体 CN Light"/>
-                <w:color w:val="000000" w:themeColor="text1"/>
-                <w:sz w:val="17"/>
-                <w:szCs w:val="17"/>
-              </w:rPr>
-              <w:t>_symbol</w:t>
-            </w:r>
-            <w:proofErr w:type="spellEnd"/>
-            <w:r>
-              <w:rPr>
-                <w:rFonts w:ascii="思源黑体 CN Normal" w:eastAsia="思源黑体 CN Normal" w:hAnsi="思源黑体 CN Normal" w:cs="思源黑体 CN Light"/>
-                <w:color w:val="000000" w:themeColor="text1"/>
-                <w:sz w:val="17"/>
-                <w:szCs w:val="17"/>
-              </w:rPr>
-              <w:t xml:space="preserve"> == “ROS1”%}</w:t>
-            </w:r>
-          </w:p>
-          <w:p>
-            <w:pPr>
-              <w:spacing w:beforeLines="10" w:before="31" w:afterLines="10" w:after="31"/>
-              <w:jc w:val="center"/>
-              <w:rPr>
-                <w:rFonts w:ascii="思源黑体 CN Normal" w:eastAsia="思源黑体 CN Normal" w:hAnsi="思源黑体 CN Normal" w:cs="思源黑体 CN Light"/>
-                <w:color w:val="000000" w:themeColor="text1"/>
-                <w:sz w:val="17"/>
-                <w:szCs w:val="17"/>
-              </w:rPr>
-            </w:pPr>
-            <w:r>
-              <w:rPr>
-                <w:rFonts w:ascii="思源黑体 CN Normal" w:eastAsia="思源黑体 CN Normal" w:hAnsi="思源黑体 CN Normal" w:cs="思源黑体 CN Light"/>
-                <w:color w:val="000000" w:themeColor="text1"/>
-                <w:sz w:val="17"/>
-                <w:szCs w:val="17"/>
-              </w:rPr>
-              <w:t>NM_002944.2</w:t>
-            </w:r>
-          </w:p>
-          <w:p>
-            <w:pPr>
-              <w:spacing w:beforeLines="10" w:before="31" w:afterLines="10" w:after="31"/>
-              <w:jc w:val="center"/>
-              <w:rPr>
-                <w:rFonts w:ascii="思源黑体 CN Normal" w:eastAsia="思源黑体 CN Normal" w:hAnsi="思源黑体 CN Normal" w:cs="思源黑体 CN Light"/>
-                <w:color w:val="000000" w:themeColor="text1"/>
-                <w:sz w:val="17"/>
-                <w:szCs w:val="17"/>
-              </w:rPr>
-            </w:pPr>
-            <w:r>
-              <w:rPr>
-                <w:rFonts w:ascii="思源黑体 CN Normal" w:eastAsia="思源黑体 CN Normal" w:hAnsi="思源黑体 CN Normal" w:cs="思源黑体 CN Light"/>
-                <w:color w:val="000000" w:themeColor="text1"/>
-                <w:sz w:val="17"/>
-                <w:szCs w:val="17"/>
-              </w:rPr>
-              <w:t>{%p else%}</w:t>
-            </w:r>
-          </w:p>
-          <w:p>
-            <w:pPr>
-              <w:spacing w:beforeLines="10" w:before="31" w:afterLines="10" w:after="31"/>
-              <w:jc w:val="center"/>
-              <w:rPr>
-                <w:rFonts w:ascii="思源黑体 CN Normal" w:eastAsia="思源黑体 CN Normal" w:hAnsi="思源黑体 CN Normal" w:cs="思源黑体 CN Light"/>
-                <w:color w:val="000000" w:themeColor="text1"/>
-                <w:sz w:val="17"/>
-                <w:szCs w:val="17"/>
-              </w:rPr>
-            </w:pPr>
-            <w:r>
-              <w:rPr>
-                <w:rFonts w:ascii="思源黑体 CN Normal" w:eastAsia="思源黑体 CN Normal" w:hAnsi="思源黑体 CN Normal" w:cs="思源黑体 CN Light"/>
-                <w:color w:val="000000" w:themeColor="text1"/>
-                <w:sz w:val="17"/>
-                <w:szCs w:val="17"/>
-              </w:rPr>
-              <w:t>{{</w:t>
-            </w:r>
-            <w:proofErr w:type="spellStart"/>
-            <w:proofErr w:type="gramStart"/>
-            <w:r>
-              <w:rPr>
-                <w:rFonts w:ascii="思源黑体 CN Normal" w:eastAsia="思源黑体 CN Normal" w:hAnsi="思源黑体 CN Normal" w:cs="思源黑体 CN Light"/>
-                <w:color w:val="000000" w:themeColor="text1"/>
-                <w:sz w:val="17"/>
-                <w:szCs w:val="17"/>
-              </w:rPr>
-              <w:t>a.transcript</w:t>
-            </w:r>
-            <w:proofErr w:type="spellEnd"/>
-            <w:proofErr w:type="gramEnd"/>
-            <w:r>
-              <w:rPr>
-                <w:rFonts w:ascii="思源黑体 CN Normal" w:eastAsia="思源黑体 CN Normal" w:hAnsi="思源黑体 CN Normal" w:cs="思源黑体 CN Light"/>
-                <w:color w:val="000000" w:themeColor="text1"/>
-                <w:sz w:val="17"/>
-                <w:szCs w:val="17"/>
-              </w:rPr>
-              <w:t>}}</w:t>
-            </w:r>
-          </w:p>
-          <w:p>
-            <w:pPr>
-              <w:spacing w:beforeLines="10" w:before="31" w:afterLines="10" w:after="31"/>
-              <w:jc w:val="center"/>
-              <w:rPr>
-                <w:rFonts w:ascii="思源黑体 CN Normal" w:eastAsia="思源黑体 CN Normal" w:hAnsi="思源黑体 CN Normal" w:cs="思源黑体 CN Light"/>
-                <w:color w:val="000000" w:themeColor="text1"/>
-                <w:sz w:val="17"/>
-                <w:szCs w:val="17"/>
-              </w:rPr>
-            </w:pPr>
-            <w:r>
-              <w:rPr>
-                <w:rFonts w:ascii="思源黑体 CN Normal" w:eastAsia="思源黑体 CN Normal" w:hAnsi="思源黑体 CN Normal" w:cs="思源黑体 CN Light"/>
-                <w:color w:val="000000" w:themeColor="text1"/>
-                <w:sz w:val="17"/>
-                <w:szCs w:val="17"/>
-              </w:rPr>
-              <w:t>{%p endif%}</w:t>
-            </w:r>
-          </w:p>
-        </w:tc>
-        <w:tc>
-          <w:tcPr>
-            <w:tcW w:w="2835" w:type="dxa"/>
-          </w:tcPr>
-          <w:p>
-            <w:pPr>
-              <w:spacing w:beforeLines="10" w:before="31" w:afterLines="10" w:after="31"/>
-              <w:jc w:val="center"/>
-              <w:rPr>
-                <w:rFonts w:ascii="思源黑体 CN Normal" w:eastAsia="思源黑体 CN Normal" w:hAnsi="思源黑体 CN Normal" w:cs="思源黑体 CN Light"/>
-                <w:color w:val="000000" w:themeColor="text1"/>
-                <w:sz w:val="17"/>
-                <w:szCs w:val="17"/>
-              </w:rPr>
-            </w:pPr>
-            <w:r>
-              <w:rPr>
-                <w:rFonts w:ascii="思源黑体 CN Normal" w:eastAsia="思源黑体 CN Normal" w:hAnsi="思源黑体 CN Normal" w:cs="思源黑体 CN Light" w:hint="eastAsia"/>
-                <w:color w:val="000000" w:themeColor="text1"/>
-                <w:sz w:val="17"/>
-                <w:szCs w:val="17"/>
-              </w:rPr>
-              <w:lastRenderedPageBreak/>
-              <w:t>{</w:t>
-            </w:r>
-            <w:r>
-              <w:rPr>
-                <w:rFonts w:ascii="思源黑体 CN Normal" w:eastAsia="思源黑体 CN Normal" w:hAnsi="思源黑体 CN Normal" w:cs="思源黑体 CN Light"/>
-                <w:color w:val="000000" w:themeColor="text1"/>
-                <w:sz w:val="17"/>
-                <w:szCs w:val="17"/>
-              </w:rPr>
-              <w:t>{</w:t>
-            </w:r>
-            <w:proofErr w:type="spellStart"/>
-            <w:proofErr w:type="gramStart"/>
-            <w:r>
-              <w:rPr>
-                <w:rFonts w:ascii="思源黑体 CN Normal" w:eastAsia="思源黑体 CN Normal" w:hAnsi="思源黑体 CN Normal" w:cs="思源黑体 CN Light"/>
-                <w:color w:val="000000" w:themeColor="text1"/>
-                <w:sz w:val="17"/>
-                <w:szCs w:val="17"/>
-              </w:rPr>
-              <w:t>a.gene</w:t>
-            </w:r>
-            <w:proofErr w:type="gramEnd"/>
-            <w:r>
-              <w:rPr>
-                <w:rFonts w:ascii="思源黑体 CN Normal" w:eastAsia="思源黑体 CN Normal" w:hAnsi="思源黑体 CN Normal" w:cs="思源黑体 CN Light"/>
-                <w:color w:val="000000" w:themeColor="text1"/>
-                <w:sz w:val="17"/>
-                <w:szCs w:val="17"/>
-              </w:rPr>
-              <w:t>_tumor</w:t>
-            </w:r>
-            <w:proofErr w:type="spellEnd"/>
-            <w:r>
-              <w:rPr>
-                <w:rFonts w:ascii="思源黑体 CN Normal" w:eastAsia="思源黑体 CN Normal" w:hAnsi="思源黑体 CN Normal" w:cs="思源黑体 CN Light"/>
-                <w:color w:val="000000" w:themeColor="text1"/>
-                <w:sz w:val="17"/>
-                <w:szCs w:val="17"/>
-              </w:rPr>
-              <w:t>}}</w:t>
-            </w:r>
-          </w:p>
-        </w:tc>
-        <w:tc>
-          <w:tcPr>
-            <w:tcW w:w="2268" w:type="dxa"/>
-          </w:tcPr>
-          <w:p>
-            <w:pPr>
-              <w:spacing w:beforeLines="10" w:before="31" w:afterLines="10" w:after="31"/>
-              <w:jc w:val="center"/>
-              <w:rPr>
-                <w:rFonts w:ascii="思源黑体 CN Normal" w:eastAsia="思源黑体 CN Normal" w:hAnsi="思源黑体 CN Normal" w:cs="思源黑体 CN Light"/>
-                <w:color w:val="000000" w:themeColor="text1"/>
-                <w:sz w:val="17"/>
-                <w:szCs w:val="17"/>
-              </w:rPr>
-            </w:pPr>
-            <w:r>
-              <w:rPr>
-                <w:rFonts w:ascii="思源黑体 CN Normal" w:eastAsia="思源黑体 CN Normal" w:hAnsi="思源黑体 CN Normal" w:cs="思源黑体 CN Light" w:hint="eastAsia"/>
-                <w:color w:val="000000" w:themeColor="text1"/>
-                <w:sz w:val="17"/>
-                <w:szCs w:val="17"/>
-              </w:rPr>
-              <w:t>{{a</w:t>
-            </w:r>
-            <w:r>
-              <w:rPr>
-                <w:rFonts w:ascii="思源黑体 CN Normal" w:eastAsia="思源黑体 CN Normal" w:hAnsi="思源黑体 CN Normal" w:cs="思源黑体 CN Light"/>
-                <w:color w:val="000000" w:themeColor="text1"/>
-                <w:sz w:val="17"/>
-                <w:szCs w:val="17"/>
-              </w:rPr>
-              <w:t>|cdx_type3_var_info</w:t>
-            </w:r>
-            <w:r>
-              <w:rPr>
-                <w:rFonts w:ascii="思源黑体 CN Normal" w:eastAsia="思源黑体 CN Normal" w:hAnsi="思源黑体 CN Normal" w:cs="思源黑体 CN Light" w:hint="eastAsia"/>
-                <w:color w:val="000000" w:themeColor="text1"/>
-                <w:sz w:val="17"/>
-                <w:szCs w:val="17"/>
-              </w:rPr>
-              <w:t>}}</w:t>
-            </w:r>
-          </w:p>
-        </w:tc>
-        <w:tc>
-          <w:tcPr>
-            <w:tcW w:w="1418" w:type="dxa"/>
-          </w:tcPr>
-          <w:p>
-            <w:pPr>
-              <w:spacing w:beforeLines="10" w:before="31" w:afterLines="10" w:after="31"/>
-              <w:jc w:val="center"/>
-              <w:rPr>
-                <w:rFonts w:ascii="思源黑体 CN Normal" w:eastAsia="思源黑体 CN Normal" w:hAnsi="思源黑体 CN Normal" w:cs="思源黑体 CN Light"/>
-                <w:color w:val="000000" w:themeColor="text1"/>
-                <w:sz w:val="17"/>
-                <w:szCs w:val="17"/>
-              </w:rPr>
-            </w:pPr>
-            <w:r>
-              <w:rPr>
-                <w:rFonts w:ascii="思源黑体 CN Normal" w:eastAsia="思源黑体 CN Normal" w:hAnsi="思源黑体 CN Normal" w:cs="思源黑体 CN Light" w:hint="eastAsia"/>
-                <w:color w:val="000000" w:themeColor="text1"/>
-                <w:sz w:val="17"/>
-                <w:szCs w:val="17"/>
-              </w:rPr>
-              <w:t>{</w:t>
-            </w:r>
-            <w:r>
-              <w:rPr>
-                <w:rFonts w:ascii="思源黑体 CN Normal" w:eastAsia="思源黑体 CN Normal" w:hAnsi="思源黑体 CN Normal" w:cs="思源黑体 CN Light"/>
-                <w:color w:val="000000" w:themeColor="text1"/>
-                <w:sz w:val="17"/>
-                <w:szCs w:val="17"/>
-              </w:rPr>
-              <w:t>{a|cdx_type3_freq}}</w:t>
-            </w:r>
-          </w:p>
-        </w:tc>
-        <w:tc>
-          <w:tcPr>
-            <w:tcW w:w="984" w:type="dxa"/>
-          </w:tcPr>
-          <w:p>
-            <w:pPr>
-              <w:adjustRightInd w:val="0"/>
-              <w:snapToGrid w:val="0"/>
-              <w:jc w:val="center"/>
-              <w:rPr>
-                <w:rFonts w:ascii="思源黑体 CN Normal" w:eastAsia="思源黑体 CN Normal" w:hAnsi="思源黑体 CN Normal" w:cs="思源黑体 CN Light"/>
-                <w:color w:val="000000" w:themeColor="text1"/>
-                <w:sz w:val="17"/>
-                <w:szCs w:val="17"/>
-              </w:rPr>
-            </w:pPr>
-            <w:r>
-              <w:rPr>
-                <w:rFonts w:ascii="思源黑体 CN Normal" w:eastAsia="思源黑体 CN Normal" w:hAnsi="思源黑体 CN Normal" w:cs="思源黑体 CN Light" w:hint="eastAsia"/>
-                <w:color w:val="000000" w:themeColor="text1"/>
-                <w:sz w:val="17"/>
-                <w:szCs w:val="17"/>
-              </w:rPr>
-              <w:t>{</w:t>
-            </w:r>
-            <w:r>
-              <w:rPr>
-                <w:rFonts w:ascii="思源黑体 CN Normal" w:eastAsia="思源黑体 CN Normal" w:hAnsi="思源黑体 CN Normal" w:cs="思源黑体 CN Light"/>
-                <w:color w:val="000000" w:themeColor="text1"/>
-                <w:sz w:val="17"/>
-                <w:szCs w:val="17"/>
-              </w:rPr>
-              <w:t>{a|cdx_type3_class}}</w:t>
-            </w:r>
-          </w:p>
-        </w:tc>
-      </w:tr>
-      <w:tr>
-        <w:trPr>
-          <w:trHeight w:val="397"/>
-        </w:trPr>
-        <w:tc>
-          <w:tcPr>
-            <w:tcW w:w="10340" w:type="dxa"/>
-            <w:gridSpan w:val="6"/>
-          </w:tcPr>
-          <w:p>
-            <w:pPr>
-              <w:spacing w:beforeLines="10" w:before="31" w:afterLines="10" w:after="31"/>
-              <w:jc w:val="center"/>
-              <w:rPr>
-                <w:rFonts w:ascii="思源黑体 CN Normal" w:eastAsia="思源黑体 CN Normal" w:hAnsi="思源黑体 CN Normal" w:cs="思源黑体 CN Light"/>
-                <w:color w:val="000000" w:themeColor="text1"/>
-                <w:sz w:val="17"/>
-                <w:szCs w:val="17"/>
-              </w:rPr>
-            </w:pPr>
-            <w:r>
-              <w:rPr>
-                <w:rFonts w:ascii="思源黑体 CN Normal" w:eastAsia="思源黑体 CN Normal" w:hAnsi="思源黑体 CN Normal" w:cs="思源黑体 CN Light" w:hint="eastAsia"/>
-                <w:color w:val="000000" w:themeColor="text1"/>
-                <w:sz w:val="17"/>
-                <w:szCs w:val="17"/>
-              </w:rPr>
-              <w:lastRenderedPageBreak/>
-              <w:t>{</w:t>
-            </w:r>
-            <w:r>
-              <w:rPr>
-                <w:rFonts w:ascii="思源黑体 CN Normal" w:eastAsia="思源黑体 CN Normal" w:hAnsi="思源黑体 CN Normal" w:cs="思源黑体 CN Light"/>
-                <w:color w:val="000000" w:themeColor="text1"/>
-                <w:sz w:val="17"/>
-                <w:szCs w:val="17"/>
-              </w:rPr>
-              <w:t xml:space="preserve">%tr </w:t>
-            </w:r>
-            <w:proofErr w:type="spellStart"/>
-            <w:r>
-              <w:rPr>
-                <w:rFonts w:ascii="思源黑体 CN Normal" w:eastAsia="思源黑体 CN Normal" w:hAnsi="思源黑体 CN Normal" w:cs="思源黑体 CN Light"/>
-                <w:color w:val="000000" w:themeColor="text1"/>
-                <w:sz w:val="17"/>
-                <w:szCs w:val="17"/>
-              </w:rPr>
-              <w:t>endfor</w:t>
-            </w:r>
-            <w:proofErr w:type="spellEnd"/>
-            <w:r>
-              <w:rPr>
-                <w:rFonts w:ascii="思源黑体 CN Normal" w:eastAsia="思源黑体 CN Normal" w:hAnsi="思源黑体 CN Normal" w:cs="思源黑体 CN Light"/>
-                <w:color w:val="000000" w:themeColor="text1"/>
-                <w:sz w:val="17"/>
-                <w:szCs w:val="17"/>
-              </w:rPr>
-              <w:t>%}</w:t>
-            </w:r>
-          </w:p>
-        </w:tc>
-      </w:tr>
-    </w:tbl>
-    <w:p>
-      <w:pPr>
-        <w:widowControl/>
-        <w:jc w:val="left"/>
-        <w:rPr>
-          <w:rFonts w:ascii="微软雅黑" w:eastAsia="微软雅黑" w:hAnsi="微软雅黑"/>
-          <w:b/>
-          <w:bCs/>
-          <w:color w:val="1E7648"/>
-          <w:sz w:val="18"/>
-          <w:szCs w:val="18"/>
-          <w:highlight w:val="yellow"/>
-        </w:rPr>
-      </w:pPr>
-      <w:r>
-        <w:rPr>
-          <w:rFonts w:ascii="微软雅黑" w:eastAsia="微软雅黑" w:hAnsi="微软雅黑"/>
-          <w:b/>
-          <w:bCs/>
-          <w:color w:val="1E7648"/>
-          <w:sz w:val="18"/>
-          <w:szCs w:val="18"/>
-          <w:highlight w:val="yellow"/>
-        </w:rPr>
-        <w:t xml:space="preserve">{%p </w:t>
-      </w:r>
-      <w:proofErr w:type="spellStart"/>
-      <w:r>
-        <w:rPr>
-          <w:rFonts w:ascii="微软雅黑" w:eastAsia="微软雅黑" w:hAnsi="微软雅黑" w:hint="eastAsia"/>
-          <w:b/>
-          <w:bCs/>
-          <w:color w:val="1E7648"/>
-          <w:sz w:val="18"/>
-          <w:szCs w:val="18"/>
-          <w:highlight w:val="yellow"/>
-        </w:rPr>
-        <w:t>el</w:t>
-      </w:r>
-      <w:r>
-        <w:rPr>
-          <w:rFonts w:ascii="微软雅黑" w:eastAsia="微软雅黑" w:hAnsi="微软雅黑"/>
-          <w:b/>
-          <w:bCs/>
-          <w:color w:val="1E7648"/>
-          <w:sz w:val="18"/>
-          <w:szCs w:val="18"/>
-          <w:highlight w:val="yellow"/>
-        </w:rPr>
-        <w:t>if</w:t>
-      </w:r>
-      <w:proofErr w:type="spellEnd"/>
-      <w:r>
-        <w:rPr>
-          <w:rFonts w:ascii="微软雅黑" w:eastAsia="微软雅黑" w:hAnsi="微软雅黑"/>
-          <w:b/>
-          <w:bCs/>
-          <w:color w:val="1E7648"/>
-          <w:sz w:val="18"/>
-          <w:szCs w:val="18"/>
-          <w:highlight w:val="yellow"/>
-        </w:rPr>
-        <w:t xml:space="preserve"> bas</w:t>
-      </w:r>
-      <w:r>
-        <w:rPr>
-          <w:rFonts w:ascii="微软雅黑" w:eastAsia="微软雅黑" w:hAnsi="微软雅黑"/>
-          <w:b/>
-          <w:bCs/>
-          <w:color w:val="1E7648"/>
-          <w:sz w:val="18"/>
-          <w:szCs w:val="18"/>
-          <w:highlight w:val="yellow"/>
-        </w:rPr>
-        <w:t>e_report.dyn_1_Overview_ResultSummary_cdx_type</w:t>
-      </w:r>
-      <w:r>
-        <w:rPr>
-          <w:rFonts w:ascii="微软雅黑" w:eastAsia="微软雅黑" w:hAnsi="微软雅黑"/>
-          <w:b/>
-          <w:bCs/>
-          <w:color w:val="1E7648"/>
-          <w:sz w:val="18"/>
-          <w:szCs w:val="18"/>
-          <w:highlight w:val="yellow"/>
-        </w:rPr>
-        <w:t xml:space="preserve"> == “</w:t>
-      </w:r>
-      <w:r>
-        <w:rPr>
-          <w:rFonts w:ascii="微软雅黑" w:eastAsia="微软雅黑" w:hAnsi="微软雅黑" w:hint="eastAsia"/>
-          <w:b/>
-          <w:bCs/>
-          <w:color w:val="1E7648"/>
-          <w:sz w:val="18"/>
-          <w:szCs w:val="18"/>
-          <w:highlight w:val="yellow"/>
-        </w:rPr>
-        <w:t>type</w:t>
-      </w:r>
-      <w:proofErr w:type="gramStart"/>
       <w:r>
         <w:rPr>
           <w:rFonts w:ascii="微软雅黑" w:eastAsia="微软雅黑" w:hAnsi="微软雅黑"/>
@@ -15290,20 +12949,7 @@
           <w:szCs w:val="18"/>
           <w:highlight w:val="yellow"/>
         </w:rPr>
-        <w:t>”%</w:t>
-      </w:r>
-      <w:proofErr w:type="gramEnd"/>
-      <w:r>
-        <w:rPr>
-          <w:rFonts w:ascii="微软雅黑" w:eastAsia="微软雅黑" w:hAnsi="微软雅黑"/>
-          <w:b/>
-          <w:bCs/>
-          <w:color w:val="1E7648"/>
-          <w:sz w:val="18"/>
-          <w:szCs w:val="18"/>
-          <w:highlight w:val="yellow"/>
-        </w:rPr>
-        <w:t>}</w:t>
+        <w:t>”%}</w:t>
       </w:r>
     </w:p>
     <w:tbl>
@@ -15545,27 +13191,7 @@
                 <w:sz w:val="17"/>
                 <w:szCs w:val="17"/>
               </w:rPr>
-              <w:t xml:space="preserve">{%p if </w:t>
-            </w:r>
-            <w:proofErr w:type="gramStart"/>
-            <w:r>
-              <w:rPr>
-                <w:rFonts w:ascii="思源黑体 CN Normal" w:eastAsia="思源黑体 CN Normal" w:hAnsi="思源黑体 CN Normal"/>
-                <w:kern w:val="0"/>
-                <w:sz w:val="17"/>
-                <w:szCs w:val="17"/>
-              </w:rPr>
-              <w:t>var.cdx.format</w:t>
-            </w:r>
-            <w:proofErr w:type="gramEnd"/>
-            <w:r>
-              <w:rPr>
-                <w:rFonts w:ascii="思源黑体 CN Normal" w:eastAsia="思源黑体 CN Normal" w:hAnsi="思源黑体 CN Normal"/>
-                <w:kern w:val="0"/>
-                <w:sz w:val="17"/>
-                <w:szCs w:val="17"/>
-              </w:rPr>
-              <w:t>1_forMP.EGFR_snvindel%}</w:t>
+              <w:t>{%p if var.cdx.format1_forMP.EGFR_snvindel%}</w:t>
             </w:r>
           </w:p>
           <w:p>
@@ -15589,27 +13215,15 @@
               </w:rPr>
               <w:t>{{[</w:t>
             </w:r>
-            <w:proofErr w:type="gramStart"/>
-            <w:r>
-              <w:rPr>
-                <w:rFonts w:ascii="思源黑体 CN Normal" w:eastAsia="思源黑体 CN Normal" w:hAnsi="思源黑体 CN Normal"/>
-                <w:color w:val="FF0000"/>
-                <w:kern w:val="0"/>
-                <w:sz w:val="17"/>
-                <w:szCs w:val="17"/>
-              </w:rPr>
-              <w:t>var.cdx.format</w:t>
-            </w:r>
-            <w:proofErr w:type="gramEnd"/>
-            <w:r>
-              <w:rPr>
-                <w:rFonts w:ascii="思源黑体 CN Normal" w:eastAsia="思源黑体 CN Normal" w:hAnsi="思源黑体 CN Normal"/>
-                <w:color w:val="FF0000"/>
-                <w:kern w:val="0"/>
-                <w:sz w:val="17"/>
-                <w:szCs w:val="17"/>
-              </w:rPr>
-              <w:t>1_forMP.EGFR_snvindel</w:t>
+            <w:r>
+              <w:rPr>
+                <w:rFonts w:ascii="思源黑体 CN Normal" w:eastAsia="思源黑体 CN Normal" w:hAnsi="思源黑体 CN Normal"/>
+                <w:color w:val="FF0000"/>
+                <w:kern w:val="0"/>
+                <w:sz w:val="17"/>
+                <w:szCs w:val="17"/>
+              </w:rPr>
+              <w:t>var.cdx.format1_forMP.EGFR_snvindel</w:t>
             </w:r>
             <w:r>
               <w:rPr>
@@ -15899,18 +13513,7 @@
                 <w:sz w:val="17"/>
                 <w:szCs w:val="17"/>
               </w:rPr>
-              <w:t>_</w:t>
-            </w:r>
-            <w:proofErr w:type="gramStart"/>
-            <w:r>
-              <w:rPr>
-                <w:rFonts w:ascii="思源黑体 CN Normal" w:eastAsia="思源黑体 CN Normal" w:hAnsi="思源黑体 CN Normal"/>
-                <w:color w:val="FF0000"/>
-                <w:kern w:val="0"/>
-                <w:sz w:val="17"/>
-                <w:szCs w:val="17"/>
-              </w:rPr>
-              <w:t>s</w:t>
+              <w:t>_s</w:t>
             </w:r>
             <w:r>
               <w:rPr>
@@ -15930,18 +13533,7 @@
                 <w:sz w:val="17"/>
                 <w:szCs w:val="17"/>
               </w:rPr>
-              <w:t>sample</w:t>
-            </w:r>
-            <w:proofErr w:type="gramEnd"/>
-            <w:r>
-              <w:rPr>
-                <w:rFonts w:ascii="思源黑体 CN Normal" w:eastAsia="思源黑体 CN Normal" w:hAnsi="思源黑体 CN Normal"/>
-                <w:color w:val="FF0000"/>
-                <w:kern w:val="0"/>
-                <w:sz w:val="17"/>
-                <w:szCs w:val="17"/>
-              </w:rPr>
-              <w:t>]|cdx_type1</w:t>
+              <w:t>sample]|cdx_type1</w:t>
             </w:r>
             <w:r>
               <w:rPr>
@@ -16188,18 +13780,7 @@
                 <w:sz w:val="17"/>
                 <w:szCs w:val="17"/>
               </w:rPr>
-              <w:t>_</w:t>
-            </w:r>
-            <w:proofErr w:type="gramStart"/>
-            <w:r>
-              <w:rPr>
-                <w:rFonts w:ascii="思源黑体 CN Normal" w:eastAsia="思源黑体 CN Normal" w:hAnsi="思源黑体 CN Normal"/>
-                <w:color w:val="FF0000"/>
-                <w:kern w:val="0"/>
-                <w:sz w:val="17"/>
-                <w:szCs w:val="17"/>
-              </w:rPr>
-              <w:t>s</w:t>
+              <w:t>_s</w:t>
             </w:r>
             <w:r>
               <w:rPr>
@@ -16219,18 +13800,7 @@
                 <w:sz w:val="17"/>
                 <w:szCs w:val="17"/>
               </w:rPr>
-              <w:t>sample</w:t>
-            </w:r>
-            <w:proofErr w:type="gramEnd"/>
-            <w:r>
-              <w:rPr>
-                <w:rFonts w:ascii="思源黑体 CN Normal" w:eastAsia="思源黑体 CN Normal" w:hAnsi="思源黑体 CN Normal"/>
-                <w:color w:val="FF0000"/>
-                <w:kern w:val="0"/>
-                <w:sz w:val="17"/>
-                <w:szCs w:val="17"/>
-              </w:rPr>
-              <w:t>]|cdx_type1</w:t>
+              <w:t>sample]|cdx_type1</w:t>
             </w:r>
             <w:r>
               <w:rPr>
@@ -16436,27 +14006,7 @@
                 <w:sz w:val="17"/>
                 <w:szCs w:val="17"/>
               </w:rPr>
-              <w:t xml:space="preserve">{%p if </w:t>
-            </w:r>
-            <w:proofErr w:type="gramStart"/>
-            <w:r>
-              <w:rPr>
-                <w:rFonts w:ascii="思源黑体 CN Normal" w:eastAsia="思源黑体 CN Normal" w:hAnsi="思源黑体 CN Normal"/>
-                <w:kern w:val="0"/>
-                <w:sz w:val="17"/>
-                <w:szCs w:val="17"/>
-              </w:rPr>
-              <w:t>var.cdx.format</w:t>
-            </w:r>
-            <w:proofErr w:type="gramEnd"/>
-            <w:r>
-              <w:rPr>
-                <w:rFonts w:ascii="思源黑体 CN Normal" w:eastAsia="思源黑体 CN Normal" w:hAnsi="思源黑体 CN Normal"/>
-                <w:kern w:val="0"/>
-                <w:sz w:val="17"/>
-                <w:szCs w:val="17"/>
-              </w:rPr>
-              <w:t>1_forMP.ROS1_sv%}</w:t>
+              <w:t>{%p if var.cdx.format1_forMP.ROS1_sv%}</w:t>
             </w:r>
           </w:p>
           <w:p>
@@ -16480,27 +14030,15 @@
               </w:rPr>
               <w:t>{{[</w:t>
             </w:r>
-            <w:proofErr w:type="gramStart"/>
-            <w:r>
-              <w:rPr>
-                <w:rFonts w:ascii="思源黑体 CN Normal" w:eastAsia="思源黑体 CN Normal" w:hAnsi="思源黑体 CN Normal"/>
-                <w:color w:val="FF0000"/>
-                <w:kern w:val="0"/>
-                <w:sz w:val="17"/>
-                <w:szCs w:val="17"/>
-              </w:rPr>
-              <w:t>var.cdx.format</w:t>
-            </w:r>
-            <w:proofErr w:type="gramEnd"/>
-            <w:r>
-              <w:rPr>
-                <w:rFonts w:ascii="思源黑体 CN Normal" w:eastAsia="思源黑体 CN Normal" w:hAnsi="思源黑体 CN Normal"/>
-                <w:color w:val="FF0000"/>
-                <w:kern w:val="0"/>
-                <w:sz w:val="17"/>
-                <w:szCs w:val="17"/>
-              </w:rPr>
-              <w:t>1_forMP.ROS1_sv</w:t>
+            <w:r>
+              <w:rPr>
+                <w:rFonts w:ascii="思源黑体 CN Normal" w:eastAsia="思源黑体 CN Normal" w:hAnsi="思源黑体 CN Normal"/>
+                <w:color w:val="FF0000"/>
+                <w:kern w:val="0"/>
+                <w:sz w:val="17"/>
+                <w:szCs w:val="17"/>
+              </w:rPr>
+              <w:t>var.cdx.format1_forMP.ROS1_sv</w:t>
             </w:r>
             <w:r>
               <w:rPr>
@@ -16579,6 +14117,7 @@
                 <w:sz w:val="17"/>
                 <w:szCs w:val="17"/>
               </w:rPr>
+              <w:lastRenderedPageBreak/>
               <w:t>未检测到相关变异</w:t>
             </w:r>
           </w:p>
@@ -16599,7 +14138,6 @@
                 <w:sz w:val="17"/>
                 <w:szCs w:val="17"/>
               </w:rPr>
-              <w:lastRenderedPageBreak/>
               <w:t>{%p</w:t>
             </w:r>
             <w:r>
@@ -16716,27 +14254,7 @@
                 <w:sz w:val="17"/>
                 <w:szCs w:val="17"/>
               </w:rPr>
-              <w:t xml:space="preserve">{%p if </w:t>
-            </w:r>
-            <w:proofErr w:type="gramStart"/>
-            <w:r>
-              <w:rPr>
-                <w:rFonts w:ascii="思源黑体 CN Normal" w:eastAsia="思源黑体 CN Normal" w:hAnsi="思源黑体 CN Normal"/>
-                <w:kern w:val="0"/>
-                <w:sz w:val="17"/>
-                <w:szCs w:val="17"/>
-              </w:rPr>
-              <w:t>var.cdx.format</w:t>
-            </w:r>
-            <w:proofErr w:type="gramEnd"/>
-            <w:r>
-              <w:rPr>
-                <w:rFonts w:ascii="思源黑体 CN Normal" w:eastAsia="思源黑体 CN Normal" w:hAnsi="思源黑体 CN Normal"/>
-                <w:kern w:val="0"/>
-                <w:sz w:val="17"/>
-                <w:szCs w:val="17"/>
-              </w:rPr>
-              <w:t>1_forMP.ROS1_snv%}</w:t>
+              <w:t>{%p if var.cdx.format1_forMP.ROS1_snv%}</w:t>
             </w:r>
           </w:p>
           <w:p>
@@ -16760,27 +14278,15 @@
               </w:rPr>
               <w:t>{{[</w:t>
             </w:r>
-            <w:proofErr w:type="gramStart"/>
-            <w:r>
-              <w:rPr>
-                <w:rFonts w:ascii="思源黑体 CN Normal" w:eastAsia="思源黑体 CN Normal" w:hAnsi="思源黑体 CN Normal"/>
-                <w:color w:val="FF0000"/>
-                <w:kern w:val="0"/>
-                <w:sz w:val="17"/>
-                <w:szCs w:val="17"/>
-              </w:rPr>
-              <w:t>var.cdx.format</w:t>
-            </w:r>
-            <w:proofErr w:type="gramEnd"/>
-            <w:r>
-              <w:rPr>
-                <w:rFonts w:ascii="思源黑体 CN Normal" w:eastAsia="思源黑体 CN Normal" w:hAnsi="思源黑体 CN Normal"/>
-                <w:color w:val="FF0000"/>
-                <w:kern w:val="0"/>
-                <w:sz w:val="17"/>
-                <w:szCs w:val="17"/>
-              </w:rPr>
-              <w:t>1_forMP.</w:t>
+            <w:r>
+              <w:rPr>
+                <w:rFonts w:ascii="思源黑体 CN Normal" w:eastAsia="思源黑体 CN Normal" w:hAnsi="思源黑体 CN Normal"/>
+                <w:color w:val="FF0000"/>
+                <w:kern w:val="0"/>
+                <w:sz w:val="17"/>
+                <w:szCs w:val="17"/>
+              </w:rPr>
+              <w:t>var.cdx.format1_forMP.</w:t>
             </w:r>
             <w:r>
               <w:rPr>
@@ -17078,18 +14584,7 @@
                 <w:sz w:val="17"/>
                 <w:szCs w:val="17"/>
               </w:rPr>
-              <w:t>_</w:t>
-            </w:r>
-            <w:proofErr w:type="gramStart"/>
-            <w:r>
-              <w:rPr>
-                <w:rFonts w:ascii="思源黑体 CN Normal" w:eastAsia="思源黑体 CN Normal" w:hAnsi="思源黑体 CN Normal"/>
-                <w:color w:val="FF0000"/>
-                <w:kern w:val="0"/>
-                <w:sz w:val="17"/>
-                <w:szCs w:val="17"/>
-              </w:rPr>
-              <w:t>sv</w:t>
+              <w:t>_sv</w:t>
             </w:r>
             <w:r>
               <w:rPr>
@@ -17109,18 +14604,7 @@
                 <w:sz w:val="17"/>
                 <w:szCs w:val="17"/>
               </w:rPr>
-              <w:t>sample</w:t>
-            </w:r>
-            <w:proofErr w:type="gramEnd"/>
-            <w:r>
-              <w:rPr>
-                <w:rFonts w:ascii="思源黑体 CN Normal" w:eastAsia="思源黑体 CN Normal" w:hAnsi="思源黑体 CN Normal"/>
-                <w:color w:val="FF0000"/>
-                <w:kern w:val="0"/>
-                <w:sz w:val="17"/>
-                <w:szCs w:val="17"/>
-              </w:rPr>
-              <w:t>]|cdx_type1</w:t>
+              <w:t>sample]|cdx_type1</w:t>
             </w:r>
             <w:r>
               <w:rPr>
@@ -17367,18 +14851,7 @@
                 <w:sz w:val="17"/>
                 <w:szCs w:val="17"/>
               </w:rPr>
-              <w:t>_</w:t>
-            </w:r>
-            <w:proofErr w:type="gramStart"/>
-            <w:r>
-              <w:rPr>
-                <w:rFonts w:ascii="思源黑体 CN Normal" w:eastAsia="思源黑体 CN Normal" w:hAnsi="思源黑体 CN Normal"/>
-                <w:color w:val="FF0000"/>
-                <w:kern w:val="0"/>
-                <w:sz w:val="17"/>
-                <w:szCs w:val="17"/>
-              </w:rPr>
-              <w:t>s</w:t>
+              <w:t>_s</w:t>
             </w:r>
             <w:r>
               <w:rPr>
@@ -17398,18 +14871,7 @@
                 <w:sz w:val="17"/>
                 <w:szCs w:val="17"/>
               </w:rPr>
-              <w:t>sample</w:t>
-            </w:r>
-            <w:proofErr w:type="gramEnd"/>
-            <w:r>
-              <w:rPr>
-                <w:rFonts w:ascii="思源黑体 CN Normal" w:eastAsia="思源黑体 CN Normal" w:hAnsi="思源黑体 CN Normal"/>
-                <w:color w:val="FF0000"/>
-                <w:kern w:val="0"/>
-                <w:sz w:val="17"/>
-                <w:szCs w:val="17"/>
-              </w:rPr>
-              <w:t>]|cdx_type1</w:t>
+              <w:t>sample]|cdx_type1</w:t>
             </w:r>
             <w:r>
               <w:rPr>
@@ -17625,27 +15087,7 @@
                 <w:sz w:val="17"/>
                 <w:szCs w:val="17"/>
               </w:rPr>
-              <w:t xml:space="preserve">{%p if </w:t>
-            </w:r>
-            <w:proofErr w:type="gramStart"/>
-            <w:r>
-              <w:rPr>
-                <w:rFonts w:ascii="思源黑体 CN Normal" w:eastAsia="思源黑体 CN Normal" w:hAnsi="思源黑体 CN Normal"/>
-                <w:kern w:val="0"/>
-                <w:sz w:val="17"/>
-                <w:szCs w:val="17"/>
-              </w:rPr>
-              <w:t>var.cdx.format</w:t>
-            </w:r>
-            <w:proofErr w:type="gramEnd"/>
-            <w:r>
-              <w:rPr>
-                <w:rFonts w:ascii="思源黑体 CN Normal" w:eastAsia="思源黑体 CN Normal" w:hAnsi="思源黑体 CN Normal"/>
-                <w:kern w:val="0"/>
-                <w:sz w:val="17"/>
-                <w:szCs w:val="17"/>
-              </w:rPr>
-              <w:t>1_forMP.BRAF_snv%}</w:t>
+              <w:t>{%p if var.cdx.format1_forMP.BRAF_snv%}</w:t>
             </w:r>
           </w:p>
           <w:p>
@@ -17669,27 +15111,15 @@
               </w:rPr>
               <w:t>{{[</w:t>
             </w:r>
-            <w:proofErr w:type="gramStart"/>
-            <w:r>
-              <w:rPr>
-                <w:rFonts w:ascii="思源黑体 CN Normal" w:eastAsia="思源黑体 CN Normal" w:hAnsi="思源黑体 CN Normal"/>
-                <w:color w:val="FF0000"/>
-                <w:kern w:val="0"/>
-                <w:sz w:val="17"/>
-                <w:szCs w:val="17"/>
-              </w:rPr>
-              <w:t>var.cdx.format</w:t>
-            </w:r>
-            <w:proofErr w:type="gramEnd"/>
-            <w:r>
-              <w:rPr>
-                <w:rFonts w:ascii="思源黑体 CN Normal" w:eastAsia="思源黑体 CN Normal" w:hAnsi="思源黑体 CN Normal"/>
-                <w:color w:val="FF0000"/>
-                <w:kern w:val="0"/>
-                <w:sz w:val="17"/>
-                <w:szCs w:val="17"/>
-              </w:rPr>
-              <w:t>1_forMP.</w:t>
+            <w:r>
+              <w:rPr>
+                <w:rFonts w:ascii="思源黑体 CN Normal" w:eastAsia="思源黑体 CN Normal" w:hAnsi="思源黑体 CN Normal"/>
+                <w:color w:val="FF0000"/>
+                <w:kern w:val="0"/>
+                <w:sz w:val="17"/>
+                <w:szCs w:val="17"/>
+              </w:rPr>
+              <w:t>var.cdx.format1_forMP.</w:t>
             </w:r>
             <w:r>
               <w:rPr>
@@ -18016,18 +15446,7 @@
                 <w:sz w:val="17"/>
                 <w:szCs w:val="17"/>
               </w:rPr>
-              <w:t>_</w:t>
-            </w:r>
-            <w:proofErr w:type="gramStart"/>
-            <w:r>
-              <w:rPr>
-                <w:rFonts w:ascii="思源黑体 CN Normal" w:eastAsia="思源黑体 CN Normal" w:hAnsi="思源黑体 CN Normal"/>
-                <w:color w:val="FF0000"/>
-                <w:kern w:val="0"/>
-                <w:sz w:val="17"/>
-                <w:szCs w:val="17"/>
-              </w:rPr>
-              <w:t>s</w:t>
+              <w:t>_s</w:t>
             </w:r>
             <w:r>
               <w:rPr>
@@ -18047,18 +15466,7 @@
                 <w:sz w:val="17"/>
                 <w:szCs w:val="17"/>
               </w:rPr>
-              <w:t>sample</w:t>
-            </w:r>
-            <w:proofErr w:type="gramEnd"/>
-            <w:r>
-              <w:rPr>
-                <w:rFonts w:ascii="思源黑体 CN Normal" w:eastAsia="思源黑体 CN Normal" w:hAnsi="思源黑体 CN Normal"/>
-                <w:color w:val="FF0000"/>
-                <w:kern w:val="0"/>
-                <w:sz w:val="17"/>
-                <w:szCs w:val="17"/>
-              </w:rPr>
-              <w:t>]|cdx_type1</w:t>
+              <w:t>sample]|cdx_type1</w:t>
             </w:r>
             <w:r>
               <w:rPr>
@@ -18307,7 +15715,6 @@
               </w:rPr>
               <w:t>_</w:t>
             </w:r>
-            <w:proofErr w:type="gramStart"/>
             <w:r>
               <w:rPr>
                 <w:rFonts w:ascii="思源黑体 CN Normal" w:eastAsia="思源黑体 CN Normal" w:hAnsi="思源黑体 CN Normal" w:hint="eastAsia"/>
@@ -18326,18 +15733,7 @@
                 <w:sz w:val="17"/>
                 <w:szCs w:val="17"/>
               </w:rPr>
-              <w:t>sample</w:t>
-            </w:r>
-            <w:proofErr w:type="gramEnd"/>
-            <w:r>
-              <w:rPr>
-                <w:rFonts w:ascii="思源黑体 CN Normal" w:eastAsia="思源黑体 CN Normal" w:hAnsi="思源黑体 CN Normal"/>
-                <w:color w:val="FF0000"/>
-                <w:kern w:val="0"/>
-                <w:sz w:val="17"/>
-                <w:szCs w:val="17"/>
-              </w:rPr>
-              <w:t>]|cdx_type1</w:t>
+              <w:t>sample]|cdx_type1</w:t>
             </w:r>
             <w:r>
               <w:rPr>
@@ -18626,27 +16022,7 @@
                 <w:sz w:val="17"/>
                 <w:szCs w:val="17"/>
               </w:rPr>
-              <w:t xml:space="preserve">{%p if </w:t>
-            </w:r>
-            <w:proofErr w:type="gramStart"/>
-            <w:r>
-              <w:rPr>
-                <w:rFonts w:ascii="思源黑体 CN Normal" w:eastAsia="思源黑体 CN Normal" w:hAnsi="思源黑体 CN Normal"/>
-                <w:kern w:val="0"/>
-                <w:sz w:val="17"/>
-                <w:szCs w:val="17"/>
-              </w:rPr>
-              <w:t>var.cdx.format</w:t>
-            </w:r>
-            <w:proofErr w:type="gramEnd"/>
-            <w:r>
-              <w:rPr>
-                <w:rFonts w:ascii="思源黑体 CN Normal" w:eastAsia="思源黑体 CN Normal" w:hAnsi="思源黑体 CN Normal"/>
-                <w:kern w:val="0"/>
-                <w:sz w:val="17"/>
-                <w:szCs w:val="17"/>
-              </w:rPr>
-              <w:t>1_forMP.KRAS_sp%}</w:t>
+              <w:t>{%p if var.cdx.format1_forMP.KRAS_sp%}</w:t>
             </w:r>
           </w:p>
           <w:p>
@@ -18670,27 +16046,15 @@
               </w:rPr>
               <w:t>{{[</w:t>
             </w:r>
-            <w:proofErr w:type="gramStart"/>
-            <w:r>
-              <w:rPr>
-                <w:rFonts w:ascii="思源黑体 CN Normal" w:eastAsia="思源黑体 CN Normal" w:hAnsi="思源黑体 CN Normal"/>
-                <w:color w:val="FF0000"/>
-                <w:kern w:val="0"/>
-                <w:sz w:val="17"/>
-                <w:szCs w:val="17"/>
-              </w:rPr>
-              <w:t>var.cdx.format</w:t>
-            </w:r>
-            <w:proofErr w:type="gramEnd"/>
-            <w:r>
-              <w:rPr>
-                <w:rFonts w:ascii="思源黑体 CN Normal" w:eastAsia="思源黑体 CN Normal" w:hAnsi="思源黑体 CN Normal"/>
-                <w:color w:val="FF0000"/>
-                <w:kern w:val="0"/>
-                <w:sz w:val="17"/>
-                <w:szCs w:val="17"/>
-              </w:rPr>
-              <w:t>1_forMP.</w:t>
+            <w:r>
+              <w:rPr>
+                <w:rFonts w:ascii="思源黑体 CN Normal" w:eastAsia="思源黑体 CN Normal" w:hAnsi="思源黑体 CN Normal"/>
+                <w:color w:val="FF0000"/>
+                <w:kern w:val="0"/>
+                <w:sz w:val="17"/>
+                <w:szCs w:val="17"/>
+              </w:rPr>
+              <w:t>var.cdx.format1_forMP.</w:t>
             </w:r>
             <w:r>
               <w:rPr>
@@ -18789,6 +16153,7 @@
                 <w:sz w:val="17"/>
                 <w:szCs w:val="17"/>
               </w:rPr>
+              <w:lastRenderedPageBreak/>
               <w:t>未检测到相关变异</w:t>
             </w:r>
           </w:p>
@@ -18809,7 +16174,6 @@
                 <w:sz w:val="17"/>
                 <w:szCs w:val="17"/>
               </w:rPr>
-              <w:lastRenderedPageBreak/>
               <w:t>{%p</w:t>
             </w:r>
             <w:r>
@@ -18926,27 +16290,7 @@
                 <w:sz w:val="17"/>
                 <w:szCs w:val="17"/>
               </w:rPr>
-              <w:t xml:space="preserve">{%p if </w:t>
-            </w:r>
-            <w:proofErr w:type="gramStart"/>
-            <w:r>
-              <w:rPr>
-                <w:rFonts w:ascii="思源黑体 CN Normal" w:eastAsia="思源黑体 CN Normal" w:hAnsi="思源黑体 CN Normal"/>
-                <w:kern w:val="0"/>
-                <w:sz w:val="17"/>
-                <w:szCs w:val="17"/>
-              </w:rPr>
-              <w:t>var.cdx.format</w:t>
-            </w:r>
-            <w:proofErr w:type="gramEnd"/>
-            <w:r>
-              <w:rPr>
-                <w:rFonts w:ascii="思源黑体 CN Normal" w:eastAsia="思源黑体 CN Normal" w:hAnsi="思源黑体 CN Normal"/>
-                <w:kern w:val="0"/>
-                <w:sz w:val="17"/>
-                <w:szCs w:val="17"/>
-              </w:rPr>
-              <w:t>1_forMP.KRAS_ot%}</w:t>
+              <w:t>{%p if var.cdx.format1_forMP.KRAS_ot%}</w:t>
             </w:r>
           </w:p>
           <w:p>
@@ -18970,27 +16314,15 @@
               </w:rPr>
               <w:t>{{[</w:t>
             </w:r>
-            <w:proofErr w:type="gramStart"/>
-            <w:r>
-              <w:rPr>
-                <w:rFonts w:ascii="思源黑体 CN Normal" w:eastAsia="思源黑体 CN Normal" w:hAnsi="思源黑体 CN Normal"/>
-                <w:color w:val="FF0000"/>
-                <w:kern w:val="0"/>
-                <w:sz w:val="17"/>
-                <w:szCs w:val="17"/>
-              </w:rPr>
-              <w:t>var.cdx.format</w:t>
-            </w:r>
-            <w:proofErr w:type="gramEnd"/>
-            <w:r>
-              <w:rPr>
-                <w:rFonts w:ascii="思源黑体 CN Normal" w:eastAsia="思源黑体 CN Normal" w:hAnsi="思源黑体 CN Normal"/>
-                <w:color w:val="FF0000"/>
-                <w:kern w:val="0"/>
-                <w:sz w:val="17"/>
-                <w:szCs w:val="17"/>
-              </w:rPr>
-              <w:t>1_forMP.</w:t>
+            <w:r>
+              <w:rPr>
+                <w:rFonts w:ascii="思源黑体 CN Normal" w:eastAsia="思源黑体 CN Normal" w:hAnsi="思源黑体 CN Normal"/>
+                <w:color w:val="FF0000"/>
+                <w:kern w:val="0"/>
+                <w:sz w:val="17"/>
+                <w:szCs w:val="17"/>
+              </w:rPr>
+              <w:t>var.cdx.format1_forMP.</w:t>
             </w:r>
             <w:r>
               <w:rPr>
@@ -19319,27 +16651,7 @@
                 <w:sz w:val="17"/>
                 <w:szCs w:val="17"/>
               </w:rPr>
-              <w:t xml:space="preserve">{%p if </w:t>
-            </w:r>
-            <w:proofErr w:type="gramStart"/>
-            <w:r>
-              <w:rPr>
-                <w:rFonts w:ascii="思源黑体 CN Normal" w:eastAsia="思源黑体 CN Normal" w:hAnsi="思源黑体 CN Normal"/>
-                <w:kern w:val="0"/>
-                <w:sz w:val="17"/>
-                <w:szCs w:val="17"/>
-              </w:rPr>
-              <w:t>var.cdx.format</w:t>
-            </w:r>
-            <w:proofErr w:type="gramEnd"/>
-            <w:r>
-              <w:rPr>
-                <w:rFonts w:ascii="思源黑体 CN Normal" w:eastAsia="思源黑体 CN Normal" w:hAnsi="思源黑体 CN Normal"/>
-                <w:kern w:val="0"/>
-                <w:sz w:val="17"/>
-                <w:szCs w:val="17"/>
-              </w:rPr>
-              <w:t>1_forMP.NRAS_sp%}</w:t>
+              <w:t>{%p if var.cdx.format1_forMP.NRAS_sp%}</w:t>
             </w:r>
           </w:p>
           <w:p>
@@ -19363,27 +16675,15 @@
               </w:rPr>
               <w:t>{{[</w:t>
             </w:r>
-            <w:proofErr w:type="gramStart"/>
-            <w:r>
-              <w:rPr>
-                <w:rFonts w:ascii="思源黑体 CN Normal" w:eastAsia="思源黑体 CN Normal" w:hAnsi="思源黑体 CN Normal"/>
-                <w:color w:val="FF0000"/>
-                <w:kern w:val="0"/>
-                <w:sz w:val="17"/>
-                <w:szCs w:val="17"/>
-              </w:rPr>
-              <w:t>var.cdx.format</w:t>
-            </w:r>
-            <w:proofErr w:type="gramEnd"/>
-            <w:r>
-              <w:rPr>
-                <w:rFonts w:ascii="思源黑体 CN Normal" w:eastAsia="思源黑体 CN Normal" w:hAnsi="思源黑体 CN Normal"/>
-                <w:color w:val="FF0000"/>
-                <w:kern w:val="0"/>
-                <w:sz w:val="17"/>
-                <w:szCs w:val="17"/>
-              </w:rPr>
-              <w:t>1_forMP.</w:t>
+            <w:r>
+              <w:rPr>
+                <w:rFonts w:ascii="思源黑体 CN Normal" w:eastAsia="思源黑体 CN Normal" w:hAnsi="思源黑体 CN Normal"/>
+                <w:color w:val="FF0000"/>
+                <w:kern w:val="0"/>
+                <w:sz w:val="17"/>
+                <w:szCs w:val="17"/>
+              </w:rPr>
+              <w:t>var.cdx.format1_forMP.</w:t>
             </w:r>
             <w:r>
               <w:rPr>
@@ -19618,27 +16918,7 @@
                 <w:sz w:val="17"/>
                 <w:szCs w:val="17"/>
               </w:rPr>
-              <w:t xml:space="preserve">{%p if </w:t>
-            </w:r>
-            <w:proofErr w:type="gramStart"/>
-            <w:r>
-              <w:rPr>
-                <w:rFonts w:ascii="思源黑体 CN Normal" w:eastAsia="思源黑体 CN Normal" w:hAnsi="思源黑体 CN Normal"/>
-                <w:kern w:val="0"/>
-                <w:sz w:val="17"/>
-                <w:szCs w:val="17"/>
-              </w:rPr>
-              <w:t>var.cdx.format</w:t>
-            </w:r>
-            <w:proofErr w:type="gramEnd"/>
-            <w:r>
-              <w:rPr>
-                <w:rFonts w:ascii="思源黑体 CN Normal" w:eastAsia="思源黑体 CN Normal" w:hAnsi="思源黑体 CN Normal"/>
-                <w:kern w:val="0"/>
-                <w:sz w:val="17"/>
-                <w:szCs w:val="17"/>
-              </w:rPr>
-              <w:t>1_forMP.NRAS_ot%}</w:t>
+              <w:t>{%p if var.cdx.format1_forMP.NRAS_ot%}</w:t>
             </w:r>
           </w:p>
           <w:p>
@@ -19662,27 +16942,15 @@
               </w:rPr>
               <w:t>{{[</w:t>
             </w:r>
-            <w:proofErr w:type="gramStart"/>
-            <w:r>
-              <w:rPr>
-                <w:rFonts w:ascii="思源黑体 CN Normal" w:eastAsia="思源黑体 CN Normal" w:hAnsi="思源黑体 CN Normal"/>
-                <w:color w:val="FF0000"/>
-                <w:kern w:val="0"/>
-                <w:sz w:val="17"/>
-                <w:szCs w:val="17"/>
-              </w:rPr>
-              <w:t>var.cdx.format</w:t>
-            </w:r>
-            <w:proofErr w:type="gramEnd"/>
-            <w:r>
-              <w:rPr>
-                <w:rFonts w:ascii="思源黑体 CN Normal" w:eastAsia="思源黑体 CN Normal" w:hAnsi="思源黑体 CN Normal"/>
-                <w:color w:val="FF0000"/>
-                <w:kern w:val="0"/>
-                <w:sz w:val="17"/>
-                <w:szCs w:val="17"/>
-              </w:rPr>
-              <w:t>1_forMP.</w:t>
+            <w:r>
+              <w:rPr>
+                <w:rFonts w:ascii="思源黑体 CN Normal" w:eastAsia="思源黑体 CN Normal" w:hAnsi="思源黑体 CN Normal"/>
+                <w:color w:val="FF0000"/>
+                <w:kern w:val="0"/>
+                <w:sz w:val="17"/>
+                <w:szCs w:val="17"/>
+              </w:rPr>
+              <w:t>var.cdx.format1_forMP.</w:t>
             </w:r>
             <w:r>
               <w:rPr>
@@ -19927,27 +17195,7 @@
                 <w:sz w:val="17"/>
                 <w:szCs w:val="17"/>
               </w:rPr>
-              <w:t xml:space="preserve">{%p if </w:t>
-            </w:r>
-            <w:proofErr w:type="gramStart"/>
-            <w:r>
-              <w:rPr>
-                <w:rFonts w:ascii="思源黑体 CN Normal" w:eastAsia="思源黑体 CN Normal" w:hAnsi="思源黑体 CN Normal"/>
-                <w:kern w:val="0"/>
-                <w:sz w:val="17"/>
-                <w:szCs w:val="17"/>
-              </w:rPr>
-              <w:t>var.cdx.format</w:t>
-            </w:r>
-            <w:proofErr w:type="gramEnd"/>
-            <w:r>
-              <w:rPr>
-                <w:rFonts w:ascii="思源黑体 CN Normal" w:eastAsia="思源黑体 CN Normal" w:hAnsi="思源黑体 CN Normal"/>
-                <w:kern w:val="0"/>
-                <w:sz w:val="17"/>
-                <w:szCs w:val="17"/>
-              </w:rPr>
-              <w:t>1_forMP.</w:t>
+              <w:t>{%p if var.cdx.format1_forMP.</w:t>
             </w:r>
             <w:r>
               <w:rPr>
@@ -19989,27 +17237,15 @@
               </w:rPr>
               <w:t>{{[</w:t>
             </w:r>
-            <w:proofErr w:type="gramStart"/>
-            <w:r>
-              <w:rPr>
-                <w:rFonts w:ascii="思源黑体 CN Normal" w:eastAsia="思源黑体 CN Normal" w:hAnsi="思源黑体 CN Normal"/>
-                <w:color w:val="FF0000"/>
-                <w:kern w:val="0"/>
-                <w:sz w:val="17"/>
-                <w:szCs w:val="17"/>
-              </w:rPr>
-              <w:t>var.cdx.format</w:t>
-            </w:r>
-            <w:proofErr w:type="gramEnd"/>
-            <w:r>
-              <w:rPr>
-                <w:rFonts w:ascii="思源黑体 CN Normal" w:eastAsia="思源黑体 CN Normal" w:hAnsi="思源黑体 CN Normal"/>
-                <w:color w:val="FF0000"/>
-                <w:kern w:val="0"/>
-                <w:sz w:val="17"/>
-                <w:szCs w:val="17"/>
-              </w:rPr>
-              <w:t>1_forMP.</w:t>
+            <w:r>
+              <w:rPr>
+                <w:rFonts w:ascii="思源黑体 CN Normal" w:eastAsia="思源黑体 CN Normal" w:hAnsi="思源黑体 CN Normal"/>
+                <w:color w:val="FF0000"/>
+                <w:kern w:val="0"/>
+                <w:sz w:val="17"/>
+                <w:szCs w:val="17"/>
+              </w:rPr>
+              <w:t>var.cdx.format1_forMP.</w:t>
             </w:r>
             <w:r>
               <w:rPr>
@@ -20264,27 +17500,7 @@
                 <w:sz w:val="17"/>
                 <w:szCs w:val="17"/>
               </w:rPr>
-              <w:t xml:space="preserve">{%p if </w:t>
-            </w:r>
-            <w:proofErr w:type="gramStart"/>
-            <w:r>
-              <w:rPr>
-                <w:rFonts w:ascii="思源黑体 CN Normal" w:eastAsia="思源黑体 CN Normal" w:hAnsi="思源黑体 CN Normal"/>
-                <w:kern w:val="0"/>
-                <w:sz w:val="17"/>
-                <w:szCs w:val="17"/>
-              </w:rPr>
-              <w:t>var.cdx.format</w:t>
-            </w:r>
-            <w:proofErr w:type="gramEnd"/>
-            <w:r>
-              <w:rPr>
-                <w:rFonts w:ascii="思源黑体 CN Normal" w:eastAsia="思源黑体 CN Normal" w:hAnsi="思源黑体 CN Normal"/>
-                <w:kern w:val="0"/>
-                <w:sz w:val="17"/>
-                <w:szCs w:val="17"/>
-              </w:rPr>
-              <w:t>1_forMP.</w:t>
+              <w:t>{%p if var.cdx.format1_forMP.</w:t>
             </w:r>
             <w:r>
               <w:rPr>
@@ -20326,27 +17542,15 @@
               </w:rPr>
               <w:t>{{[</w:t>
             </w:r>
-            <w:proofErr w:type="gramStart"/>
-            <w:r>
-              <w:rPr>
-                <w:rFonts w:ascii="思源黑体 CN Normal" w:eastAsia="思源黑体 CN Normal" w:hAnsi="思源黑体 CN Normal"/>
-                <w:color w:val="FF0000"/>
-                <w:kern w:val="0"/>
-                <w:sz w:val="17"/>
-                <w:szCs w:val="17"/>
-              </w:rPr>
-              <w:t>var.cdx.format</w:t>
-            </w:r>
-            <w:proofErr w:type="gramEnd"/>
-            <w:r>
-              <w:rPr>
-                <w:rFonts w:ascii="思源黑体 CN Normal" w:eastAsia="思源黑体 CN Normal" w:hAnsi="思源黑体 CN Normal"/>
-                <w:color w:val="FF0000"/>
-                <w:kern w:val="0"/>
-                <w:sz w:val="17"/>
-                <w:szCs w:val="17"/>
-              </w:rPr>
-              <w:t>1_forMP.</w:t>
+            <w:r>
+              <w:rPr>
+                <w:rFonts w:ascii="思源黑体 CN Normal" w:eastAsia="思源黑体 CN Normal" w:hAnsi="思源黑体 CN Normal"/>
+                <w:color w:val="FF0000"/>
+                <w:kern w:val="0"/>
+                <w:sz w:val="17"/>
+                <w:szCs w:val="17"/>
+              </w:rPr>
+              <w:t>var.cdx.format1_forMP.</w:t>
             </w:r>
             <w:r>
               <w:rPr>
@@ -20625,27 +17829,7 @@
                 <w:sz w:val="17"/>
                 <w:szCs w:val="17"/>
               </w:rPr>
-              <w:t xml:space="preserve">{%p if </w:t>
-            </w:r>
-            <w:proofErr w:type="gramStart"/>
-            <w:r>
-              <w:rPr>
-                <w:rFonts w:ascii="思源黑体 CN Normal" w:eastAsia="思源黑体 CN Normal" w:hAnsi="思源黑体 CN Normal"/>
-                <w:kern w:val="0"/>
-                <w:sz w:val="17"/>
-                <w:szCs w:val="17"/>
-              </w:rPr>
-              <w:t>var.cdx.format</w:t>
-            </w:r>
-            <w:proofErr w:type="gramEnd"/>
-            <w:r>
-              <w:rPr>
-                <w:rFonts w:ascii="思源黑体 CN Normal" w:eastAsia="思源黑体 CN Normal" w:hAnsi="思源黑体 CN Normal"/>
-                <w:kern w:val="0"/>
-                <w:sz w:val="17"/>
-                <w:szCs w:val="17"/>
-              </w:rPr>
-              <w:t>1_forMP.ERBB2_cn%}</w:t>
+              <w:t>{%p if var.cdx.format1_forMP.ERBB2_cn%}</w:t>
             </w:r>
           </w:p>
           <w:p>
@@ -20669,27 +17853,15 @@
               </w:rPr>
               <w:t>{{[</w:t>
             </w:r>
-            <w:proofErr w:type="gramStart"/>
-            <w:r>
-              <w:rPr>
-                <w:rFonts w:ascii="思源黑体 CN Normal" w:eastAsia="思源黑体 CN Normal" w:hAnsi="思源黑体 CN Normal"/>
-                <w:color w:val="FF0000"/>
-                <w:kern w:val="0"/>
-                <w:sz w:val="17"/>
-                <w:szCs w:val="17"/>
-              </w:rPr>
-              <w:t>var.cdx.format</w:t>
-            </w:r>
-            <w:proofErr w:type="gramEnd"/>
-            <w:r>
-              <w:rPr>
-                <w:rFonts w:ascii="思源黑体 CN Normal" w:eastAsia="思源黑体 CN Normal" w:hAnsi="思源黑体 CN Normal"/>
-                <w:color w:val="FF0000"/>
-                <w:kern w:val="0"/>
-                <w:sz w:val="17"/>
-                <w:szCs w:val="17"/>
-              </w:rPr>
-              <w:t>1_forMP.</w:t>
+            <w:r>
+              <w:rPr>
+                <w:rFonts w:ascii="思源黑体 CN Normal" w:eastAsia="思源黑体 CN Normal" w:hAnsi="思源黑体 CN Normal"/>
+                <w:color w:val="FF0000"/>
+                <w:kern w:val="0"/>
+                <w:sz w:val="17"/>
+                <w:szCs w:val="17"/>
+              </w:rPr>
+              <w:t>var.cdx.format1_forMP.</w:t>
             </w:r>
             <w:r>
               <w:rPr>
@@ -20938,26 +18110,6 @@
               </w:rPr>
               <w:t xml:space="preserve">{%p if </w:t>
             </w:r>
-            <w:proofErr w:type="gramStart"/>
-            <w:r>
-              <w:rPr>
-                <w:rFonts w:ascii="思源黑体 CN Normal" w:eastAsia="思源黑体 CN Normal" w:hAnsi="思源黑体 CN Normal"/>
-                <w:kern w:val="0"/>
-                <w:sz w:val="17"/>
-                <w:szCs w:val="17"/>
-              </w:rPr>
-              <w:t>var.cdx.format</w:t>
-            </w:r>
-            <w:proofErr w:type="gramEnd"/>
-            <w:r>
-              <w:rPr>
-                <w:rFonts w:ascii="思源黑体 CN Normal" w:eastAsia="思源黑体 CN Normal" w:hAnsi="思源黑体 CN Normal"/>
-                <w:kern w:val="0"/>
-                <w:sz w:val="17"/>
-                <w:szCs w:val="17"/>
-              </w:rPr>
-              <w:t>1_forMP.ERBB2_snvindel</w:t>
-            </w:r>
             <w:r>
               <w:rPr>
                 <w:rFonts w:ascii="思源黑体 CN Normal" w:eastAsia="思源黑体 CN Normal" w:hAnsi="思源黑体 CN Normal"/>
@@ -20966,7 +18118,7 @@
                 <w:szCs w:val="17"/>
               </w:rPr>
               <w:lastRenderedPageBreak/>
-              <w:t>%}</w:t>
+              <w:t>var.cdx.format1_forMP.ERBB2_snvindel%}</w:t>
             </w:r>
           </w:p>
           <w:p>
@@ -20990,27 +18142,15 @@
               </w:rPr>
               <w:t>{{[</w:t>
             </w:r>
-            <w:proofErr w:type="gramStart"/>
-            <w:r>
-              <w:rPr>
-                <w:rFonts w:ascii="思源黑体 CN Normal" w:eastAsia="思源黑体 CN Normal" w:hAnsi="思源黑体 CN Normal"/>
-                <w:color w:val="FF0000"/>
-                <w:kern w:val="0"/>
-                <w:sz w:val="17"/>
-                <w:szCs w:val="17"/>
-              </w:rPr>
-              <w:t>var.cdx.format</w:t>
-            </w:r>
-            <w:proofErr w:type="gramEnd"/>
-            <w:r>
-              <w:rPr>
-                <w:rFonts w:ascii="思源黑体 CN Normal" w:eastAsia="思源黑体 CN Normal" w:hAnsi="思源黑体 CN Normal"/>
-                <w:color w:val="FF0000"/>
-                <w:kern w:val="0"/>
-                <w:sz w:val="17"/>
-                <w:szCs w:val="17"/>
-              </w:rPr>
-              <w:t>1_forMP.E</w:t>
+            <w:r>
+              <w:rPr>
+                <w:rFonts w:ascii="思源黑体 CN Normal" w:eastAsia="思源黑体 CN Normal" w:hAnsi="思源黑体 CN Normal"/>
+                <w:color w:val="FF0000"/>
+                <w:kern w:val="0"/>
+                <w:sz w:val="17"/>
+                <w:szCs w:val="17"/>
+              </w:rPr>
+              <w:t>var.cdx.format1_forMP.E</w:t>
             </w:r>
             <w:r>
               <w:rPr>
@@ -21257,27 +18397,7 @@
                 <w:sz w:val="17"/>
                 <w:szCs w:val="17"/>
               </w:rPr>
-              <w:t xml:space="preserve">{%p if </w:t>
-            </w:r>
-            <w:proofErr w:type="gramStart"/>
-            <w:r>
-              <w:rPr>
-                <w:rFonts w:ascii="思源黑体 CN Normal" w:eastAsia="思源黑体 CN Normal" w:hAnsi="思源黑体 CN Normal"/>
-                <w:kern w:val="0"/>
-                <w:sz w:val="17"/>
-                <w:szCs w:val="17"/>
-              </w:rPr>
-              <w:t>var.cdx.format</w:t>
-            </w:r>
-            <w:proofErr w:type="gramEnd"/>
-            <w:r>
-              <w:rPr>
-                <w:rFonts w:ascii="思源黑体 CN Normal" w:eastAsia="思源黑体 CN Normal" w:hAnsi="思源黑体 CN Normal"/>
-                <w:kern w:val="0"/>
-                <w:sz w:val="17"/>
-                <w:szCs w:val="17"/>
-              </w:rPr>
-              <w:t>1_forMP.</w:t>
+              <w:t>{%p if var.cdx.format1_forMP.</w:t>
             </w:r>
             <w:r>
               <w:rPr>
@@ -21319,27 +18439,15 @@
               </w:rPr>
               <w:t>{{[</w:t>
             </w:r>
-            <w:proofErr w:type="gramStart"/>
-            <w:r>
-              <w:rPr>
-                <w:rFonts w:ascii="思源黑体 CN Normal" w:eastAsia="思源黑体 CN Normal" w:hAnsi="思源黑体 CN Normal"/>
-                <w:color w:val="FF0000"/>
-                <w:kern w:val="0"/>
-                <w:sz w:val="17"/>
-                <w:szCs w:val="17"/>
-              </w:rPr>
-              <w:t>var.cdx.format</w:t>
-            </w:r>
-            <w:proofErr w:type="gramEnd"/>
-            <w:r>
-              <w:rPr>
-                <w:rFonts w:ascii="思源黑体 CN Normal" w:eastAsia="思源黑体 CN Normal" w:hAnsi="思源黑体 CN Normal"/>
-                <w:color w:val="FF0000"/>
-                <w:kern w:val="0"/>
-                <w:sz w:val="17"/>
-                <w:szCs w:val="17"/>
-              </w:rPr>
-              <w:t>1_forMP.</w:t>
+            <w:r>
+              <w:rPr>
+                <w:rFonts w:ascii="思源黑体 CN Normal" w:eastAsia="思源黑体 CN Normal" w:hAnsi="思源黑体 CN Normal"/>
+                <w:color w:val="FF0000"/>
+                <w:kern w:val="0"/>
+                <w:sz w:val="17"/>
+                <w:szCs w:val="17"/>
+              </w:rPr>
+              <w:t>var.cdx.format1_forMP.</w:t>
             </w:r>
             <w:r>
               <w:rPr>
@@ -21605,27 +18713,7 @@
                 <w:sz w:val="17"/>
                 <w:szCs w:val="17"/>
               </w:rPr>
-              <w:t xml:space="preserve">{%p if </w:t>
-            </w:r>
-            <w:proofErr w:type="gramStart"/>
-            <w:r>
-              <w:rPr>
-                <w:rFonts w:ascii="思源黑体 CN Normal" w:eastAsia="思源黑体 CN Normal" w:hAnsi="思源黑体 CN Normal"/>
-                <w:kern w:val="0"/>
-                <w:sz w:val="17"/>
-                <w:szCs w:val="17"/>
-              </w:rPr>
-              <w:t>var.cdx.format</w:t>
-            </w:r>
-            <w:proofErr w:type="gramEnd"/>
-            <w:r>
-              <w:rPr>
-                <w:rFonts w:ascii="思源黑体 CN Normal" w:eastAsia="思源黑体 CN Normal" w:hAnsi="思源黑体 CN Normal"/>
-                <w:kern w:val="0"/>
-                <w:sz w:val="17"/>
-                <w:szCs w:val="17"/>
-              </w:rPr>
-              <w:t>1_forMP.PIK3CA_snv%}</w:t>
+              <w:t>{%p if var.cdx.format1_forMP.PIK3CA_snv%}</w:t>
             </w:r>
           </w:p>
           <w:p>
@@ -21649,27 +18737,15 @@
               </w:rPr>
               <w:t>{{[</w:t>
             </w:r>
-            <w:proofErr w:type="gramStart"/>
-            <w:r>
-              <w:rPr>
-                <w:rFonts w:ascii="思源黑体 CN Normal" w:eastAsia="思源黑体 CN Normal" w:hAnsi="思源黑体 CN Normal"/>
-                <w:color w:val="FF0000"/>
-                <w:kern w:val="0"/>
-                <w:sz w:val="17"/>
-                <w:szCs w:val="17"/>
-              </w:rPr>
-              <w:t>var.cdx.format</w:t>
-            </w:r>
-            <w:proofErr w:type="gramEnd"/>
-            <w:r>
-              <w:rPr>
-                <w:rFonts w:ascii="思源黑体 CN Normal" w:eastAsia="思源黑体 CN Normal" w:hAnsi="思源黑体 CN Normal"/>
-                <w:color w:val="FF0000"/>
-                <w:kern w:val="0"/>
-                <w:sz w:val="17"/>
-                <w:szCs w:val="17"/>
-              </w:rPr>
-              <w:t>1_forMP.</w:t>
+            <w:r>
+              <w:rPr>
+                <w:rFonts w:ascii="思源黑体 CN Normal" w:eastAsia="思源黑体 CN Normal" w:hAnsi="思源黑体 CN Normal"/>
+                <w:color w:val="FF0000"/>
+                <w:kern w:val="0"/>
+                <w:sz w:val="17"/>
+                <w:szCs w:val="17"/>
+              </w:rPr>
+              <w:t>var.cdx.format1_forMP.</w:t>
             </w:r>
             <w:r>
               <w:rPr>
@@ -21937,27 +19013,7 @@
                 <w:sz w:val="17"/>
                 <w:szCs w:val="17"/>
               </w:rPr>
-              <w:t xml:space="preserve">{%p if </w:t>
-            </w:r>
-            <w:proofErr w:type="gramStart"/>
-            <w:r>
-              <w:rPr>
-                <w:rFonts w:ascii="思源黑体 CN Normal" w:eastAsia="思源黑体 CN Normal" w:hAnsi="思源黑体 CN Normal"/>
-                <w:kern w:val="0"/>
-                <w:sz w:val="17"/>
-                <w:szCs w:val="17"/>
-              </w:rPr>
-              <w:t>var.cdx.format</w:t>
-            </w:r>
-            <w:proofErr w:type="gramEnd"/>
-            <w:r>
-              <w:rPr>
-                <w:rFonts w:ascii="思源黑体 CN Normal" w:eastAsia="思源黑体 CN Normal" w:hAnsi="思源黑体 CN Normal"/>
-                <w:kern w:val="0"/>
-                <w:sz w:val="17"/>
-                <w:szCs w:val="17"/>
-              </w:rPr>
-              <w:t>1_forMP.</w:t>
+              <w:t>{%p if var.cdx.format1_forMP.</w:t>
             </w:r>
             <w:r>
               <w:rPr>
@@ -22008,27 +19064,15 @@
               </w:rPr>
               <w:t>{{[</w:t>
             </w:r>
-            <w:proofErr w:type="gramStart"/>
-            <w:r>
-              <w:rPr>
-                <w:rFonts w:ascii="思源黑体 CN Normal" w:eastAsia="思源黑体 CN Normal" w:hAnsi="思源黑体 CN Normal"/>
-                <w:color w:val="FF0000"/>
-                <w:kern w:val="0"/>
-                <w:sz w:val="17"/>
-                <w:szCs w:val="17"/>
-              </w:rPr>
-              <w:t>var.cdx.format</w:t>
-            </w:r>
-            <w:proofErr w:type="gramEnd"/>
-            <w:r>
-              <w:rPr>
-                <w:rFonts w:ascii="思源黑体 CN Normal" w:eastAsia="思源黑体 CN Normal" w:hAnsi="思源黑体 CN Normal"/>
-                <w:color w:val="FF0000"/>
-                <w:kern w:val="0"/>
-                <w:sz w:val="17"/>
-                <w:szCs w:val="17"/>
-              </w:rPr>
-              <w:t>1_forMP.</w:t>
+            <w:r>
+              <w:rPr>
+                <w:rFonts w:ascii="思源黑体 CN Normal" w:eastAsia="思源黑体 CN Normal" w:hAnsi="思源黑体 CN Normal"/>
+                <w:color w:val="FF0000"/>
+                <w:kern w:val="0"/>
+                <w:sz w:val="17"/>
+                <w:szCs w:val="17"/>
+              </w:rPr>
+              <w:t>var.cdx.format1_forMP.</w:t>
             </w:r>
             <w:r>
               <w:rPr>
@@ -22295,27 +19339,7 @@
                 <w:sz w:val="17"/>
                 <w:szCs w:val="17"/>
               </w:rPr>
-              <w:t xml:space="preserve">{%p if </w:t>
-            </w:r>
-            <w:proofErr w:type="gramStart"/>
-            <w:r>
-              <w:rPr>
-                <w:rFonts w:ascii="思源黑体 CN Normal" w:eastAsia="思源黑体 CN Normal" w:hAnsi="思源黑体 CN Normal"/>
-                <w:kern w:val="0"/>
-                <w:sz w:val="17"/>
-                <w:szCs w:val="17"/>
-              </w:rPr>
-              <w:t>var.cdx.format</w:t>
-            </w:r>
-            <w:proofErr w:type="gramEnd"/>
-            <w:r>
-              <w:rPr>
-                <w:rFonts w:ascii="思源黑体 CN Normal" w:eastAsia="思源黑体 CN Normal" w:hAnsi="思源黑体 CN Normal"/>
-                <w:kern w:val="0"/>
-                <w:sz w:val="17"/>
-                <w:szCs w:val="17"/>
-              </w:rPr>
-              <w:t>1_forMP.</w:t>
+              <w:t>{%p if var.cdx.format1_forMP.</w:t>
             </w:r>
             <w:r>
               <w:rPr>
@@ -22357,27 +19381,15 @@
               </w:rPr>
               <w:t>{{[</w:t>
             </w:r>
-            <w:proofErr w:type="gramStart"/>
-            <w:r>
-              <w:rPr>
-                <w:rFonts w:ascii="思源黑体 CN Normal" w:eastAsia="思源黑体 CN Normal" w:hAnsi="思源黑体 CN Normal"/>
-                <w:color w:val="FF0000"/>
-                <w:kern w:val="0"/>
-                <w:sz w:val="17"/>
-                <w:szCs w:val="17"/>
-              </w:rPr>
-              <w:t>var.cdx.format</w:t>
-            </w:r>
-            <w:proofErr w:type="gramEnd"/>
-            <w:r>
-              <w:rPr>
-                <w:rFonts w:ascii="思源黑体 CN Normal" w:eastAsia="思源黑体 CN Normal" w:hAnsi="思源黑体 CN Normal"/>
-                <w:color w:val="FF0000"/>
-                <w:kern w:val="0"/>
-                <w:sz w:val="17"/>
-                <w:szCs w:val="17"/>
-              </w:rPr>
-              <w:t>1_forMP.</w:t>
+            <w:r>
+              <w:rPr>
+                <w:rFonts w:ascii="思源黑体 CN Normal" w:eastAsia="思源黑体 CN Normal" w:hAnsi="思源黑体 CN Normal"/>
+                <w:color w:val="FF0000"/>
+                <w:kern w:val="0"/>
+                <w:sz w:val="17"/>
+                <w:szCs w:val="17"/>
+              </w:rPr>
+              <w:t>var.cdx.format1_forMP.</w:t>
             </w:r>
             <w:r>
               <w:rPr>
@@ -22685,18 +19697,7 @@
                 <w:sz w:val="17"/>
                 <w:szCs w:val="17"/>
               </w:rPr>
-              <w:t>_</w:t>
-            </w:r>
-            <w:proofErr w:type="gramStart"/>
-            <w:r>
-              <w:rPr>
-                <w:rFonts w:ascii="思源黑体 CN Normal" w:eastAsia="思源黑体 CN Normal" w:hAnsi="思源黑体 CN Normal"/>
-                <w:color w:val="FF0000"/>
-                <w:kern w:val="0"/>
-                <w:sz w:val="17"/>
-                <w:szCs w:val="17"/>
-              </w:rPr>
-              <w:t>snvindel</w:t>
+              <w:t>_snvindel</w:t>
             </w:r>
             <w:r>
               <w:rPr>
@@ -22716,18 +19717,7 @@
                 <w:sz w:val="17"/>
                 <w:szCs w:val="17"/>
               </w:rPr>
-              <w:t>sample</w:t>
-            </w:r>
-            <w:proofErr w:type="gramEnd"/>
-            <w:r>
-              <w:rPr>
-                <w:rFonts w:ascii="思源黑体 CN Normal" w:eastAsia="思源黑体 CN Normal" w:hAnsi="思源黑体 CN Normal"/>
-                <w:color w:val="FF0000"/>
-                <w:kern w:val="0"/>
-                <w:sz w:val="17"/>
-                <w:szCs w:val="17"/>
-              </w:rPr>
-              <w:t>]|cdx_type1</w:t>
+              <w:t>sample]|cdx_type1</w:t>
             </w:r>
             <w:r>
               <w:rPr>
@@ -22943,27 +19933,7 @@
                 <w:sz w:val="17"/>
                 <w:szCs w:val="17"/>
               </w:rPr>
-              <w:t xml:space="preserve">{%p if </w:t>
-            </w:r>
-            <w:proofErr w:type="gramStart"/>
-            <w:r>
-              <w:rPr>
-                <w:rFonts w:ascii="思源黑体 CN Normal" w:eastAsia="思源黑体 CN Normal" w:hAnsi="思源黑体 CN Normal"/>
-                <w:kern w:val="0"/>
-                <w:sz w:val="17"/>
-                <w:szCs w:val="17"/>
-              </w:rPr>
-              <w:t>var.cdx.format</w:t>
-            </w:r>
-            <w:proofErr w:type="gramEnd"/>
-            <w:r>
-              <w:rPr>
-                <w:rFonts w:ascii="思源黑体 CN Normal" w:eastAsia="思源黑体 CN Normal" w:hAnsi="思源黑体 CN Normal"/>
-                <w:kern w:val="0"/>
-                <w:sz w:val="17"/>
-                <w:szCs w:val="17"/>
-              </w:rPr>
-              <w:t>1_forMP.</w:t>
+              <w:t>{%p if var.cdx.format1_forMP.</w:t>
             </w:r>
             <w:r>
               <w:rPr>
@@ -23003,40 +19973,18 @@
                 <w:sz w:val="17"/>
                 <w:szCs w:val="17"/>
               </w:rPr>
+              <w:lastRenderedPageBreak/>
               <w:t>{{[</w:t>
             </w:r>
-            <w:proofErr w:type="gramStart"/>
-            <w:r>
-              <w:rPr>
-                <w:rFonts w:ascii="思源黑体 CN Normal" w:eastAsia="思源黑体 CN Normal" w:hAnsi="思源黑体 CN Normal"/>
-                <w:color w:val="FF0000"/>
-                <w:kern w:val="0"/>
-                <w:sz w:val="17"/>
-                <w:szCs w:val="17"/>
-              </w:rPr>
-              <w:t>var.cdx.format</w:t>
-            </w:r>
-            <w:proofErr w:type="gramEnd"/>
-            <w:r>
-              <w:rPr>
-                <w:rFonts w:ascii="思源黑体 CN Normal" w:eastAsia="思源黑体 CN Normal" w:hAnsi="思源黑体 CN Normal"/>
-                <w:color w:val="FF0000"/>
-                <w:kern w:val="0"/>
-                <w:sz w:val="17"/>
-                <w:szCs w:val="17"/>
-              </w:rPr>
-              <w:t>1_forMP.PDGFRA_snvin</w:t>
-            </w:r>
-            <w:r>
-              <w:rPr>
-                <w:rFonts w:ascii="思源黑体 CN Normal" w:eastAsia="思源黑体 CN Normal" w:hAnsi="思源黑体 CN Normal"/>
-                <w:color w:val="FF0000"/>
-                <w:kern w:val="0"/>
-                <w:sz w:val="17"/>
-                <w:szCs w:val="17"/>
-              </w:rPr>
-              <w:lastRenderedPageBreak/>
-              <w:t>del</w:t>
+            <w:r>
+              <w:rPr>
+                <w:rFonts w:ascii="思源黑体 CN Normal" w:eastAsia="思源黑体 CN Normal" w:hAnsi="思源黑体 CN Normal"/>
+                <w:color w:val="FF0000"/>
+                <w:kern w:val="0"/>
+                <w:sz w:val="17"/>
+                <w:szCs w:val="17"/>
+              </w:rPr>
+              <w:t>var.cdx.format1_forMP.PDGFRA_snvindel</w:t>
             </w:r>
             <w:r>
               <w:rPr>
@@ -23274,27 +20222,7 @@
                 <w:sz w:val="17"/>
                 <w:szCs w:val="17"/>
               </w:rPr>
-              <w:t xml:space="preserve">{%p if </w:t>
-            </w:r>
-            <w:proofErr w:type="gramStart"/>
-            <w:r>
-              <w:rPr>
-                <w:rFonts w:ascii="思源黑体 CN Normal" w:eastAsia="思源黑体 CN Normal" w:hAnsi="思源黑体 CN Normal"/>
-                <w:kern w:val="0"/>
-                <w:sz w:val="17"/>
-                <w:szCs w:val="17"/>
-              </w:rPr>
-              <w:t>var.cdx.format</w:t>
-            </w:r>
-            <w:proofErr w:type="gramEnd"/>
-            <w:r>
-              <w:rPr>
-                <w:rFonts w:ascii="思源黑体 CN Normal" w:eastAsia="思源黑体 CN Normal" w:hAnsi="思源黑体 CN Normal"/>
-                <w:kern w:val="0"/>
-                <w:sz w:val="17"/>
-                <w:szCs w:val="17"/>
-              </w:rPr>
-              <w:t>1_forMP.FGFR2_sv%}</w:t>
+              <w:t>{%p if var.cdx.format1_forMP.FGFR2_sv%}</w:t>
             </w:r>
           </w:p>
           <w:p>
@@ -23318,27 +20246,15 @@
               </w:rPr>
               <w:t>{{[</w:t>
             </w:r>
-            <w:proofErr w:type="gramStart"/>
-            <w:r>
-              <w:rPr>
-                <w:rFonts w:ascii="思源黑体 CN Normal" w:eastAsia="思源黑体 CN Normal" w:hAnsi="思源黑体 CN Normal"/>
-                <w:color w:val="FF0000"/>
-                <w:kern w:val="0"/>
-                <w:sz w:val="17"/>
-                <w:szCs w:val="17"/>
-              </w:rPr>
-              <w:t>var.cdx.format</w:t>
-            </w:r>
-            <w:proofErr w:type="gramEnd"/>
-            <w:r>
-              <w:rPr>
-                <w:rFonts w:ascii="思源黑体 CN Normal" w:eastAsia="思源黑体 CN Normal" w:hAnsi="思源黑体 CN Normal"/>
-                <w:color w:val="FF0000"/>
-                <w:kern w:val="0"/>
-                <w:sz w:val="17"/>
-                <w:szCs w:val="17"/>
-              </w:rPr>
-              <w:t>1_forMP.</w:t>
+            <w:r>
+              <w:rPr>
+                <w:rFonts w:ascii="思源黑体 CN Normal" w:eastAsia="思源黑体 CN Normal" w:hAnsi="思源黑体 CN Normal"/>
+                <w:color w:val="FF0000"/>
+                <w:kern w:val="0"/>
+                <w:sz w:val="17"/>
+                <w:szCs w:val="17"/>
+              </w:rPr>
+              <w:t>var.cdx.format1_forMP.</w:t>
             </w:r>
             <w:r>
               <w:rPr>
@@ -23573,27 +20489,7 @@
                 <w:sz w:val="17"/>
                 <w:szCs w:val="17"/>
               </w:rPr>
-              <w:t xml:space="preserve">{%p if </w:t>
-            </w:r>
-            <w:proofErr w:type="gramStart"/>
-            <w:r>
-              <w:rPr>
-                <w:rFonts w:ascii="思源黑体 CN Normal" w:eastAsia="思源黑体 CN Normal" w:hAnsi="思源黑体 CN Normal"/>
-                <w:kern w:val="0"/>
-                <w:sz w:val="17"/>
-                <w:szCs w:val="17"/>
-              </w:rPr>
-              <w:t>var.cdx.format</w:t>
-            </w:r>
-            <w:proofErr w:type="gramEnd"/>
-            <w:r>
-              <w:rPr>
-                <w:rFonts w:ascii="思源黑体 CN Normal" w:eastAsia="思源黑体 CN Normal" w:hAnsi="思源黑体 CN Normal"/>
-                <w:kern w:val="0"/>
-                <w:sz w:val="17"/>
-                <w:szCs w:val="17"/>
-              </w:rPr>
-              <w:t>1_forMP.FGFR2_snv%}</w:t>
+              <w:t>{%p if var.cdx.format1_forMP.FGFR2_snv%}</w:t>
             </w:r>
           </w:p>
           <w:p>
@@ -23617,27 +20513,15 @@
               </w:rPr>
               <w:t>{{[</w:t>
             </w:r>
-            <w:proofErr w:type="gramStart"/>
-            <w:r>
-              <w:rPr>
-                <w:rFonts w:ascii="思源黑体 CN Normal" w:eastAsia="思源黑体 CN Normal" w:hAnsi="思源黑体 CN Normal"/>
-                <w:color w:val="FF0000"/>
-                <w:kern w:val="0"/>
-                <w:sz w:val="17"/>
-                <w:szCs w:val="17"/>
-              </w:rPr>
-              <w:t>var.cdx.format</w:t>
-            </w:r>
-            <w:proofErr w:type="gramEnd"/>
-            <w:r>
-              <w:rPr>
-                <w:rFonts w:ascii="思源黑体 CN Normal" w:eastAsia="思源黑体 CN Normal" w:hAnsi="思源黑体 CN Normal"/>
-                <w:color w:val="FF0000"/>
-                <w:kern w:val="0"/>
-                <w:sz w:val="17"/>
-                <w:szCs w:val="17"/>
-              </w:rPr>
-              <w:t>1_forMP.</w:t>
+            <w:r>
+              <w:rPr>
+                <w:rFonts w:ascii="思源黑体 CN Normal" w:eastAsia="思源黑体 CN Normal" w:hAnsi="思源黑体 CN Normal"/>
+                <w:color w:val="FF0000"/>
+                <w:kern w:val="0"/>
+                <w:sz w:val="17"/>
+                <w:szCs w:val="17"/>
+              </w:rPr>
+              <w:t>var.cdx.format1_forMP.</w:t>
             </w:r>
             <w:r>
               <w:rPr>
@@ -23894,27 +20778,7 @@
                 <w:sz w:val="17"/>
                 <w:szCs w:val="17"/>
               </w:rPr>
-              <w:t xml:space="preserve">{%p if </w:t>
-            </w:r>
-            <w:proofErr w:type="gramStart"/>
-            <w:r>
-              <w:rPr>
-                <w:rFonts w:ascii="思源黑体 CN Normal" w:eastAsia="思源黑体 CN Normal" w:hAnsi="思源黑体 CN Normal"/>
-                <w:kern w:val="0"/>
-                <w:sz w:val="17"/>
-                <w:szCs w:val="17"/>
-              </w:rPr>
-              <w:t>var.cdx.format</w:t>
-            </w:r>
-            <w:proofErr w:type="gramEnd"/>
-            <w:r>
-              <w:rPr>
-                <w:rFonts w:ascii="思源黑体 CN Normal" w:eastAsia="思源黑体 CN Normal" w:hAnsi="思源黑体 CN Normal"/>
-                <w:kern w:val="0"/>
-                <w:sz w:val="17"/>
-                <w:szCs w:val="17"/>
-              </w:rPr>
-              <w:t>1_forMP.FGFR3_sv%}</w:t>
+              <w:t>{%p if var.cdx.format1_forMP.FGFR3_sv%}</w:t>
             </w:r>
           </w:p>
           <w:p>
@@ -23938,27 +20802,15 @@
               </w:rPr>
               <w:t>{{[</w:t>
             </w:r>
-            <w:proofErr w:type="gramStart"/>
-            <w:r>
-              <w:rPr>
-                <w:rFonts w:ascii="思源黑体 CN Normal" w:eastAsia="思源黑体 CN Normal" w:hAnsi="思源黑体 CN Normal"/>
-                <w:color w:val="FF0000"/>
-                <w:kern w:val="0"/>
-                <w:sz w:val="17"/>
-                <w:szCs w:val="17"/>
-              </w:rPr>
-              <w:t>var.cdx.format</w:t>
-            </w:r>
-            <w:proofErr w:type="gramEnd"/>
-            <w:r>
-              <w:rPr>
-                <w:rFonts w:ascii="思源黑体 CN Normal" w:eastAsia="思源黑体 CN Normal" w:hAnsi="思源黑体 CN Normal"/>
-                <w:color w:val="FF0000"/>
-                <w:kern w:val="0"/>
-                <w:sz w:val="17"/>
-                <w:szCs w:val="17"/>
-              </w:rPr>
-              <w:t>1_forMP.</w:t>
+            <w:r>
+              <w:rPr>
+                <w:rFonts w:ascii="思源黑体 CN Normal" w:eastAsia="思源黑体 CN Normal" w:hAnsi="思源黑体 CN Normal"/>
+                <w:color w:val="FF0000"/>
+                <w:kern w:val="0"/>
+                <w:sz w:val="17"/>
+                <w:szCs w:val="17"/>
+              </w:rPr>
+              <w:t>var.cdx.format1_forMP.</w:t>
             </w:r>
             <w:r>
               <w:rPr>
@@ -24193,27 +21045,7 @@
                 <w:sz w:val="17"/>
                 <w:szCs w:val="17"/>
               </w:rPr>
-              <w:t xml:space="preserve">{%p if </w:t>
-            </w:r>
-            <w:proofErr w:type="gramStart"/>
-            <w:r>
-              <w:rPr>
-                <w:rFonts w:ascii="思源黑体 CN Normal" w:eastAsia="思源黑体 CN Normal" w:hAnsi="思源黑体 CN Normal"/>
-                <w:kern w:val="0"/>
-                <w:sz w:val="17"/>
-                <w:szCs w:val="17"/>
-              </w:rPr>
-              <w:t>var.cdx.format</w:t>
-            </w:r>
-            <w:proofErr w:type="gramEnd"/>
-            <w:r>
-              <w:rPr>
-                <w:rFonts w:ascii="思源黑体 CN Normal" w:eastAsia="思源黑体 CN Normal" w:hAnsi="思源黑体 CN Normal"/>
-                <w:kern w:val="0"/>
-                <w:sz w:val="17"/>
-                <w:szCs w:val="17"/>
-              </w:rPr>
-              <w:t>1_forMP.FGFR3_snv%}</w:t>
+              <w:t>{%p if var.cdx.format1_forMP.FGFR3_snv%}</w:t>
             </w:r>
           </w:p>
           <w:p>
@@ -24237,27 +21069,15 @@
               </w:rPr>
               <w:t>{{[</w:t>
             </w:r>
-            <w:proofErr w:type="gramStart"/>
-            <w:r>
-              <w:rPr>
-                <w:rFonts w:ascii="思源黑体 CN Normal" w:eastAsia="思源黑体 CN Normal" w:hAnsi="思源黑体 CN Normal"/>
-                <w:color w:val="FF0000"/>
-                <w:kern w:val="0"/>
-                <w:sz w:val="17"/>
-                <w:szCs w:val="17"/>
-              </w:rPr>
-              <w:t>var.cdx.format</w:t>
-            </w:r>
-            <w:proofErr w:type="gramEnd"/>
-            <w:r>
-              <w:rPr>
-                <w:rFonts w:ascii="思源黑体 CN Normal" w:eastAsia="思源黑体 CN Normal" w:hAnsi="思源黑体 CN Normal"/>
-                <w:color w:val="FF0000"/>
-                <w:kern w:val="0"/>
-                <w:sz w:val="17"/>
-                <w:szCs w:val="17"/>
-              </w:rPr>
-              <w:t>1_forMP.</w:t>
+            <w:r>
+              <w:rPr>
+                <w:rFonts w:ascii="思源黑体 CN Normal" w:eastAsia="思源黑体 CN Normal" w:hAnsi="思源黑体 CN Normal"/>
+                <w:color w:val="FF0000"/>
+                <w:kern w:val="0"/>
+                <w:sz w:val="17"/>
+                <w:szCs w:val="17"/>
+              </w:rPr>
+              <w:t>var.cdx.format1_forMP.</w:t>
             </w:r>
             <w:r>
               <w:rPr>
@@ -24502,27 +21322,7 @@
                 <w:sz w:val="17"/>
                 <w:szCs w:val="17"/>
               </w:rPr>
-              <w:t xml:space="preserve">{%p if </w:t>
-            </w:r>
-            <w:proofErr w:type="gramStart"/>
-            <w:r>
-              <w:rPr>
-                <w:rFonts w:ascii="思源黑体 CN Normal" w:eastAsia="思源黑体 CN Normal" w:hAnsi="思源黑体 CN Normal"/>
-                <w:kern w:val="0"/>
-                <w:sz w:val="17"/>
-                <w:szCs w:val="17"/>
-              </w:rPr>
-              <w:t>var.cdx.format</w:t>
-            </w:r>
-            <w:proofErr w:type="gramEnd"/>
-            <w:r>
-              <w:rPr>
-                <w:rFonts w:ascii="思源黑体 CN Normal" w:eastAsia="思源黑体 CN Normal" w:hAnsi="思源黑体 CN Normal"/>
-                <w:kern w:val="0"/>
-                <w:sz w:val="17"/>
-                <w:szCs w:val="17"/>
-              </w:rPr>
-              <w:t>1_forMP.NTRK1_sv%}</w:t>
+              <w:t>{%p if var.cdx.format1_forMP.NTRK1_sv%}</w:t>
             </w:r>
           </w:p>
           <w:p>
@@ -24546,27 +21346,15 @@
               </w:rPr>
               <w:t>{{[</w:t>
             </w:r>
-            <w:proofErr w:type="gramStart"/>
-            <w:r>
-              <w:rPr>
-                <w:rFonts w:ascii="思源黑体 CN Normal" w:eastAsia="思源黑体 CN Normal" w:hAnsi="思源黑体 CN Normal"/>
-                <w:color w:val="FF0000"/>
-                <w:kern w:val="0"/>
-                <w:sz w:val="17"/>
-                <w:szCs w:val="17"/>
-              </w:rPr>
-              <w:t>var.cdx.format</w:t>
-            </w:r>
-            <w:proofErr w:type="gramEnd"/>
-            <w:r>
-              <w:rPr>
-                <w:rFonts w:ascii="思源黑体 CN Normal" w:eastAsia="思源黑体 CN Normal" w:hAnsi="思源黑体 CN Normal"/>
-                <w:color w:val="FF0000"/>
-                <w:kern w:val="0"/>
-                <w:sz w:val="17"/>
-                <w:szCs w:val="17"/>
-              </w:rPr>
-              <w:t>1_forMP.</w:t>
+            <w:r>
+              <w:rPr>
+                <w:rFonts w:ascii="思源黑体 CN Normal" w:eastAsia="思源黑体 CN Normal" w:hAnsi="思源黑体 CN Normal"/>
+                <w:color w:val="FF0000"/>
+                <w:kern w:val="0"/>
+                <w:sz w:val="17"/>
+                <w:szCs w:val="17"/>
+              </w:rPr>
+              <w:t>var.cdx.format1_forMP.</w:t>
             </w:r>
             <w:r>
               <w:rPr>
@@ -24812,27 +21600,7 @@
                 <w:sz w:val="17"/>
                 <w:szCs w:val="17"/>
               </w:rPr>
-              <w:t xml:space="preserve">{%p if </w:t>
-            </w:r>
-            <w:proofErr w:type="gramStart"/>
-            <w:r>
-              <w:rPr>
-                <w:rFonts w:ascii="思源黑体 CN Normal" w:eastAsia="思源黑体 CN Normal" w:hAnsi="思源黑体 CN Normal"/>
-                <w:kern w:val="0"/>
-                <w:sz w:val="17"/>
-                <w:szCs w:val="17"/>
-              </w:rPr>
-              <w:t>var.cdx.format</w:t>
-            </w:r>
-            <w:proofErr w:type="gramEnd"/>
-            <w:r>
-              <w:rPr>
-                <w:rFonts w:ascii="思源黑体 CN Normal" w:eastAsia="思源黑体 CN Normal" w:hAnsi="思源黑体 CN Normal"/>
-                <w:kern w:val="0"/>
-                <w:sz w:val="17"/>
-                <w:szCs w:val="17"/>
-              </w:rPr>
-              <w:t>1_forMP.NTRK2_sv%}</w:t>
+              <w:t>{%p if var.cdx.format1_forMP.NTRK2_sv%}</w:t>
             </w:r>
           </w:p>
           <w:p>
@@ -24856,27 +21624,15 @@
               </w:rPr>
               <w:t>{{[</w:t>
             </w:r>
-            <w:proofErr w:type="gramStart"/>
-            <w:r>
-              <w:rPr>
-                <w:rFonts w:ascii="思源黑体 CN Normal" w:eastAsia="思源黑体 CN Normal" w:hAnsi="思源黑体 CN Normal"/>
-                <w:color w:val="FF0000"/>
-                <w:kern w:val="0"/>
-                <w:sz w:val="17"/>
-                <w:szCs w:val="17"/>
-              </w:rPr>
-              <w:t>var.cdx.format</w:t>
-            </w:r>
-            <w:proofErr w:type="gramEnd"/>
-            <w:r>
-              <w:rPr>
-                <w:rFonts w:ascii="思源黑体 CN Normal" w:eastAsia="思源黑体 CN Normal" w:hAnsi="思源黑体 CN Normal"/>
-                <w:color w:val="FF0000"/>
-                <w:kern w:val="0"/>
-                <w:sz w:val="17"/>
-                <w:szCs w:val="17"/>
-              </w:rPr>
-              <w:t>1_forMP.</w:t>
+            <w:r>
+              <w:rPr>
+                <w:rFonts w:ascii="思源黑体 CN Normal" w:eastAsia="思源黑体 CN Normal" w:hAnsi="思源黑体 CN Normal"/>
+                <w:color w:val="FF0000"/>
+                <w:kern w:val="0"/>
+                <w:sz w:val="17"/>
+                <w:szCs w:val="17"/>
+              </w:rPr>
+              <w:t>var.cdx.format1_forMP.</w:t>
             </w:r>
             <w:r>
               <w:rPr>
@@ -24995,6 +21751,7 @@
                 <w:sz w:val="17"/>
                 <w:szCs w:val="17"/>
               </w:rPr>
+              <w:lastRenderedPageBreak/>
               <w:t>{%p</w:t>
             </w:r>
             <w:r>
@@ -25122,27 +21879,7 @@
                 <w:sz w:val="17"/>
                 <w:szCs w:val="17"/>
               </w:rPr>
-              <w:t xml:space="preserve">{%p if </w:t>
-            </w:r>
-            <w:proofErr w:type="gramStart"/>
-            <w:r>
-              <w:rPr>
-                <w:rFonts w:ascii="思源黑体 CN Normal" w:eastAsia="思源黑体 CN Normal" w:hAnsi="思源黑体 CN Normal"/>
-                <w:kern w:val="0"/>
-                <w:sz w:val="17"/>
-                <w:szCs w:val="17"/>
-              </w:rPr>
-              <w:t>var.cdx.format</w:t>
-            </w:r>
-            <w:proofErr w:type="gramEnd"/>
-            <w:r>
-              <w:rPr>
-                <w:rFonts w:ascii="思源黑体 CN Normal" w:eastAsia="思源黑体 CN Normal" w:hAnsi="思源黑体 CN Normal"/>
-                <w:kern w:val="0"/>
-                <w:sz w:val="17"/>
-                <w:szCs w:val="17"/>
-              </w:rPr>
-              <w:t>1_forMP.NTRK3_sv%}</w:t>
+              <w:t>{%p if var.cdx.format1_forMP.NTRK3_sv%}</w:t>
             </w:r>
           </w:p>
           <w:p>
@@ -25166,27 +21903,15 @@
               </w:rPr>
               <w:t>{{[</w:t>
             </w:r>
-            <w:proofErr w:type="gramStart"/>
-            <w:r>
-              <w:rPr>
-                <w:rFonts w:ascii="思源黑体 CN Normal" w:eastAsia="思源黑体 CN Normal" w:hAnsi="思源黑体 CN Normal"/>
-                <w:color w:val="FF0000"/>
-                <w:kern w:val="0"/>
-                <w:sz w:val="17"/>
-                <w:szCs w:val="17"/>
-              </w:rPr>
-              <w:t>var.cdx.format</w:t>
-            </w:r>
-            <w:proofErr w:type="gramEnd"/>
-            <w:r>
-              <w:rPr>
-                <w:rFonts w:ascii="思源黑体 CN Normal" w:eastAsia="思源黑体 CN Normal" w:hAnsi="思源黑体 CN Normal"/>
-                <w:color w:val="FF0000"/>
-                <w:kern w:val="0"/>
-                <w:sz w:val="17"/>
-                <w:szCs w:val="17"/>
-              </w:rPr>
-              <w:t>1_forMP.</w:t>
+            <w:r>
+              <w:rPr>
+                <w:rFonts w:ascii="思源黑体 CN Normal" w:eastAsia="思源黑体 CN Normal" w:hAnsi="思源黑体 CN Normal"/>
+                <w:color w:val="FF0000"/>
+                <w:kern w:val="0"/>
+                <w:sz w:val="17"/>
+                <w:szCs w:val="17"/>
+              </w:rPr>
+              <w:t>var.cdx.format1_forMP.</w:t>
             </w:r>
             <w:r>
               <w:rPr>
@@ -25442,27 +22167,7 @@
                 <w:sz w:val="17"/>
                 <w:szCs w:val="17"/>
               </w:rPr>
-              <w:t xml:space="preserve">{%p if </w:t>
-            </w:r>
-            <w:proofErr w:type="gramStart"/>
-            <w:r>
-              <w:rPr>
-                <w:rFonts w:ascii="思源黑体 CN Normal" w:eastAsia="思源黑体 CN Normal" w:hAnsi="思源黑体 CN Normal"/>
-                <w:kern w:val="0"/>
-                <w:sz w:val="17"/>
-                <w:szCs w:val="17"/>
-              </w:rPr>
-              <w:t>var.cdx.format</w:t>
-            </w:r>
-            <w:proofErr w:type="gramEnd"/>
-            <w:r>
-              <w:rPr>
-                <w:rFonts w:ascii="思源黑体 CN Normal" w:eastAsia="思源黑体 CN Normal" w:hAnsi="思源黑体 CN Normal"/>
-                <w:kern w:val="0"/>
-                <w:sz w:val="17"/>
-                <w:szCs w:val="17"/>
-              </w:rPr>
-              <w:t>1_forMP.IDH1_snv%}</w:t>
+              <w:t>{%p if var.cdx.format1_forMP.IDH1_snv%}</w:t>
             </w:r>
           </w:p>
           <w:p>
@@ -25486,27 +22191,15 @@
               </w:rPr>
               <w:t>{{[</w:t>
             </w:r>
-            <w:proofErr w:type="gramStart"/>
-            <w:r>
-              <w:rPr>
-                <w:rFonts w:ascii="思源黑体 CN Normal" w:eastAsia="思源黑体 CN Normal" w:hAnsi="思源黑体 CN Normal"/>
-                <w:color w:val="FF0000"/>
-                <w:kern w:val="0"/>
-                <w:sz w:val="17"/>
-                <w:szCs w:val="17"/>
-              </w:rPr>
-              <w:t>var.cdx.format</w:t>
-            </w:r>
-            <w:proofErr w:type="gramEnd"/>
-            <w:r>
-              <w:rPr>
-                <w:rFonts w:ascii="思源黑体 CN Normal" w:eastAsia="思源黑体 CN Normal" w:hAnsi="思源黑体 CN Normal"/>
-                <w:color w:val="FF0000"/>
-                <w:kern w:val="0"/>
-                <w:sz w:val="17"/>
-                <w:szCs w:val="17"/>
-              </w:rPr>
-              <w:t>1_forMP.</w:t>
+            <w:r>
+              <w:rPr>
+                <w:rFonts w:ascii="思源黑体 CN Normal" w:eastAsia="思源黑体 CN Normal" w:hAnsi="思源黑体 CN Normal"/>
+                <w:color w:val="FF0000"/>
+                <w:kern w:val="0"/>
+                <w:sz w:val="17"/>
+                <w:szCs w:val="17"/>
+              </w:rPr>
+              <w:t>var.cdx.format1_forMP.</w:t>
             </w:r>
             <w:r>
               <w:rPr>
@@ -25762,27 +22455,7 @@
                 <w:sz w:val="17"/>
                 <w:szCs w:val="17"/>
               </w:rPr>
-              <w:t xml:space="preserve">{%p if </w:t>
-            </w:r>
-            <w:proofErr w:type="gramStart"/>
-            <w:r>
-              <w:rPr>
-                <w:rFonts w:ascii="思源黑体 CN Normal" w:eastAsia="思源黑体 CN Normal" w:hAnsi="思源黑体 CN Normal"/>
-                <w:kern w:val="0"/>
-                <w:sz w:val="17"/>
-                <w:szCs w:val="17"/>
-              </w:rPr>
-              <w:t>var.cdx.format</w:t>
-            </w:r>
-            <w:proofErr w:type="gramEnd"/>
-            <w:r>
-              <w:rPr>
-                <w:rFonts w:ascii="思源黑体 CN Normal" w:eastAsia="思源黑体 CN Normal" w:hAnsi="思源黑体 CN Normal"/>
-                <w:kern w:val="0"/>
-                <w:sz w:val="17"/>
-                <w:szCs w:val="17"/>
-              </w:rPr>
-              <w:t>1_forMP.IDH2_snv%}</w:t>
+              <w:t>{%p if var.cdx.format1_forMP.IDH2_snv%}</w:t>
             </w:r>
           </w:p>
           <w:p>
@@ -25806,27 +22479,15 @@
               </w:rPr>
               <w:t>{{[</w:t>
             </w:r>
-            <w:proofErr w:type="gramStart"/>
-            <w:r>
-              <w:rPr>
-                <w:rFonts w:ascii="思源黑体 CN Normal" w:eastAsia="思源黑体 CN Normal" w:hAnsi="思源黑体 CN Normal"/>
-                <w:color w:val="FF0000"/>
-                <w:kern w:val="0"/>
-                <w:sz w:val="17"/>
-                <w:szCs w:val="17"/>
-              </w:rPr>
-              <w:t>var.cdx.format</w:t>
-            </w:r>
-            <w:proofErr w:type="gramEnd"/>
-            <w:r>
-              <w:rPr>
-                <w:rFonts w:ascii="思源黑体 CN Normal" w:eastAsia="思源黑体 CN Normal" w:hAnsi="思源黑体 CN Normal"/>
-                <w:color w:val="FF0000"/>
-                <w:kern w:val="0"/>
-                <w:sz w:val="17"/>
-                <w:szCs w:val="17"/>
-              </w:rPr>
-              <w:t>1_forMP.</w:t>
+            <w:r>
+              <w:rPr>
+                <w:rFonts w:ascii="思源黑体 CN Normal" w:eastAsia="思源黑体 CN Normal" w:hAnsi="思源黑体 CN Normal"/>
+                <w:color w:val="FF0000"/>
+                <w:kern w:val="0"/>
+                <w:sz w:val="17"/>
+                <w:szCs w:val="17"/>
+              </w:rPr>
+              <w:t>var.cdx.format1_forMP.</w:t>
             </w:r>
             <w:r>
               <w:rPr>
@@ -26082,27 +22743,7 @@
                 <w:sz w:val="17"/>
                 <w:szCs w:val="17"/>
               </w:rPr>
-              <w:t xml:space="preserve">{%p if </w:t>
-            </w:r>
-            <w:proofErr w:type="gramStart"/>
-            <w:r>
-              <w:rPr>
-                <w:rFonts w:ascii="思源黑体 CN Normal" w:eastAsia="思源黑体 CN Normal" w:hAnsi="思源黑体 CN Normal"/>
-                <w:kern w:val="0"/>
-                <w:sz w:val="17"/>
-                <w:szCs w:val="17"/>
-              </w:rPr>
-              <w:t>var.cdx.format</w:t>
-            </w:r>
-            <w:proofErr w:type="gramEnd"/>
-            <w:r>
-              <w:rPr>
-                <w:rFonts w:ascii="思源黑体 CN Normal" w:eastAsia="思源黑体 CN Normal" w:hAnsi="思源黑体 CN Normal"/>
-                <w:kern w:val="0"/>
-                <w:sz w:val="17"/>
-                <w:szCs w:val="17"/>
-              </w:rPr>
-              <w:t>1_forMP.BRCA1_snvindel%}</w:t>
+              <w:t>{%p if var.cdx.format1_forMP.BRCA1_snvindel%}</w:t>
             </w:r>
           </w:p>
           <w:p>
@@ -26126,27 +22767,15 @@
               </w:rPr>
               <w:t>{{[</w:t>
             </w:r>
-            <w:proofErr w:type="gramStart"/>
-            <w:r>
-              <w:rPr>
-                <w:rFonts w:ascii="思源黑体 CN Normal" w:eastAsia="思源黑体 CN Normal" w:hAnsi="思源黑体 CN Normal"/>
-                <w:color w:val="FF0000"/>
-                <w:kern w:val="0"/>
-                <w:sz w:val="17"/>
-                <w:szCs w:val="17"/>
-              </w:rPr>
-              <w:t>var.cdx.format</w:t>
-            </w:r>
-            <w:proofErr w:type="gramEnd"/>
-            <w:r>
-              <w:rPr>
-                <w:rFonts w:ascii="思源黑体 CN Normal" w:eastAsia="思源黑体 CN Normal" w:hAnsi="思源黑体 CN Normal"/>
-                <w:color w:val="FF0000"/>
-                <w:kern w:val="0"/>
-                <w:sz w:val="17"/>
-                <w:szCs w:val="17"/>
-              </w:rPr>
-              <w:t>1_forMP.</w:t>
+            <w:r>
+              <w:rPr>
+                <w:rFonts w:ascii="思源黑体 CN Normal" w:eastAsia="思源黑体 CN Normal" w:hAnsi="思源黑体 CN Normal"/>
+                <w:color w:val="FF0000"/>
+                <w:kern w:val="0"/>
+                <w:sz w:val="17"/>
+                <w:szCs w:val="17"/>
+              </w:rPr>
+              <w:t>var.cdx.format1_forMP.</w:t>
             </w:r>
             <w:r>
               <w:rPr>
@@ -26402,27 +23031,7 @@
                 <w:sz w:val="17"/>
                 <w:szCs w:val="17"/>
               </w:rPr>
-              <w:t xml:space="preserve">{%p if </w:t>
-            </w:r>
-            <w:proofErr w:type="gramStart"/>
-            <w:r>
-              <w:rPr>
-                <w:rFonts w:ascii="思源黑体 CN Normal" w:eastAsia="思源黑体 CN Normal" w:hAnsi="思源黑体 CN Normal"/>
-                <w:kern w:val="0"/>
-                <w:sz w:val="17"/>
-                <w:szCs w:val="17"/>
-              </w:rPr>
-              <w:t>var.cdx.format</w:t>
-            </w:r>
-            <w:proofErr w:type="gramEnd"/>
-            <w:r>
-              <w:rPr>
-                <w:rFonts w:ascii="思源黑体 CN Normal" w:eastAsia="思源黑体 CN Normal" w:hAnsi="思源黑体 CN Normal"/>
-                <w:kern w:val="0"/>
-                <w:sz w:val="17"/>
-                <w:szCs w:val="17"/>
-              </w:rPr>
-              <w:t>1_forMP.BRCA2_snvindel%}</w:t>
+              <w:t>{%p if var.cdx.format1_forMP.BRCA2_snvindel%}</w:t>
             </w:r>
           </w:p>
           <w:p>
@@ -26446,27 +23055,15 @@
               </w:rPr>
               <w:t>{{[</w:t>
             </w:r>
-            <w:proofErr w:type="gramStart"/>
-            <w:r>
-              <w:rPr>
-                <w:rFonts w:ascii="思源黑体 CN Normal" w:eastAsia="思源黑体 CN Normal" w:hAnsi="思源黑体 CN Normal"/>
-                <w:color w:val="FF0000"/>
-                <w:kern w:val="0"/>
-                <w:sz w:val="17"/>
-                <w:szCs w:val="17"/>
-              </w:rPr>
-              <w:t>var.cdx.format</w:t>
-            </w:r>
-            <w:proofErr w:type="gramEnd"/>
-            <w:r>
-              <w:rPr>
-                <w:rFonts w:ascii="思源黑体 CN Normal" w:eastAsia="思源黑体 CN Normal" w:hAnsi="思源黑体 CN Normal"/>
-                <w:color w:val="FF0000"/>
-                <w:kern w:val="0"/>
-                <w:sz w:val="17"/>
-                <w:szCs w:val="17"/>
-              </w:rPr>
-              <w:t>1_forMP.BRCA2_snvindel</w:t>
+            <w:r>
+              <w:rPr>
+                <w:rFonts w:ascii="思源黑体 CN Normal" w:eastAsia="思源黑体 CN Normal" w:hAnsi="思源黑体 CN Normal"/>
+                <w:color w:val="FF0000"/>
+                <w:kern w:val="0"/>
+                <w:sz w:val="17"/>
+                <w:szCs w:val="17"/>
+              </w:rPr>
+              <w:t>var.cdx.format1_forMP.BRCA2_snvindel</w:t>
             </w:r>
             <w:r>
               <w:rPr>
@@ -26761,18 +23358,7 @@
                 <w:sz w:val="17"/>
                 <w:szCs w:val="17"/>
               </w:rPr>
-              <w:t>_</w:t>
-            </w:r>
-            <w:proofErr w:type="gramStart"/>
-            <w:r>
-              <w:rPr>
-                <w:rFonts w:ascii="思源黑体 CN Normal" w:eastAsia="思源黑体 CN Normal" w:hAnsi="思源黑体 CN Normal"/>
-                <w:color w:val="FF0000"/>
-                <w:kern w:val="0"/>
-                <w:sz w:val="17"/>
-                <w:szCs w:val="17"/>
-              </w:rPr>
-              <w:t>snvindel</w:t>
+              <w:t>_snvindel</w:t>
             </w:r>
             <w:r>
               <w:rPr>
@@ -26792,18 +23378,7 @@
                 <w:sz w:val="17"/>
                 <w:szCs w:val="17"/>
               </w:rPr>
-              <w:t>sample</w:t>
-            </w:r>
-            <w:proofErr w:type="gramEnd"/>
-            <w:r>
-              <w:rPr>
-                <w:rFonts w:ascii="思源黑体 CN Normal" w:eastAsia="思源黑体 CN Normal" w:hAnsi="思源黑体 CN Normal"/>
-                <w:color w:val="FF0000"/>
-                <w:kern w:val="0"/>
-                <w:sz w:val="17"/>
-                <w:szCs w:val="17"/>
-              </w:rPr>
-              <w:t>]|cdx_type1</w:t>
+              <w:t>sample]|cdx_type1</w:t>
             </w:r>
             <w:r>
               <w:rPr>
@@ -26946,6 +23521,7 @@
           <w:sz w:val="16"/>
           <w:szCs w:val="16"/>
         </w:rPr>
+        <w:lastRenderedPageBreak/>
         <w:t>上表所列基因为实体瘤临床诊疗指南中推荐检测的基因，所列变异为具有明确临床意义或致癌/致病性变异，为临床诊疗方案的确定提供参考。</w:t>
       </w:r>
     </w:p>
@@ -26972,7 +23548,6 @@
           <w:szCs w:val="18"/>
           <w:highlight w:val="yellow"/>
         </w:rPr>
-        <w:lastRenderedPageBreak/>
         <w:t>{</w:t>
       </w:r>
       <w:r>
